--- a/EL5.docx
+++ b/EL5.docx
@@ -7,7 +7,7 @@
         <w:pStyle w:val="Title"/>
       </w:pPr>
       <w:r>
-        <w:t xml:space="preserve">EL5: Analysis pipelines</w:t>
+        <w:t xml:space="preserve">EL5: Reproducibility</w:t>
       </w:r>
     </w:p>
     <w:p>
@@ -15,16 +15,16 @@
         <w:pStyle w:val="Subtitle"/>
       </w:pPr>
       <w:r>
-        <w:t xml:space="preserve">{targets} and reproducible analysis</w:t>
-      </w:r>
-    </w:p>
-    <w:bookmarkStart w:id="20" w:name="not-a-single-r-script"/>
+        <w:t xml:space="preserve">Reproducible analysis and {targets}</w:t>
+      </w:r>
+    </w:p>
+    <w:bookmarkStart w:id="25" w:name="reading"/>
     <w:p>
       <w:pPr>
         <w:pStyle w:val="Heading2"/>
       </w:pPr>
       <w:r>
-        <w:t xml:space="preserve">Not a single R script</w:t>
+        <w:t xml:space="preserve">Reading</w:t>
       </w:r>
     </w:p>
     <w:p>
@@ -36,7 +36,25 @@
         </w:numPr>
       </w:pPr>
       <w:r>
-        <w:t xml:space="preserve">Real projects are more complex than a single R script!</w:t>
+        <w:t xml:space="preserve">Baker (2016)</w:t>
+      </w:r>
+      <w:r>
+        <w:t xml:space="preserve"> </w:t>
+      </w:r>
+      <w:r>
+        <w:t xml:space="preserve">and</w:t>
+      </w:r>
+      <w:r>
+        <w:t xml:space="preserve"> </w:t>
+      </w:r>
+      <w:r>
+        <w:t xml:space="preserve">Oliveira Andrade (2025)</w:t>
+      </w:r>
+      <w:r>
+        <w:t xml:space="preserve"> </w:t>
+      </w:r>
+      <w:r>
+        <w:t xml:space="preserve">motivates why reproducible analysis is important!</w:t>
       </w:r>
     </w:p>
     <w:p>
@@ -48,7 +66,13 @@
         </w:numPr>
       </w:pPr>
       <w:r>
-        <w:t xml:space="preserve">Multiple scripts</w:t>
+        <w:t xml:space="preserve">Peng and Hicks (2021)</w:t>
+      </w:r>
+      <w:r>
+        <w:t xml:space="preserve"> </w:t>
+      </w:r>
+      <w:r>
+        <w:t xml:space="preserve">introduce and elaborate more on the subject.</w:t>
       </w:r>
     </w:p>
     <w:p>
@@ -60,109 +84,535 @@
         </w:numPr>
       </w:pPr>
       <w:r>
-        <w:t xml:space="preserve">Data files</w:t>
-      </w:r>
-    </w:p>
-    <w:p>
-      <w:pPr>
-        <w:pStyle w:val="Compact"/>
+        <w:t xml:space="preserve">Nguyen (2022)</w:t>
+      </w:r>
+      <w:r>
+        <w:t xml:space="preserve"> </w:t>
+      </w:r>
+      <w:r>
+        <w:t xml:space="preserve">only read section</w:t>
+      </w:r>
+      <w:r>
+        <w:t xml:space="preserve"> </w:t>
+      </w:r>
+      <w:r>
+        <w:t xml:space="preserve">“Basic Introduction to Docker and Containers”</w:t>
+      </w:r>
+      <w:r>
+        <w:t xml:space="preserve"> </w:t>
+      </w:r>
+      <w:r>
+        <w:t xml:space="preserve">in chapter 2 (but you do not need to install Docker for this course)</w:t>
+      </w:r>
+    </w:p>
+    <w:p>
+      <w:r>
+        <w:pict>
+          <v:rect style="width:0;height:1.5pt" o:hralign="center" o:hrstd="t" o:hr="t"/>
+        </w:pict>
+      </w:r>
+    </w:p>
+    <w:tbl>
+      <w:tblPr>
+        <w:tblStyle w:val="Table"/>
+        <w:tblLook w:firstRow="0" w:lastRow="0" w:firstColumn="0" w:lastColumn="0" w:noHBand="0" w:noVBand="0" w:val="0000"/>
+        <w:tblBorders>
+          <w:top w:val="single" w:sz="4" w:space="0" w:color="00A047"/>
+          <w:left w:val="single" w:sz="24" w:space="0" w:color="00A047"/>
+          <w:bottom w:val="single" w:sz="4" w:space="0" w:color="00A047"/>
+          <w:right w:val="single" w:sz="4" w:space="0" w:color="00A047"/>
+        </w:tblBorders>
+        <w:tblCellMar>
+          <w:left w:w="144" w:type="dxa"/>
+          <w:right w:w="144" w:type="dxa"/>
+        </w:tblCellMar>
+        <w:tblLook w:firstRow="0" w:lastRow="0" w:firstColumn="0" w:lastColumn="0" w:noHBand="0" w:noVBand="0" w:val="0000"/>
+      </w:tblPr>
+      <w:tr>
+        <w:trPr>
+          <w:cantSplit/>
+        </w:trPr>
+        <w:tc>
+          <w:tcPr>
+            <w:shd w:color="auto" w:fill="ccf1e3" w:val="clear"/>
+            <w:tcMar>
+              <w:top w:w="92" w:type="dxa"/>
+              <w:bottom w:w="92" w:type="dxa"/>
+            </w:tcMar>
+          </w:tcPr>
+          <w:p>
+            <w:pPr>
+              <w:pStyle w:val="FirstParagraph"/>
+            </w:pPr>
+            <w:pPr>
+              <w:spacing w:before="0" w:after="0"/>
+              <w:textAlignment w:val="center"/>
+            </w:pPr>
+            <w:r>
+              <w:drawing>
+                <wp:inline>
+                  <wp:extent cx="152400" cy="152400"/>
+                  <wp:effectExtent b="0" l="0" r="0" t="0"/>
+                  <wp:docPr descr="" title="" id="21" name="Picture"/>
+                  <a:graphic>
+                    <a:graphicData uri="http://schemas.openxmlformats.org/drawingml/2006/picture">
+                      <pic:pic>
+                        <pic:nvPicPr>
+                          <pic:cNvPr descr="/Applications/quarto/share/formats/docx/tip.png" id="22" name="Picture"/>
+                          <pic:cNvPicPr>
+                            <a:picLocks noChangeArrowheads="1" noChangeAspect="1"/>
+                          </pic:cNvPicPr>
+                        </pic:nvPicPr>
+                        <pic:blipFill>
+                          <a:blip r:embed="rId20"/>
+                          <a:stretch>
+                            <a:fillRect/>
+                          </a:stretch>
+                        </pic:blipFill>
+                        <pic:spPr bwMode="auto">
+                          <a:xfrm>
+                            <a:off x="0" y="0"/>
+                            <a:ext cx="152400" cy="152400"/>
+                          </a:xfrm>
+                          <a:prstGeom prst="rect">
+                            <a:avLst/>
+                          </a:prstGeom>
+                          <a:noFill/>
+                          <a:ln w="9525">
+                            <a:noFill/>
+                            <a:headEnd/>
+                            <a:tailEnd/>
+                          </a:ln>
+                        </pic:spPr>
+                      </pic:pic>
+                    </a:graphicData>
+                  </a:graphic>
+                </wp:inline>
+              </w:drawing>
+            </w:r>
+            <w:r>
+              <w:t xml:space="preserve"> </w:t>
+            </w:r>
+            <w:r>
+              <w:t xml:space="preserve"> </w:t>
+            </w:r>
+            <w:r>
+              <w:t xml:space="preserve">Consider</w:t>
+            </w:r>
+          </w:p>
+        </w:tc>
+      </w:tr>
+      <w:tr>
+        <w:trPr>
+          <w:cantSplit/>
+        </w:trPr>
+        <w:tc>
+          <w:tcPr>
+            <w:tcMar>
+              <w:top w:w="108" w:type="dxa"/>
+              <w:bottom w:w="108" w:type="dxa"/>
+            </w:tcMar>
+          </w:tcPr>
+          <w:p>
+            <w:pPr>
+              <w:numPr>
+                <w:ilvl w:val="0"/>
+                <w:numId w:val="1002"/>
+              </w:numPr>
+            </w:pPr>
+            <w:r>
+              <w:t xml:space="preserve">After reading papers like these, one might be tempted to conclude that nothing is trustworthy — not even our own analyses. If every result comes with assumptions, uncertainty, and potential bias, what does trust really mean? Statisticians live in a world of probabilities, but most people prefer certainty.</w:t>
+            </w:r>
+          </w:p>
+          <w:p>
+            <w:pPr>
+              <w:numPr>
+                <w:ilvl w:val="0"/>
+                <w:numId w:val="1002"/>
+              </w:numPr>
+            </w:pPr>
+            <w:r>
+              <w:t xml:space="preserve">Reproducibility might sound like a good thing but how much does the technical details matter if we are not allowed to freely share the underlying health care data anyway?</w:t>
+            </w:r>
+          </w:p>
+          <w:p/>
+        </w:tc>
+      </w:tr>
+    </w:tbl>
+    <w:p>
+      <w:pPr>
+        <w:pStyle w:val="FirstParagraph"/>
+      </w:pPr>
+      <w:r>
+        <w:rPr>
+          <w:b/>
+          <w:bCs/>
+        </w:rPr>
+        <w:t xml:space="preserve">For reference:</w:t>
+      </w:r>
+    </w:p>
+    <w:p>
+      <w:pPr>
         <w:numPr>
           <w:ilvl w:val="0"/>
-          <w:numId w:val="1001"/>
-        </w:numPr>
-      </w:pPr>
-      <w:r>
-        <w:t xml:space="preserve">Documentation</w:t>
-      </w:r>
-    </w:p>
-    <w:p>
-      <w:pPr>
-        <w:pStyle w:val="Compact"/>
+          <w:numId w:val="1003"/>
+        </w:numPr>
+      </w:pPr>
+      <w:hyperlink r:id="rId23">
+        <w:r>
+          <w:rPr>
+            <w:rStyle w:val="Hyperlink"/>
+          </w:rPr>
+          <w:t xml:space="preserve">Targets overview</w:t>
+        </w:r>
+      </w:hyperlink>
+    </w:p>
+    <w:p>
+      <w:pPr>
         <w:numPr>
           <w:ilvl w:val="0"/>
-          <w:numId w:val="1001"/>
-        </w:numPr>
-      </w:pPr>
-      <w:r>
-        <w:t xml:space="preserve">Reports</w:t>
-      </w:r>
-    </w:p>
-    <w:p>
-      <w:pPr>
-        <w:pStyle w:val="Compact"/>
+          <w:numId w:val="1003"/>
+        </w:numPr>
+      </w:pPr>
+      <w:hyperlink r:id="rId24">
+        <w:r>
+          <w:rPr>
+            <w:rStyle w:val="Hyperlink"/>
+          </w:rPr>
+          <w:t xml:space="preserve">Target manual</w:t>
+        </w:r>
+      </w:hyperlink>
+    </w:p>
+    <w:bookmarkEnd w:id="25"/>
+    <w:bookmarkStart w:id="31" w:name="practice"/>
+    <w:p>
+      <w:pPr>
+        <w:pStyle w:val="Heading2"/>
+      </w:pPr>
+      <w:r>
+        <w:t xml:space="preserve">Practice</w:t>
+      </w:r>
+    </w:p>
+    <w:p>
+      <w:pPr>
+        <w:pStyle w:val="FirstParagraph"/>
+      </w:pPr>
+      <w:r>
+        <w:t xml:space="preserve">A workshop with 7 parts was given at the R Medicine conference 2025. Practice according to part 1-3 (part 4-7 are slightly outside the scope of the course and only recommended if you have additional time and interest).</w:t>
+      </w:r>
+    </w:p>
+    <w:p>
+      <w:pPr>
+        <w:pStyle w:val="BodyText"/>
+      </w:pPr>
+      <w:r>
+        <w:t xml:space="preserve">Clone</w:t>
+      </w:r>
+      <w:r>
+        <w:t xml:space="preserve"> </w:t>
+      </w:r>
+      <w:hyperlink r:id="rId26">
+        <w:r>
+          <w:rPr>
+            <w:rStyle w:val="Hyperlink"/>
+          </w:rPr>
+          <w:t xml:space="preserve">this GitHub repo</w:t>
+        </w:r>
+      </w:hyperlink>
+      <w:r>
+        <w:t xml:space="preserve">. Exercies are found in the</w:t>
+      </w:r>
+      <w:r>
+        <w:t xml:space="preserve"> </w:t>
+      </w:r>
+      <w:r>
+        <w:rPr>
+          <w:rStyle w:val="VerbatimChar"/>
+        </w:rPr>
+        <w:t xml:space="preserve">code</w:t>
+      </w:r>
+      <w:r>
+        <w:t xml:space="preserve"> </w:t>
+      </w:r>
+      <w:r>
+        <w:t xml:space="preserve">folder.</w:t>
+      </w:r>
+    </w:p>
+    <w:p>
+      <w:pPr>
+        <w:pStyle w:val="BodyText"/>
+      </w:pPr>
+      <w:r>
+        <w:t xml:space="preserve">Follow the recording from the workshop while you are practicing:</w:t>
+      </w:r>
+      <w:r>
+        <w:t xml:space="preserve"> </w:t>
+      </w:r>
+      <w:hyperlink r:id="rId27">
+        <w:r>
+          <w:rPr>
+            <w:rStyle w:val="Hyperlink"/>
+          </w:rPr>
+          <w:t xml:space="preserve">The power of {targets} package for reproducible data science</w:t>
+        </w:r>
+      </w:hyperlink>
+    </w:p>
+    <w:tbl>
+      <w:tblPr>
+        <w:tblStyle w:val="Table"/>
+        <w:tblLook w:firstRow="0" w:lastRow="0" w:firstColumn="0" w:lastColumn="0" w:noHBand="0" w:noVBand="0" w:val="0000"/>
+        <w:tblBorders>
+          <w:top w:val="single" w:sz="4" w:space="0" w:color="0758E5"/>
+          <w:left w:val="single" w:sz="24" w:space="0" w:color="0758E5"/>
+          <w:bottom w:val="single" w:sz="4" w:space="0" w:color="0758E5"/>
+          <w:right w:val="single" w:sz="4" w:space="0" w:color="0758E5"/>
+        </w:tblBorders>
+        <w:tblCellMar>
+          <w:left w:w="144" w:type="dxa"/>
+          <w:right w:w="144" w:type="dxa"/>
+        </w:tblCellMar>
+        <w:tblLook w:firstRow="0" w:lastRow="0" w:firstColumn="0" w:lastColumn="0" w:noHBand="0" w:noVBand="0" w:val="0000"/>
+      </w:tblPr>
+      <w:tr>
+        <w:trPr>
+          <w:cantSplit/>
+        </w:trPr>
+        <w:tc>
+          <w:tcPr>
+            <w:shd w:color="auto" w:fill="dae6fb" w:val="clear"/>
+            <w:tcMar>
+              <w:top w:w="92" w:type="dxa"/>
+              <w:bottom w:w="92" w:type="dxa"/>
+            </w:tcMar>
+          </w:tcPr>
+          <w:p>
+            <w:pPr>
+              <w:pStyle w:val="BodyText"/>
+            </w:pPr>
+            <w:pPr>
+              <w:spacing w:before="0" w:after="0"/>
+              <w:textAlignment w:val="center"/>
+            </w:pPr>
+            <w:r>
+              <w:drawing>
+                <wp:inline>
+                  <wp:extent cx="152400" cy="152400"/>
+                  <wp:effectExtent b="0" l="0" r="0" t="0"/>
+                  <wp:docPr descr="" title="" id="29" name="Picture"/>
+                  <a:graphic>
+                    <a:graphicData uri="http://schemas.openxmlformats.org/drawingml/2006/picture">
+                      <pic:pic>
+                        <pic:nvPicPr>
+                          <pic:cNvPr descr="/Applications/quarto/share/formats/docx/note.png" id="30" name="Picture"/>
+                          <pic:cNvPicPr>
+                            <a:picLocks noChangeArrowheads="1" noChangeAspect="1"/>
+                          </pic:cNvPicPr>
+                        </pic:nvPicPr>
+                        <pic:blipFill>
+                          <a:blip r:embed="rId28"/>
+                          <a:stretch>
+                            <a:fillRect/>
+                          </a:stretch>
+                        </pic:blipFill>
+                        <pic:spPr bwMode="auto">
+                          <a:xfrm>
+                            <a:off x="0" y="0"/>
+                            <a:ext cx="152400" cy="152400"/>
+                          </a:xfrm>
+                          <a:prstGeom prst="rect">
+                            <a:avLst/>
+                          </a:prstGeom>
+                          <a:noFill/>
+                          <a:ln w="9525">
+                            <a:noFill/>
+                            <a:headEnd/>
+                            <a:tailEnd/>
+                          </a:ln>
+                        </pic:spPr>
+                      </pic:pic>
+                    </a:graphicData>
+                  </a:graphic>
+                </wp:inline>
+              </w:drawing>
+            </w:r>
+            <w:r>
+              <w:t xml:space="preserve"> </w:t>
+            </w:r>
+            <w:r>
+              <w:t xml:space="preserve"> </w:t>
+            </w:r>
+            <w:r>
+              <w:t xml:space="preserve">Notes on the recording</w:t>
+            </w:r>
+          </w:p>
+        </w:tc>
+      </w:tr>
+      <w:tr>
+        <w:trPr>
+          <w:cantSplit/>
+        </w:trPr>
+        <w:tc>
+          <w:tcPr>
+            <w:tcMar>
+              <w:top w:w="108" w:type="dxa"/>
+              <w:bottom w:w="108" w:type="dxa"/>
+            </w:tcMar>
+          </w:tcPr>
+          <w:p>
+            <w:pPr>
+              <w:pStyle w:val="Compact"/>
+              <w:numPr>
+                <w:ilvl w:val="0"/>
+                <w:numId w:val="1004"/>
+              </w:numPr>
+            </w:pPr>
+            <w:r>
+              <w:t xml:space="preserve">The full video is close to three hours long, but this includes breaks as well as the more advanced topics that are not mandatory (only the first 92 minutes, which includes several 10 min breaks is mandatory). Nevertheless, it is recommended to watch the full video (just watching part 4-7 for inspirational purposes without doing the exercises and without any expectation to fully grasp all the details).</w:t>
+            </w:r>
+          </w:p>
+          <w:p>
+            <w:pPr>
+              <w:pStyle w:val="Compact"/>
+              <w:numPr>
+                <w:ilvl w:val="0"/>
+                <w:numId w:val="1004"/>
+              </w:numPr>
+            </w:pPr>
+            <w:r>
+              <w:t xml:space="preserve">RStudio is used in the recording. Please try to use Positron; however, feel free to revert to RStudio this time if following the instructions in one application while working in another feels overwhelming.</w:t>
+            </w:r>
+          </w:p>
+          <w:p>
+            <w:pPr>
+              <w:pStyle w:val="Compact"/>
+              <w:numPr>
+                <w:ilvl w:val="0"/>
+                <w:numId w:val="1004"/>
+              </w:numPr>
+            </w:pPr>
+            <w:r>
+              <w:t xml:space="preserve">You may recognise some of the material from Part 3, as presented during the lecture</w:t>
+            </w:r>
+          </w:p>
+          <w:p/>
+        </w:tc>
+      </w:tr>
+    </w:tbl>
+    <w:p>
+      <w:pPr>
+        <w:pStyle w:val="FirstParagraph"/>
+      </w:pPr>
+      <w:r>
+        <w:t xml:space="preserve">This practice is homework (no dedicated computer session is targeting targets but you should use at least some components of it in a later project, so you should practice the basics now)!</w:t>
+      </w:r>
+    </w:p>
+    <w:p>
+      <w:r>
+        <w:pict>
+          <v:rect style="width:0;height:1.5pt" o:hralign="center" o:hrstd="t" o:hr="t"/>
+        </w:pict>
+      </w:r>
+    </w:p>
+    <w:p>
+      <w:pPr>
+        <w:pStyle w:val="BlockText"/>
+      </w:pPr>
+      <w:r>
+        <w:t xml:space="preserve">An article about computational science in a scientific publication is not the scholarship itself, it is merely advertising of the scholarship. The actual scholarship is the complete software development environment and the complete set of instructions which generated the figures. / Buckheit &amp; Donoho</w:t>
+      </w:r>
+    </w:p>
+    <w:p>
+      <w:pPr>
+        <w:pStyle w:val="BlockText"/>
+      </w:pPr>
+      <w:r>
+        <w:t xml:space="preserve">[…] importance of having a clear understanding of how data analysis was conducted when critical life and death decisions must be made. / Peng et al. 2021</w:t>
+      </w:r>
+    </w:p>
+    <w:bookmarkEnd w:id="31"/>
+    <w:bookmarkStart w:id="68" w:name="reproducible-analysis"/>
+    <w:p>
+      <w:pPr>
+        <w:pStyle w:val="Heading1"/>
+      </w:pPr>
+      <w:r>
+        <w:t xml:space="preserve">Reproducible analysis</w:t>
+      </w:r>
+    </w:p>
+    <w:p>
+      <w:pPr>
+        <w:pStyle w:val="FirstParagraph"/>
+      </w:pPr>
+      <w:r>
+        <w:rPr>
+          <w:b/>
+          <w:bCs/>
+        </w:rPr>
+        <w:t xml:space="preserve">The definition</w:t>
+      </w:r>
+      <w:r>
+        <w:t xml:space="preserve"> </w:t>
+      </w:r>
+      <w:r>
+        <w:t xml:space="preserve">of reproducible research generally consists of the following elements.</w:t>
+      </w:r>
+    </w:p>
+    <w:p>
+      <w:pPr>
+        <w:pStyle w:val="BlockText"/>
+      </w:pPr>
+      <w:r>
+        <w:t xml:space="preserve">A published data analysis is reproducible if the analytic data sets and the computer code used to create the data analysis are made available to others for independent study and analysis</w:t>
+      </w:r>
+    </w:p>
+    <w:p>
+      <w:pPr>
+        <w:pStyle w:val="FirstParagraph"/>
+      </w:pPr>
+      <w:r>
+        <w:t xml:space="preserve">This is rather vague …</w:t>
+      </w:r>
+    </w:p>
+    <w:bookmarkStart w:id="38" w:name="why-is-this-a-problem"/>
+    <w:p>
+      <w:pPr>
+        <w:pStyle w:val="Heading2"/>
+      </w:pPr>
+      <w:r>
+        <w:t xml:space="preserve">Why is this a problem?</w:t>
+      </w:r>
+    </w:p>
+    <w:p>
+      <w:pPr>
         <w:numPr>
           <w:ilvl w:val="0"/>
-          <w:numId w:val="1001"/>
-        </w:numPr>
-      </w:pPr>
-      <w:r>
-        <w:t xml:space="preserve">Version control</w:t>
-      </w:r>
-    </w:p>
-    <w:p>
-      <w:pPr>
-        <w:pStyle w:val="Compact"/>
+          <w:numId w:val="1005"/>
+        </w:numPr>
+      </w:pPr>
+      <w:r>
+        <w:t xml:space="preserve">Many, even simple, results depend on a precise record of procedures and processing and the order in which they occur.</w:t>
+      </w:r>
+    </w:p>
+    <w:p>
+      <w:pPr>
         <w:numPr>
           <w:ilvl w:val="0"/>
-          <w:numId w:val="1001"/>
-        </w:numPr>
-      </w:pPr>
-      <w:r>
-        <w:t xml:space="preserve">Reproducible workflows</w:t>
-      </w:r>
-    </w:p>
-    <w:bookmarkEnd w:id="20"/>
-    <w:bookmarkStart w:id="24" w:name="project-structure"/>
-    <w:p>
-      <w:pPr>
-        <w:pStyle w:val="Heading2"/>
-      </w:pPr>
-      <w:r>
-        <w:t xml:space="preserve">Project structure</w:t>
-      </w:r>
-    </w:p>
-    <w:p>
-      <w:pPr>
-        <w:pStyle w:val="FirstParagraph"/>
-      </w:pPr>
-      <w:r>
-        <w:t xml:space="preserve">Common file structures</w:t>
-      </w:r>
-    </w:p>
-    <w:p>
-      <w:pPr>
-        <w:pStyle w:val="Compact"/>
+          <w:numId w:val="1005"/>
+        </w:numPr>
+      </w:pPr>
+      <w:r>
+        <w:t xml:space="preserve">Many statistical algorithms have many tuning parameters that can dramatically change the results if they are not inputted exactly the same way as was done by the original investigators.</w:t>
+      </w:r>
+    </w:p>
+    <w:p>
+      <w:pPr>
         <w:numPr>
           <w:ilvl w:val="0"/>
-          <w:numId w:val="1002"/>
-        </w:numPr>
-      </w:pPr>
-      <w:r>
-        <w:t xml:space="preserve">Help you organize your thoughts</w:t>
-      </w:r>
-    </w:p>
-    <w:p>
-      <w:pPr>
-        <w:pStyle w:val="Compact"/>
-        <w:numPr>
-          <w:ilvl w:val="0"/>
-          <w:numId w:val="1002"/>
-        </w:numPr>
-      </w:pPr>
-      <w:r>
-        <w:t xml:space="preserve">Help others to collaborate</w:t>
-      </w:r>
-    </w:p>
-    <w:p>
-      <w:pPr>
-        <w:pStyle w:val="Compact"/>
-        <w:numPr>
-          <w:ilvl w:val="0"/>
-          <w:numId w:val="1002"/>
-        </w:numPr>
-      </w:pPr>
-      <w:r>
-        <w:t xml:space="preserve">simplifies paths used in your code</w:t>
+          <w:numId w:val="1005"/>
+        </w:numPr>
+      </w:pPr>
+      <w:r>
+        <w:t xml:space="preserve">If any of these myriad details are not properly recorded in the code, then there is a significant possibility that the results produced by others will differ from the original investigators’ results.</w:t>
       </w:r>
     </w:p>
     <w:p>
@@ -172,20 +622,20 @@
       <w:r>
         <w:drawing>
           <wp:inline>
-            <wp:extent cx="1778000" cy="3251200"/>
+            <wp:extent cx="5334000" cy="4858789"/>
             <wp:effectExtent b="0" l="0" r="0" t="0"/>
-            <wp:docPr descr="" title="" id="22" name="Picture"/>
+            <wp:docPr descr="" title="" id="33" name="Picture"/>
             <a:graphic>
               <a:graphicData uri="http://schemas.openxmlformats.org/drawingml/2006/picture">
                 <pic:pic>
                   <pic:nvPicPr>
-                    <pic:cNvPr descr="images/paste-1.png" id="23" name="Picture"/>
+                    <pic:cNvPr descr="images/paste-7.png" id="34" name="Picture"/>
                     <pic:cNvPicPr>
                       <a:picLocks noChangeArrowheads="1" noChangeAspect="1"/>
                     </pic:cNvPicPr>
                   </pic:nvPicPr>
                   <pic:blipFill>
-                    <a:blip r:embed="rId21"/>
+                    <a:blip r:embed="rId32"/>
                     <a:stretch>
                       <a:fillRect/>
                     </a:stretch>
@@ -193,7 +643,7 @@
                   <pic:spPr bwMode="auto">
                     <a:xfrm>
                       <a:off x="0" y="0"/>
-                      <a:ext cx="1778000" cy="3251200"/>
+                      <a:ext cx="5334000" cy="4858789"/>
                     </a:xfrm>
                     <a:prstGeom prst="rect">
                       <a:avLst/>
@@ -212,727 +662,6 @@
         </w:drawing>
       </w:r>
     </w:p>
-    <w:bookmarkEnd w:id="24"/>
-    <w:bookmarkStart w:id="25" w:name="example-structure"/>
-    <w:p>
-      <w:pPr>
-        <w:pStyle w:val="Heading2"/>
-      </w:pPr>
-      <w:r>
-        <w:t xml:space="preserve">Example structure</w:t>
-      </w:r>
-    </w:p>
-    <w:p>
-      <w:pPr>
-        <w:pStyle w:val="SourceCode"/>
-      </w:pPr>
-      <w:r>
-        <w:rPr>
-          <w:rStyle w:val="VerbatimChar"/>
-        </w:rPr>
-        <w:t xml:space="preserve">/.../my_project/</w:t>
-      </w:r>
-      <w:r>
-        <w:br/>
-      </w:r>
-      <w:r>
-        <w:rPr>
-          <w:rStyle w:val="VerbatimChar"/>
-        </w:rPr>
-        <w:t xml:space="preserve">  ├── README.md        - project documentation</w:t>
-      </w:r>
-      <w:r>
-        <w:br/>
-      </w:r>
-      <w:r>
-        <w:rPr>
-          <w:rStyle w:val="VerbatimChar"/>
-        </w:rPr>
-        <w:t xml:space="preserve">  ├── TODO             - what should be done next?</w:t>
-      </w:r>
-      <w:r>
-        <w:br/>
-      </w:r>
-      <w:r>
-        <w:rPr>
-          <w:rStyle w:val="VerbatimChar"/>
-        </w:rPr>
-        <w:t xml:space="preserve">  ├── .git             - handled by git (hidden folder)</w:t>
-      </w:r>
-      <w:r>
-        <w:br/>
-      </w:r>
-      <w:r>
-        <w:rPr>
-          <w:rStyle w:val="VerbatimChar"/>
-        </w:rPr>
-        <w:t xml:space="preserve">  ├── .gitignore       - used by git but your responsibility!</w:t>
-      </w:r>
-      <w:r>
-        <w:br/>
-      </w:r>
-      <w:r>
-        <w:rPr>
-          <w:rStyle w:val="VerbatimChar"/>
-        </w:rPr>
-        <w:t xml:space="preserve">  ├── data/            - your data files (not under version control!)</w:t>
-      </w:r>
-      <w:r>
-        <w:br/>
-      </w:r>
-      <w:r>
-        <w:rPr>
-          <w:rStyle w:val="VerbatimChar"/>
-        </w:rPr>
-        <w:t xml:space="preserve">      ├── cancer.csv </w:t>
-      </w:r>
-      <w:r>
-        <w:br/>
-      </w:r>
-      <w:r>
-        <w:rPr>
-          <w:rStyle w:val="VerbatimChar"/>
-        </w:rPr>
-        <w:t xml:space="preserve">      └── patients.qs </w:t>
-      </w:r>
-      <w:r>
-        <w:br/>
-      </w:r>
-      <w:r>
-        <w:rPr>
-          <w:rStyle w:val="VerbatimChar"/>
-        </w:rPr>
-        <w:t xml:space="preserve">  ├── R/               - your saved R functions</w:t>
-      </w:r>
-      <w:r>
-        <w:br/>
-      </w:r>
-      <w:r>
-        <w:rPr>
-          <w:rStyle w:val="VerbatimChar"/>
-        </w:rPr>
-        <w:t xml:space="preserve">      ├── function1.R </w:t>
-      </w:r>
-      <w:r>
-        <w:br/>
-      </w:r>
-      <w:r>
-        <w:rPr>
-          <w:rStyle w:val="VerbatimChar"/>
-        </w:rPr>
-        <w:t xml:space="preserve">      └── function2.R</w:t>
-      </w:r>
-      <w:r>
-        <w:br/>
-      </w:r>
-      <w:r>
-        <w:rPr>
-          <w:rStyle w:val="VerbatimChar"/>
-        </w:rPr>
-        <w:t xml:space="preserve">  ├── ...</w:t>
-      </w:r>
-      <w:r>
-        <w:br/>
-      </w:r>
-      <w:r>
-        <w:rPr>
-          <w:rStyle w:val="VerbatimChar"/>
-        </w:rPr>
-        <w:t xml:space="preserve">  ├── ...</w:t>
-      </w:r>
-      <w:r>
-        <w:br/>
-      </w:r>
-      <w:r>
-        <w:rPr>
-          <w:rStyle w:val="VerbatimChar"/>
-        </w:rPr>
-        <w:t xml:space="preserve">  └── _targets.R       - targets pipeline script (WHAT??? :-))</w:t>
-      </w:r>
-    </w:p>
-    <w:bookmarkEnd w:id="25"/>
-    <w:bookmarkStart w:id="26" w:name="readme.md"/>
-    <w:p>
-      <w:pPr>
-        <w:pStyle w:val="Heading2"/>
-      </w:pPr>
-      <w:r>
-        <w:rPr>
-          <w:rStyle w:val="VerbatimChar"/>
-        </w:rPr>
-        <w:t xml:space="preserve">README.md</w:t>
-      </w:r>
-    </w:p>
-    <w:p>
-      <w:pPr>
-        <w:pStyle w:val="Compact"/>
-        <w:numPr>
-          <w:ilvl w:val="0"/>
-          <w:numId w:val="1003"/>
-        </w:numPr>
-      </w:pPr>
-      <w:r>
-        <w:t xml:space="preserve">Document the purpose of the project</w:t>
-      </w:r>
-    </w:p>
-    <w:p>
-      <w:pPr>
-        <w:pStyle w:val="Compact"/>
-        <w:numPr>
-          <w:ilvl w:val="0"/>
-          <w:numId w:val="1003"/>
-        </w:numPr>
-      </w:pPr>
-      <w:r>
-        <w:t xml:space="preserve">What is it about?</w:t>
-      </w:r>
-    </w:p>
-    <w:p>
-      <w:pPr>
-        <w:pStyle w:val="Compact"/>
-        <w:numPr>
-          <w:ilvl w:val="0"/>
-          <w:numId w:val="1003"/>
-        </w:numPr>
-      </w:pPr>
-      <w:r>
-        <w:t xml:space="preserve">What is the aim?</w:t>
-      </w:r>
-    </w:p>
-    <w:p>
-      <w:pPr>
-        <w:pStyle w:val="Compact"/>
-        <w:numPr>
-          <w:ilvl w:val="0"/>
-          <w:numId w:val="1003"/>
-        </w:numPr>
-      </w:pPr>
-      <w:r>
-        <w:t xml:space="preserve">Who to contact for questions?</w:t>
-      </w:r>
-    </w:p>
-    <w:p>
-      <w:pPr>
-        <w:pStyle w:val="Compact"/>
-        <w:numPr>
-          <w:ilvl w:val="0"/>
-          <w:numId w:val="1003"/>
-        </w:numPr>
-      </w:pPr>
-      <w:r>
-        <w:t xml:space="preserve">In what circumstances was it created?</w:t>
-      </w:r>
-    </w:p>
-    <w:p>
-      <w:pPr>
-        <w:pStyle w:val="FirstParagraph"/>
-      </w:pPr>
-      <w:r>
-        <w:t xml:space="preserve">Markdown format (simple text with some possible formatting)</w:t>
-      </w:r>
-    </w:p>
-    <w:bookmarkEnd w:id="26"/>
-    <w:bookmarkStart w:id="27" w:name="markdown"/>
-    <w:p>
-      <w:pPr>
-        <w:pStyle w:val="Heading2"/>
-      </w:pPr>
-      <w:r>
-        <w:t xml:space="preserve">Markdown</w:t>
-      </w:r>
-    </w:p>
-    <w:p>
-      <w:pPr>
-        <w:pStyle w:val="FirstParagraph"/>
-      </w:pPr>
-      <w:r>
-        <w:t xml:space="preserve">TODO: intro and give examples + link etc</w:t>
-      </w:r>
-    </w:p>
-    <w:bookmarkEnd w:id="27"/>
-    <w:bookmarkStart w:id="28" w:name="data-folder"/>
-    <w:p>
-      <w:pPr>
-        <w:pStyle w:val="Heading2"/>
-      </w:pPr>
-      <w:r>
-        <w:rPr>
-          <w:rStyle w:val="VerbatimChar"/>
-        </w:rPr>
-        <w:t xml:space="preserve">data</w:t>
-      </w:r>
-      <w:r>
-        <w:t xml:space="preserve"> </w:t>
-      </w:r>
-      <w:r>
-        <w:t xml:space="preserve">folder</w:t>
-      </w:r>
-    </w:p>
-    <w:p>
-      <w:pPr>
-        <w:pStyle w:val="Compact"/>
-        <w:numPr>
-          <w:ilvl w:val="0"/>
-          <w:numId w:val="1004"/>
-        </w:numPr>
-      </w:pPr>
-      <w:r>
-        <w:t xml:space="preserve">Store your data files here as they are when you get them</w:t>
-      </w:r>
-    </w:p>
-    <w:p>
-      <w:pPr>
-        <w:pStyle w:val="Compact"/>
-        <w:numPr>
-          <w:ilvl w:val="0"/>
-          <w:numId w:val="1004"/>
-        </w:numPr>
-      </w:pPr>
-      <w:r>
-        <w:t xml:space="preserve">Avoid any modifications to the raw files!</w:t>
-      </w:r>
-    </w:p>
-    <w:p>
-      <w:pPr>
-        <w:pStyle w:val="Compact"/>
-        <w:numPr>
-          <w:ilvl w:val="0"/>
-          <w:numId w:val="1004"/>
-        </w:numPr>
-      </w:pPr>
-      <w:r>
-        <w:t xml:space="preserve">It is very easy to forget what you do if it can not be traced by code</w:t>
-      </w:r>
-    </w:p>
-    <w:p>
-      <w:pPr>
-        <w:pStyle w:val="Compact"/>
-        <w:numPr>
-          <w:ilvl w:val="0"/>
-          <w:numId w:val="1004"/>
-        </w:numPr>
-      </w:pPr>
-      <w:r>
-        <w:t xml:space="preserve">Do NOT include this folder in version control!</w:t>
-      </w:r>
-    </w:p>
-    <w:p>
-      <w:pPr>
-        <w:pStyle w:val="Compact"/>
-        <w:numPr>
-          <w:ilvl w:val="0"/>
-          <w:numId w:val="1004"/>
-        </w:numPr>
-      </w:pPr>
-      <w:r>
-        <w:t xml:space="preserve">Git is not good at handling large files</w:t>
-      </w:r>
-    </w:p>
-    <w:p>
-      <w:pPr>
-        <w:pStyle w:val="Compact"/>
-        <w:numPr>
-          <w:ilvl w:val="0"/>
-          <w:numId w:val="1004"/>
-        </w:numPr>
-      </w:pPr>
-      <w:r>
-        <w:t xml:space="preserve">Sensitive data should not be shared!</w:t>
-      </w:r>
-    </w:p>
-    <w:p>
-      <w:pPr>
-        <w:pStyle w:val="Compact"/>
-        <w:numPr>
-          <w:ilvl w:val="0"/>
-          <w:numId w:val="1004"/>
-        </w:numPr>
-      </w:pPr>
-      <w:r>
-        <w:t xml:space="preserve">Add</w:t>
-      </w:r>
-      <w:r>
-        <w:t xml:space="preserve"> </w:t>
-      </w:r>
-      <w:r>
-        <w:rPr>
-          <w:rStyle w:val="VerbatimChar"/>
-        </w:rPr>
-        <w:t xml:space="preserve">data/*</w:t>
-      </w:r>
-      <w:r>
-        <w:t xml:space="preserve"> </w:t>
-      </w:r>
-      <w:r>
-        <w:t xml:space="preserve">to your</w:t>
-      </w:r>
-      <w:r>
-        <w:t xml:space="preserve"> </w:t>
-      </w:r>
-      <w:r>
-        <w:rPr>
-          <w:rStyle w:val="VerbatimChar"/>
-        </w:rPr>
-        <w:t xml:space="preserve">.gitignore</w:t>
-      </w:r>
-      <w:r>
-        <w:t xml:space="preserve"> </w:t>
-      </w:r>
-      <w:r>
-        <w:t xml:space="preserve">file</w:t>
-      </w:r>
-    </w:p>
-    <w:p>
-      <w:pPr>
-        <w:pStyle w:val="Compact"/>
-        <w:numPr>
-          <w:ilvl w:val="0"/>
-          <w:numId w:val="1004"/>
-        </w:numPr>
-      </w:pPr>
-      <w:r>
-        <w:t xml:space="preserve">In realistic projects, data might come in varying formats</w:t>
-      </w:r>
-    </w:p>
-    <w:p>
-      <w:pPr>
-        <w:pStyle w:val="Compact"/>
-        <w:numPr>
-          <w:ilvl w:val="1"/>
-          <w:numId w:val="1005"/>
-        </w:numPr>
-      </w:pPr>
-      <w:r>
-        <w:t xml:space="preserve">csv, txt, xlsx, sas7bdat, sav, dta, etc (we will cover some of these later)</w:t>
-      </w:r>
-    </w:p>
-    <w:p>
-      <w:pPr>
-        <w:pStyle w:val="Compact"/>
-        <w:numPr>
-          <w:ilvl w:val="1"/>
-          <w:numId w:val="1005"/>
-        </w:numPr>
-      </w:pPr>
-      <w:r>
-        <w:t xml:space="preserve">some files might be very big (gigabytes not uncommon)</w:t>
-      </w:r>
-    </w:p>
-    <w:bookmarkEnd w:id="28"/>
-    <w:bookmarkStart w:id="29" w:name="gitignore-fiile"/>
-    <w:p>
-      <w:pPr>
-        <w:pStyle w:val="Heading2"/>
-      </w:pPr>
-      <w:r>
-        <w:rPr>
-          <w:rStyle w:val="VerbatimChar"/>
-        </w:rPr>
-        <w:t xml:space="preserve">.gitignore</w:t>
-      </w:r>
-      <w:r>
-        <w:t xml:space="preserve"> </w:t>
-      </w:r>
-      <w:r>
-        <w:t xml:space="preserve">fiile</w:t>
-      </w:r>
-    </w:p>
-    <w:p>
-      <w:pPr>
-        <w:pStyle w:val="FirstParagraph"/>
-      </w:pPr>
-      <w:r>
-        <w:t xml:space="preserve">TODO</w:t>
-      </w:r>
-    </w:p>
-    <w:bookmarkEnd w:id="29"/>
-    <w:bookmarkStart w:id="30" w:name="r-folder"/>
-    <w:p>
-      <w:pPr>
-        <w:pStyle w:val="Heading2"/>
-      </w:pPr>
-      <w:r>
-        <w:rPr>
-          <w:rStyle w:val="VerbatimChar"/>
-        </w:rPr>
-        <w:t xml:space="preserve">R</w:t>
-      </w:r>
-      <w:r>
-        <w:t xml:space="preserve"> </w:t>
-      </w:r>
-      <w:r>
-        <w:t xml:space="preserve">folder</w:t>
-      </w:r>
-    </w:p>
-    <w:p>
-      <w:pPr>
-        <w:pStyle w:val="Compact"/>
-        <w:numPr>
-          <w:ilvl w:val="0"/>
-          <w:numId w:val="1006"/>
-        </w:numPr>
-      </w:pPr>
-      <w:r>
-        <w:t xml:space="preserve">Store your R functions here</w:t>
-      </w:r>
-    </w:p>
-    <w:p>
-      <w:pPr>
-        <w:pStyle w:val="Compact"/>
-        <w:numPr>
-          <w:ilvl w:val="0"/>
-          <w:numId w:val="1006"/>
-        </w:numPr>
-      </w:pPr>
-      <w:r>
-        <w:t xml:space="preserve">You have learned about R functions in the earlier R course</w:t>
-      </w:r>
-    </w:p>
-    <w:p>
-      <w:pPr>
-        <w:pStyle w:val="Compact"/>
-        <w:numPr>
-          <w:ilvl w:val="0"/>
-          <w:numId w:val="1006"/>
-        </w:numPr>
-      </w:pPr>
-      <w:r>
-        <w:t xml:space="preserve">We will cover some more of that later</w:t>
-      </w:r>
-    </w:p>
-    <w:p>
-      <w:pPr>
-        <w:pStyle w:val="Compact"/>
-        <w:numPr>
-          <w:ilvl w:val="0"/>
-          <w:numId w:val="1006"/>
-        </w:numPr>
-      </w:pPr>
-      <w:r>
-        <w:t xml:space="preserve">Document their purpose inline!</w:t>
-      </w:r>
-    </w:p>
-    <w:p>
-      <w:pPr>
-        <w:pStyle w:val="Compact"/>
-        <w:numPr>
-          <w:ilvl w:val="0"/>
-          <w:numId w:val="1006"/>
-        </w:numPr>
-      </w:pPr>
-      <w:r>
-        <w:t xml:space="preserve">Helps you to reuse code</w:t>
-      </w:r>
-    </w:p>
-    <w:p>
-      <w:pPr>
-        <w:pStyle w:val="Compact"/>
-        <w:numPr>
-          <w:ilvl w:val="0"/>
-          <w:numId w:val="1006"/>
-        </w:numPr>
-      </w:pPr>
-      <w:r>
-        <w:t xml:space="preserve">Easier to read main scripts if functions are defined elsewhere</w:t>
-      </w:r>
-    </w:p>
-    <w:p>
-      <w:pPr>
-        <w:pStyle w:val="Compact"/>
-        <w:numPr>
-          <w:ilvl w:val="0"/>
-          <w:numId w:val="1006"/>
-        </w:numPr>
-      </w:pPr>
-      <w:r>
-        <w:t xml:space="preserve">Easier to test and debug code</w:t>
-      </w:r>
-    </w:p>
-    <w:p>
-      <w:pPr>
-        <w:pStyle w:val="Compact"/>
-        <w:numPr>
-          <w:ilvl w:val="0"/>
-          <w:numId w:val="1006"/>
-        </w:numPr>
-      </w:pPr>
-      <w:r>
-        <w:t xml:space="preserve">we eill not cover testing but some about debugging later</w:t>
-      </w:r>
-    </w:p>
-    <w:p>
-      <w:pPr>
-        <w:pStyle w:val="Compact"/>
-        <w:numPr>
-          <w:ilvl w:val="0"/>
-          <w:numId w:val="1006"/>
-        </w:numPr>
-      </w:pPr>
-      <w:r>
-        <w:t xml:space="preserve">Easier to share code between projects</w:t>
-      </w:r>
-    </w:p>
-    <w:bookmarkEnd w:id="30"/>
-    <w:bookmarkStart w:id="31" w:name="reports"/>
-    <w:p>
-      <w:pPr>
-        <w:pStyle w:val="Heading2"/>
-      </w:pPr>
-      <w:r>
-        <w:rPr>
-          <w:rStyle w:val="VerbatimChar"/>
-        </w:rPr>
-        <w:t xml:space="preserve">reports</w:t>
-      </w:r>
-    </w:p>
-    <w:p>
-      <w:pPr>
-        <w:pStyle w:val="Compact"/>
-        <w:numPr>
-          <w:ilvl w:val="0"/>
-          <w:numId w:val="1007"/>
-        </w:numPr>
-      </w:pPr>
-      <w:r>
-        <w:t xml:space="preserve">Separate reports from analysis/data management but integrate them with the analysis pipeline</w:t>
-      </w:r>
-    </w:p>
-    <w:p>
-      <w:pPr>
-        <w:pStyle w:val="Compact"/>
-        <w:numPr>
-          <w:ilvl w:val="0"/>
-          <w:numId w:val="1007"/>
-        </w:numPr>
-      </w:pPr>
-      <w:r>
-        <w:t xml:space="preserve">Quarto documents</w:t>
-      </w:r>
-    </w:p>
-    <w:p>
-      <w:pPr>
-        <w:pStyle w:val="Compact"/>
-        <w:numPr>
-          <w:ilvl w:val="0"/>
-          <w:numId w:val="1007"/>
-        </w:numPr>
-      </w:pPr>
-      <w:r>
-        <w:t xml:space="preserve">Documemnt your analysis and thoughts/decisions along the way</w:t>
-      </w:r>
-    </w:p>
-    <w:p>
-      <w:pPr>
-        <w:pStyle w:val="Compact"/>
-        <w:numPr>
-          <w:ilvl w:val="0"/>
-          <w:numId w:val="1007"/>
-        </w:numPr>
-      </w:pPr>
-      <w:r>
-        <w:t xml:space="preserve">Include figures and tables</w:t>
-      </w:r>
-    </w:p>
-    <w:p>
-      <w:pPr>
-        <w:pStyle w:val="Compact"/>
-        <w:numPr>
-          <w:ilvl w:val="0"/>
-          <w:numId w:val="1007"/>
-        </w:numPr>
-      </w:pPr>
-      <w:r>
-        <w:t xml:space="preserve">To share with external collaborators</w:t>
-      </w:r>
-    </w:p>
-    <w:bookmarkEnd w:id="31"/>
-    <w:bookmarkStart w:id="32" w:name="targets.r-file"/>
-    <w:p>
-      <w:pPr>
-        <w:pStyle w:val="Heading2"/>
-      </w:pPr>
-      <w:r>
-        <w:rPr>
-          <w:rStyle w:val="VerbatimChar"/>
-        </w:rPr>
-        <w:t xml:space="preserve">_targets.R</w:t>
-      </w:r>
-      <w:r>
-        <w:t xml:space="preserve"> </w:t>
-      </w:r>
-      <w:r>
-        <w:t xml:space="preserve">file</w:t>
-      </w:r>
-    </w:p>
-    <w:p>
-      <w:pPr>
-        <w:pStyle w:val="FirstParagraph"/>
-      </w:pPr>
-      <w:r>
-        <w:t xml:space="preserve">Use the</w:t>
-      </w:r>
-      <w:r>
-        <w:t xml:space="preserve"> </w:t>
-      </w:r>
-      <w:r>
-        <w:rPr>
-          <w:rStyle w:val="VerbatimChar"/>
-        </w:rPr>
-        <w:t xml:space="preserve">targets</w:t>
-      </w:r>
-      <w:r>
-        <w:t xml:space="preserve"> </w:t>
-      </w:r>
-      <w:r>
-        <w:t xml:space="preserve">package to create a reproducible data analysis pipeline</w:t>
-      </w:r>
-    </w:p>
-    <w:bookmarkEnd w:id="32"/>
-    <w:bookmarkStart w:id="36" w:name="pipeline"/>
-    <w:p>
-      <w:pPr>
-        <w:pStyle w:val="Heading2"/>
-      </w:pPr>
-      <w:r>
-        <w:t xml:space="preserve">Pipeline</w:t>
-      </w:r>
-    </w:p>
-    <w:p>
-      <w:pPr>
-        <w:pStyle w:val="Compact"/>
-        <w:numPr>
-          <w:ilvl w:val="0"/>
-          <w:numId w:val="1008"/>
-        </w:numPr>
-      </w:pPr>
-      <w:r>
-        <w:t xml:space="preserve">Define steps in your analysis as targets</w:t>
-      </w:r>
-    </w:p>
-    <w:p>
-      <w:pPr>
-        <w:pStyle w:val="Compact"/>
-        <w:numPr>
-          <w:ilvl w:val="0"/>
-          <w:numId w:val="1008"/>
-        </w:numPr>
-      </w:pPr>
-      <w:r>
-        <w:t xml:space="preserve">Define dependencies between targets</w:t>
-      </w:r>
-    </w:p>
-    <w:p>
-      <w:pPr>
-        <w:pStyle w:val="Compact"/>
-        <w:numPr>
-          <w:ilvl w:val="0"/>
-          <w:numId w:val="1008"/>
-        </w:numPr>
-      </w:pPr>
-      <w:r>
-        <w:t xml:space="preserve">Automatically track changes and rerun only necessary parts</w:t>
-      </w:r>
-    </w:p>
     <w:p>
       <w:r>
         <w:pict>
@@ -947,20 +676,4760 @@
       <w:r>
         <w:drawing>
           <wp:inline>
-            <wp:extent cx="5334000" cy="4000499"/>
+            <wp:extent cx="5334000" cy="2990831"/>
             <wp:effectExtent b="0" l="0" r="0" t="0"/>
-            <wp:docPr descr="" title="" id="34" name="Picture"/>
+            <wp:docPr descr="" title="" id="36" name="Picture"/>
             <a:graphic>
               <a:graphicData uri="http://schemas.openxmlformats.org/drawingml/2006/picture">
                 <pic:pic>
                   <pic:nvPicPr>
-                    <pic:cNvPr descr="images/paste-2.png" id="35" name="Picture"/>
+                    <pic:cNvPr descr="images/paste-8.png" id="37" name="Picture"/>
                     <pic:cNvPicPr>
                       <a:picLocks noChangeArrowheads="1" noChangeAspect="1"/>
                     </pic:cNvPicPr>
                   </pic:nvPicPr>
                   <pic:blipFill>
-                    <a:blip r:embed="rId33"/>
+                    <a:blip r:embed="rId35"/>
+                    <a:stretch>
+                      <a:fillRect/>
+                    </a:stretch>
+                  </pic:blipFill>
+                  <pic:spPr bwMode="auto">
+                    <a:xfrm>
+                      <a:off x="0" y="0"/>
+                      <a:ext cx="5334000" cy="2990831"/>
+                    </a:xfrm>
+                    <a:prstGeom prst="rect">
+                      <a:avLst/>
+                    </a:prstGeom>
+                    <a:noFill/>
+                    <a:ln w="9525">
+                      <a:noFill/>
+                      <a:headEnd/>
+                      <a:tailEnd/>
+                    </a:ln>
+                  </pic:spPr>
+                </pic:pic>
+              </a:graphicData>
+            </a:graphic>
+          </wp:inline>
+        </w:drawing>
+      </w:r>
+    </w:p>
+    <w:bookmarkEnd w:id="38"/>
+    <w:bookmarkStart w:id="39" w:name="recap-folder-structure"/>
+    <w:p>
+      <w:pPr>
+        <w:pStyle w:val="Heading2"/>
+      </w:pPr>
+      <w:r>
+        <w:t xml:space="preserve">Recap folder structure</w:t>
+      </w:r>
+    </w:p>
+    <w:p>
+      <w:pPr>
+        <w:pStyle w:val="SourceCode"/>
+      </w:pPr>
+      <w:r>
+        <w:rPr>
+          <w:rStyle w:val="VerbatimChar"/>
+        </w:rPr>
+        <w:t xml:space="preserve">/.../my_project/</w:t>
+      </w:r>
+      <w:r>
+        <w:br/>
+      </w:r>
+      <w:r>
+        <w:rPr>
+          <w:rStyle w:val="VerbatimChar"/>
+        </w:rPr>
+        <w:t xml:space="preserve">  ├── README.md        - project documentation</w:t>
+      </w:r>
+      <w:r>
+        <w:br/>
+      </w:r>
+      <w:r>
+        <w:rPr>
+          <w:rStyle w:val="VerbatimChar"/>
+        </w:rPr>
+        <w:t xml:space="preserve">  ├── TODO             - what should be done next?</w:t>
+      </w:r>
+      <w:r>
+        <w:br/>
+      </w:r>
+      <w:r>
+        <w:rPr>
+          <w:rStyle w:val="VerbatimChar"/>
+        </w:rPr>
+        <w:t xml:space="preserve">  ├── .git             - handled by git (hidden folder)</w:t>
+      </w:r>
+      <w:r>
+        <w:br/>
+      </w:r>
+      <w:r>
+        <w:rPr>
+          <w:rStyle w:val="VerbatimChar"/>
+        </w:rPr>
+        <w:t xml:space="preserve">  ├── .gitignore       - used by git but your responsibility!</w:t>
+      </w:r>
+      <w:r>
+        <w:br/>
+      </w:r>
+      <w:r>
+        <w:rPr>
+          <w:rStyle w:val="VerbatimChar"/>
+        </w:rPr>
+        <w:t xml:space="preserve">  ├── data/            - your data files (not under version control!)</w:t>
+      </w:r>
+      <w:r>
+        <w:br/>
+      </w:r>
+      <w:r>
+        <w:rPr>
+          <w:rStyle w:val="VerbatimChar"/>
+        </w:rPr>
+        <w:t xml:space="preserve">      ├── cancer.csv </w:t>
+      </w:r>
+      <w:r>
+        <w:br/>
+      </w:r>
+      <w:r>
+        <w:rPr>
+          <w:rStyle w:val="VerbatimChar"/>
+        </w:rPr>
+        <w:t xml:space="preserve">      └── patients.qs </w:t>
+      </w:r>
+      <w:r>
+        <w:br/>
+      </w:r>
+      <w:r>
+        <w:rPr>
+          <w:rStyle w:val="VerbatimChar"/>
+        </w:rPr>
+        <w:t xml:space="preserve">  ├── R/               - your saved R functions</w:t>
+      </w:r>
+      <w:r>
+        <w:br/>
+      </w:r>
+      <w:r>
+        <w:rPr>
+          <w:rStyle w:val="VerbatimChar"/>
+        </w:rPr>
+        <w:t xml:space="preserve">      ├── function1.R </w:t>
+      </w:r>
+      <w:r>
+        <w:br/>
+      </w:r>
+      <w:r>
+        <w:rPr>
+          <w:rStyle w:val="VerbatimChar"/>
+        </w:rPr>
+        <w:t xml:space="preserve">      └── function2.R</w:t>
+      </w:r>
+      <w:r>
+        <w:br/>
+      </w:r>
+      <w:r>
+        <w:rPr>
+          <w:rStyle w:val="VerbatimChar"/>
+        </w:rPr>
+        <w:t xml:space="preserve">  ├── reports/</w:t>
+      </w:r>
+      <w:r>
+        <w:br/>
+      </w:r>
+      <w:r>
+        <w:rPr>
+          <w:rStyle w:val="VerbatimChar"/>
+        </w:rPr>
+        <w:t xml:space="preserve">  └── _targets.R       - targets pipeline script</w:t>
+      </w:r>
+    </w:p>
+    <w:bookmarkEnd w:id="39"/>
+    <w:bookmarkStart w:id="40" w:name="pipeline"/>
+    <w:p>
+      <w:pPr>
+        <w:pStyle w:val="Heading2"/>
+      </w:pPr>
+      <w:r>
+        <w:t xml:space="preserve">Pipeline</w:t>
+      </w:r>
+    </w:p>
+    <w:p>
+      <w:pPr>
+        <w:numPr>
+          <w:ilvl w:val="0"/>
+          <w:numId w:val="1006"/>
+        </w:numPr>
+      </w:pPr>
+      <w:r>
+        <w:t xml:space="preserve">A pipeline is a computational workflow that does statistics, analytics, or data science.</w:t>
+      </w:r>
+    </w:p>
+    <w:p>
+      <w:pPr>
+        <w:numPr>
+          <w:ilvl w:val="0"/>
+          <w:numId w:val="1006"/>
+        </w:numPr>
+      </w:pPr>
+      <w:r>
+        <w:t xml:space="preserve">A pipeline contains tasks to prepare datasets, run models, and summarize results for a business deliverable or research paper.</w:t>
+      </w:r>
+    </w:p>
+    <w:p>
+      <w:pPr>
+        <w:numPr>
+          <w:ilvl w:val="0"/>
+          <w:numId w:val="1006"/>
+        </w:numPr>
+      </w:pPr>
+      <w:r>
+        <w:t xml:space="preserve">Pipeline tools coordinate the pieces of computationally demanding analysis projects.</w:t>
+      </w:r>
+    </w:p>
+    <w:bookmarkEnd w:id="40"/>
+    <w:bookmarkStart w:id="41" w:name="long-running-processes"/>
+    <w:p>
+      <w:pPr>
+        <w:pStyle w:val="Heading2"/>
+      </w:pPr>
+      <w:r>
+        <w:t xml:space="preserve">Long running processes</w:t>
+      </w:r>
+    </w:p>
+    <w:p>
+      <w:pPr>
+        <w:pStyle w:val="Compact"/>
+        <w:numPr>
+          <w:ilvl w:val="0"/>
+          <w:numId w:val="1007"/>
+        </w:numPr>
+      </w:pPr>
+      <w:r>
+        <w:t xml:space="preserve">Imaigine you have nice R-scripts to take care of every step in your project</w:t>
+      </w:r>
+    </w:p>
+    <w:p>
+      <w:pPr>
+        <w:pStyle w:val="Compact"/>
+        <w:numPr>
+          <w:ilvl w:val="0"/>
+          <w:numId w:val="1007"/>
+        </w:numPr>
+      </w:pPr>
+      <w:r>
+        <w:t xml:space="preserve">You have either one very very … very long file or a bunch of files which you execute in order</w:t>
+      </w:r>
+    </w:p>
+    <w:p>
+      <w:pPr>
+        <w:pStyle w:val="Compact"/>
+        <w:numPr>
+          <w:ilvl w:val="0"/>
+          <w:numId w:val="1007"/>
+        </w:numPr>
+      </w:pPr>
+      <w:r>
+        <w:t xml:space="preserve">It takes two weeks to run all the scripts (not unrealistic for a big project!)</w:t>
+      </w:r>
+    </w:p>
+    <w:p>
+      <w:pPr>
+        <w:pStyle w:val="Compact"/>
+        <w:numPr>
+          <w:ilvl w:val="0"/>
+          <w:numId w:val="1007"/>
+        </w:numPr>
+      </w:pPr>
+      <w:r>
+        <w:t xml:space="preserve">You report the result to your collaborators</w:t>
+      </w:r>
+    </w:p>
+    <w:p>
+      <w:pPr>
+        <w:pStyle w:val="Compact"/>
+        <w:numPr>
+          <w:ilvl w:val="0"/>
+          <w:numId w:val="1007"/>
+        </w:numPr>
+      </w:pPr>
+      <w:r>
+        <w:t xml:space="preserve">They ask you to update a tiny detail somewhere in the middle of your workflow</w:t>
+      </w:r>
+    </w:p>
+    <w:p>
+      <w:pPr>
+        <w:pStyle w:val="Compact"/>
+        <w:numPr>
+          <w:ilvl w:val="0"/>
+          <w:numId w:val="1007"/>
+        </w:numPr>
+      </w:pPr>
+      <w:r>
+        <w:t xml:space="preserve">You need to rerun everything (while you’re screaming in frustration)!</w:t>
+      </w:r>
+    </w:p>
+    <w:p>
+      <w:pPr>
+        <w:pStyle w:val="Compact"/>
+        <w:numPr>
+          <w:ilvl w:val="0"/>
+          <w:numId w:val="1007"/>
+        </w:numPr>
+      </w:pPr>
+      <w:r>
+        <w:t xml:space="preserve">This will repeat again and again until you finally</w:t>
+      </w:r>
+    </w:p>
+    <w:p>
+      <w:pPr>
+        <w:pStyle w:val="Compact"/>
+        <w:numPr>
+          <w:ilvl w:val="1"/>
+          <w:numId w:val="1008"/>
+        </w:numPr>
+      </w:pPr>
+      <w:r>
+        <w:t xml:space="preserve">Lose your mind and quit your job</w:t>
+      </w:r>
+    </w:p>
+    <w:p>
+      <w:pPr>
+        <w:pStyle w:val="Compact"/>
+        <w:numPr>
+          <w:ilvl w:val="1"/>
+          <w:numId w:val="1008"/>
+        </w:numPr>
+      </w:pPr>
+      <w:r>
+        <w:t xml:space="preserve">Adapt a more reproducible workflow</w:t>
+      </w:r>
+    </w:p>
+    <w:bookmarkEnd w:id="41"/>
+    <w:bookmarkStart w:id="42" w:name="steps-wise-procedure"/>
+    <w:p>
+      <w:pPr>
+        <w:pStyle w:val="Heading2"/>
+      </w:pPr>
+      <w:r>
+        <w:t xml:space="preserve">Steps-wise procedure</w:t>
+      </w:r>
+    </w:p>
+    <w:p>
+      <w:pPr>
+        <w:pStyle w:val="Compact"/>
+        <w:numPr>
+          <w:ilvl w:val="0"/>
+          <w:numId w:val="1009"/>
+        </w:numPr>
+      </w:pPr>
+      <w:r>
+        <w:t xml:space="preserve">The default setting in R is to save the workspace to disk when you end the sesion</w:t>
+      </w:r>
+    </w:p>
+    <w:p>
+      <w:pPr>
+        <w:pStyle w:val="Compact"/>
+        <w:numPr>
+          <w:ilvl w:val="0"/>
+          <w:numId w:val="1009"/>
+        </w:numPr>
+      </w:pPr>
+      <w:r>
+        <w:t xml:space="preserve">This is usually not recommended and therefore often disabled in for example RStudio</w:t>
+      </w:r>
+    </w:p>
+    <w:p>
+      <w:pPr>
+        <w:pStyle w:val="Compact"/>
+        <w:numPr>
+          <w:ilvl w:val="1"/>
+          <w:numId w:val="1010"/>
+        </w:numPr>
+      </w:pPr>
+      <w:r>
+        <w:t xml:space="preserve">(If you re-start your sessin at a later point you might have no idea how the restored objects relates to each other.)</w:t>
+      </w:r>
+    </w:p>
+    <w:p>
+      <w:pPr>
+        <w:pStyle w:val="Compact"/>
+        <w:numPr>
+          <w:ilvl w:val="0"/>
+          <w:numId w:val="1009"/>
+        </w:numPr>
+      </w:pPr>
+      <w:r>
+        <w:t xml:space="preserve">You may still want to execute things in a more step-wise fasion</w:t>
+      </w:r>
+    </w:p>
+    <w:p>
+      <w:pPr>
+        <w:pStyle w:val="Compact"/>
+        <w:numPr>
+          <w:ilvl w:val="1"/>
+          <w:numId w:val="1011"/>
+        </w:numPr>
+      </w:pPr>
+      <w:r>
+        <w:t xml:space="preserve">Convert big data files to something R-friendly</w:t>
+      </w:r>
+    </w:p>
+    <w:p>
+      <w:pPr>
+        <w:pStyle w:val="Compact"/>
+        <w:numPr>
+          <w:ilvl w:val="1"/>
+          <w:numId w:val="1011"/>
+        </w:numPr>
+      </w:pPr>
+      <w:r>
+        <w:t xml:space="preserve">Perform some data management (select relevant columns ond rows), cleaning, add calculated variables etc</w:t>
+      </w:r>
+    </w:p>
+    <w:p>
+      <w:pPr>
+        <w:pStyle w:val="Compact"/>
+        <w:numPr>
+          <w:ilvl w:val="1"/>
+          <w:numId w:val="1011"/>
+        </w:numPr>
+      </w:pPr>
+      <w:r>
+        <w:t xml:space="preserve">Perform some exploratory data analysis (EDA) to get a better understanding of the data</w:t>
+      </w:r>
+    </w:p>
+    <w:p>
+      <w:pPr>
+        <w:pStyle w:val="Compact"/>
+        <w:numPr>
+          <w:ilvl w:val="1"/>
+          <w:numId w:val="1011"/>
+        </w:numPr>
+      </w:pPr>
+      <w:r>
+        <w:t xml:space="preserve">Perform some statistical analysis</w:t>
+      </w:r>
+    </w:p>
+    <w:p>
+      <w:pPr>
+        <w:pStyle w:val="Compact"/>
+        <w:numPr>
+          <w:ilvl w:val="1"/>
+          <w:numId w:val="1011"/>
+        </w:numPr>
+      </w:pPr>
+      <w:r>
+        <w:t xml:space="preserve">Report and visualize the results</w:t>
+      </w:r>
+    </w:p>
+    <w:bookmarkEnd w:id="42"/>
+    <w:bookmarkStart w:id="44" w:name="caching"/>
+    <w:p>
+      <w:pPr>
+        <w:pStyle w:val="Heading2"/>
+      </w:pPr>
+      <w:r>
+        <w:t xml:space="preserve">Caching</w:t>
+      </w:r>
+    </w:p>
+    <w:p>
+      <w:pPr>
+        <w:pStyle w:val="Compact"/>
+        <w:numPr>
+          <w:ilvl w:val="0"/>
+          <w:numId w:val="1012"/>
+        </w:numPr>
+      </w:pPr>
+      <w:r>
+        <w:t xml:space="preserve">If you perform each step in different script files, you might start each file with some input and end it with some output</w:t>
+      </w:r>
+    </w:p>
+    <w:p>
+      <w:pPr>
+        <w:pStyle w:val="Compact"/>
+        <w:numPr>
+          <w:ilvl w:val="0"/>
+          <w:numId w:val="1012"/>
+        </w:numPr>
+      </w:pPr>
+      <w:r>
+        <w:t xml:space="preserve">The output from the previous script is used as input in the next script</w:t>
+      </w:r>
+    </w:p>
+    <w:p>
+      <w:pPr>
+        <w:pStyle w:val="Compact"/>
+        <w:numPr>
+          <w:ilvl w:val="0"/>
+          <w:numId w:val="1012"/>
+        </w:numPr>
+      </w:pPr>
+      <w:r>
+        <w:rPr>
+          <w:rStyle w:val="VerbatimChar"/>
+        </w:rPr>
+        <w:t xml:space="preserve">save()</w:t>
+      </w:r>
+      <w:r>
+        <w:t xml:space="preserve"> </w:t>
+      </w:r>
+      <w:r>
+        <w:t xml:space="preserve">and</w:t>
+      </w:r>
+      <w:r>
+        <w:t xml:space="preserve"> </w:t>
+      </w:r>
+      <w:r>
+        <w:rPr>
+          <w:rStyle w:val="VerbatimChar"/>
+        </w:rPr>
+        <w:t xml:space="preserve">load()</w:t>
+      </w:r>
+      <w:r>
+        <w:t xml:space="preserve"> </w:t>
+      </w:r>
+      <w:r>
+        <w:t xml:space="preserve">are standard but can be very slow for large objects</w:t>
+      </w:r>
+    </w:p>
+    <w:p>
+      <w:pPr>
+        <w:pStyle w:val="Compact"/>
+        <w:numPr>
+          <w:ilvl w:val="0"/>
+          <w:numId w:val="1012"/>
+        </w:numPr>
+      </w:pPr>
+      <w:r>
+        <w:rPr>
+          <w:rStyle w:val="VerbatimChar"/>
+        </w:rPr>
+        <w:t xml:space="preserve">saveRDS()</w:t>
+      </w:r>
+      <w:r>
+        <w:t xml:space="preserve"> </w:t>
+      </w:r>
+      <w:r>
+        <w:t xml:space="preserve">and</w:t>
+      </w:r>
+      <w:r>
+        <w:t xml:space="preserve"> </w:t>
+      </w:r>
+      <w:r>
+        <w:rPr>
+          <w:rStyle w:val="VerbatimChar"/>
+        </w:rPr>
+        <w:t xml:space="preserve">loadRDS()</w:t>
+      </w:r>
+      <w:r>
+        <w:t xml:space="preserve"> </w:t>
+      </w:r>
+      <w:r>
+        <w:t xml:space="preserve">use serialization and are now adays much more efficient</w:t>
+      </w:r>
+    </w:p>
+    <w:p>
+      <w:pPr>
+        <w:pStyle w:val="Compact"/>
+        <w:numPr>
+          <w:ilvl w:val="0"/>
+          <w:numId w:val="1012"/>
+        </w:numPr>
+      </w:pPr>
+      <w:r>
+        <w:rPr>
+          <w:rStyle w:val="VerbatimChar"/>
+        </w:rPr>
+        <w:t xml:space="preserve">qs2::qs_save()</w:t>
+      </w:r>
+      <w:r>
+        <w:t xml:space="preserve"> </w:t>
+      </w:r>
+      <w:r>
+        <w:t xml:space="preserve">and</w:t>
+      </w:r>
+      <w:r>
+        <w:t xml:space="preserve"> </w:t>
+      </w:r>
+      <w:r>
+        <w:rPr>
+          <w:rStyle w:val="VerbatimChar"/>
+        </w:rPr>
+        <w:t xml:space="preserve">qs2::qs_read()</w:t>
+      </w:r>
+      <w:r>
+        <w:t xml:space="preserve"> </w:t>
+      </w:r>
+      <w:r>
+        <w:t xml:space="preserve">(or</w:t>
+      </w:r>
+      <w:r>
+        <w:t xml:space="preserve"> </w:t>
+      </w:r>
+      <w:r>
+        <w:rPr>
+          <w:rStyle w:val="VerbatimChar"/>
+        </w:rPr>
+        <w:t xml:space="preserve">qs2::qd_save()</w:t>
+      </w:r>
+      <w:r>
+        <w:t xml:space="preserve"> </w:t>
+      </w:r>
+      <w:r>
+        <w:t xml:space="preserve">and</w:t>
+      </w:r>
+      <w:r>
+        <w:t xml:space="preserve"> </w:t>
+      </w:r>
+      <w:r>
+        <w:rPr>
+          <w:rStyle w:val="VerbatimChar"/>
+        </w:rPr>
+        <w:t xml:space="preserve">qs2::qd_read()</w:t>
+      </w:r>
+      <w:r>
+        <w:t xml:space="preserve">) from the</w:t>
+      </w:r>
+      <w:r>
+        <w:t xml:space="preserve"> </w:t>
+      </w:r>
+      <w:hyperlink r:id="rId43">
+        <w:r>
+          <w:rPr>
+            <w:rStyle w:val="Hyperlink"/>
+          </w:rPr>
+          <w:t xml:space="preserve">qs2 package</w:t>
+        </w:r>
+      </w:hyperlink>
+      <w:r>
+        <w:t xml:space="preserve"> </w:t>
+      </w:r>
+      <w:r>
+        <w:t xml:space="preserve">are currently</w:t>
+      </w:r>
+      <w:r>
+        <w:t xml:space="preserve"> </w:t>
+      </w:r>
+      <w:r>
+        <w:t xml:space="preserve">“state-of-the-art”</w:t>
+      </w:r>
+      <w:r>
+        <w:t xml:space="preserve"> </w:t>
+      </w:r>
+      <w:r>
+        <w:t xml:space="preserve">(but things tend to change quickly)</w:t>
+      </w:r>
+    </w:p>
+    <w:bookmarkEnd w:id="44"/>
+    <w:bookmarkStart w:id="47" w:name="benchmarking"/>
+    <w:p>
+      <w:pPr>
+        <w:pStyle w:val="Heading2"/>
+      </w:pPr>
+      <w:r>
+        <w:t xml:space="preserve">Benchmarking</w:t>
+      </w:r>
+    </w:p>
+    <w:bookmarkStart w:id="45" w:name="single-threaded"/>
+    <w:p>
+      <w:pPr>
+        <w:pStyle w:val="Heading4"/>
+      </w:pPr>
+      <w:r>
+        <w:t xml:space="preserve">Single-threaded</w:t>
+      </w:r>
+    </w:p>
+    <w:tbl>
+      <w:tblPr>
+        <w:tblStyle w:val="Table"/>
+        <w:tblW w:type="auto" w:w="0"/>
+        <w:tblLook w:firstRow="1" w:lastRow="0" w:firstColumn="0" w:lastColumn="0" w:noHBand="0" w:noVBand="0" w:val="0020"/>
+      </w:tblPr>
+      <w:tblGrid>
+        <w:gridCol w:w="1980"/>
+        <w:gridCol w:w="1980"/>
+        <w:gridCol w:w="1980"/>
+        <w:gridCol w:w="1980"/>
+      </w:tblGrid>
+      <w:tr>
+        <w:trPr>
+          <w:tblHeader w:val="on"/>
+        </w:trPr>
+        <w:tc>
+          <w:tcPr/>
+          <w:p>
+            <w:pPr>
+              <w:pStyle w:val="Compact"/>
+            </w:pPr>
+            <w:r>
+              <w:t xml:space="preserve">Algorithm</w:t>
+            </w:r>
+          </w:p>
+        </w:tc>
+        <w:tc>
+          <w:tcPr/>
+          <w:p>
+            <w:pPr>
+              <w:pStyle w:val="Compact"/>
+            </w:pPr>
+            <w:r>
+              <w:t xml:space="preserve">Compression</w:t>
+            </w:r>
+          </w:p>
+        </w:tc>
+        <w:tc>
+          <w:tcPr/>
+          <w:p>
+            <w:pPr>
+              <w:pStyle w:val="Compact"/>
+            </w:pPr>
+            <w:r>
+              <w:t xml:space="preserve">Save Time (s)</w:t>
+            </w:r>
+          </w:p>
+        </w:tc>
+        <w:tc>
+          <w:tcPr/>
+          <w:p>
+            <w:pPr>
+              <w:pStyle w:val="Compact"/>
+            </w:pPr>
+            <w:r>
+              <w:t xml:space="preserve">Read Time (s)</w:t>
+            </w:r>
+          </w:p>
+        </w:tc>
+      </w:tr>
+      <w:tr>
+        <w:tc>
+          <w:tcPr/>
+          <w:p>
+            <w:pPr>
+              <w:pStyle w:val="Compact"/>
+            </w:pPr>
+            <w:r>
+              <w:t xml:space="preserve">qs2</w:t>
+            </w:r>
+          </w:p>
+        </w:tc>
+        <w:tc>
+          <w:tcPr/>
+          <w:p>
+            <w:pPr>
+              <w:pStyle w:val="Compact"/>
+            </w:pPr>
+            <w:r>
+              <w:t xml:space="preserve">7.96</w:t>
+            </w:r>
+          </w:p>
+        </w:tc>
+        <w:tc>
+          <w:tcPr/>
+          <w:p>
+            <w:pPr>
+              <w:pStyle w:val="Compact"/>
+            </w:pPr>
+            <w:r>
+              <w:t xml:space="preserve">13.4</w:t>
+            </w:r>
+          </w:p>
+        </w:tc>
+        <w:tc>
+          <w:tcPr/>
+          <w:p>
+            <w:pPr>
+              <w:pStyle w:val="Compact"/>
+            </w:pPr>
+            <w:r>
+              <w:t xml:space="preserve">50.4</w:t>
+            </w:r>
+          </w:p>
+        </w:tc>
+      </w:tr>
+      <w:tr>
+        <w:tc>
+          <w:tcPr/>
+          <w:p>
+            <w:pPr>
+              <w:pStyle w:val="Compact"/>
+            </w:pPr>
+            <w:r>
+              <w:t xml:space="preserve">qdata</w:t>
+            </w:r>
+          </w:p>
+        </w:tc>
+        <w:tc>
+          <w:tcPr/>
+          <w:p>
+            <w:pPr>
+              <w:pStyle w:val="Compact"/>
+            </w:pPr>
+            <w:r>
+              <w:t xml:space="preserve">8.45</w:t>
+            </w:r>
+          </w:p>
+        </w:tc>
+        <w:tc>
+          <w:tcPr/>
+          <w:p>
+            <w:pPr>
+              <w:pStyle w:val="Compact"/>
+            </w:pPr>
+            <w:r>
+              <w:t xml:space="preserve">10.5</w:t>
+            </w:r>
+          </w:p>
+        </w:tc>
+        <w:tc>
+          <w:tcPr/>
+          <w:p>
+            <w:pPr>
+              <w:pStyle w:val="Compact"/>
+            </w:pPr>
+            <w:r>
+              <w:t xml:space="preserve">34.8</w:t>
+            </w:r>
+          </w:p>
+        </w:tc>
+      </w:tr>
+      <w:tr>
+        <w:tc>
+          <w:tcPr/>
+          <w:p>
+            <w:pPr>
+              <w:pStyle w:val="Compact"/>
+            </w:pPr>
+            <w:r>
+              <w:t xml:space="preserve">base::serialize</w:t>
+            </w:r>
+          </w:p>
+        </w:tc>
+        <w:tc>
+          <w:tcPr/>
+          <w:p>
+            <w:pPr>
+              <w:pStyle w:val="Compact"/>
+            </w:pPr>
+            <w:r>
+              <w:t xml:space="preserve">1.1</w:t>
+            </w:r>
+          </w:p>
+        </w:tc>
+        <w:tc>
+          <w:tcPr/>
+          <w:p>
+            <w:pPr>
+              <w:pStyle w:val="Compact"/>
+            </w:pPr>
+            <w:r>
+              <w:t xml:space="preserve">8.87</w:t>
+            </w:r>
+          </w:p>
+        </w:tc>
+        <w:tc>
+          <w:tcPr/>
+          <w:p>
+            <w:pPr>
+              <w:pStyle w:val="Compact"/>
+            </w:pPr>
+            <w:r>
+              <w:t xml:space="preserve">51.4</w:t>
+            </w:r>
+          </w:p>
+        </w:tc>
+      </w:tr>
+      <w:tr>
+        <w:tc>
+          <w:tcPr/>
+          <w:p>
+            <w:pPr>
+              <w:pStyle w:val="Compact"/>
+            </w:pPr>
+            <w:r>
+              <w:t xml:space="preserve">saveRDS</w:t>
+            </w:r>
+          </w:p>
+        </w:tc>
+        <w:tc>
+          <w:tcPr/>
+          <w:p>
+            <w:pPr>
+              <w:pStyle w:val="Compact"/>
+            </w:pPr>
+            <w:r>
+              <w:t xml:space="preserve">8.68</w:t>
+            </w:r>
+          </w:p>
+        </w:tc>
+        <w:tc>
+          <w:tcPr/>
+          <w:p>
+            <w:pPr>
+              <w:pStyle w:val="Compact"/>
+            </w:pPr>
+            <w:r>
+              <w:t xml:space="preserve">107</w:t>
+            </w:r>
+          </w:p>
+        </w:tc>
+        <w:tc>
+          <w:tcPr/>
+          <w:p>
+            <w:pPr>
+              <w:pStyle w:val="Compact"/>
+            </w:pPr>
+            <w:r>
+              <w:t xml:space="preserve">63.7</w:t>
+            </w:r>
+          </w:p>
+        </w:tc>
+      </w:tr>
+      <w:tr>
+        <w:tc>
+          <w:tcPr/>
+          <w:p>
+            <w:pPr>
+              <w:pStyle w:val="Compact"/>
+            </w:pPr>
+            <w:r>
+              <w:t xml:space="preserve">fst</w:t>
+            </w:r>
+          </w:p>
+        </w:tc>
+        <w:tc>
+          <w:tcPr/>
+          <w:p>
+            <w:pPr>
+              <w:pStyle w:val="Compact"/>
+            </w:pPr>
+            <w:r>
+              <w:t xml:space="preserve">2.59</w:t>
+            </w:r>
+          </w:p>
+        </w:tc>
+        <w:tc>
+          <w:tcPr/>
+          <w:p>
+            <w:pPr>
+              <w:pStyle w:val="Compact"/>
+            </w:pPr>
+            <w:r>
+              <w:t xml:space="preserve">5.09</w:t>
+            </w:r>
+          </w:p>
+        </w:tc>
+        <w:tc>
+          <w:tcPr/>
+          <w:p>
+            <w:pPr>
+              <w:pStyle w:val="Compact"/>
+            </w:pPr>
+            <w:r>
+              <w:t xml:space="preserve">46.3</w:t>
+            </w:r>
+          </w:p>
+        </w:tc>
+      </w:tr>
+      <w:tr>
+        <w:tc>
+          <w:tcPr/>
+          <w:p>
+            <w:pPr>
+              <w:pStyle w:val="Compact"/>
+            </w:pPr>
+            <w:r>
+              <w:t xml:space="preserve">parquet</w:t>
+            </w:r>
+          </w:p>
+        </w:tc>
+        <w:tc>
+          <w:tcPr/>
+          <w:p>
+            <w:pPr>
+              <w:pStyle w:val="Compact"/>
+            </w:pPr>
+            <w:r>
+              <w:t xml:space="preserve">8.29</w:t>
+            </w:r>
+          </w:p>
+        </w:tc>
+        <w:tc>
+          <w:tcPr/>
+          <w:p>
+            <w:pPr>
+              <w:pStyle w:val="Compact"/>
+            </w:pPr>
+            <w:r>
+              <w:t xml:space="preserve">20.3</w:t>
+            </w:r>
+          </w:p>
+        </w:tc>
+        <w:tc>
+          <w:tcPr/>
+          <w:p>
+            <w:pPr>
+              <w:pStyle w:val="Compact"/>
+            </w:pPr>
+            <w:r>
+              <w:t xml:space="preserve">38.4</w:t>
+            </w:r>
+          </w:p>
+        </w:tc>
+      </w:tr>
+      <w:tr>
+        <w:tc>
+          <w:tcPr/>
+          <w:p>
+            <w:pPr>
+              <w:pStyle w:val="Compact"/>
+            </w:pPr>
+            <w:r>
+              <w:t xml:space="preserve">qs (legacy)</w:t>
+            </w:r>
+          </w:p>
+        </w:tc>
+        <w:tc>
+          <w:tcPr/>
+          <w:p>
+            <w:pPr>
+              <w:pStyle w:val="Compact"/>
+            </w:pPr>
+            <w:r>
+              <w:t xml:space="preserve">7.97</w:t>
+            </w:r>
+          </w:p>
+        </w:tc>
+        <w:tc>
+          <w:tcPr/>
+          <w:p>
+            <w:pPr>
+              <w:pStyle w:val="Compact"/>
+            </w:pPr>
+            <w:r>
+              <w:t xml:space="preserve">9.13</w:t>
+            </w:r>
+          </w:p>
+        </w:tc>
+        <w:tc>
+          <w:tcPr/>
+          <w:p>
+            <w:pPr>
+              <w:pStyle w:val="Compact"/>
+            </w:pPr>
+            <w:r>
+              <w:t xml:space="preserve">48.1</w:t>
+            </w:r>
+          </w:p>
+        </w:tc>
+      </w:tr>
+    </w:tbl>
+    <w:bookmarkEnd w:id="45"/>
+    <w:bookmarkStart w:id="46" w:name="multi-threaded-8-threads"/>
+    <w:p>
+      <w:pPr>
+        <w:pStyle w:val="Heading4"/>
+      </w:pPr>
+      <w:r>
+        <w:t xml:space="preserve">Multi-threaded (8 threads)</w:t>
+      </w:r>
+    </w:p>
+    <w:tbl>
+      <w:tblPr>
+        <w:tblStyle w:val="Table"/>
+        <w:tblW w:type="auto" w:w="0"/>
+        <w:tblLook w:firstRow="1" w:lastRow="0" w:firstColumn="0" w:lastColumn="0" w:noHBand="0" w:noVBand="0" w:val="0020"/>
+      </w:tblPr>
+      <w:tblGrid>
+        <w:gridCol w:w="1980"/>
+        <w:gridCol w:w="1980"/>
+        <w:gridCol w:w="1980"/>
+        <w:gridCol w:w="1980"/>
+      </w:tblGrid>
+      <w:tr>
+        <w:trPr>
+          <w:tblHeader w:val="on"/>
+        </w:trPr>
+        <w:tc>
+          <w:tcPr/>
+          <w:p>
+            <w:pPr>
+              <w:pStyle w:val="Compact"/>
+            </w:pPr>
+            <w:r>
+              <w:t xml:space="preserve">Algorithm</w:t>
+            </w:r>
+          </w:p>
+        </w:tc>
+        <w:tc>
+          <w:tcPr/>
+          <w:p>
+            <w:pPr>
+              <w:pStyle w:val="Compact"/>
+            </w:pPr>
+            <w:r>
+              <w:t xml:space="preserve">Compression</w:t>
+            </w:r>
+          </w:p>
+        </w:tc>
+        <w:tc>
+          <w:tcPr/>
+          <w:p>
+            <w:pPr>
+              <w:pStyle w:val="Compact"/>
+            </w:pPr>
+            <w:r>
+              <w:t xml:space="preserve">Save Time (s)</w:t>
+            </w:r>
+          </w:p>
+        </w:tc>
+        <w:tc>
+          <w:tcPr/>
+          <w:p>
+            <w:pPr>
+              <w:pStyle w:val="Compact"/>
+            </w:pPr>
+            <w:r>
+              <w:t xml:space="preserve">Read Time (s)</w:t>
+            </w:r>
+          </w:p>
+        </w:tc>
+      </w:tr>
+      <w:tr>
+        <w:tc>
+          <w:tcPr/>
+          <w:p>
+            <w:pPr>
+              <w:pStyle w:val="Compact"/>
+            </w:pPr>
+            <w:r>
+              <w:t xml:space="preserve">qs2</w:t>
+            </w:r>
+          </w:p>
+        </w:tc>
+        <w:tc>
+          <w:tcPr/>
+          <w:p>
+            <w:pPr>
+              <w:pStyle w:val="Compact"/>
+            </w:pPr>
+            <w:r>
+              <w:t xml:space="preserve">7.96</w:t>
+            </w:r>
+          </w:p>
+        </w:tc>
+        <w:tc>
+          <w:tcPr/>
+          <w:p>
+            <w:pPr>
+              <w:pStyle w:val="Compact"/>
+            </w:pPr>
+            <w:r>
+              <w:t xml:space="preserve">3.79</w:t>
+            </w:r>
+          </w:p>
+        </w:tc>
+        <w:tc>
+          <w:tcPr/>
+          <w:p>
+            <w:pPr>
+              <w:pStyle w:val="Compact"/>
+            </w:pPr>
+            <w:r>
+              <w:t xml:space="preserve">48.1</w:t>
+            </w:r>
+          </w:p>
+        </w:tc>
+      </w:tr>
+      <w:tr>
+        <w:tc>
+          <w:tcPr/>
+          <w:p>
+            <w:pPr>
+              <w:pStyle w:val="Compact"/>
+            </w:pPr>
+            <w:r>
+              <w:t xml:space="preserve">qdata</w:t>
+            </w:r>
+          </w:p>
+        </w:tc>
+        <w:tc>
+          <w:tcPr/>
+          <w:p>
+            <w:pPr>
+              <w:pStyle w:val="Compact"/>
+            </w:pPr>
+            <w:r>
+              <w:t xml:space="preserve">8.45</w:t>
+            </w:r>
+          </w:p>
+        </w:tc>
+        <w:tc>
+          <w:tcPr/>
+          <w:p>
+            <w:pPr>
+              <w:pStyle w:val="Compact"/>
+            </w:pPr>
+            <w:r>
+              <w:t xml:space="preserve">1.98</w:t>
+            </w:r>
+          </w:p>
+        </w:tc>
+        <w:tc>
+          <w:tcPr/>
+          <w:p>
+            <w:pPr>
+              <w:pStyle w:val="Compact"/>
+            </w:pPr>
+            <w:r>
+              <w:t xml:space="preserve">33.1</w:t>
+            </w:r>
+          </w:p>
+        </w:tc>
+      </w:tr>
+      <w:tr>
+        <w:tc>
+          <w:tcPr/>
+          <w:p>
+            <w:pPr>
+              <w:pStyle w:val="Compact"/>
+            </w:pPr>
+            <w:r>
+              <w:t xml:space="preserve">fst</w:t>
+            </w:r>
+          </w:p>
+        </w:tc>
+        <w:tc>
+          <w:tcPr/>
+          <w:p>
+            <w:pPr>
+              <w:pStyle w:val="Compact"/>
+            </w:pPr>
+            <w:r>
+              <w:t xml:space="preserve">2.59</w:t>
+            </w:r>
+          </w:p>
+        </w:tc>
+        <w:tc>
+          <w:tcPr/>
+          <w:p>
+            <w:pPr>
+              <w:pStyle w:val="Compact"/>
+            </w:pPr>
+            <w:r>
+              <w:t xml:space="preserve">5.05</w:t>
+            </w:r>
+          </w:p>
+        </w:tc>
+        <w:tc>
+          <w:tcPr/>
+          <w:p>
+            <w:pPr>
+              <w:pStyle w:val="Compact"/>
+            </w:pPr>
+            <w:r>
+              <w:t xml:space="preserve">46.6</w:t>
+            </w:r>
+          </w:p>
+        </w:tc>
+      </w:tr>
+      <w:tr>
+        <w:tc>
+          <w:tcPr/>
+          <w:p>
+            <w:pPr>
+              <w:pStyle w:val="Compact"/>
+            </w:pPr>
+            <w:r>
+              <w:t xml:space="preserve">parquet</w:t>
+            </w:r>
+          </w:p>
+        </w:tc>
+        <w:tc>
+          <w:tcPr/>
+          <w:p>
+            <w:pPr>
+              <w:pStyle w:val="Compact"/>
+            </w:pPr>
+            <w:r>
+              <w:t xml:space="preserve">8.29</w:t>
+            </w:r>
+          </w:p>
+        </w:tc>
+        <w:tc>
+          <w:tcPr/>
+          <w:p>
+            <w:pPr>
+              <w:pStyle w:val="Compact"/>
+            </w:pPr>
+            <w:r>
+              <w:t xml:space="preserve">20.2</w:t>
+            </w:r>
+          </w:p>
+        </w:tc>
+        <w:tc>
+          <w:tcPr/>
+          <w:p>
+            <w:pPr>
+              <w:pStyle w:val="Compact"/>
+            </w:pPr>
+            <w:r>
+              <w:t xml:space="preserve">37.0</w:t>
+            </w:r>
+          </w:p>
+        </w:tc>
+      </w:tr>
+      <w:tr>
+        <w:tc>
+          <w:tcPr/>
+          <w:p>
+            <w:pPr>
+              <w:pStyle w:val="Compact"/>
+            </w:pPr>
+            <w:r>
+              <w:t xml:space="preserve">qs (legacy)</w:t>
+            </w:r>
+          </w:p>
+        </w:tc>
+        <w:tc>
+          <w:tcPr/>
+          <w:p>
+            <w:pPr>
+              <w:pStyle w:val="Compact"/>
+            </w:pPr>
+            <w:r>
+              <w:t xml:space="preserve">7.97</w:t>
+            </w:r>
+          </w:p>
+        </w:tc>
+        <w:tc>
+          <w:tcPr/>
+          <w:p>
+            <w:pPr>
+              <w:pStyle w:val="Compact"/>
+            </w:pPr>
+            <w:r>
+              <w:t xml:space="preserve">3.21</w:t>
+            </w:r>
+          </w:p>
+        </w:tc>
+        <w:tc>
+          <w:tcPr/>
+          <w:p>
+            <w:pPr>
+              <w:pStyle w:val="Compact"/>
+            </w:pPr>
+            <w:r>
+              <w:t xml:space="preserve">52.0</w:t>
+            </w:r>
+          </w:p>
+        </w:tc>
+      </w:tr>
+    </w:tbl>
+    <w:p>
+      <w:pPr>
+        <w:pStyle w:val="Compact"/>
+        <w:numPr>
+          <w:ilvl w:val="0"/>
+          <w:numId w:val="1013"/>
+        </w:numPr>
+      </w:pPr>
+      <w:r>
+        <w:rPr>
+          <w:rStyle w:val="VerbatimChar"/>
+        </w:rPr>
+        <w:t xml:space="preserve">qs2</w:t>
+      </w:r>
+      <w:r>
+        <w:t xml:space="preserve">,</w:t>
+      </w:r>
+      <w:r>
+        <w:t xml:space="preserve"> </w:t>
+      </w:r>
+      <w:r>
+        <w:rPr>
+          <w:rStyle w:val="VerbatimChar"/>
+        </w:rPr>
+        <w:t xml:space="preserve">qdata</w:t>
+      </w:r>
+      <w:r>
+        <w:t xml:space="preserve"> </w:t>
+      </w:r>
+      <w:r>
+        <w:t xml:space="preserve">and</w:t>
+      </w:r>
+      <w:r>
+        <w:t xml:space="preserve"> </w:t>
+      </w:r>
+      <w:r>
+        <w:rPr>
+          <w:rStyle w:val="VerbatimChar"/>
+        </w:rPr>
+        <w:t xml:space="preserve">qs</w:t>
+      </w:r>
+      <w:r>
+        <w:t xml:space="preserve"> </w:t>
+      </w:r>
+      <w:r>
+        <w:t xml:space="preserve">with</w:t>
+      </w:r>
+      <w:r>
+        <w:t xml:space="preserve"> </w:t>
+      </w:r>
+      <w:r>
+        <w:rPr>
+          <w:rStyle w:val="VerbatimChar"/>
+        </w:rPr>
+        <w:t xml:space="preserve">compress_level = 3</w:t>
+      </w:r>
+    </w:p>
+    <w:p>
+      <w:pPr>
+        <w:pStyle w:val="Compact"/>
+        <w:numPr>
+          <w:ilvl w:val="0"/>
+          <w:numId w:val="1013"/>
+        </w:numPr>
+      </w:pPr>
+      <w:r>
+        <w:rPr>
+          <w:rStyle w:val="VerbatimChar"/>
+        </w:rPr>
+        <w:t xml:space="preserve">parquet</w:t>
+      </w:r>
+      <w:r>
+        <w:t xml:space="preserve"> </w:t>
+      </w:r>
+      <w:r>
+        <w:t xml:space="preserve">via the</w:t>
+      </w:r>
+      <w:r>
+        <w:t xml:space="preserve"> </w:t>
+      </w:r>
+      <w:r>
+        <w:rPr>
+          <w:rStyle w:val="VerbatimChar"/>
+        </w:rPr>
+        <w:t xml:space="preserve">arrow</w:t>
+      </w:r>
+      <w:r>
+        <w:t xml:space="preserve"> </w:t>
+      </w:r>
+      <w:r>
+        <w:t xml:space="preserve">package using zstd</w:t>
+      </w:r>
+      <w:r>
+        <w:t xml:space="preserve"> </w:t>
+      </w:r>
+      <w:r>
+        <w:rPr>
+          <w:rStyle w:val="VerbatimChar"/>
+        </w:rPr>
+        <w:t xml:space="preserve">compression_level = 3</w:t>
+      </w:r>
+    </w:p>
+    <w:p>
+      <w:pPr>
+        <w:pStyle w:val="Compact"/>
+        <w:numPr>
+          <w:ilvl w:val="0"/>
+          <w:numId w:val="1013"/>
+        </w:numPr>
+      </w:pPr>
+      <w:r>
+        <w:rPr>
+          <w:rStyle w:val="VerbatimChar"/>
+        </w:rPr>
+        <w:t xml:space="preserve">base::serialize</w:t>
+      </w:r>
+      <w:r>
+        <w:t xml:space="preserve"> </w:t>
+      </w:r>
+      <w:r>
+        <w:t xml:space="preserve">with</w:t>
+      </w:r>
+      <w:r>
+        <w:t xml:space="preserve"> </w:t>
+      </w:r>
+      <w:r>
+        <w:rPr>
+          <w:rStyle w:val="VerbatimChar"/>
+        </w:rPr>
+        <w:t xml:space="preserve">ascii = FALSE</w:t>
+      </w:r>
+      <w:r>
+        <w:t xml:space="preserve"> </w:t>
+      </w:r>
+      <w:r>
+        <w:t xml:space="preserve">and</w:t>
+      </w:r>
+      <w:r>
+        <w:t xml:space="preserve"> </w:t>
+      </w:r>
+      <w:r>
+        <w:rPr>
+          <w:rStyle w:val="VerbatimChar"/>
+        </w:rPr>
+        <w:t xml:space="preserve">xdr = FALSE</w:t>
+      </w:r>
+    </w:p>
+    <w:p>
+      <w:pPr>
+        <w:pStyle w:val="FirstParagraph"/>
+      </w:pPr>
+      <w:r>
+        <w:rPr>
+          <w:b/>
+          <w:bCs/>
+        </w:rPr>
+        <w:t xml:space="preserve">Datasets used</w:t>
+      </w:r>
+    </w:p>
+    <w:p>
+      <w:pPr>
+        <w:pStyle w:val="Compact"/>
+        <w:numPr>
+          <w:ilvl w:val="0"/>
+          <w:numId w:val="1014"/>
+        </w:numPr>
+      </w:pPr>
+      <w:r>
+        <w:rPr>
+          <w:rStyle w:val="VerbatimChar"/>
+        </w:rPr>
+        <w:t xml:space="preserve">1000 genomes non-coding VCF</w:t>
+      </w:r>
+      <w:r>
+        <w:t xml:space="preserve"> </w:t>
+      </w:r>
+      <w:r>
+        <w:t xml:space="preserve">1000 genomes non-coding variants (2743 MB)</w:t>
+      </w:r>
+    </w:p>
+    <w:p>
+      <w:pPr>
+        <w:pStyle w:val="Compact"/>
+        <w:numPr>
+          <w:ilvl w:val="0"/>
+          <w:numId w:val="1014"/>
+        </w:numPr>
+      </w:pPr>
+      <w:r>
+        <w:rPr>
+          <w:rStyle w:val="VerbatimChar"/>
+        </w:rPr>
+        <w:t xml:space="preserve">B-cell data</w:t>
+      </w:r>
+      <w:r>
+        <w:t xml:space="preserve"> </w:t>
+      </w:r>
+      <w:r>
+        <w:t xml:space="preserve">B-cell mouse data, Greiff 2017 (1057 MB)</w:t>
+      </w:r>
+    </w:p>
+    <w:p>
+      <w:pPr>
+        <w:pStyle w:val="Compact"/>
+        <w:numPr>
+          <w:ilvl w:val="0"/>
+          <w:numId w:val="1014"/>
+        </w:numPr>
+      </w:pPr>
+      <w:r>
+        <w:rPr>
+          <w:rStyle w:val="VerbatimChar"/>
+        </w:rPr>
+        <w:t xml:space="preserve">IP location</w:t>
+      </w:r>
+      <w:r>
+        <w:t xml:space="preserve"> </w:t>
+      </w:r>
+      <w:r>
+        <w:t xml:space="preserve">IPV4 range data with location information (198 MB)</w:t>
+      </w:r>
+    </w:p>
+    <w:p>
+      <w:pPr>
+        <w:pStyle w:val="Compact"/>
+        <w:numPr>
+          <w:ilvl w:val="0"/>
+          <w:numId w:val="1014"/>
+        </w:numPr>
+      </w:pPr>
+      <w:r>
+        <w:rPr>
+          <w:rStyle w:val="VerbatimChar"/>
+        </w:rPr>
+        <w:t xml:space="preserve">Netflix movie ratings</w:t>
+      </w:r>
+      <w:r>
+        <w:t xml:space="preserve"> </w:t>
+      </w:r>
+      <w:r>
+        <w:t xml:space="preserve">Netflix ML prediction dataset (571 MB)</w:t>
+      </w:r>
+    </w:p>
+    <w:p>
+      <w:pPr>
+        <w:pStyle w:val="FirstParagraph"/>
+      </w:pPr>
+      <w:r>
+        <w:t xml:space="preserve">These datasets are openly licensed and represent a combination of numeric and text data across multiple domains. See</w:t>
+      </w:r>
+      <w:r>
+        <w:t xml:space="preserve"> </w:t>
+      </w:r>
+      <w:r>
+        <w:rPr>
+          <w:rStyle w:val="VerbatimChar"/>
+        </w:rPr>
+        <w:t xml:space="preserve">inst/analysis/datasets.R</w:t>
+      </w:r>
+      <w:r>
+        <w:t xml:space="preserve"> </w:t>
+      </w:r>
+      <w:r>
+        <w:t xml:space="preserve">on Github.</w:t>
+      </w:r>
+    </w:p>
+    <w:bookmarkEnd w:id="46"/>
+    <w:bookmarkEnd w:id="47"/>
+    <w:bookmarkStart w:id="48" w:name="who-cares"/>
+    <w:p>
+      <w:pPr>
+        <w:pStyle w:val="Heading2"/>
+      </w:pPr>
+      <w:r>
+        <w:t xml:space="preserve">Who cares?</w:t>
+      </w:r>
+    </w:p>
+    <w:p>
+      <w:pPr>
+        <w:pStyle w:val="Compact"/>
+        <w:numPr>
+          <w:ilvl w:val="0"/>
+          <w:numId w:val="1015"/>
+        </w:numPr>
+      </w:pPr>
+      <w:r>
+        <w:t xml:space="preserve">Imagine you work with data for the whole population (&gt; 10 M people)</w:t>
+      </w:r>
+    </w:p>
+    <w:p>
+      <w:pPr>
+        <w:pStyle w:val="Compact"/>
+        <w:numPr>
+          <w:ilvl w:val="0"/>
+          <w:numId w:val="1015"/>
+        </w:numPr>
+      </w:pPr>
+      <w:r>
+        <w:t xml:space="preserve">You have medical prescription data for everyone and lets say on average 20 prescriptions (since 2015) per person =&gt; 10 * 20 = 200 M rows of data</w:t>
+      </w:r>
+    </w:p>
+    <w:p>
+      <w:pPr>
+        <w:pStyle w:val="Compact"/>
+        <w:numPr>
+          <w:ilvl w:val="0"/>
+          <w:numId w:val="1015"/>
+        </w:numPr>
+      </w:pPr>
+      <w:r>
+        <w:t xml:space="preserve">You are working in a secure environment were data is stored on a network server (no HDD drive)</w:t>
+      </w:r>
+    </w:p>
+    <w:p>
+      <w:pPr>
+        <w:pStyle w:val="Compact"/>
+        <w:numPr>
+          <w:ilvl w:val="0"/>
+          <w:numId w:val="1015"/>
+        </w:numPr>
+      </w:pPr>
+      <w:r>
+        <w:t xml:space="preserve">The same environment is shared by 20 other researchers and you are all competing for the same band-width</w:t>
+      </w:r>
+    </w:p>
+    <w:p>
+      <w:pPr>
+        <w:pStyle w:val="Compact"/>
+        <w:numPr>
+          <w:ilvl w:val="0"/>
+          <w:numId w:val="1015"/>
+        </w:numPr>
+      </w:pPr>
+      <w:r>
+        <w:t xml:space="preserve">It will get increasonly frusrating just to load and save the big files</w:t>
+      </w:r>
+    </w:p>
+    <w:p>
+      <w:pPr>
+        <w:pStyle w:val="Compact"/>
+        <w:numPr>
+          <w:ilvl w:val="0"/>
+          <w:numId w:val="1015"/>
+        </w:numPr>
+      </w:pPr>
+      <w:r>
+        <w:t xml:space="preserve">You might need to wait for half an hour before you can start working</w:t>
+      </w:r>
+    </w:p>
+    <w:bookmarkEnd w:id="48"/>
+    <w:bookmarkStart w:id="49" w:name="automated-process"/>
+    <w:p>
+      <w:pPr>
+        <w:pStyle w:val="Heading2"/>
+      </w:pPr>
+      <w:r>
+        <w:t xml:space="preserve">Automated process</w:t>
+      </w:r>
+    </w:p>
+    <w:p>
+      <w:pPr>
+        <w:pStyle w:val="Compact"/>
+        <w:numPr>
+          <w:ilvl w:val="0"/>
+          <w:numId w:val="1016"/>
+        </w:numPr>
+      </w:pPr>
+      <w:r>
+        <w:t xml:space="preserve">Instead of relying on individual R scripts, use a reproducible pipeline.</w:t>
+      </w:r>
+    </w:p>
+    <w:p>
+      <w:pPr>
+        <w:pStyle w:val="Compact"/>
+        <w:numPr>
+          <w:ilvl w:val="0"/>
+          <w:numId w:val="1016"/>
+        </w:numPr>
+      </w:pPr>
+      <w:r>
+        <w:t xml:space="preserve">This is common practice in software development</w:t>
+      </w:r>
+    </w:p>
+    <w:p>
+      <w:pPr>
+        <w:pStyle w:val="Compact"/>
+        <w:numPr>
+          <w:ilvl w:val="1"/>
+          <w:numId w:val="1017"/>
+        </w:numPr>
+      </w:pPr>
+      <w:r>
+        <w:t xml:space="preserve">For example GNU Make is a build automation tool that automatically determines which parts of a program need to be rebuilt and executes the necessary commands based on rules defined in a Makefile.</w:t>
+      </w:r>
+    </w:p>
+    <w:p>
+      <w:pPr>
+        <w:pStyle w:val="Compact"/>
+        <w:numPr>
+          <w:ilvl w:val="0"/>
+          <w:numId w:val="1016"/>
+        </w:numPr>
+      </w:pPr>
+      <w:r>
+        <w:t xml:space="preserve">Iteration during project development (which is equally relevant for a health data project), will be much faster and reliable.</w:t>
+      </w:r>
+    </w:p>
+    <w:p>
+      <w:pPr>
+        <w:pStyle w:val="Compact"/>
+        <w:numPr>
+          <w:ilvl w:val="0"/>
+          <w:numId w:val="1016"/>
+        </w:numPr>
+      </w:pPr>
+      <w:r>
+        <w:t xml:space="preserve">Caching as described abowe is automated and you only need to read/write files to disk/network storage when actually needed.</w:t>
+      </w:r>
+    </w:p>
+    <w:bookmarkEnd w:id="49"/>
+    <w:bookmarkStart w:id="50" w:name="targets-package"/>
+    <w:p>
+      <w:pPr>
+        <w:pStyle w:val="Heading2"/>
+      </w:pPr>
+      <w:r>
+        <w:t xml:space="preserve">targets package</w:t>
+      </w:r>
+    </w:p>
+    <w:p>
+      <w:pPr>
+        <w:numPr>
+          <w:ilvl w:val="0"/>
+          <w:numId w:val="1018"/>
+        </w:numPr>
+      </w:pPr>
+      <w:r>
+        <w:t xml:space="preserve">The</w:t>
+      </w:r>
+      <w:r>
+        <w:t xml:space="preserve"> </w:t>
+      </w:r>
+      <w:r>
+        <w:rPr>
+          <w:rStyle w:val="VerbatimChar"/>
+        </w:rPr>
+        <w:t xml:space="preserve">{targets}</w:t>
+      </w:r>
+      <w:r>
+        <w:t xml:space="preserve"> </w:t>
+      </w:r>
+      <w:r>
+        <w:t xml:space="preserve">package is a Make-like pipeline tool for statistics and data science in R.</w:t>
+      </w:r>
+    </w:p>
+    <w:p>
+      <w:pPr>
+        <w:numPr>
+          <w:ilvl w:val="0"/>
+          <w:numId w:val="1018"/>
+        </w:numPr>
+      </w:pPr>
+      <w:r>
+        <w:t xml:space="preserve">The package skips costly runtime for tasks that are already up to date, orchestrates the necessary computation with implicit parallel computing, and abstracts files as R objects.</w:t>
+      </w:r>
+    </w:p>
+    <w:p>
+      <w:pPr>
+        <w:numPr>
+          <w:ilvl w:val="0"/>
+          <w:numId w:val="1018"/>
+        </w:numPr>
+      </w:pPr>
+      <w:r>
+        <w:t xml:space="preserve">If all the current output matches the current upstream code and data, then the whole pipeline is up to date, and the results are more trustworthy than otherwise.</w:t>
+      </w:r>
+    </w:p>
+    <w:p>
+      <w:pPr>
+        <w:numPr>
+          <w:ilvl w:val="0"/>
+          <w:numId w:val="1018"/>
+        </w:numPr>
+      </w:pPr>
+      <w:r>
+        <w:t xml:space="preserve">The tasks themselves are called</w:t>
+      </w:r>
+      <w:r>
+        <w:t xml:space="preserve"> </w:t>
+      </w:r>
+      <w:r>
+        <w:t xml:space="preserve">“targets”</w:t>
+      </w:r>
+      <w:r>
+        <w:t xml:space="preserve">, and they run the functions and return R objects.</w:t>
+      </w:r>
+    </w:p>
+    <w:p>
+      <w:pPr>
+        <w:numPr>
+          <w:ilvl w:val="0"/>
+          <w:numId w:val="1018"/>
+        </w:numPr>
+      </w:pPr>
+      <w:r>
+        <w:t xml:space="preserve">The</w:t>
+      </w:r>
+      <w:r>
+        <w:t xml:space="preserve"> </w:t>
+      </w:r>
+      <w:r>
+        <w:rPr>
+          <w:rStyle w:val="VerbatimChar"/>
+        </w:rPr>
+        <w:t xml:space="preserve">targets</w:t>
+      </w:r>
+      <w:r>
+        <w:t xml:space="preserve"> </w:t>
+      </w:r>
+      <w:r>
+        <w:t xml:space="preserve">package orchestrates the targets and stores the output objects to make your pipeline efficient, painless, and reproducible.</w:t>
+      </w:r>
+    </w:p>
+    <w:bookmarkEnd w:id="50"/>
+    <w:bookmarkStart w:id="51" w:name="example"/>
+    <w:p>
+      <w:pPr>
+        <w:pStyle w:val="Heading2"/>
+      </w:pPr>
+      <w:r>
+        <w:t xml:space="preserve">Example</w:t>
+      </w:r>
+    </w:p>
+    <w:p>
+      <w:pPr>
+        <w:pStyle w:val="FirstParagraph"/>
+      </w:pPr>
+      <w:r>
+        <w:rPr>
+          <w:b/>
+          <w:bCs/>
+        </w:rPr>
+        <w:t xml:space="preserve">Data:</w:t>
+      </w:r>
+      <w:r>
+        <w:t xml:space="preserve"> </w:t>
+      </w:r>
+      <w:r>
+        <w:t xml:space="preserve">survey data collected by the US National Center for Health Statistics (NCHS) which has conducted a series of health and nutrition surveys since the early 1960’s. Since 1999 approximately 5,000 individuals of all ages are interviewed in their homes every year and complete the health examination component of the survey. The health examination is conducted in a mobile examination centre (MEC).</w:t>
+      </w:r>
+    </w:p>
+    <w:p>
+      <w:pPr>
+        <w:pStyle w:val="BodyText"/>
+      </w:pPr>
+      <w:r>
+        <w:rPr>
+          <w:b/>
+          <w:bCs/>
+        </w:rPr>
+        <w:t xml:space="preserve">Question:</w:t>
+      </w:r>
+      <w:r>
+        <w:t xml:space="preserve"> </w:t>
+      </w:r>
+      <w:r>
+        <w:t xml:space="preserve">Is there any association between gender and BMI?</w:t>
+      </w:r>
+    </w:p>
+    <w:p>
+      <w:pPr>
+        <w:pStyle w:val="SourceCode"/>
+      </w:pPr>
+      <w:r>
+        <w:rPr>
+          <w:rStyle w:val="CommentTok"/>
+        </w:rPr>
+        <w:t xml:space="preserve"># pak::pkg_install("NHANES")</w:t>
+      </w:r>
+      <w:r>
+        <w:br/>
+      </w:r>
+      <w:r>
+        <w:rPr>
+          <w:rStyle w:val="FunctionTok"/>
+        </w:rPr>
+        <w:t xml:space="preserve">str</w:t>
+      </w:r>
+      <w:r>
+        <w:rPr>
+          <w:rStyle w:val="NormalTok"/>
+        </w:rPr>
+        <w:t xml:space="preserve">(NHANES</w:t>
+      </w:r>
+      <w:r>
+        <w:rPr>
+          <w:rStyle w:val="SpecialCharTok"/>
+        </w:rPr>
+        <w:t xml:space="preserve">::</w:t>
+      </w:r>
+      <w:r>
+        <w:rPr>
+          <w:rStyle w:val="NormalTok"/>
+        </w:rPr>
+        <w:t xml:space="preserve">NHANES)</w:t>
+      </w:r>
+    </w:p>
+    <w:p>
+      <w:pPr>
+        <w:pStyle w:val="SourceCode"/>
+      </w:pPr>
+      <w:r>
+        <w:rPr>
+          <w:rStyle w:val="VerbatimChar"/>
+        </w:rPr>
+        <w:t xml:space="preserve">Classes 'tbl_df', 'tbl' and 'data.frame':   10000 obs. of  76 variables:</w:t>
+      </w:r>
+      <w:r>
+        <w:br/>
+      </w:r>
+      <w:r>
+        <w:rPr>
+          <w:rStyle w:val="VerbatimChar"/>
+        </w:rPr>
+        <w:t xml:space="preserve"> $ ID              : int  51624 51624 51624 51625 51630 51638 51646 51647 51647 51647 ...</w:t>
+      </w:r>
+      <w:r>
+        <w:br/>
+      </w:r>
+      <w:r>
+        <w:rPr>
+          <w:rStyle w:val="VerbatimChar"/>
+        </w:rPr>
+        <w:t xml:space="preserve"> $ SurveyYr        : Factor w/ 2 levels "2009_10","2011_12": 1 1 1 1 1 1 1 1 1 1 ...</w:t>
+      </w:r>
+      <w:r>
+        <w:br/>
+      </w:r>
+      <w:r>
+        <w:rPr>
+          <w:rStyle w:val="VerbatimChar"/>
+        </w:rPr>
+        <w:t xml:space="preserve"> $ Gender          : Factor w/ 2 levels "female","male": 2 2 2 2 1 2 2 1 1 1 ...</w:t>
+      </w:r>
+      <w:r>
+        <w:br/>
+      </w:r>
+      <w:r>
+        <w:rPr>
+          <w:rStyle w:val="VerbatimChar"/>
+        </w:rPr>
+        <w:t xml:space="preserve"> $ Age             : int  34 34 34 4 49 9 8 45 45 45 ...</w:t>
+      </w:r>
+      <w:r>
+        <w:br/>
+      </w:r>
+      <w:r>
+        <w:rPr>
+          <w:rStyle w:val="VerbatimChar"/>
+        </w:rPr>
+        <w:t xml:space="preserve"> $ AgeDecade       : Factor w/ 8 levels " 0-9"," 10-19",..: 4 4 4 1 5 1 1 5 5 5 ...</w:t>
+      </w:r>
+      <w:r>
+        <w:br/>
+      </w:r>
+      <w:r>
+        <w:rPr>
+          <w:rStyle w:val="VerbatimChar"/>
+        </w:rPr>
+        <w:t xml:space="preserve"> $ AgeMonths       : int  409 409 409 49 596 115 101 541 541 541 ...</w:t>
+      </w:r>
+      <w:r>
+        <w:br/>
+      </w:r>
+      <w:r>
+        <w:rPr>
+          <w:rStyle w:val="VerbatimChar"/>
+        </w:rPr>
+        <w:t xml:space="preserve"> $ Race1           : Factor w/ 5 levels "Black","Hispanic",..: 4 4 4 5 4 4 4 4 4 4 ...</w:t>
+      </w:r>
+      <w:r>
+        <w:br/>
+      </w:r>
+      <w:r>
+        <w:rPr>
+          <w:rStyle w:val="VerbatimChar"/>
+        </w:rPr>
+        <w:t xml:space="preserve"> $ Race3           : Factor w/ 6 levels "Asian","Black",..: NA NA NA NA NA NA NA NA NA NA ...</w:t>
+      </w:r>
+      <w:r>
+        <w:br/>
+      </w:r>
+      <w:r>
+        <w:rPr>
+          <w:rStyle w:val="VerbatimChar"/>
+        </w:rPr>
+        <w:t xml:space="preserve"> $ Education       : Factor w/ 5 levels "8th Grade","9 - 11th Grade",..: 3 3 3 NA 4 NA NA 5 5 5 ...</w:t>
+      </w:r>
+      <w:r>
+        <w:br/>
+      </w:r>
+      <w:r>
+        <w:rPr>
+          <w:rStyle w:val="VerbatimChar"/>
+        </w:rPr>
+        <w:t xml:space="preserve"> $ MaritalStatus   : Factor w/ 6 levels "Divorced","LivePartner",..: 3 3 3 NA 2 NA NA 3 3 3 ...</w:t>
+      </w:r>
+      <w:r>
+        <w:br/>
+      </w:r>
+      <w:r>
+        <w:rPr>
+          <w:rStyle w:val="VerbatimChar"/>
+        </w:rPr>
+        <w:t xml:space="preserve"> $ HHIncome        : Factor w/ 12 levels " 0-4999"," 5000-9999",..: 6 6 6 5 7 11 9 11 11 11 ...</w:t>
+      </w:r>
+      <w:r>
+        <w:br/>
+      </w:r>
+      <w:r>
+        <w:rPr>
+          <w:rStyle w:val="VerbatimChar"/>
+        </w:rPr>
+        <w:t xml:space="preserve"> $ HHIncomeMid     : int  30000 30000 30000 22500 40000 87500 60000 87500 87500 87500 ...</w:t>
+      </w:r>
+      <w:r>
+        <w:br/>
+      </w:r>
+      <w:r>
+        <w:rPr>
+          <w:rStyle w:val="VerbatimChar"/>
+        </w:rPr>
+        <w:t xml:space="preserve"> $ Poverty         : num  1.36 1.36 1.36 1.07 1.91 1.84 2.33 5 5 5 ...</w:t>
+      </w:r>
+      <w:r>
+        <w:br/>
+      </w:r>
+      <w:r>
+        <w:rPr>
+          <w:rStyle w:val="VerbatimChar"/>
+        </w:rPr>
+        <w:t xml:space="preserve"> $ HomeRooms       : int  6 6 6 9 5 6 7 6 6 6 ...</w:t>
+      </w:r>
+      <w:r>
+        <w:br/>
+      </w:r>
+      <w:r>
+        <w:rPr>
+          <w:rStyle w:val="VerbatimChar"/>
+        </w:rPr>
+        <w:t xml:space="preserve"> $ HomeOwn         : Factor w/ 3 levels "Own","Rent","Other": 1 1 1 1 2 2 1 1 1 1 ...</w:t>
+      </w:r>
+      <w:r>
+        <w:br/>
+      </w:r>
+      <w:r>
+        <w:rPr>
+          <w:rStyle w:val="VerbatimChar"/>
+        </w:rPr>
+        <w:t xml:space="preserve"> $ Work            : Factor w/ 3 levels "Looking","NotWorking",..: 2 2 2 NA 2 NA NA 3 3 3 ...</w:t>
+      </w:r>
+      <w:r>
+        <w:br/>
+      </w:r>
+      <w:r>
+        <w:rPr>
+          <w:rStyle w:val="VerbatimChar"/>
+        </w:rPr>
+        <w:t xml:space="preserve"> $ Weight          : num  87.4 87.4 87.4 17 86.7 29.8 35.2 75.7 75.7 75.7 ...</w:t>
+      </w:r>
+      <w:r>
+        <w:br/>
+      </w:r>
+      <w:r>
+        <w:rPr>
+          <w:rStyle w:val="VerbatimChar"/>
+        </w:rPr>
+        <w:t xml:space="preserve"> $ Length          : num  NA NA NA NA NA NA NA NA NA NA ...</w:t>
+      </w:r>
+      <w:r>
+        <w:br/>
+      </w:r>
+      <w:r>
+        <w:rPr>
+          <w:rStyle w:val="VerbatimChar"/>
+        </w:rPr>
+        <w:t xml:space="preserve"> $ HeadCirc        : num  NA NA NA NA NA NA NA NA NA NA ...</w:t>
+      </w:r>
+      <w:r>
+        <w:br/>
+      </w:r>
+      <w:r>
+        <w:rPr>
+          <w:rStyle w:val="VerbatimChar"/>
+        </w:rPr>
+        <w:t xml:space="preserve"> $ Height          : num  165 165 165 105 168 ...</w:t>
+      </w:r>
+      <w:r>
+        <w:br/>
+      </w:r>
+      <w:r>
+        <w:rPr>
+          <w:rStyle w:val="VerbatimChar"/>
+        </w:rPr>
+        <w:t xml:space="preserve"> $ BMI             : num  32.2 32.2 32.2 15.3 30.6 ...</w:t>
+      </w:r>
+      <w:r>
+        <w:br/>
+      </w:r>
+      <w:r>
+        <w:rPr>
+          <w:rStyle w:val="VerbatimChar"/>
+        </w:rPr>
+        <w:t xml:space="preserve"> $ BMICatUnder20yrs: Factor w/ 4 levels "UnderWeight",..: NA NA NA NA NA NA NA NA NA NA ...</w:t>
+      </w:r>
+      <w:r>
+        <w:br/>
+      </w:r>
+      <w:r>
+        <w:rPr>
+          <w:rStyle w:val="VerbatimChar"/>
+        </w:rPr>
+        <w:t xml:space="preserve"> $ BMI_WHO         : Factor w/ 4 levels "12.0_18.5","18.5_to_24.9",..: 4 4 4 1 4 1 2 3 3 3 ...</w:t>
+      </w:r>
+      <w:r>
+        <w:br/>
+      </w:r>
+      <w:r>
+        <w:rPr>
+          <w:rStyle w:val="VerbatimChar"/>
+        </w:rPr>
+        <w:t xml:space="preserve"> $ Pulse           : int  70 70 70 NA 86 82 72 62 62 62 ...</w:t>
+      </w:r>
+      <w:r>
+        <w:br/>
+      </w:r>
+      <w:r>
+        <w:rPr>
+          <w:rStyle w:val="VerbatimChar"/>
+        </w:rPr>
+        <w:t xml:space="preserve"> $ BPSysAve        : int  113 113 113 NA 112 86 107 118 118 118 ...</w:t>
+      </w:r>
+      <w:r>
+        <w:br/>
+      </w:r>
+      <w:r>
+        <w:rPr>
+          <w:rStyle w:val="VerbatimChar"/>
+        </w:rPr>
+        <w:t xml:space="preserve"> $ BPDiaAve        : int  85 85 85 NA 75 47 37 64 64 64 ...</w:t>
+      </w:r>
+      <w:r>
+        <w:br/>
+      </w:r>
+      <w:r>
+        <w:rPr>
+          <w:rStyle w:val="VerbatimChar"/>
+        </w:rPr>
+        <w:t xml:space="preserve"> $ BPSys1          : int  114 114 114 NA 118 84 114 106 106 106 ...</w:t>
+      </w:r>
+      <w:r>
+        <w:br/>
+      </w:r>
+      <w:r>
+        <w:rPr>
+          <w:rStyle w:val="VerbatimChar"/>
+        </w:rPr>
+        <w:t xml:space="preserve"> $ BPDia1          : int  88 88 88 NA 82 50 46 62 62 62 ...</w:t>
+      </w:r>
+      <w:r>
+        <w:br/>
+      </w:r>
+      <w:r>
+        <w:rPr>
+          <w:rStyle w:val="VerbatimChar"/>
+        </w:rPr>
+        <w:t xml:space="preserve"> $ BPSys2          : int  114 114 114 NA 108 84 108 118 118 118 ...</w:t>
+      </w:r>
+      <w:r>
+        <w:br/>
+      </w:r>
+      <w:r>
+        <w:rPr>
+          <w:rStyle w:val="VerbatimChar"/>
+        </w:rPr>
+        <w:t xml:space="preserve"> $ BPDia2          : int  88 88 88 NA 74 50 36 68 68 68 ...</w:t>
+      </w:r>
+      <w:r>
+        <w:br/>
+      </w:r>
+      <w:r>
+        <w:rPr>
+          <w:rStyle w:val="VerbatimChar"/>
+        </w:rPr>
+        <w:t xml:space="preserve"> $ BPSys3          : int  112 112 112 NA 116 88 106 118 118 118 ...</w:t>
+      </w:r>
+      <w:r>
+        <w:br/>
+      </w:r>
+      <w:r>
+        <w:rPr>
+          <w:rStyle w:val="VerbatimChar"/>
+        </w:rPr>
+        <w:t xml:space="preserve"> $ BPDia3          : int  82 82 82 NA 76 44 38 60 60 60 ...</w:t>
+      </w:r>
+      <w:r>
+        <w:br/>
+      </w:r>
+      <w:r>
+        <w:rPr>
+          <w:rStyle w:val="VerbatimChar"/>
+        </w:rPr>
+        <w:t xml:space="preserve"> $ Testosterone    : num  NA NA NA NA NA NA NA NA NA NA ...</w:t>
+      </w:r>
+      <w:r>
+        <w:br/>
+      </w:r>
+      <w:r>
+        <w:rPr>
+          <w:rStyle w:val="VerbatimChar"/>
+        </w:rPr>
+        <w:t xml:space="preserve"> $ DirectChol      : num  1.29 1.29 1.29 NA 1.16 1.34 1.55 2.12 2.12 2.12 ...</w:t>
+      </w:r>
+      <w:r>
+        <w:br/>
+      </w:r>
+      <w:r>
+        <w:rPr>
+          <w:rStyle w:val="VerbatimChar"/>
+        </w:rPr>
+        <w:t xml:space="preserve"> $ TotChol         : num  3.49 3.49 3.49 NA 6.7 4.86 4.09 5.82 5.82 5.82 ...</w:t>
+      </w:r>
+      <w:r>
+        <w:br/>
+      </w:r>
+      <w:r>
+        <w:rPr>
+          <w:rStyle w:val="VerbatimChar"/>
+        </w:rPr>
+        <w:t xml:space="preserve"> $ UrineVol1       : int  352 352 352 NA 77 123 238 106 106 106 ...</w:t>
+      </w:r>
+      <w:r>
+        <w:br/>
+      </w:r>
+      <w:r>
+        <w:rPr>
+          <w:rStyle w:val="VerbatimChar"/>
+        </w:rPr>
+        <w:t xml:space="preserve"> $ UrineFlow1      : num  NA NA NA NA 0.094 ...</w:t>
+      </w:r>
+      <w:r>
+        <w:br/>
+      </w:r>
+      <w:r>
+        <w:rPr>
+          <w:rStyle w:val="VerbatimChar"/>
+        </w:rPr>
+        <w:t xml:space="preserve"> $ UrineVol2       : int  NA NA NA NA NA NA NA NA NA NA ...</w:t>
+      </w:r>
+      <w:r>
+        <w:br/>
+      </w:r>
+      <w:r>
+        <w:rPr>
+          <w:rStyle w:val="VerbatimChar"/>
+        </w:rPr>
+        <w:t xml:space="preserve"> $ UrineFlow2      : num  NA NA NA NA NA NA NA NA NA NA ...</w:t>
+      </w:r>
+      <w:r>
+        <w:br/>
+      </w:r>
+      <w:r>
+        <w:rPr>
+          <w:rStyle w:val="VerbatimChar"/>
+        </w:rPr>
+        <w:t xml:space="preserve"> $ Diabetes        : Factor w/ 2 levels "No","Yes": 1 1 1 1 1 1 1 1 1 1 ...</w:t>
+      </w:r>
+      <w:r>
+        <w:br/>
+      </w:r>
+      <w:r>
+        <w:rPr>
+          <w:rStyle w:val="VerbatimChar"/>
+        </w:rPr>
+        <w:t xml:space="preserve"> $ DiabetesAge     : int  NA NA NA NA NA NA NA NA NA NA ...</w:t>
+      </w:r>
+      <w:r>
+        <w:br/>
+      </w:r>
+      <w:r>
+        <w:rPr>
+          <w:rStyle w:val="VerbatimChar"/>
+        </w:rPr>
+        <w:t xml:space="preserve"> $ HealthGen       : Factor w/ 5 levels "Excellent","Vgood",..: 3 3 3 NA 3 NA NA 2 2 2 ...</w:t>
+      </w:r>
+      <w:r>
+        <w:br/>
+      </w:r>
+      <w:r>
+        <w:rPr>
+          <w:rStyle w:val="VerbatimChar"/>
+        </w:rPr>
+        <w:t xml:space="preserve"> $ DaysPhysHlthBad : int  0 0 0 NA 0 NA NA 0 0 0 ...</w:t>
+      </w:r>
+      <w:r>
+        <w:br/>
+      </w:r>
+      <w:r>
+        <w:rPr>
+          <w:rStyle w:val="VerbatimChar"/>
+        </w:rPr>
+        <w:t xml:space="preserve"> $ DaysMentHlthBad : int  15 15 15 NA 10 NA NA 3 3 3 ...</w:t>
+      </w:r>
+      <w:r>
+        <w:br/>
+      </w:r>
+      <w:r>
+        <w:rPr>
+          <w:rStyle w:val="VerbatimChar"/>
+        </w:rPr>
+        <w:t xml:space="preserve"> $ LittleInterest  : Factor w/ 3 levels "None","Several",..: 3 3 3 NA 2 NA NA 1 1 1 ...</w:t>
+      </w:r>
+      <w:r>
+        <w:br/>
+      </w:r>
+      <w:r>
+        <w:rPr>
+          <w:rStyle w:val="VerbatimChar"/>
+        </w:rPr>
+        <w:t xml:space="preserve"> $ Depressed       : Factor w/ 3 levels "None","Several",..: 2 2 2 NA 2 NA NA 1 1 1 ...</w:t>
+      </w:r>
+      <w:r>
+        <w:br/>
+      </w:r>
+      <w:r>
+        <w:rPr>
+          <w:rStyle w:val="VerbatimChar"/>
+        </w:rPr>
+        <w:t xml:space="preserve"> $ nPregnancies    : int  NA NA NA NA 2 NA NA 1 1 1 ...</w:t>
+      </w:r>
+      <w:r>
+        <w:br/>
+      </w:r>
+      <w:r>
+        <w:rPr>
+          <w:rStyle w:val="VerbatimChar"/>
+        </w:rPr>
+        <w:t xml:space="preserve"> $ nBabies         : int  NA NA NA NA 2 NA NA NA NA NA ...</w:t>
+      </w:r>
+      <w:r>
+        <w:br/>
+      </w:r>
+      <w:r>
+        <w:rPr>
+          <w:rStyle w:val="VerbatimChar"/>
+        </w:rPr>
+        <w:t xml:space="preserve"> $ Age1stBaby      : int  NA NA NA NA 27 NA NA NA NA NA ...</w:t>
+      </w:r>
+      <w:r>
+        <w:br/>
+      </w:r>
+      <w:r>
+        <w:rPr>
+          <w:rStyle w:val="VerbatimChar"/>
+        </w:rPr>
+        <w:t xml:space="preserve"> $ SleepHrsNight   : int  4 4 4 NA 8 NA NA 8 8 8 ...</w:t>
+      </w:r>
+      <w:r>
+        <w:br/>
+      </w:r>
+      <w:r>
+        <w:rPr>
+          <w:rStyle w:val="VerbatimChar"/>
+        </w:rPr>
+        <w:t xml:space="preserve"> $ SleepTrouble    : Factor w/ 2 levels "No","Yes": 2 2 2 NA 2 NA NA 1 1 1 ...</w:t>
+      </w:r>
+      <w:r>
+        <w:br/>
+      </w:r>
+      <w:r>
+        <w:rPr>
+          <w:rStyle w:val="VerbatimChar"/>
+        </w:rPr>
+        <w:t xml:space="preserve"> $ PhysActive      : Factor w/ 2 levels "No","Yes": 1 1 1 NA 1 NA NA 2 2 2 ...</w:t>
+      </w:r>
+      <w:r>
+        <w:br/>
+      </w:r>
+      <w:r>
+        <w:rPr>
+          <w:rStyle w:val="VerbatimChar"/>
+        </w:rPr>
+        <w:t xml:space="preserve"> $ PhysActiveDays  : int  NA NA NA NA NA NA NA 5 5 5 ...</w:t>
+      </w:r>
+      <w:r>
+        <w:br/>
+      </w:r>
+      <w:r>
+        <w:rPr>
+          <w:rStyle w:val="VerbatimChar"/>
+        </w:rPr>
+        <w:t xml:space="preserve"> $ TVHrsDay        : Factor w/ 7 levels "0_hrs","0_to_1_hr",..: NA NA NA NA NA NA NA NA NA NA ...</w:t>
+      </w:r>
+      <w:r>
+        <w:br/>
+      </w:r>
+      <w:r>
+        <w:rPr>
+          <w:rStyle w:val="VerbatimChar"/>
+        </w:rPr>
+        <w:t xml:space="preserve"> $ CompHrsDay      : Factor w/ 7 levels "0_hrs","0_to_1_hr",..: NA NA NA NA NA NA NA NA NA NA ...</w:t>
+      </w:r>
+      <w:r>
+        <w:br/>
+      </w:r>
+      <w:r>
+        <w:rPr>
+          <w:rStyle w:val="VerbatimChar"/>
+        </w:rPr>
+        <w:t xml:space="preserve"> $ TVHrsDayChild   : int  NA NA NA 4 NA 5 1 NA NA NA ...</w:t>
+      </w:r>
+      <w:r>
+        <w:br/>
+      </w:r>
+      <w:r>
+        <w:rPr>
+          <w:rStyle w:val="VerbatimChar"/>
+        </w:rPr>
+        <w:t xml:space="preserve"> $ CompHrsDayChild : int  NA NA NA 1 NA 0 6 NA NA NA ...</w:t>
+      </w:r>
+      <w:r>
+        <w:br/>
+      </w:r>
+      <w:r>
+        <w:rPr>
+          <w:rStyle w:val="VerbatimChar"/>
+        </w:rPr>
+        <w:t xml:space="preserve"> $ Alcohol12PlusYr : Factor w/ 2 levels "No","Yes": 2 2 2 NA 2 NA NA 2 2 2 ...</w:t>
+      </w:r>
+      <w:r>
+        <w:br/>
+      </w:r>
+      <w:r>
+        <w:rPr>
+          <w:rStyle w:val="VerbatimChar"/>
+        </w:rPr>
+        <w:t xml:space="preserve"> $ AlcoholDay      : int  NA NA NA NA 2 NA NA 3 3 3 ...</w:t>
+      </w:r>
+      <w:r>
+        <w:br/>
+      </w:r>
+      <w:r>
+        <w:rPr>
+          <w:rStyle w:val="VerbatimChar"/>
+        </w:rPr>
+        <w:t xml:space="preserve"> $ AlcoholYear     : int  0 0 0 NA 20 NA NA 52 52 52 ...</w:t>
+      </w:r>
+      <w:r>
+        <w:br/>
+      </w:r>
+      <w:r>
+        <w:rPr>
+          <w:rStyle w:val="VerbatimChar"/>
+        </w:rPr>
+        <w:t xml:space="preserve"> $ SmokeNow        : Factor w/ 2 levels "No","Yes": 1 1 1 NA 2 NA NA NA NA NA ...</w:t>
+      </w:r>
+      <w:r>
+        <w:br/>
+      </w:r>
+      <w:r>
+        <w:rPr>
+          <w:rStyle w:val="VerbatimChar"/>
+        </w:rPr>
+        <w:t xml:space="preserve"> $ Smoke100        : Factor w/ 2 levels "No","Yes": 2 2 2 NA 2 NA NA 1 1 1 ...</w:t>
+      </w:r>
+      <w:r>
+        <w:br/>
+      </w:r>
+      <w:r>
+        <w:rPr>
+          <w:rStyle w:val="VerbatimChar"/>
+        </w:rPr>
+        <w:t xml:space="preserve"> $ Smoke100n       : Factor w/ 2 levels "Non-Smoker","Smoker": 2 2 2 NA 2 NA NA 1 1 1 ...</w:t>
+      </w:r>
+      <w:r>
+        <w:br/>
+      </w:r>
+      <w:r>
+        <w:rPr>
+          <w:rStyle w:val="VerbatimChar"/>
+        </w:rPr>
+        <w:t xml:space="preserve"> $ SmokeAge        : int  18 18 18 NA 38 NA NA NA NA NA ...</w:t>
+      </w:r>
+      <w:r>
+        <w:br/>
+      </w:r>
+      <w:r>
+        <w:rPr>
+          <w:rStyle w:val="VerbatimChar"/>
+        </w:rPr>
+        <w:t xml:space="preserve"> $ Marijuana       : Factor w/ 2 levels "No","Yes": 2 2 2 NA 2 NA NA 2 2 2 ...</w:t>
+      </w:r>
+      <w:r>
+        <w:br/>
+      </w:r>
+      <w:r>
+        <w:rPr>
+          <w:rStyle w:val="VerbatimChar"/>
+        </w:rPr>
+        <w:t xml:space="preserve"> $ AgeFirstMarij   : int  17 17 17 NA 18 NA NA 13 13 13 ...</w:t>
+      </w:r>
+      <w:r>
+        <w:br/>
+      </w:r>
+      <w:r>
+        <w:rPr>
+          <w:rStyle w:val="VerbatimChar"/>
+        </w:rPr>
+        <w:t xml:space="preserve"> $ RegularMarij    : Factor w/ 2 levels "No","Yes": 1 1 1 NA 1 NA NA 1 1 1 ...</w:t>
+      </w:r>
+      <w:r>
+        <w:br/>
+      </w:r>
+      <w:r>
+        <w:rPr>
+          <w:rStyle w:val="VerbatimChar"/>
+        </w:rPr>
+        <w:t xml:space="preserve"> $ AgeRegMarij     : int  NA NA NA NA NA NA NA NA NA NA ...</w:t>
+      </w:r>
+      <w:r>
+        <w:br/>
+      </w:r>
+      <w:r>
+        <w:rPr>
+          <w:rStyle w:val="VerbatimChar"/>
+        </w:rPr>
+        <w:t xml:space="preserve"> $ HardDrugs       : Factor w/ 2 levels "No","Yes": 2 2 2 NA 2 NA NA 1 1 1 ...</w:t>
+      </w:r>
+      <w:r>
+        <w:br/>
+      </w:r>
+      <w:r>
+        <w:rPr>
+          <w:rStyle w:val="VerbatimChar"/>
+        </w:rPr>
+        <w:t xml:space="preserve"> $ SexEver         : Factor w/ 2 levels "No","Yes": 2 2 2 NA 2 NA NA 2 2 2 ...</w:t>
+      </w:r>
+      <w:r>
+        <w:br/>
+      </w:r>
+      <w:r>
+        <w:rPr>
+          <w:rStyle w:val="VerbatimChar"/>
+        </w:rPr>
+        <w:t xml:space="preserve"> $ SexAge          : int  16 16 16 NA 12 NA NA 13 13 13 ...</w:t>
+      </w:r>
+      <w:r>
+        <w:br/>
+      </w:r>
+      <w:r>
+        <w:rPr>
+          <w:rStyle w:val="VerbatimChar"/>
+        </w:rPr>
+        <w:t xml:space="preserve"> $ SexNumPartnLife : int  8 8 8 NA 10 NA NA 20 20 20 ...</w:t>
+      </w:r>
+      <w:r>
+        <w:br/>
+      </w:r>
+      <w:r>
+        <w:rPr>
+          <w:rStyle w:val="VerbatimChar"/>
+        </w:rPr>
+        <w:t xml:space="preserve"> $ SexNumPartYear  : int  1 1 1 NA 1 NA NA 0 0 0 ...</w:t>
+      </w:r>
+      <w:r>
+        <w:br/>
+      </w:r>
+      <w:r>
+        <w:rPr>
+          <w:rStyle w:val="VerbatimChar"/>
+        </w:rPr>
+        <w:t xml:space="preserve"> $ SameSex         : Factor w/ 2 levels "No","Yes": 1 1 1 NA 2 NA NA 2 2 2 ...</w:t>
+      </w:r>
+      <w:r>
+        <w:br/>
+      </w:r>
+      <w:r>
+        <w:rPr>
+          <w:rStyle w:val="VerbatimChar"/>
+        </w:rPr>
+        <w:t xml:space="preserve"> $ SexOrientation  : Factor w/ 3 levels "Bisexual","Heterosexual",..: 2 2 2 NA 2 NA NA 1 1 1 ...</w:t>
+      </w:r>
+      <w:r>
+        <w:br/>
+      </w:r>
+      <w:r>
+        <w:rPr>
+          <w:rStyle w:val="VerbatimChar"/>
+        </w:rPr>
+        <w:t xml:space="preserve"> $ PregnantNow     : Factor w/ 3 levels "Yes","No","Unknown": NA NA NA NA NA NA NA NA NA NA ...</w:t>
+      </w:r>
+    </w:p>
+    <w:bookmarkEnd w:id="51"/>
+    <w:bookmarkStart w:id="52" w:name="r-script"/>
+    <w:p>
+      <w:pPr>
+        <w:pStyle w:val="Heading2"/>
+      </w:pPr>
+      <w:r>
+        <w:t xml:space="preserve">R script</w:t>
+      </w:r>
+    </w:p>
+    <w:p>
+      <w:pPr>
+        <w:pStyle w:val="FirstParagraph"/>
+      </w:pPr>
+      <w:r>
+        <w:t xml:space="preserve">A normal R script might look like:</w:t>
+      </w:r>
+    </w:p>
+    <w:p>
+      <w:pPr>
+        <w:pStyle w:val="SourceCode"/>
+      </w:pPr>
+      <w:r>
+        <w:rPr>
+          <w:rStyle w:val="CommentTok"/>
+        </w:rPr>
+        <w:t xml:space="preserve"># pak::pkg_install("NHANES")</w:t>
+      </w:r>
+      <w:r>
+        <w:br/>
+      </w:r>
+      <w:r>
+        <w:rPr>
+          <w:rStyle w:val="FunctionTok"/>
+        </w:rPr>
+        <w:t xml:space="preserve">library</w:t>
+      </w:r>
+      <w:r>
+        <w:rPr>
+          <w:rStyle w:val="NormalTok"/>
+        </w:rPr>
+        <w:t xml:space="preserve">(tidyverse)</w:t>
+      </w:r>
+    </w:p>
+    <w:p>
+      <w:pPr>
+        <w:pStyle w:val="SourceCode"/>
+      </w:pPr>
+      <w:r>
+        <w:rPr>
+          <w:rStyle w:val="VerbatimChar"/>
+        </w:rPr>
+        <w:t xml:space="preserve">── Attaching core tidyverse packages ──────────────────────── tidyverse 2.0.0 ──</w:t>
+      </w:r>
+      <w:r>
+        <w:br/>
+      </w:r>
+      <w:r>
+        <w:rPr>
+          <w:rStyle w:val="VerbatimChar"/>
+        </w:rPr>
+        <w:t xml:space="preserve">✔ dplyr     1.1.4     ✔ readr     2.1.6</w:t>
+      </w:r>
+      <w:r>
+        <w:br/>
+      </w:r>
+      <w:r>
+        <w:rPr>
+          <w:rStyle w:val="VerbatimChar"/>
+        </w:rPr>
+        <w:t xml:space="preserve">✔ forcats   1.0.1     ✔ stringr   1.6.0</w:t>
+      </w:r>
+      <w:r>
+        <w:br/>
+      </w:r>
+      <w:r>
+        <w:rPr>
+          <w:rStyle w:val="VerbatimChar"/>
+        </w:rPr>
+        <w:t xml:space="preserve">✔ ggplot2   4.0.1     ✔ tibble    3.3.1</w:t>
+      </w:r>
+      <w:r>
+        <w:br/>
+      </w:r>
+      <w:r>
+        <w:rPr>
+          <w:rStyle w:val="VerbatimChar"/>
+        </w:rPr>
+        <w:t xml:space="preserve">✔ lubridate 1.9.4     ✔ tidyr     1.3.2</w:t>
+      </w:r>
+      <w:r>
+        <w:br/>
+      </w:r>
+      <w:r>
+        <w:rPr>
+          <w:rStyle w:val="VerbatimChar"/>
+        </w:rPr>
+        <w:t xml:space="preserve">✔ purrr     1.2.1     </w:t>
+      </w:r>
+      <w:r>
+        <w:br/>
+      </w:r>
+      <w:r>
+        <w:rPr>
+          <w:rStyle w:val="VerbatimChar"/>
+        </w:rPr>
+        <w:t xml:space="preserve">── Conflicts ────────────────────────────────────────── tidyverse_conflicts() ──</w:t>
+      </w:r>
+      <w:r>
+        <w:br/>
+      </w:r>
+      <w:r>
+        <w:rPr>
+          <w:rStyle w:val="VerbatimChar"/>
+        </w:rPr>
+        <w:t xml:space="preserve">✖ dplyr::filter() masks stats::filter()</w:t>
+      </w:r>
+      <w:r>
+        <w:br/>
+      </w:r>
+      <w:r>
+        <w:rPr>
+          <w:rStyle w:val="VerbatimChar"/>
+        </w:rPr>
+        <w:t xml:space="preserve">✖ dplyr::lag()    masks stats::lag()</w:t>
+      </w:r>
+      <w:r>
+        <w:br/>
+      </w:r>
+      <w:r>
+        <w:rPr>
+          <w:rStyle w:val="VerbatimChar"/>
+        </w:rPr>
+        <w:t xml:space="preserve">ℹ Use the conflicted package (&lt;http://conflicted.r-lib.org/&gt;) to force all conflicts to become errors</w:t>
+      </w:r>
+    </w:p>
+    <w:p>
+      <w:pPr>
+        <w:pStyle w:val="SourceCode"/>
+      </w:pPr>
+      <w:r>
+        <w:rPr>
+          <w:rStyle w:val="NormalTok"/>
+        </w:rPr>
+        <w:t xml:space="preserve">df </w:t>
+      </w:r>
+      <w:r>
+        <w:rPr>
+          <w:rStyle w:val="OtherTok"/>
+        </w:rPr>
+        <w:t xml:space="preserve">&lt;-</w:t>
+      </w:r>
+      <w:r>
+        <w:rPr>
+          <w:rStyle w:val="NormalTok"/>
+        </w:rPr>
+        <w:t xml:space="preserve"> </w:t>
+      </w:r>
+      <w:r>
+        <w:rPr>
+          <w:rStyle w:val="FunctionTok"/>
+        </w:rPr>
+        <w:t xml:space="preserve">as_tibble</w:t>
+      </w:r>
+      <w:r>
+        <w:rPr>
+          <w:rStyle w:val="NormalTok"/>
+        </w:rPr>
+        <w:t xml:space="preserve">(NHANES</w:t>
+      </w:r>
+      <w:r>
+        <w:rPr>
+          <w:rStyle w:val="SpecialCharTok"/>
+        </w:rPr>
+        <w:t xml:space="preserve">::</w:t>
+      </w:r>
+      <w:r>
+        <w:rPr>
+          <w:rStyle w:val="NormalTok"/>
+        </w:rPr>
+        <w:t xml:space="preserve">NHANES)</w:t>
+      </w:r>
+      <w:r>
+        <w:br/>
+      </w:r>
+      <w:r>
+        <w:rPr>
+          <w:rStyle w:val="NormalTok"/>
+        </w:rPr>
+        <w:t xml:space="preserve">tbl </w:t>
+      </w:r>
+      <w:r>
+        <w:rPr>
+          <w:rStyle w:val="OtherTok"/>
+        </w:rPr>
+        <w:t xml:space="preserve">&lt;-</w:t>
+      </w:r>
+      <w:r>
+        <w:rPr>
+          <w:rStyle w:val="NormalTok"/>
+        </w:rPr>
+        <w:t xml:space="preserve"> </w:t>
+      </w:r>
+      <w:r>
+        <w:rPr>
+          <w:rStyle w:val="FunctionTok"/>
+        </w:rPr>
+        <w:t xml:space="preserve">count</w:t>
+      </w:r>
+      <w:r>
+        <w:rPr>
+          <w:rStyle w:val="NormalTok"/>
+        </w:rPr>
+        <w:t xml:space="preserve">(df, Gender)</w:t>
+      </w:r>
+      <w:r>
+        <w:br/>
+      </w:r>
+      <w:r>
+        <w:rPr>
+          <w:rStyle w:val="NormalTok"/>
+        </w:rPr>
+        <w:t xml:space="preserve">tst </w:t>
+      </w:r>
+      <w:r>
+        <w:rPr>
+          <w:rStyle w:val="OtherTok"/>
+        </w:rPr>
+        <w:t xml:space="preserve">&lt;-</w:t>
+      </w:r>
+      <w:r>
+        <w:rPr>
+          <w:rStyle w:val="NormalTok"/>
+        </w:rPr>
+        <w:t xml:space="preserve"> </w:t>
+      </w:r>
+      <w:r>
+        <w:rPr>
+          <w:rStyle w:val="FunctionTok"/>
+        </w:rPr>
+        <w:t xml:space="preserve">t.test</w:t>
+      </w:r>
+      <w:r>
+        <w:rPr>
+          <w:rStyle w:val="NormalTok"/>
+        </w:rPr>
+        <w:t xml:space="preserve">(BMI </w:t>
+      </w:r>
+      <w:r>
+        <w:rPr>
+          <w:rStyle w:val="SpecialCharTok"/>
+        </w:rPr>
+        <w:t xml:space="preserve">~</w:t>
+      </w:r>
+      <w:r>
+        <w:rPr>
+          <w:rStyle w:val="NormalTok"/>
+        </w:rPr>
+        <w:t xml:space="preserve"> Gender, df)</w:t>
+      </w:r>
+      <w:r>
+        <w:br/>
+      </w:r>
+      <w:r>
+        <w:rPr>
+          <w:rStyle w:val="NormalTok"/>
+        </w:rPr>
+        <w:t xml:space="preserve">gg </w:t>
+      </w:r>
+      <w:r>
+        <w:rPr>
+          <w:rStyle w:val="OtherTok"/>
+        </w:rPr>
+        <w:t xml:space="preserve">&lt;-</w:t>
+      </w:r>
+      <w:r>
+        <w:rPr>
+          <w:rStyle w:val="NormalTok"/>
+        </w:rPr>
+        <w:t xml:space="preserve"> </w:t>
+      </w:r>
+      <w:r>
+        <w:rPr>
+          <w:rStyle w:val="FunctionTok"/>
+        </w:rPr>
+        <w:t xml:space="preserve">ggplot</w:t>
+      </w:r>
+      <w:r>
+        <w:rPr>
+          <w:rStyle w:val="NormalTok"/>
+        </w:rPr>
+        <w:t xml:space="preserve">(df, </w:t>
+      </w:r>
+      <w:r>
+        <w:rPr>
+          <w:rStyle w:val="FunctionTok"/>
+        </w:rPr>
+        <w:t xml:space="preserve">aes</w:t>
+      </w:r>
+      <w:r>
+        <w:rPr>
+          <w:rStyle w:val="NormalTok"/>
+        </w:rPr>
+        <w:t xml:space="preserve">(BMI, </w:t>
+      </w:r>
+      <w:r>
+        <w:rPr>
+          <w:rStyle w:val="AttributeTok"/>
+        </w:rPr>
+        <w:t xml:space="preserve">color =</w:t>
+      </w:r>
+      <w:r>
+        <w:rPr>
+          <w:rStyle w:val="NormalTok"/>
+        </w:rPr>
+        <w:t xml:space="preserve"> Gender)) </w:t>
+      </w:r>
+      <w:r>
+        <w:rPr>
+          <w:rStyle w:val="SpecialCharTok"/>
+        </w:rPr>
+        <w:t xml:space="preserve">+</w:t>
+      </w:r>
+      <w:r>
+        <w:rPr>
+          <w:rStyle w:val="NormalTok"/>
+        </w:rPr>
+        <w:t xml:space="preserve"> </w:t>
+      </w:r>
+      <w:r>
+        <w:rPr>
+          <w:rStyle w:val="FunctionTok"/>
+        </w:rPr>
+        <w:t xml:space="preserve">geom_density</w:t>
+      </w:r>
+      <w:r>
+        <w:rPr>
+          <w:rStyle w:val="NormalTok"/>
+        </w:rPr>
+        <w:t xml:space="preserve">()</w:t>
+      </w:r>
+    </w:p>
+    <w:p>
+      <w:pPr>
+        <w:numPr>
+          <w:ilvl w:val="0"/>
+          <w:numId w:val="1019"/>
+        </w:numPr>
+      </w:pPr>
+      <w:r>
+        <w:t xml:space="preserve">You must run the script in order (but might not always do that) … if so, confusion will arise!</w:t>
+      </w:r>
+    </w:p>
+    <w:p>
+      <w:pPr>
+        <w:numPr>
+          <w:ilvl w:val="0"/>
+          <w:numId w:val="1019"/>
+        </w:numPr>
+      </w:pPr>
+      <w:r>
+        <w:t xml:space="preserve">objects df, tbl and tst only lives in the active session</w:t>
+      </w:r>
+    </w:p>
+    <w:p>
+      <w:pPr>
+        <w:numPr>
+          <w:ilvl w:val="1"/>
+          <w:numId w:val="1020"/>
+        </w:numPr>
+      </w:pPr>
+      <w:r>
+        <w:t xml:space="preserve">No problem in this example</w:t>
+      </w:r>
+    </w:p>
+    <w:p>
+      <w:pPr>
+        <w:numPr>
+          <w:ilvl w:val="1"/>
+          <w:numId w:val="1020"/>
+        </w:numPr>
+      </w:pPr>
+      <w:r>
+        <w:t xml:space="preserve">but working with big and complex data might introduce long-running processes =&gt; time consuming!</w:t>
+      </w:r>
+    </w:p>
+    <w:bookmarkEnd w:id="52"/>
+    <w:bookmarkStart w:id="56" w:name="results"/>
+    <w:p>
+      <w:pPr>
+        <w:pStyle w:val="Heading2"/>
+      </w:pPr>
+      <w:r>
+        <w:t xml:space="preserve">Results</w:t>
+      </w:r>
+    </w:p>
+    <w:p>
+      <w:pPr>
+        <w:pStyle w:val="SourceCode"/>
+      </w:pPr>
+      <w:r>
+        <w:rPr>
+          <w:rStyle w:val="VerbatimChar"/>
+        </w:rPr>
+        <w:t xml:space="preserve">Warning: Removed 366 rows containing non-finite outside the scale range</w:t>
+      </w:r>
+      <w:r>
+        <w:br/>
+      </w:r>
+      <w:r>
+        <w:rPr>
+          <w:rStyle w:val="VerbatimChar"/>
+        </w:rPr>
+        <w:t xml:space="preserve">(`stat_density()`).</w:t>
+      </w:r>
+    </w:p>
+    <w:p>
+      <w:pPr>
+        <w:pStyle w:val="FirstParagraph"/>
+      </w:pPr>
+      <w:r>
+        <w:drawing>
+          <wp:inline>
+            <wp:extent cx="5334000" cy="4267200"/>
+            <wp:effectExtent b="0" l="0" r="0" t="0"/>
+            <wp:docPr descr="" title="" id="54" name="Picture"/>
+            <a:graphic>
+              <a:graphicData uri="http://schemas.openxmlformats.org/drawingml/2006/picture">
+                <pic:pic>
+                  <pic:nvPicPr>
+                    <pic:cNvPr descr="EL5_files/figure-docx/unnamed-chunk-3-1.png" id="55" name="Picture"/>
+                    <pic:cNvPicPr>
+                      <a:picLocks noChangeArrowheads="1" noChangeAspect="1"/>
+                    </pic:cNvPicPr>
+                  </pic:nvPicPr>
+                  <pic:blipFill>
+                    <a:blip r:embed="rId53"/>
+                    <a:stretch>
+                      <a:fillRect/>
+                    </a:stretch>
+                  </pic:blipFill>
+                  <pic:spPr bwMode="auto">
+                    <a:xfrm>
+                      <a:off x="0" y="0"/>
+                      <a:ext cx="5334000" cy="4267200"/>
+                    </a:xfrm>
+                    <a:prstGeom prst="rect">
+                      <a:avLst/>
+                    </a:prstGeom>
+                    <a:noFill/>
+                    <a:ln w="9525">
+                      <a:noFill/>
+                      <a:headEnd/>
+                      <a:tailEnd/>
+                    </a:ln>
+                  </pic:spPr>
+                </pic:pic>
+              </a:graphicData>
+            </a:graphic>
+          </wp:inline>
+        </w:drawing>
+      </w:r>
+    </w:p>
+    <w:p>
+      <w:pPr>
+        <w:pStyle w:val="SourceCode"/>
+      </w:pPr>
+      <w:r>
+        <w:br/>
+      </w:r>
+      <w:r>
+        <w:rPr>
+          <w:rStyle w:val="VerbatimChar"/>
+        </w:rPr>
+        <w:t xml:space="preserve">    Welch Two Sample t-test</w:t>
+      </w:r>
+      <w:r>
+        <w:br/>
+      </w:r>
+      <w:r>
+        <w:br/>
+      </w:r>
+      <w:r>
+        <w:rPr>
+          <w:rStyle w:val="VerbatimChar"/>
+        </w:rPr>
+        <w:t xml:space="preserve">data:  BMI by Gender</w:t>
+      </w:r>
+      <w:r>
+        <w:br/>
+      </w:r>
+      <w:r>
+        <w:rPr>
+          <w:rStyle w:val="VerbatimChar"/>
+        </w:rPr>
+        <w:t xml:space="preserve">t = 1.4981, df = 9452.6, p-value = 0.1341</w:t>
+      </w:r>
+      <w:r>
+        <w:br/>
+      </w:r>
+      <w:r>
+        <w:rPr>
+          <w:rStyle w:val="VerbatimChar"/>
+        </w:rPr>
+        <w:t xml:space="preserve">alternative hypothesis: true difference in means between group female and group male is not equal to 0</w:t>
+      </w:r>
+      <w:r>
+        <w:br/>
+      </w:r>
+      <w:r>
+        <w:rPr>
+          <w:rStyle w:val="VerbatimChar"/>
+        </w:rPr>
+        <w:t xml:space="preserve">95 percent confidence interval:</w:t>
+      </w:r>
+      <w:r>
+        <w:br/>
+      </w:r>
+      <w:r>
+        <w:rPr>
+          <w:rStyle w:val="VerbatimChar"/>
+        </w:rPr>
+        <w:t xml:space="preserve"> -0.06939849  0.51940903</w:t>
+      </w:r>
+      <w:r>
+        <w:br/>
+      </w:r>
+      <w:r>
+        <w:rPr>
+          <w:rStyle w:val="VerbatimChar"/>
+        </w:rPr>
+        <w:t xml:space="preserve">sample estimates:</w:t>
+      </w:r>
+      <w:r>
+        <w:br/>
+      </w:r>
+      <w:r>
+        <w:rPr>
+          <w:rStyle w:val="VerbatimChar"/>
+        </w:rPr>
+        <w:t xml:space="preserve">mean in group female   mean in group male </w:t>
+      </w:r>
+      <w:r>
+        <w:br/>
+      </w:r>
+      <w:r>
+        <w:rPr>
+          <w:rStyle w:val="VerbatimChar"/>
+        </w:rPr>
+        <w:t xml:space="preserve">            26.77208             26.54707 </w:t>
+      </w:r>
+    </w:p>
+    <w:bookmarkEnd w:id="56"/>
+    <w:bookmarkStart w:id="57" w:name="pipeline-1"/>
+    <w:p>
+      <w:pPr>
+        <w:pStyle w:val="Heading2"/>
+      </w:pPr>
+      <w:r>
+        <w:t xml:space="preserve">Pipeline</w:t>
+      </w:r>
+    </w:p>
+    <w:p>
+      <w:pPr>
+        <w:pStyle w:val="Compact"/>
+        <w:numPr>
+          <w:ilvl w:val="0"/>
+          <w:numId w:val="1021"/>
+        </w:numPr>
+      </w:pPr>
+      <w:r>
+        <w:t xml:space="preserve">Define steps in your analysis as targets</w:t>
+      </w:r>
+    </w:p>
+    <w:p>
+      <w:pPr>
+        <w:pStyle w:val="Compact"/>
+        <w:numPr>
+          <w:ilvl w:val="0"/>
+          <w:numId w:val="1021"/>
+        </w:numPr>
+      </w:pPr>
+      <w:r>
+        <w:t xml:space="preserve">Define dependencies between targets</w:t>
+      </w:r>
+    </w:p>
+    <w:p>
+      <w:pPr>
+        <w:pStyle w:val="Compact"/>
+        <w:numPr>
+          <w:ilvl w:val="0"/>
+          <w:numId w:val="1021"/>
+        </w:numPr>
+      </w:pPr>
+      <w:r>
+        <w:t xml:space="preserve">Automatically track changes and rerun only necessary parts</w:t>
+      </w:r>
+    </w:p>
+    <w:p>
+      <w:r>
+        <w:pict>
+          <v:rect style="width:0;height:1.5pt" o:hralign="center" o:hrstd="t" o:hr="t"/>
+        </w:pict>
+      </w:r>
+    </w:p>
+    <w:bookmarkEnd w:id="57"/>
+    <w:bookmarkStart w:id="58" w:name="why"/>
+    <w:p>
+      <w:pPr>
+        <w:pStyle w:val="Heading2"/>
+      </w:pPr>
+      <w:r>
+        <w:t xml:space="preserve">Why?</w:t>
+      </w:r>
+    </w:p>
+    <w:p>
+      <w:pPr>
+        <w:pStyle w:val="Compact"/>
+        <w:numPr>
+          <w:ilvl w:val="0"/>
+          <w:numId w:val="1022"/>
+        </w:numPr>
+      </w:pPr>
+      <w:r>
+        <w:t xml:space="preserve">You do not want to rerun everything all the time!</w:t>
+      </w:r>
+    </w:p>
+    <w:p>
+      <w:pPr>
+        <w:pStyle w:val="Compact"/>
+        <w:numPr>
+          <w:ilvl w:val="0"/>
+          <w:numId w:val="1022"/>
+        </w:numPr>
+      </w:pPr>
+      <w:r>
+        <w:t xml:space="preserve">You want to keep track of what you have done</w:t>
+      </w:r>
+    </w:p>
+    <w:p>
+      <w:pPr>
+        <w:pStyle w:val="Compact"/>
+        <w:numPr>
+          <w:ilvl w:val="0"/>
+          <w:numId w:val="1022"/>
+        </w:numPr>
+      </w:pPr>
+      <w:r>
+        <w:t xml:space="preserve">You want to be able to reproduce your results later</w:t>
+      </w:r>
+    </w:p>
+    <w:p>
+      <w:pPr>
+        <w:pStyle w:val="Compact"/>
+        <w:numPr>
+          <w:ilvl w:val="0"/>
+          <w:numId w:val="1022"/>
+        </w:numPr>
+      </w:pPr>
+      <w:r>
+        <w:t xml:space="preserve">You want to share your workflow with others</w:t>
+      </w:r>
+    </w:p>
+    <w:bookmarkEnd w:id="58"/>
+    <w:bookmarkStart w:id="59" w:name="target"/>
+    <w:p>
+      <w:pPr>
+        <w:pStyle w:val="Heading2"/>
+      </w:pPr>
+      <w:r>
+        <w:t xml:space="preserve">target</w:t>
+      </w:r>
+    </w:p>
+    <w:p>
+      <w:pPr>
+        <w:pStyle w:val="FirstParagraph"/>
+      </w:pPr>
+      <w:r>
+        <w:t xml:space="preserve">Reformulate from ordinary object assignment:</w:t>
+      </w:r>
+    </w:p>
+    <w:p>
+      <w:pPr>
+        <w:pStyle w:val="SourceCode"/>
+      </w:pPr>
+      <w:r>
+        <w:rPr>
+          <w:rStyle w:val="NormalTok"/>
+        </w:rPr>
+        <w:t xml:space="preserve">df </w:t>
+      </w:r>
+      <w:r>
+        <w:rPr>
+          <w:rStyle w:val="OtherTok"/>
+        </w:rPr>
+        <w:t xml:space="preserve">&lt;-</w:t>
+      </w:r>
+      <w:r>
+        <w:rPr>
+          <w:rStyle w:val="NormalTok"/>
+        </w:rPr>
+        <w:t xml:space="preserve"> </w:t>
+      </w:r>
+      <w:r>
+        <w:rPr>
+          <w:rStyle w:val="FunctionTok"/>
+        </w:rPr>
+        <w:t xml:space="preserve">as_tibble</w:t>
+      </w:r>
+      <w:r>
+        <w:rPr>
+          <w:rStyle w:val="NormalTok"/>
+        </w:rPr>
+        <w:t xml:space="preserve">(NHANES</w:t>
+      </w:r>
+      <w:r>
+        <w:rPr>
+          <w:rStyle w:val="SpecialCharTok"/>
+        </w:rPr>
+        <w:t xml:space="preserve">::</w:t>
+      </w:r>
+      <w:r>
+        <w:rPr>
+          <w:rStyle w:val="NormalTok"/>
+        </w:rPr>
+        <w:t xml:space="preserve">NHANES)</w:t>
+      </w:r>
+    </w:p>
+    <w:p>
+      <w:pPr>
+        <w:pStyle w:val="FirstParagraph"/>
+      </w:pPr>
+      <w:r>
+        <w:t xml:space="preserve">to a target</w:t>
+      </w:r>
+    </w:p>
+    <w:p>
+      <w:pPr>
+        <w:pStyle w:val="SourceCode"/>
+      </w:pPr>
+      <w:r>
+        <w:rPr>
+          <w:rStyle w:val="FunctionTok"/>
+        </w:rPr>
+        <w:t xml:space="preserve">library</w:t>
+      </w:r>
+      <w:r>
+        <w:rPr>
+          <w:rStyle w:val="NormalTok"/>
+        </w:rPr>
+        <w:t xml:space="preserve">(targets)</w:t>
+      </w:r>
+      <w:r>
+        <w:br/>
+      </w:r>
+      <w:r>
+        <w:rPr>
+          <w:rStyle w:val="FunctionTok"/>
+        </w:rPr>
+        <w:t xml:space="preserve">tar_target</w:t>
+      </w:r>
+      <w:r>
+        <w:rPr>
+          <w:rStyle w:val="NormalTok"/>
+        </w:rPr>
+        <w:t xml:space="preserve">(df, </w:t>
+      </w:r>
+      <w:r>
+        <w:rPr>
+          <w:rStyle w:val="FunctionTok"/>
+        </w:rPr>
+        <w:t xml:space="preserve">as_tibble</w:t>
+      </w:r>
+      <w:r>
+        <w:rPr>
+          <w:rStyle w:val="NormalTok"/>
+        </w:rPr>
+        <w:t xml:space="preserve">(NHANES</w:t>
+      </w:r>
+      <w:r>
+        <w:rPr>
+          <w:rStyle w:val="SpecialCharTok"/>
+        </w:rPr>
+        <w:t xml:space="preserve">::</w:t>
+      </w:r>
+      <w:r>
+        <w:rPr>
+          <w:rStyle w:val="NormalTok"/>
+        </w:rPr>
+        <w:t xml:space="preserve">NHANES))</w:t>
+      </w:r>
+    </w:p>
+    <w:p>
+      <w:pPr>
+        <w:pStyle w:val="SourceCode"/>
+      </w:pPr>
+      <w:r>
+        <w:rPr>
+          <w:rStyle w:val="VerbatimChar"/>
+        </w:rPr>
+        <w:t xml:space="preserve">&lt;tar_stem&gt; </w:t>
+      </w:r>
+      <w:r>
+        <w:br/>
+      </w:r>
+      <w:r>
+        <w:rPr>
+          <w:rStyle w:val="VerbatimChar"/>
+        </w:rPr>
+        <w:t xml:space="preserve">  name: df </w:t>
+      </w:r>
+      <w:r>
+        <w:br/>
+      </w:r>
+      <w:r>
+        <w:rPr>
+          <w:rStyle w:val="VerbatimChar"/>
+        </w:rPr>
+        <w:t xml:space="preserve">  description:  </w:t>
+      </w:r>
+      <w:r>
+        <w:br/>
+      </w:r>
+      <w:r>
+        <w:rPr>
+          <w:rStyle w:val="VerbatimChar"/>
+        </w:rPr>
+        <w:t xml:space="preserve">  command:</w:t>
+      </w:r>
+      <w:r>
+        <w:br/>
+      </w:r>
+      <w:r>
+        <w:rPr>
+          <w:rStyle w:val="VerbatimChar"/>
+        </w:rPr>
+        <w:t xml:space="preserve">    as_tibble(NHANES::NHANES) </w:t>
+      </w:r>
+      <w:r>
+        <w:br/>
+      </w:r>
+      <w:r>
+        <w:rPr>
+          <w:rStyle w:val="VerbatimChar"/>
+        </w:rPr>
+        <w:t xml:space="preserve">  format: rds </w:t>
+      </w:r>
+      <w:r>
+        <w:br/>
+      </w:r>
+      <w:r>
+        <w:rPr>
+          <w:rStyle w:val="VerbatimChar"/>
+        </w:rPr>
+        <w:t xml:space="preserve">  repository: local </w:t>
+      </w:r>
+      <w:r>
+        <w:br/>
+      </w:r>
+      <w:r>
+        <w:rPr>
+          <w:rStyle w:val="VerbatimChar"/>
+        </w:rPr>
+        <w:t xml:space="preserve">  iteration method: vector </w:t>
+      </w:r>
+      <w:r>
+        <w:br/>
+      </w:r>
+      <w:r>
+        <w:rPr>
+          <w:rStyle w:val="VerbatimChar"/>
+        </w:rPr>
+        <w:t xml:space="preserve">  error mode: stop </w:t>
+      </w:r>
+      <w:r>
+        <w:br/>
+      </w:r>
+      <w:r>
+        <w:rPr>
+          <w:rStyle w:val="VerbatimChar"/>
+        </w:rPr>
+        <w:t xml:space="preserve">  memory mode: auto </w:t>
+      </w:r>
+      <w:r>
+        <w:br/>
+      </w:r>
+      <w:r>
+        <w:rPr>
+          <w:rStyle w:val="VerbatimChar"/>
+        </w:rPr>
+        <w:t xml:space="preserve">  storage mode: worker </w:t>
+      </w:r>
+      <w:r>
+        <w:br/>
+      </w:r>
+      <w:r>
+        <w:rPr>
+          <w:rStyle w:val="VerbatimChar"/>
+        </w:rPr>
+        <w:t xml:space="preserve">  retrieval mode: auto </w:t>
+      </w:r>
+      <w:r>
+        <w:br/>
+      </w:r>
+      <w:r>
+        <w:rPr>
+          <w:rStyle w:val="VerbatimChar"/>
+        </w:rPr>
+        <w:t xml:space="preserve">  deployment mode: worker </w:t>
+      </w:r>
+      <w:r>
+        <w:br/>
+      </w:r>
+      <w:r>
+        <w:rPr>
+          <w:rStyle w:val="VerbatimChar"/>
+        </w:rPr>
+        <w:t xml:space="preserve">  priority: 0 </w:t>
+      </w:r>
+      <w:r>
+        <w:br/>
+      </w:r>
+      <w:r>
+        <w:rPr>
+          <w:rStyle w:val="VerbatimChar"/>
+        </w:rPr>
+        <w:t xml:space="preserve">  resources:</w:t>
+      </w:r>
+      <w:r>
+        <w:br/>
+      </w:r>
+      <w:r>
+        <w:rPr>
+          <w:rStyle w:val="VerbatimChar"/>
+        </w:rPr>
+        <w:t xml:space="preserve">    list() </w:t>
+      </w:r>
+      <w:r>
+        <w:br/>
+      </w:r>
+      <w:r>
+        <w:rPr>
+          <w:rStyle w:val="VerbatimChar"/>
+        </w:rPr>
+        <w:t xml:space="preserve">  cue:</w:t>
+      </w:r>
+      <w:r>
+        <w:br/>
+      </w:r>
+      <w:r>
+        <w:rPr>
+          <w:rStyle w:val="VerbatimChar"/>
+        </w:rPr>
+        <w:t xml:space="preserve">    seed: TRUE</w:t>
+      </w:r>
+      <w:r>
+        <w:br/>
+      </w:r>
+      <w:r>
+        <w:rPr>
+          <w:rStyle w:val="VerbatimChar"/>
+        </w:rPr>
+        <w:t xml:space="preserve">    file: TRUE</w:t>
+      </w:r>
+      <w:r>
+        <w:br/>
+      </w:r>
+      <w:r>
+        <w:rPr>
+          <w:rStyle w:val="VerbatimChar"/>
+        </w:rPr>
+        <w:t xml:space="preserve">    iteration: TRUE</w:t>
+      </w:r>
+      <w:r>
+        <w:br/>
+      </w:r>
+      <w:r>
+        <w:rPr>
+          <w:rStyle w:val="VerbatimChar"/>
+        </w:rPr>
+        <w:t xml:space="preserve">    repository: TRUE</w:t>
+      </w:r>
+      <w:r>
+        <w:br/>
+      </w:r>
+      <w:r>
+        <w:rPr>
+          <w:rStyle w:val="VerbatimChar"/>
+        </w:rPr>
+        <w:t xml:space="preserve">    format: TRUE</w:t>
+      </w:r>
+      <w:r>
+        <w:br/>
+      </w:r>
+      <w:r>
+        <w:rPr>
+          <w:rStyle w:val="VerbatimChar"/>
+        </w:rPr>
+        <w:t xml:space="preserve">    depend: TRUE</w:t>
+      </w:r>
+      <w:r>
+        <w:br/>
+      </w:r>
+      <w:r>
+        <w:rPr>
+          <w:rStyle w:val="VerbatimChar"/>
+        </w:rPr>
+        <w:t xml:space="preserve">    command: TRUE</w:t>
+      </w:r>
+      <w:r>
+        <w:br/>
+      </w:r>
+      <w:r>
+        <w:rPr>
+          <w:rStyle w:val="VerbatimChar"/>
+        </w:rPr>
+        <w:t xml:space="preserve">    mode: thorough </w:t>
+      </w:r>
+      <w:r>
+        <w:br/>
+      </w:r>
+      <w:r>
+        <w:rPr>
+          <w:rStyle w:val="VerbatimChar"/>
+        </w:rPr>
+        <w:t xml:space="preserve">  packages:</w:t>
+      </w:r>
+      <w:r>
+        <w:br/>
+      </w:r>
+      <w:r>
+        <w:rPr>
+          <w:rStyle w:val="VerbatimChar"/>
+        </w:rPr>
+        <w:t xml:space="preserve">    targets</w:t>
+      </w:r>
+      <w:r>
+        <w:br/>
+      </w:r>
+      <w:r>
+        <w:rPr>
+          <w:rStyle w:val="VerbatimChar"/>
+        </w:rPr>
+        <w:t xml:space="preserve">    lubridate</w:t>
+      </w:r>
+      <w:r>
+        <w:br/>
+      </w:r>
+      <w:r>
+        <w:rPr>
+          <w:rStyle w:val="VerbatimChar"/>
+        </w:rPr>
+        <w:t xml:space="preserve">    forcats</w:t>
+      </w:r>
+      <w:r>
+        <w:br/>
+      </w:r>
+      <w:r>
+        <w:rPr>
+          <w:rStyle w:val="VerbatimChar"/>
+        </w:rPr>
+        <w:t xml:space="preserve">    stringr</w:t>
+      </w:r>
+      <w:r>
+        <w:br/>
+      </w:r>
+      <w:r>
+        <w:rPr>
+          <w:rStyle w:val="VerbatimChar"/>
+        </w:rPr>
+        <w:t xml:space="preserve">    dplyr</w:t>
+      </w:r>
+      <w:r>
+        <w:br/>
+      </w:r>
+      <w:r>
+        <w:rPr>
+          <w:rStyle w:val="VerbatimChar"/>
+        </w:rPr>
+        <w:t xml:space="preserve">    purrr</w:t>
+      </w:r>
+      <w:r>
+        <w:br/>
+      </w:r>
+      <w:r>
+        <w:rPr>
+          <w:rStyle w:val="VerbatimChar"/>
+        </w:rPr>
+        <w:t xml:space="preserve">    readr</w:t>
+      </w:r>
+      <w:r>
+        <w:br/>
+      </w:r>
+      <w:r>
+        <w:rPr>
+          <w:rStyle w:val="VerbatimChar"/>
+        </w:rPr>
+        <w:t xml:space="preserve">    tidyr</w:t>
+      </w:r>
+      <w:r>
+        <w:br/>
+      </w:r>
+      <w:r>
+        <w:rPr>
+          <w:rStyle w:val="VerbatimChar"/>
+        </w:rPr>
+        <w:t xml:space="preserve">    tibble</w:t>
+      </w:r>
+      <w:r>
+        <w:br/>
+      </w:r>
+      <w:r>
+        <w:rPr>
+          <w:rStyle w:val="VerbatimChar"/>
+        </w:rPr>
+        <w:t xml:space="preserve">    ggplot2</w:t>
+      </w:r>
+      <w:r>
+        <w:br/>
+      </w:r>
+      <w:r>
+        <w:rPr>
+          <w:rStyle w:val="VerbatimChar"/>
+        </w:rPr>
+        <w:t xml:space="preserve">    tidyverse</w:t>
+      </w:r>
+      <w:r>
+        <w:br/>
+      </w:r>
+      <w:r>
+        <w:rPr>
+          <w:rStyle w:val="VerbatimChar"/>
+        </w:rPr>
+        <w:t xml:space="preserve">    stats</w:t>
+      </w:r>
+      <w:r>
+        <w:br/>
+      </w:r>
+      <w:r>
+        <w:rPr>
+          <w:rStyle w:val="VerbatimChar"/>
+        </w:rPr>
+        <w:t xml:space="preserve">    graphics</w:t>
+      </w:r>
+      <w:r>
+        <w:br/>
+      </w:r>
+      <w:r>
+        <w:rPr>
+          <w:rStyle w:val="VerbatimChar"/>
+        </w:rPr>
+        <w:t xml:space="preserve">    grDevices</w:t>
+      </w:r>
+      <w:r>
+        <w:br/>
+      </w:r>
+      <w:r>
+        <w:rPr>
+          <w:rStyle w:val="VerbatimChar"/>
+        </w:rPr>
+        <w:t xml:space="preserve">    utils</w:t>
+      </w:r>
+      <w:r>
+        <w:br/>
+      </w:r>
+      <w:r>
+        <w:rPr>
+          <w:rStyle w:val="VerbatimChar"/>
+        </w:rPr>
+        <w:t xml:space="preserve">    datasets</w:t>
+      </w:r>
+      <w:r>
+        <w:br/>
+      </w:r>
+      <w:r>
+        <w:rPr>
+          <w:rStyle w:val="VerbatimChar"/>
+        </w:rPr>
+        <w:t xml:space="preserve">    methods</w:t>
+      </w:r>
+      <w:r>
+        <w:br/>
+      </w:r>
+      <w:r>
+        <w:rPr>
+          <w:rStyle w:val="VerbatimChar"/>
+        </w:rPr>
+        <w:t xml:space="preserve">    base </w:t>
+      </w:r>
+      <w:r>
+        <w:br/>
+      </w:r>
+      <w:r>
+        <w:rPr>
+          <w:rStyle w:val="VerbatimChar"/>
+        </w:rPr>
+        <w:t xml:space="preserve">  library:</w:t>
+      </w:r>
+      <w:r>
+        <w:br/>
+      </w:r>
+      <w:r>
+        <w:rPr>
+          <w:rStyle w:val="VerbatimChar"/>
+        </w:rPr>
+        <w:t xml:space="preserve">    NULL</w:t>
+      </w:r>
+    </w:p>
+    <w:bookmarkEnd w:id="59"/>
+    <w:bookmarkStart w:id="60" w:name="put-all-targets-in-a-list"/>
+    <w:p>
+      <w:pPr>
+        <w:pStyle w:val="Heading2"/>
+      </w:pPr>
+      <w:r>
+        <w:t xml:space="preserve">Put all targets in a list</w:t>
+      </w:r>
+    </w:p>
+    <w:p>
+      <w:pPr>
+        <w:pStyle w:val="SourceCode"/>
+      </w:pPr>
+      <w:r>
+        <w:rPr>
+          <w:rStyle w:val="FunctionTok"/>
+        </w:rPr>
+        <w:t xml:space="preserve">list</w:t>
+      </w:r>
+      <w:r>
+        <w:rPr>
+          <w:rStyle w:val="NormalTok"/>
+        </w:rPr>
+        <w:t xml:space="preserve">(</w:t>
+      </w:r>
+      <w:r>
+        <w:br/>
+      </w:r>
+      <w:r>
+        <w:rPr>
+          <w:rStyle w:val="NormalTok"/>
+        </w:rPr>
+        <w:t xml:space="preserve">  </w:t>
+      </w:r>
+      <w:r>
+        <w:rPr>
+          <w:rStyle w:val="FunctionTok"/>
+        </w:rPr>
+        <w:t xml:space="preserve">tar_target</w:t>
+      </w:r>
+      <w:r>
+        <w:rPr>
+          <w:rStyle w:val="NormalTok"/>
+        </w:rPr>
+        <w:t xml:space="preserve">(df, </w:t>
+      </w:r>
+      <w:r>
+        <w:rPr>
+          <w:rStyle w:val="FunctionTok"/>
+        </w:rPr>
+        <w:t xml:space="preserve">as_tibble</w:t>
+      </w:r>
+      <w:r>
+        <w:rPr>
+          <w:rStyle w:val="NormalTok"/>
+        </w:rPr>
+        <w:t xml:space="preserve">(NHANES</w:t>
+      </w:r>
+      <w:r>
+        <w:rPr>
+          <w:rStyle w:val="SpecialCharTok"/>
+        </w:rPr>
+        <w:t xml:space="preserve">::</w:t>
+      </w:r>
+      <w:r>
+        <w:rPr>
+          <w:rStyle w:val="NormalTok"/>
+        </w:rPr>
+        <w:t xml:space="preserve">NHANES)),</w:t>
+      </w:r>
+      <w:r>
+        <w:br/>
+      </w:r>
+      <w:r>
+        <w:rPr>
+          <w:rStyle w:val="NormalTok"/>
+        </w:rPr>
+        <w:t xml:space="preserve">  </w:t>
+      </w:r>
+      <w:r>
+        <w:rPr>
+          <w:rStyle w:val="FunctionTok"/>
+        </w:rPr>
+        <w:t xml:space="preserve">tar_target</w:t>
+      </w:r>
+      <w:r>
+        <w:rPr>
+          <w:rStyle w:val="NormalTok"/>
+        </w:rPr>
+        <w:t xml:space="preserve">(tbl, </w:t>
+      </w:r>
+      <w:r>
+        <w:rPr>
+          <w:rStyle w:val="FunctionTok"/>
+        </w:rPr>
+        <w:t xml:space="preserve">count</w:t>
+      </w:r>
+      <w:r>
+        <w:rPr>
+          <w:rStyle w:val="NormalTok"/>
+        </w:rPr>
+        <w:t xml:space="preserve">(df, Species)),</w:t>
+      </w:r>
+      <w:r>
+        <w:br/>
+      </w:r>
+      <w:r>
+        <w:rPr>
+          <w:rStyle w:val="NormalTok"/>
+        </w:rPr>
+        <w:t xml:space="preserve">  </w:t>
+      </w:r>
+      <w:r>
+        <w:rPr>
+          <w:rStyle w:val="FunctionTok"/>
+        </w:rPr>
+        <w:t xml:space="preserve">tar_target</w:t>
+      </w:r>
+      <w:r>
+        <w:rPr>
+          <w:rStyle w:val="NormalTok"/>
+        </w:rPr>
+        <w:t xml:space="preserve">(tst, </w:t>
+      </w:r>
+      <w:r>
+        <w:rPr>
+          <w:rStyle w:val="FunctionTok"/>
+        </w:rPr>
+        <w:t xml:space="preserve">t.test</w:t>
+      </w:r>
+      <w:r>
+        <w:rPr>
+          <w:rStyle w:val="NormalTok"/>
+        </w:rPr>
+        <w:t xml:space="preserve">(BMI </w:t>
+      </w:r>
+      <w:r>
+        <w:rPr>
+          <w:rStyle w:val="SpecialCharTok"/>
+        </w:rPr>
+        <w:t xml:space="preserve">~</w:t>
+      </w:r>
+      <w:r>
+        <w:rPr>
+          <w:rStyle w:val="NormalTok"/>
+        </w:rPr>
+        <w:t xml:space="preserve"> Gender, df)),</w:t>
+      </w:r>
+      <w:r>
+        <w:br/>
+      </w:r>
+      <w:r>
+        <w:rPr>
+          <w:rStyle w:val="NormalTok"/>
+        </w:rPr>
+        <w:t xml:space="preserve">  </w:t>
+      </w:r>
+      <w:r>
+        <w:rPr>
+          <w:rStyle w:val="FunctionTok"/>
+        </w:rPr>
+        <w:t xml:space="preserve">tar_target</w:t>
+      </w:r>
+      <w:r>
+        <w:rPr>
+          <w:rStyle w:val="NormalTok"/>
+        </w:rPr>
+        <w:t xml:space="preserve">(gg, {</w:t>
+      </w:r>
+      <w:r>
+        <w:br/>
+      </w:r>
+      <w:r>
+        <w:rPr>
+          <w:rStyle w:val="NormalTok"/>
+        </w:rPr>
+        <w:t xml:space="preserve">    </w:t>
+      </w:r>
+      <w:r>
+        <w:rPr>
+          <w:rStyle w:val="FunctionTok"/>
+        </w:rPr>
+        <w:t xml:space="preserve">ggplot</w:t>
+      </w:r>
+      <w:r>
+        <w:rPr>
+          <w:rStyle w:val="NormalTok"/>
+        </w:rPr>
+        <w:t xml:space="preserve">(df, </w:t>
+      </w:r>
+      <w:r>
+        <w:rPr>
+          <w:rStyle w:val="FunctionTok"/>
+        </w:rPr>
+        <w:t xml:space="preserve">aes</w:t>
+      </w:r>
+      <w:r>
+        <w:rPr>
+          <w:rStyle w:val="NormalTok"/>
+        </w:rPr>
+        <w:t xml:space="preserve">(BMI, </w:t>
+      </w:r>
+      <w:r>
+        <w:rPr>
+          <w:rStyle w:val="AttributeTok"/>
+        </w:rPr>
+        <w:t xml:space="preserve">color =</w:t>
+      </w:r>
+      <w:r>
+        <w:rPr>
+          <w:rStyle w:val="NormalTok"/>
+        </w:rPr>
+        <w:t xml:space="preserve"> Gender)) </w:t>
+      </w:r>
+      <w:r>
+        <w:rPr>
+          <w:rStyle w:val="SpecialCharTok"/>
+        </w:rPr>
+        <w:t xml:space="preserve">+</w:t>
+      </w:r>
+      <w:r>
+        <w:rPr>
+          <w:rStyle w:val="NormalTok"/>
+        </w:rPr>
+        <w:t xml:space="preserve"> </w:t>
+      </w:r>
+      <w:r>
+        <w:rPr>
+          <w:rStyle w:val="FunctionTok"/>
+        </w:rPr>
+        <w:t xml:space="preserve">geom_density</w:t>
+      </w:r>
+      <w:r>
+        <w:rPr>
+          <w:rStyle w:val="NormalTok"/>
+        </w:rPr>
+        <w:t xml:space="preserve">()</w:t>
+      </w:r>
+      <w:r>
+        <w:br/>
+      </w:r>
+      <w:r>
+        <w:rPr>
+          <w:rStyle w:val="NormalTok"/>
+        </w:rPr>
+        <w:t xml:space="preserve">  })</w:t>
+      </w:r>
+      <w:r>
+        <w:br/>
+      </w:r>
+      <w:r>
+        <w:rPr>
+          <w:rStyle w:val="NormalTok"/>
+        </w:rPr>
+        <w:t xml:space="preserve">)</w:t>
+      </w:r>
+    </w:p>
+    <w:bookmarkEnd w:id="60"/>
+    <w:bookmarkStart w:id="61" w:name="targets.r-file"/>
+    <w:p>
+      <w:pPr>
+        <w:pStyle w:val="Heading2"/>
+      </w:pPr>
+      <w:r>
+        <w:rPr>
+          <w:rStyle w:val="VerbatimChar"/>
+        </w:rPr>
+        <w:t xml:space="preserve">_targets.R</w:t>
+      </w:r>
+      <w:r>
+        <w:t xml:space="preserve"> </w:t>
+      </w:r>
+      <w:r>
+        <w:t xml:space="preserve">file</w:t>
+      </w:r>
+    </w:p>
+    <w:p>
+      <w:pPr>
+        <w:pStyle w:val="FirstParagraph"/>
+      </w:pPr>
+      <w:r>
+        <w:t xml:space="preserve">Put that list into a file</w:t>
+      </w:r>
+      <w:r>
+        <w:t xml:space="preserve"> </w:t>
+      </w:r>
+      <w:r>
+        <w:rPr>
+          <w:rStyle w:val="VerbatimChar"/>
+        </w:rPr>
+        <w:t xml:space="preserve">_targets.R</w:t>
+      </w:r>
+      <w:r>
+        <w:t xml:space="preserve"> </w:t>
+      </w:r>
+      <w:r>
+        <w:t xml:space="preserve">together with some additional code:</w:t>
+      </w:r>
+    </w:p>
+    <w:p>
+      <w:pPr>
+        <w:pStyle w:val="SourceCode"/>
+      </w:pPr>
+      <w:r>
+        <w:rPr>
+          <w:rStyle w:val="FunctionTok"/>
+        </w:rPr>
+        <w:t xml:space="preserve">library</w:t>
+      </w:r>
+      <w:r>
+        <w:rPr>
+          <w:rStyle w:val="NormalTok"/>
+        </w:rPr>
+        <w:t xml:space="preserve">(targets)</w:t>
+      </w:r>
+      <w:r>
+        <w:br/>
+      </w:r>
+      <w:r>
+        <w:rPr>
+          <w:rStyle w:val="FunctionTok"/>
+        </w:rPr>
+        <w:t xml:space="preserve">tar_source</w:t>
+      </w:r>
+      <w:r>
+        <w:rPr>
+          <w:rStyle w:val="NormalTok"/>
+        </w:rPr>
+        <w:t xml:space="preserve">() </w:t>
+      </w:r>
+      <w:r>
+        <w:rPr>
+          <w:rStyle w:val="CommentTok"/>
+        </w:rPr>
+        <w:t xml:space="preserve"># Source all scripts with function stored in R folder</w:t>
+      </w:r>
+    </w:p>
+    <w:p>
+      <w:pPr>
+        <w:pStyle w:val="SourceCode"/>
+      </w:pPr>
+      <w:r>
+        <w:rPr>
+          <w:rStyle w:val="VerbatimChar"/>
+        </w:rPr>
+        <w:t xml:space="preserve">tar_source(): these files do not exist: R</w:t>
+      </w:r>
+    </w:p>
+    <w:p>
+      <w:pPr>
+        <w:pStyle w:val="SourceCode"/>
+      </w:pPr>
+      <w:r>
+        <w:rPr>
+          <w:rStyle w:val="FunctionTok"/>
+        </w:rPr>
+        <w:t xml:space="preserve">tar_option_set</w:t>
+      </w:r>
+      <w:r>
+        <w:rPr>
+          <w:rStyle w:val="NormalTok"/>
+        </w:rPr>
+        <w:t xml:space="preserve">(</w:t>
+      </w:r>
+      <w:r>
+        <w:br/>
+      </w:r>
+      <w:r>
+        <w:rPr>
+          <w:rStyle w:val="NormalTok"/>
+        </w:rPr>
+        <w:t xml:space="preserve">  </w:t>
+      </w:r>
+      <w:r>
+        <w:rPr>
+          <w:rStyle w:val="CommentTok"/>
+        </w:rPr>
+        <w:t xml:space="preserve"># Specify all needed packages here</w:t>
+      </w:r>
+      <w:r>
+        <w:br/>
+      </w:r>
+      <w:r>
+        <w:rPr>
+          <w:rStyle w:val="NormalTok"/>
+        </w:rPr>
+        <w:t xml:space="preserve">  </w:t>
+      </w:r>
+      <w:r>
+        <w:rPr>
+          <w:rStyle w:val="AttributeTok"/>
+        </w:rPr>
+        <w:t xml:space="preserve">packages =</w:t>
+      </w:r>
+      <w:r>
+        <w:rPr>
+          <w:rStyle w:val="NormalTok"/>
+        </w:rPr>
+        <w:t xml:space="preserve"> </w:t>
+      </w:r>
+      <w:r>
+        <w:rPr>
+          <w:rStyle w:val="FunctionTok"/>
+        </w:rPr>
+        <w:t xml:space="preserve">c</w:t>
+      </w:r>
+      <w:r>
+        <w:rPr>
+          <w:rStyle w:val="NormalTok"/>
+        </w:rPr>
+        <w:t xml:space="preserve">(</w:t>
+      </w:r>
+      <w:r>
+        <w:rPr>
+          <w:rStyle w:val="StringTok"/>
+        </w:rPr>
+        <w:t xml:space="preserve">"tidyverse"</w:t>
+      </w:r>
+      <w:r>
+        <w:rPr>
+          <w:rStyle w:val="NormalTok"/>
+        </w:rPr>
+        <w:t xml:space="preserve">),</w:t>
+      </w:r>
+      <w:r>
+        <w:br/>
+      </w:r>
+      <w:r>
+        <w:rPr>
+          <w:rStyle w:val="NormalTok"/>
+        </w:rPr>
+        <w:t xml:space="preserve">  </w:t>
+      </w:r>
+      <w:r>
+        <w:rPr>
+          <w:rStyle w:val="CommentTok"/>
+        </w:rPr>
+        <w:t xml:space="preserve"># Format used for caching (qs or actually qs2 is best for big data)</w:t>
+      </w:r>
+      <w:r>
+        <w:br/>
+      </w:r>
+      <w:r>
+        <w:rPr>
+          <w:rStyle w:val="NormalTok"/>
+        </w:rPr>
+        <w:t xml:space="preserve">  </w:t>
+      </w:r>
+      <w:r>
+        <w:rPr>
+          <w:rStyle w:val="AttributeTok"/>
+        </w:rPr>
+        <w:t xml:space="preserve">format =</w:t>
+      </w:r>
+      <w:r>
+        <w:rPr>
+          <w:rStyle w:val="NormalTok"/>
+        </w:rPr>
+        <w:t xml:space="preserve"> </w:t>
+      </w:r>
+      <w:r>
+        <w:rPr>
+          <w:rStyle w:val="StringTok"/>
+        </w:rPr>
+        <w:t xml:space="preserve">"qs"</w:t>
+      </w:r>
+      <w:r>
+        <w:rPr>
+          <w:rStyle w:val="NormalTok"/>
+        </w:rPr>
+        <w:t xml:space="preserve">,</w:t>
+      </w:r>
+      <w:r>
+        <w:br/>
+      </w:r>
+      <w:r>
+        <w:rPr>
+          <w:rStyle w:val="NormalTok"/>
+        </w:rPr>
+        <w:t xml:space="preserve">  </w:t>
+      </w:r>
+      <w:r>
+        <w:rPr>
+          <w:rStyle w:val="CommentTok"/>
+        </w:rPr>
+        <w:t xml:space="preserve"># Additional settings ...</w:t>
+      </w:r>
+      <w:r>
+        <w:br/>
+      </w:r>
+      <w:r>
+        <w:rPr>
+          <w:rStyle w:val="NormalTok"/>
+        </w:rPr>
+        <w:t xml:space="preserve">  </w:t>
+      </w:r>
+      <w:r>
+        <w:rPr>
+          <w:rStyle w:val="AttributeTok"/>
+        </w:rPr>
+        <w:t xml:space="preserve">seed =</w:t>
+      </w:r>
+      <w:r>
+        <w:rPr>
+          <w:rStyle w:val="NormalTok"/>
+        </w:rPr>
+        <w:t xml:space="preserve"> </w:t>
+      </w:r>
+      <w:r>
+        <w:rPr>
+          <w:rStyle w:val="DecValTok"/>
+        </w:rPr>
+        <w:t xml:space="preserve">123</w:t>
+      </w:r>
+      <w:r>
+        <w:br/>
+      </w:r>
+      <w:r>
+        <w:rPr>
+          <w:rStyle w:val="NormalTok"/>
+        </w:rPr>
+        <w:t xml:space="preserve">)</w:t>
+      </w:r>
+      <w:r>
+        <w:br/>
+      </w:r>
+      <w:r>
+        <w:br/>
+      </w:r>
+      <w:r>
+        <w:rPr>
+          <w:rStyle w:val="FunctionTok"/>
+        </w:rPr>
+        <w:t xml:space="preserve">list</w:t>
+      </w:r>
+      <w:r>
+        <w:rPr>
+          <w:rStyle w:val="NormalTok"/>
+        </w:rPr>
+        <w:t xml:space="preserve">(</w:t>
+      </w:r>
+      <w:r>
+        <w:br/>
+      </w:r>
+      <w:r>
+        <w:rPr>
+          <w:rStyle w:val="NormalTok"/>
+        </w:rPr>
+        <w:t xml:space="preserve">  </w:t>
+      </w:r>
+      <w:r>
+        <w:rPr>
+          <w:rStyle w:val="FunctionTok"/>
+        </w:rPr>
+        <w:t xml:space="preserve">tar_target</w:t>
+      </w:r>
+      <w:r>
+        <w:rPr>
+          <w:rStyle w:val="NormalTok"/>
+        </w:rPr>
+        <w:t xml:space="preserve">(df, </w:t>
+      </w:r>
+      <w:r>
+        <w:rPr>
+          <w:rStyle w:val="FunctionTok"/>
+        </w:rPr>
+        <w:t xml:space="preserve">as_tibble</w:t>
+      </w:r>
+      <w:r>
+        <w:rPr>
+          <w:rStyle w:val="NormalTok"/>
+        </w:rPr>
+        <w:t xml:space="preserve">(NHANES</w:t>
+      </w:r>
+      <w:r>
+        <w:rPr>
+          <w:rStyle w:val="SpecialCharTok"/>
+        </w:rPr>
+        <w:t xml:space="preserve">::</w:t>
+      </w:r>
+      <w:r>
+        <w:rPr>
+          <w:rStyle w:val="NormalTok"/>
+        </w:rPr>
+        <w:t xml:space="preserve">NHANES)),</w:t>
+      </w:r>
+      <w:r>
+        <w:br/>
+      </w:r>
+      <w:r>
+        <w:rPr>
+          <w:rStyle w:val="NormalTok"/>
+        </w:rPr>
+        <w:t xml:space="preserve">  </w:t>
+      </w:r>
+      <w:r>
+        <w:rPr>
+          <w:rStyle w:val="FunctionTok"/>
+        </w:rPr>
+        <w:t xml:space="preserve">tar_target</w:t>
+      </w:r>
+      <w:r>
+        <w:rPr>
+          <w:rStyle w:val="NormalTok"/>
+        </w:rPr>
+        <w:t xml:space="preserve">(tbl, </w:t>
+      </w:r>
+      <w:r>
+        <w:rPr>
+          <w:rStyle w:val="FunctionTok"/>
+        </w:rPr>
+        <w:t xml:space="preserve">count</w:t>
+      </w:r>
+      <w:r>
+        <w:rPr>
+          <w:rStyle w:val="NormalTok"/>
+        </w:rPr>
+        <w:t xml:space="preserve">(df, Species)),</w:t>
+      </w:r>
+      <w:r>
+        <w:br/>
+      </w:r>
+      <w:r>
+        <w:rPr>
+          <w:rStyle w:val="NormalTok"/>
+        </w:rPr>
+        <w:t xml:space="preserve">  </w:t>
+      </w:r>
+      <w:r>
+        <w:rPr>
+          <w:rStyle w:val="FunctionTok"/>
+        </w:rPr>
+        <w:t xml:space="preserve">tar_target</w:t>
+      </w:r>
+      <w:r>
+        <w:rPr>
+          <w:rStyle w:val="NormalTok"/>
+        </w:rPr>
+        <w:t xml:space="preserve">(tst, </w:t>
+      </w:r>
+      <w:r>
+        <w:rPr>
+          <w:rStyle w:val="FunctionTok"/>
+        </w:rPr>
+        <w:t xml:space="preserve">t.test</w:t>
+      </w:r>
+      <w:r>
+        <w:rPr>
+          <w:rStyle w:val="NormalTok"/>
+        </w:rPr>
+        <w:t xml:space="preserve">(BMI </w:t>
+      </w:r>
+      <w:r>
+        <w:rPr>
+          <w:rStyle w:val="SpecialCharTok"/>
+        </w:rPr>
+        <w:t xml:space="preserve">~</w:t>
+      </w:r>
+      <w:r>
+        <w:rPr>
+          <w:rStyle w:val="NormalTok"/>
+        </w:rPr>
+        <w:t xml:space="preserve"> Gender, df)),</w:t>
+      </w:r>
+      <w:r>
+        <w:br/>
+      </w:r>
+      <w:r>
+        <w:rPr>
+          <w:rStyle w:val="NormalTok"/>
+        </w:rPr>
+        <w:t xml:space="preserve">  </w:t>
+      </w:r>
+      <w:r>
+        <w:rPr>
+          <w:rStyle w:val="FunctionTok"/>
+        </w:rPr>
+        <w:t xml:space="preserve">tar_target</w:t>
+      </w:r>
+      <w:r>
+        <w:rPr>
+          <w:rStyle w:val="NormalTok"/>
+        </w:rPr>
+        <w:t xml:space="preserve">(gg, {</w:t>
+      </w:r>
+      <w:r>
+        <w:br/>
+      </w:r>
+      <w:r>
+        <w:rPr>
+          <w:rStyle w:val="NormalTok"/>
+        </w:rPr>
+        <w:t xml:space="preserve">    </w:t>
+      </w:r>
+      <w:r>
+        <w:rPr>
+          <w:rStyle w:val="FunctionTok"/>
+        </w:rPr>
+        <w:t xml:space="preserve">ggplot</w:t>
+      </w:r>
+      <w:r>
+        <w:rPr>
+          <w:rStyle w:val="NormalTok"/>
+        </w:rPr>
+        <w:t xml:space="preserve">(df, </w:t>
+      </w:r>
+      <w:r>
+        <w:rPr>
+          <w:rStyle w:val="FunctionTok"/>
+        </w:rPr>
+        <w:t xml:space="preserve">aes</w:t>
+      </w:r>
+      <w:r>
+        <w:rPr>
+          <w:rStyle w:val="NormalTok"/>
+        </w:rPr>
+        <w:t xml:space="preserve">(BMI, </w:t>
+      </w:r>
+      <w:r>
+        <w:rPr>
+          <w:rStyle w:val="AttributeTok"/>
+        </w:rPr>
+        <w:t xml:space="preserve">color =</w:t>
+      </w:r>
+      <w:r>
+        <w:rPr>
+          <w:rStyle w:val="NormalTok"/>
+        </w:rPr>
+        <w:t xml:space="preserve"> Gender)) </w:t>
+      </w:r>
+      <w:r>
+        <w:rPr>
+          <w:rStyle w:val="SpecialCharTok"/>
+        </w:rPr>
+        <w:t xml:space="preserve">+</w:t>
+      </w:r>
+      <w:r>
+        <w:rPr>
+          <w:rStyle w:val="NormalTok"/>
+        </w:rPr>
+        <w:t xml:space="preserve"> </w:t>
+      </w:r>
+      <w:r>
+        <w:rPr>
+          <w:rStyle w:val="FunctionTok"/>
+        </w:rPr>
+        <w:t xml:space="preserve">geom_density</w:t>
+      </w:r>
+      <w:r>
+        <w:rPr>
+          <w:rStyle w:val="NormalTok"/>
+        </w:rPr>
+        <w:t xml:space="preserve">()</w:t>
+      </w:r>
+      <w:r>
+        <w:br/>
+      </w:r>
+      <w:r>
+        <w:rPr>
+          <w:rStyle w:val="NormalTok"/>
+        </w:rPr>
+        <w:t xml:space="preserve">  })</w:t>
+      </w:r>
+      <w:r>
+        <w:br/>
+      </w:r>
+      <w:r>
+        <w:rPr>
+          <w:rStyle w:val="NormalTok"/>
+        </w:rPr>
+        <w:t xml:space="preserve">)</w:t>
+      </w:r>
+    </w:p>
+    <w:bookmarkEnd w:id="61"/>
+    <w:bookmarkStart w:id="62" w:name="benefits"/>
+    <w:p>
+      <w:pPr>
+        <w:pStyle w:val="Heading2"/>
+      </w:pPr>
+      <w:r>
+        <w:t xml:space="preserve">Benefits</w:t>
+      </w:r>
+    </w:p>
+    <w:p>
+      <w:pPr>
+        <w:pStyle w:val="Compact"/>
+        <w:numPr>
+          <w:ilvl w:val="0"/>
+          <w:numId w:val="1023"/>
+        </w:numPr>
+      </w:pPr>
+      <w:r>
+        <w:t xml:space="preserve">execute the whole project by</w:t>
+      </w:r>
+      <w:r>
+        <w:t xml:space="preserve"> </w:t>
+      </w:r>
+      <w:r>
+        <w:rPr>
+          <w:rStyle w:val="VerbatimChar"/>
+        </w:rPr>
+        <w:t xml:space="preserve">tar_make()</w:t>
+      </w:r>
+    </w:p>
+    <w:p>
+      <w:pPr>
+        <w:pStyle w:val="Compact"/>
+        <w:numPr>
+          <w:ilvl w:val="0"/>
+          <w:numId w:val="1023"/>
+        </w:numPr>
+      </w:pPr>
+      <w:r>
+        <w:t xml:space="preserve">intermediate steps are cached and cached objects retreived by</w:t>
+      </w:r>
+      <w:r>
+        <w:t xml:space="preserve"> </w:t>
+      </w:r>
+      <w:r>
+        <w:rPr>
+          <w:rStyle w:val="VerbatimChar"/>
+        </w:rPr>
+        <w:t xml:space="preserve">tar_load()</w:t>
+      </w:r>
+      <w:r>
+        <w:t xml:space="preserve"> </w:t>
+      </w:r>
+      <w:r>
+        <w:t xml:space="preserve">or</w:t>
+      </w:r>
+      <w:r>
+        <w:t xml:space="preserve"> </w:t>
+      </w:r>
+      <w:r>
+        <w:rPr>
+          <w:rStyle w:val="VerbatimChar"/>
+        </w:rPr>
+        <w:t xml:space="preserve">tar_read()</w:t>
+      </w:r>
+    </w:p>
+    <w:p>
+      <w:pPr>
+        <w:pStyle w:val="Compact"/>
+        <w:numPr>
+          <w:ilvl w:val="0"/>
+          <w:numId w:val="1023"/>
+        </w:numPr>
+      </w:pPr>
+      <w:r>
+        <w:t xml:space="preserve">dependency among individual steps can be visualized:</w:t>
+      </w:r>
+      <w:r>
+        <w:t xml:space="preserve"> </w:t>
+      </w:r>
+      <w:r>
+        <w:rPr>
+          <w:rStyle w:val="VerbatimChar"/>
+        </w:rPr>
+        <w:t xml:space="preserve">tar_visnetwork()</w:t>
+      </w:r>
+    </w:p>
+    <w:bookmarkEnd w:id="62"/>
+    <w:bookmarkStart w:id="66" w:name="dependency-graph"/>
+    <w:p>
+      <w:pPr>
+        <w:pStyle w:val="Heading2"/>
+      </w:pPr>
+      <w:r>
+        <w:t xml:space="preserve">Dependency graph</w:t>
+      </w:r>
+    </w:p>
+    <w:p>
+      <w:pPr>
+        <w:pStyle w:val="FirstParagraph"/>
+      </w:pPr>
+      <w:r>
+        <w:drawing>
+          <wp:inline>
+            <wp:extent cx="5334000" cy="4000499"/>
+            <wp:effectExtent b="0" l="0" r="0" t="0"/>
+            <wp:docPr descr="" title="" id="64" name="Picture"/>
+            <a:graphic>
+              <a:graphicData uri="http://schemas.openxmlformats.org/drawingml/2006/picture">
+                <pic:pic>
+                  <pic:nvPicPr>
+                    <pic:cNvPr descr="images/paste-2.png" id="65" name="Picture"/>
+                    <pic:cNvPicPr>
+                      <a:picLocks noChangeArrowheads="1" noChangeAspect="1"/>
+                    </pic:cNvPicPr>
+                  </pic:nvPicPr>
+                  <pic:blipFill>
+                    <a:blip r:embed="rId63"/>
                     <a:stretch>
                       <a:fillRect/>
                     </a:stretch>
@@ -987,14 +5456,96 @@
         </w:drawing>
       </w:r>
     </w:p>
-    <w:bookmarkEnd w:id="36"/>
-    <w:bookmarkStart w:id="37" w:name="why"/>
+    <w:bookmarkEnd w:id="66"/>
+    <w:bookmarkStart w:id="67" w:name="live-show"/>
     <w:p>
       <w:pPr>
         <w:pStyle w:val="Heading2"/>
       </w:pPr>
       <w:r>
-        <w:t xml:space="preserve">Why?</w:t>
+        <w:t xml:space="preserve">Live show</w:t>
+      </w:r>
+    </w:p>
+    <w:p>
+      <w:pPr>
+        <w:pStyle w:val="SourceCode"/>
+      </w:pPr>
+      <w:r>
+        <w:rPr>
+          <w:rStyle w:val="BuiltInTok"/>
+        </w:rPr>
+        <w:t xml:space="preserve">cd</w:t>
+      </w:r>
+      <w:r>
+        <w:br/>
+      </w:r>
+      <w:r>
+        <w:rPr>
+          <w:rStyle w:val="FunctionTok"/>
+        </w:rPr>
+        <w:t xml:space="preserve">git</w:t>
+      </w:r>
+      <w:r>
+        <w:rPr>
+          <w:rStyle w:val="NormalTok"/>
+        </w:rPr>
+        <w:t xml:space="preserve"> clone https://github.com/STA220/targets.git</w:t>
+      </w:r>
+      <w:r>
+        <w:br/>
+      </w:r>
+      <w:r>
+        <w:rPr>
+          <w:rStyle w:val="BuiltInTok"/>
+        </w:rPr>
+        <w:t xml:space="preserve">cd</w:t>
+      </w:r>
+      <w:r>
+        <w:rPr>
+          <w:rStyle w:val="NormalTok"/>
+        </w:rPr>
+        <w:t xml:space="preserve"> targets</w:t>
+      </w:r>
+      <w:r>
+        <w:br/>
+      </w:r>
+      <w:r>
+        <w:rPr>
+          <w:rStyle w:val="ExtensionTok"/>
+        </w:rPr>
+        <w:t xml:space="preserve">positron</w:t>
+      </w:r>
+      <w:r>
+        <w:rPr>
+          <w:rStyle w:val="NormalTok"/>
+        </w:rPr>
+        <w:t xml:space="preserve"> .</w:t>
+      </w:r>
+    </w:p>
+    <w:p>
+      <w:pPr>
+        <w:pStyle w:val="FirstParagraph"/>
+      </w:pPr>
+      <w:r>
+        <w:t xml:space="preserve">Or perform those steps from within Positron.</w:t>
+      </w:r>
+    </w:p>
+    <w:p>
+      <w:r>
+        <w:pict>
+          <v:rect style="width:0;height:1.5pt" o:hralign="center" o:hrstd="t" o:hr="t"/>
+        </w:pict>
+      </w:r>
+    </w:p>
+    <w:bookmarkEnd w:id="67"/>
+    <w:bookmarkEnd w:id="68"/>
+    <w:bookmarkStart w:id="92" w:name="different-r-versions"/>
+    <w:p>
+      <w:pPr>
+        <w:pStyle w:val="Heading1"/>
+      </w:pPr>
+      <w:r>
+        <w:t xml:space="preserve">Different R-versions</w:t>
       </w:r>
     </w:p>
     <w:p>
@@ -1002,11 +5553,11 @@
         <w:pStyle w:val="Compact"/>
         <w:numPr>
           <w:ilvl w:val="0"/>
-          <w:numId w:val="1009"/>
-        </w:numPr>
-      </w:pPr>
-      <w:r>
-        <w:t xml:space="preserve">You do not want to rerun everything all the time!</w:t>
+          <w:numId w:val="1024"/>
+        </w:numPr>
+      </w:pPr>
+      <w:r>
+        <w:t xml:space="preserve">Imagine you finish your research project and you submit a manuscript to a journal</w:t>
       </w:r>
     </w:p>
     <w:p>
@@ -1014,11 +5565,11 @@
         <w:pStyle w:val="Compact"/>
         <w:numPr>
           <w:ilvl w:val="0"/>
-          <w:numId w:val="1009"/>
-        </w:numPr>
-      </w:pPr>
-      <w:r>
-        <w:t xml:space="preserve">You want to keep track of what you have done</w:t>
+          <w:numId w:val="1024"/>
+        </w:numPr>
+      </w:pPr>
+      <w:r>
+        <w:t xml:space="preserve">The journal comes back one year later (they didn’t have time until know) and one reviewer ask you to double check some steps of the analysis</w:t>
       </w:r>
     </w:p>
     <w:p>
@@ -1026,11 +5577,11 @@
         <w:pStyle w:val="Compact"/>
         <w:numPr>
           <w:ilvl w:val="0"/>
-          <w:numId w:val="1009"/>
-        </w:numPr>
-      </w:pPr>
-      <w:r>
-        <w:t xml:space="preserve">You want to be able to reproduce your results later</w:t>
+          <w:numId w:val="1024"/>
+        </w:numPr>
+      </w:pPr>
+      <w:r>
+        <w:t xml:space="preserve">You make some modifications and rerun your pipelines.</w:t>
       </w:r>
     </w:p>
     <w:p>
@@ -1038,58 +5589,612 @@
         <w:pStyle w:val="Compact"/>
         <w:numPr>
           <w:ilvl w:val="0"/>
-          <w:numId w:val="1009"/>
-        </w:numPr>
-      </w:pPr>
-      <w:r>
-        <w:t xml:space="preserve">You want to share your workflow with others</w:t>
-      </w:r>
-    </w:p>
-    <w:bookmarkEnd w:id="37"/>
-    <w:bookmarkStart w:id="40" w:name="reading"/>
+          <w:numId w:val="1024"/>
+        </w:numPr>
+      </w:pPr>
+      <w:r>
+        <w:t xml:space="preserve">But it doesn’t work!</w:t>
+      </w:r>
+    </w:p>
+    <w:p>
+      <w:pPr>
+        <w:pStyle w:val="Compact"/>
+        <w:numPr>
+          <w:ilvl w:val="0"/>
+          <w:numId w:val="1024"/>
+        </w:numPr>
+      </w:pPr>
+      <w:r>
+        <w:t xml:space="preserve">Half a year ago you updated your R installation and a week ago all of your installed packages.</w:t>
+      </w:r>
+    </w:p>
+    <w:p>
+      <w:pPr>
+        <w:pStyle w:val="Compact"/>
+        <w:numPr>
+          <w:ilvl w:val="1"/>
+          <w:numId w:val="1025"/>
+        </w:numPr>
+      </w:pPr>
+      <w:r>
+        <w:t xml:space="preserve">One package was retired from CRAN (could happen even though there was nothing wrong with the package when you used it)</w:t>
+      </w:r>
+    </w:p>
+    <w:p>
+      <w:pPr>
+        <w:pStyle w:val="Compact"/>
+        <w:numPr>
+          <w:ilvl w:val="1"/>
+          <w:numId w:val="1025"/>
+        </w:numPr>
+      </w:pPr>
+      <w:r>
+        <w:t xml:space="preserve">One package has deprecated one of the functions you previously used</w:t>
+      </w:r>
+    </w:p>
+    <w:p>
+      <w:pPr>
+        <w:pStyle w:val="Compact"/>
+        <w:numPr>
+          <w:ilvl w:val="1"/>
+          <w:numId w:val="1025"/>
+        </w:numPr>
+      </w:pPr>
+      <w:r>
+        <w:t xml:space="preserve">On package has redesigned the output format from a specific function you used</w:t>
+      </w:r>
+    </w:p>
+    <w:p>
+      <w:pPr>
+        <w:pStyle w:val="Compact"/>
+        <w:numPr>
+          <w:ilvl w:val="0"/>
+          <w:numId w:val="1024"/>
+        </w:numPr>
+      </w:pPr>
+      <w:r>
+        <w:t xml:space="preserve">😱</w:t>
+      </w:r>
+    </w:p>
+    <w:p>
+      <w:pPr>
+        <w:pStyle w:val="FirstParagraph"/>
+      </w:pPr>
+      <w:r>
+        <w:drawing>
+          <wp:inline>
+            <wp:extent cx="5334000" cy="4337129"/>
+            <wp:effectExtent b="0" l="0" r="0" t="0"/>
+            <wp:docPr descr="" title="" id="70" name="Picture"/>
+            <a:graphic>
+              <a:graphicData uri="http://schemas.openxmlformats.org/drawingml/2006/picture">
+                <pic:pic>
+                  <pic:nvPicPr>
+                    <pic:cNvPr descr="images/paste-9.png" id="71" name="Picture"/>
+                    <pic:cNvPicPr>
+                      <a:picLocks noChangeArrowheads="1" noChangeAspect="1"/>
+                    </pic:cNvPicPr>
+                  </pic:nvPicPr>
+                  <pic:blipFill>
+                    <a:blip r:embed="rId69"/>
+                    <a:stretch>
+                      <a:fillRect/>
+                    </a:stretch>
+                  </pic:blipFill>
+                  <pic:spPr bwMode="auto">
+                    <a:xfrm>
+                      <a:off x="0" y="0"/>
+                      <a:ext cx="5334000" cy="4337129"/>
+                    </a:xfrm>
+                    <a:prstGeom prst="rect">
+                      <a:avLst/>
+                    </a:prstGeom>
+                    <a:noFill/>
+                    <a:ln w="9525">
+                      <a:noFill/>
+                      <a:headEnd/>
+                      <a:tailEnd/>
+                    </a:ln>
+                  </pic:spPr>
+                </pic:pic>
+              </a:graphicData>
+            </a:graphic>
+          </wp:inline>
+        </w:drawing>
+      </w:r>
+    </w:p>
+    <w:bookmarkStart w:id="72" w:name="pros-and-cons"/>
     <w:p>
       <w:pPr>
         <w:pStyle w:val="Heading2"/>
       </w:pPr>
       <w:r>
-        <w:t xml:space="preserve">Reading</w:t>
-      </w:r>
-    </w:p>
-    <w:p>
-      <w:pPr>
-        <w:pStyle w:val="Compact"/>
+        <w:t xml:space="preserve">Pros and cons</w:t>
+      </w:r>
+    </w:p>
+    <w:p>
+      <w:pPr>
         <w:numPr>
           <w:ilvl w:val="0"/>
-          <w:numId w:val="1010"/>
-        </w:numPr>
-      </w:pPr>
-      <w:hyperlink r:id="rId38">
+          <w:numId w:val="1026"/>
+        </w:numPr>
+      </w:pPr>
+      <w:r>
+        <w:t xml:space="preserve">It is always a good idea to be able to reproduce exactly what you did!</w:t>
+      </w:r>
+    </w:p>
+    <w:p>
+      <w:pPr>
+        <w:numPr>
+          <w:ilvl w:val="0"/>
+          <w:numId w:val="1026"/>
+        </w:numPr>
+      </w:pPr>
+      <w:r>
+        <w:t xml:space="preserve">But if you never update you might miss essential bug fixes.</w:t>
+      </w:r>
+    </w:p>
+    <w:p>
+      <w:pPr>
+        <w:numPr>
+          <w:ilvl w:val="0"/>
+          <w:numId w:val="1026"/>
+        </w:numPr>
+      </w:pPr>
+      <w:r>
+        <w:t xml:space="preserve">If your results change, how can you know which version was the most accurate?</w:t>
+      </w:r>
+    </w:p>
+    <w:p>
+      <w:pPr>
+        <w:pStyle w:val="FirstParagraph"/>
+      </w:pPr>
+      <w:r>
+        <w:t xml:space="preserve">Best practice to rerun the analysis both with the frozen versions and with the most up-to-date versions of the packages … because you have all the time in the world and nothing more important to do right … 😂</w:t>
+      </w:r>
+    </w:p>
+    <w:bookmarkEnd w:id="72"/>
+    <w:bookmarkStart w:id="76" w:name="different-operating-systems"/>
+    <w:p>
+      <w:pPr>
+        <w:pStyle w:val="Heading2"/>
+      </w:pPr>
+      <w:r>
+        <w:t xml:space="preserve">Different operating systems</w:t>
+      </w:r>
+    </w:p>
+    <w:p>
+      <w:pPr>
+        <w:numPr>
+          <w:ilvl w:val="0"/>
+          <w:numId w:val="1027"/>
+        </w:numPr>
+      </w:pPr>
+      <w:r>
+        <w:t xml:space="preserve">R should behave similar on different operating systems.</w:t>
+      </w:r>
+    </w:p>
+    <w:p>
+      <w:pPr>
+        <w:numPr>
+          <w:ilvl w:val="0"/>
+          <w:numId w:val="1027"/>
+        </w:numPr>
+      </w:pPr>
+      <w:r>
+        <w:t xml:space="preserve">Exceptions nevertheless exist!</w:t>
+      </w:r>
+    </w:p>
+    <w:p>
+      <w:pPr>
+        <w:numPr>
+          <w:ilvl w:val="1"/>
+          <w:numId w:val="1028"/>
+        </w:numPr>
+      </w:pPr>
+      <w:r>
+        <w:rPr>
+          <w:rStyle w:val="VerbatimChar"/>
+        </w:rPr>
+        <w:t xml:space="preserve">parallel::mclapply()</w:t>
+      </w:r>
+      <w:r>
+        <w:t xml:space="preserve"> </w:t>
+      </w:r>
+      <w:r>
+        <w:t xml:space="preserve">behaves differently on Windows compared to Unix-like systems because Windows does not support forked processes.</w:t>
+      </w:r>
+    </w:p>
+    <w:p>
+      <w:pPr>
+        <w:numPr>
+          <w:ilvl w:val="1"/>
+          <w:numId w:val="1028"/>
+        </w:numPr>
+      </w:pPr>
+      <w:r>
+        <w:rPr>
+          <w:rStyle w:val="VerbatimChar"/>
+        </w:rPr>
+        <w:t xml:space="preserve">sort(c("ä", "a", "z"))</w:t>
+      </w:r>
+      <w:r>
+        <w:t xml:space="preserve"> </w:t>
+      </w:r>
+      <w:r>
+        <w:t xml:space="preserve">might differ due to locale settings</w:t>
+      </w:r>
+    </w:p>
+    <w:p>
+      <w:pPr>
+        <w:pStyle w:val="FirstParagraph"/>
+      </w:pPr>
+      <w:r>
+        <w:drawing>
+          <wp:inline>
+            <wp:extent cx="5334000" cy="2830784"/>
+            <wp:effectExtent b="0" l="0" r="0" t="0"/>
+            <wp:docPr descr="" title="" id="74" name="Picture"/>
+            <a:graphic>
+              <a:graphicData uri="http://schemas.openxmlformats.org/drawingml/2006/picture">
+                <pic:pic>
+                  <pic:nvPicPr>
+                    <pic:cNvPr descr="images/paste-10.png" id="75" name="Picture"/>
+                    <pic:cNvPicPr>
+                      <a:picLocks noChangeArrowheads="1" noChangeAspect="1"/>
+                    </pic:cNvPicPr>
+                  </pic:nvPicPr>
+                  <pic:blipFill>
+                    <a:blip r:embed="rId73"/>
+                    <a:stretch>
+                      <a:fillRect/>
+                    </a:stretch>
+                  </pic:blipFill>
+                  <pic:spPr bwMode="auto">
+                    <a:xfrm>
+                      <a:off x="0" y="0"/>
+                      <a:ext cx="5334000" cy="2830784"/>
+                    </a:xfrm>
+                    <a:prstGeom prst="rect">
+                      <a:avLst/>
+                    </a:prstGeom>
+                    <a:noFill/>
+                    <a:ln w="9525">
+                      <a:noFill/>
+                      <a:headEnd/>
+                      <a:tailEnd/>
+                    </a:ln>
+                  </pic:spPr>
+                </pic:pic>
+              </a:graphicData>
+            </a:graphic>
+          </wp:inline>
+        </w:drawing>
+      </w:r>
+    </w:p>
+    <w:bookmarkEnd w:id="76"/>
+    <w:bookmarkStart w:id="91" w:name="combining-all"/>
+    <w:p>
+      <w:pPr>
+        <w:pStyle w:val="Heading2"/>
+      </w:pPr>
+      <w:r>
+        <w:t xml:space="preserve">Combining all?</w:t>
+      </w:r>
+    </w:p>
+    <w:p>
+      <w:pPr>
+        <w:numPr>
+          <w:ilvl w:val="0"/>
+          <w:numId w:val="1029"/>
+        </w:numPr>
+      </w:pPr>
+      <w:r>
+        <w:t xml:space="preserve">you could very well use both targets + renv + git + GitHub etc</w:t>
+      </w:r>
+    </w:p>
+    <w:p>
+      <w:pPr>
+        <w:numPr>
+          <w:ilvl w:val="0"/>
+          <w:numId w:val="1029"/>
+        </w:numPr>
+      </w:pPr>
+      <w:r>
+        <w:t xml:space="preserve">At some point you might start to wonder whether you are a medical statistician or a software developer … and the more complex/esoteric tools you use, the more difficult it might be to collaborate with others</w:t>
+      </w:r>
+    </w:p>
+    <w:p>
+      <w:pPr>
+        <w:numPr>
+          <w:ilvl w:val="0"/>
+          <w:numId w:val="1029"/>
+        </w:numPr>
+      </w:pPr>
+      <w:r>
+        <w:t xml:space="preserve">Try to find some middle ground … but always be open to new ideas!</w:t>
+      </w:r>
+    </w:p>
+    <w:p>
+      <w:r>
+        <w:pict>
+          <v:rect style="width:0;height:1.5pt" o:hralign="center" o:hrstd="t" o:hr="t"/>
+        </w:pict>
+      </w:r>
+    </w:p>
+    <w:p>
+      <w:pPr>
+        <w:pStyle w:val="FirstParagraph"/>
+      </w:pPr>
+      <w:r>
+        <w:drawing>
+          <wp:inline>
+            <wp:extent cx="5334000" cy="3597088"/>
+            <wp:effectExtent b="0" l="0" r="0" t="0"/>
+            <wp:docPr descr="" title="" id="78" name="Picture"/>
+            <a:graphic>
+              <a:graphicData uri="http://schemas.openxmlformats.org/drawingml/2006/picture">
+                <pic:pic>
+                  <pic:nvPicPr>
+                    <pic:cNvPr descr="images/paste-11.png" id="79" name="Picture"/>
+                    <pic:cNvPicPr>
+                      <a:picLocks noChangeArrowheads="1" noChangeAspect="1"/>
+                    </pic:cNvPicPr>
+                  </pic:nvPicPr>
+                  <pic:blipFill>
+                    <a:blip r:embed="rId77"/>
+                    <a:stretch>
+                      <a:fillRect/>
+                    </a:stretch>
+                  </pic:blipFill>
+                  <pic:spPr bwMode="auto">
+                    <a:xfrm>
+                      <a:off x="0" y="0"/>
+                      <a:ext cx="5334000" cy="3597088"/>
+                    </a:xfrm>
+                    <a:prstGeom prst="rect">
+                      <a:avLst/>
+                    </a:prstGeom>
+                    <a:noFill/>
+                    <a:ln w="9525">
+                      <a:noFill/>
+                      <a:headEnd/>
+                      <a:tailEnd/>
+                    </a:ln>
+                  </pic:spPr>
+                </pic:pic>
+              </a:graphicData>
+            </a:graphic>
+          </wp:inline>
+        </w:drawing>
+      </w:r>
+    </w:p>
+    <w:p>
+      <w:r>
+        <w:pict>
+          <v:rect style="width:0;height:1.5pt" o:hralign="center" o:hrstd="t" o:hr="t"/>
+        </w:pict>
+      </w:r>
+    </w:p>
+    <w:p>
+      <w:r>
+        <w:pict>
+          <v:rect style="width:0;height:1.5pt" o:hralign="center" o:hrstd="t" o:hr="t"/>
+        </w:pict>
+      </w:r>
+    </w:p>
+    <w:p>
+      <w:pPr>
+        <w:pStyle w:val="FirstParagraph"/>
+      </w:pPr>
+      <w:r>
+        <w:drawing>
+          <wp:inline>
+            <wp:extent cx="5334000" cy="2240280"/>
+            <wp:effectExtent b="0" l="0" r="0" t="0"/>
+            <wp:docPr descr="" title="" id="81" name="Picture"/>
+            <a:graphic>
+              <a:graphicData uri="http://schemas.openxmlformats.org/drawingml/2006/picture">
+                <pic:pic>
+                  <pic:nvPicPr>
+                    <pic:cNvPr descr="images/paste-13.png" id="82" name="Picture"/>
+                    <pic:cNvPicPr>
+                      <a:picLocks noChangeArrowheads="1" noChangeAspect="1"/>
+                    </pic:cNvPicPr>
+                  </pic:nvPicPr>
+                  <pic:blipFill>
+                    <a:blip r:embed="rId80"/>
+                    <a:stretch>
+                      <a:fillRect/>
+                    </a:stretch>
+                  </pic:blipFill>
+                  <pic:spPr bwMode="auto">
+                    <a:xfrm>
+                      <a:off x="0" y="0"/>
+                      <a:ext cx="5334000" cy="2240280"/>
+                    </a:xfrm>
+                    <a:prstGeom prst="rect">
+                      <a:avLst/>
+                    </a:prstGeom>
+                    <a:noFill/>
+                    <a:ln w="9525">
+                      <a:noFill/>
+                      <a:headEnd/>
+                      <a:tailEnd/>
+                    </a:ln>
+                  </pic:spPr>
+                </pic:pic>
+              </a:graphicData>
+            </a:graphic>
+          </wp:inline>
+        </w:drawing>
+      </w:r>
+    </w:p>
+    <w:bookmarkStart w:id="90" w:name="refs"/>
+    <w:bookmarkStart w:id="84" w:name="ref-baker2016"/>
+    <w:p>
+      <w:pPr>
+        <w:pStyle w:val="Bibliography"/>
+      </w:pPr>
+      <w:r>
+        <w:t xml:space="preserve">Baker, Monya. 2016.</w:t>
+      </w:r>
+      <w:r>
+        <w:t xml:space="preserve"> </w:t>
+      </w:r>
+      <w:r>
+        <w:t xml:space="preserve">“1,500 Scientists Lift the Lid on Reproducibility.”</w:t>
+      </w:r>
+      <w:r>
+        <w:t xml:space="preserve"> </w:t>
+      </w:r>
+      <w:r>
+        <w:rPr>
+          <w:i/>
+          <w:iCs/>
+        </w:rPr>
+        <w:t xml:space="preserve">Nature</w:t>
+      </w:r>
+      <w:r>
+        <w:t xml:space="preserve"> </w:t>
+      </w:r>
+      <w:r>
+        <w:t xml:space="preserve">533 (7604): 452–54.</w:t>
+      </w:r>
+      <w:r>
+        <w:t xml:space="preserve"> </w:t>
+      </w:r>
+      <w:hyperlink r:id="rId83">
         <w:r>
           <w:rPr>
             <w:rStyle w:val="Hyperlink"/>
           </w:rPr>
-          <w:t xml:space="preserve">Targets overview</w:t>
+          <w:t xml:space="preserve">https://doi.org/10.1038/533452a</w:t>
         </w:r>
       </w:hyperlink>
-    </w:p>
-    <w:p>
-      <w:pPr>
-        <w:pStyle w:val="Compact"/>
-        <w:numPr>
-          <w:ilvl w:val="0"/>
-          <w:numId w:val="1010"/>
-        </w:numPr>
-      </w:pPr>
-      <w:hyperlink r:id="rId39">
+      <w:r>
+        <w:t xml:space="preserve">.</w:t>
+      </w:r>
+    </w:p>
+    <w:bookmarkEnd w:id="84"/>
+    <w:bookmarkStart w:id="85" w:name="ref-nguyen2022a"/>
+    <w:p>
+      <w:pPr>
+        <w:pStyle w:val="Bibliography"/>
+      </w:pPr>
+      <w:r>
+        <w:t xml:space="preserve">Nguyen, Andrew. 2022.</w:t>
+      </w:r>
+      <w:r>
+        <w:t xml:space="preserve"> </w:t>
+      </w:r>
+      <w:r>
+        <w:rPr>
+          <w:i/>
+          <w:iCs/>
+        </w:rPr>
+        <w:t xml:space="preserve">Hands-on healthcare data: taming the complexity of real-world data</w:t>
+      </w:r>
+      <w:r>
+        <w:t xml:space="preserve">. First edition. Beijing Boston Farnham Sebastopol Tokyo: O’Reilly.</w:t>
+      </w:r>
+    </w:p>
+    <w:bookmarkEnd w:id="85"/>
+    <w:bookmarkStart w:id="87" w:name="ref-deoliveiraandrade2025"/>
+    <w:p>
+      <w:pPr>
+        <w:pStyle w:val="Bibliography"/>
+      </w:pPr>
+      <w:r>
+        <w:t xml:space="preserve">Oliveira Andrade, Rodrigo de. 2025.</w:t>
+      </w:r>
+      <w:r>
+        <w:t xml:space="preserve"> </w:t>
+      </w:r>
+      <w:r>
+        <w:t xml:space="preserve">“Huge Reproducibility Project Fails to Validate Dozens of Biomedical Studies.”</w:t>
+      </w:r>
+      <w:r>
+        <w:t xml:space="preserve"> </w:t>
+      </w:r>
+      <w:r>
+        <w:rPr>
+          <w:i/>
+          <w:iCs/>
+        </w:rPr>
+        <w:t xml:space="preserve">Nature</w:t>
+      </w:r>
+      <w:r>
+        <w:t xml:space="preserve"> </w:t>
+      </w:r>
+      <w:r>
+        <w:t xml:space="preserve">641 (8062): 293–94.</w:t>
+      </w:r>
+      <w:r>
+        <w:t xml:space="preserve"> </w:t>
+      </w:r>
+      <w:hyperlink r:id="rId86">
         <w:r>
           <w:rPr>
             <w:rStyle w:val="Hyperlink"/>
           </w:rPr>
-          <w:t xml:space="preserve">Target manual</w:t>
+          <w:t xml:space="preserve">https://doi.org/10.1038/d41586-025-01266-x</w:t>
         </w:r>
       </w:hyperlink>
-    </w:p>
-    <w:bookmarkEnd w:id="40"/>
+      <w:r>
+        <w:t xml:space="preserve">.</w:t>
+      </w:r>
+    </w:p>
+    <w:bookmarkEnd w:id="87"/>
+    <w:bookmarkStart w:id="89" w:name="ref-peng2021"/>
+    <w:p>
+      <w:pPr>
+        <w:pStyle w:val="Bibliography"/>
+      </w:pPr>
+      <w:r>
+        <w:t xml:space="preserve">Peng, Roger D., and Stephanie C. Hicks. 2021.</w:t>
+      </w:r>
+      <w:r>
+        <w:t xml:space="preserve"> </w:t>
+      </w:r>
+      <w:r>
+        <w:t xml:space="preserve">“Reproducible Research: A Retrospective.”</w:t>
+      </w:r>
+      <w:r>
+        <w:t xml:space="preserve"> </w:t>
+      </w:r>
+      <w:r>
+        <w:rPr>
+          <w:i/>
+          <w:iCs/>
+        </w:rPr>
+        <w:t xml:space="preserve">Annual Review of Public Health</w:t>
+      </w:r>
+      <w:r>
+        <w:t xml:space="preserve"> </w:t>
+      </w:r>
+      <w:r>
+        <w:t xml:space="preserve">42 (Volume 42, 2021): 79–93.</w:t>
+      </w:r>
+      <w:r>
+        <w:t xml:space="preserve"> </w:t>
+      </w:r>
+      <w:hyperlink r:id="rId88">
+        <w:r>
+          <w:rPr>
+            <w:rStyle w:val="Hyperlink"/>
+          </w:rPr>
+          <w:t xml:space="preserve">https://doi.org/10.1146/annurev-publhealth-012420-105110</w:t>
+        </w:r>
+      </w:hyperlink>
+      <w:r>
+        <w:t xml:space="preserve">.</w:t>
+      </w:r>
+    </w:p>
+    <w:bookmarkEnd w:id="89"/>
+    <w:bookmarkEnd w:id="90"/>
+    <w:bookmarkEnd w:id="91"/>
+    <w:bookmarkEnd w:id="92"/>
     <w:sectPr>
       <w:footnotePr>
         <w:numRestart w:val="eachSect"/>
@@ -1301,6 +6406,176 @@
       <w:rPr>
         <w:rFonts w:ascii="Wingdings" w:hAnsi="Wingdings" w:cs="Wingdings" w:hint="default"/>
       </w:rPr>
+    </w:lvl>
+  </w:abstractNum>
+  <w:abstractNum w:abstractNumId="99721">
+    <w:nsid w:val="00A99721"/>
+    <w:multiLevelType w:val="multilevel"/>
+    <w:lvl w:ilvl="0">
+      <w:start w:val="1"/>
+      <w:numFmt w:val="lowerLetter"/>
+      <w:lvlText w:val="%1)"/>
+      <w:lvlJc w:val="left"/>
+      <w:pPr>
+        <w:ind w:left="720" w:hanging="360"/>
+      </w:pPr>
+    </w:lvl>
+    <w:lvl w:ilvl="1">
+      <w:start w:val="1"/>
+      <w:numFmt w:val="lowerLetter"/>
+      <w:lvlText w:val="%2)"/>
+      <w:lvlJc w:val="left"/>
+      <w:pPr>
+        <w:ind w:left="1440" w:hanging="360"/>
+      </w:pPr>
+    </w:lvl>
+    <w:lvl w:ilvl="2">
+      <w:start w:val="1"/>
+      <w:numFmt w:val="lowerLetter"/>
+      <w:lvlText w:val="%3)"/>
+      <w:lvlJc w:val="left"/>
+      <w:pPr>
+        <w:ind w:left="2160" w:hanging="360"/>
+      </w:pPr>
+    </w:lvl>
+    <w:lvl w:ilvl="3">
+      <w:start w:val="1"/>
+      <w:numFmt w:val="lowerLetter"/>
+      <w:lvlText w:val="%4)"/>
+      <w:lvlJc w:val="left"/>
+      <w:pPr>
+        <w:ind w:left="2880" w:hanging="360"/>
+      </w:pPr>
+    </w:lvl>
+    <w:lvl w:ilvl="4">
+      <w:start w:val="1"/>
+      <w:numFmt w:val="lowerLetter"/>
+      <w:lvlText w:val="%5)"/>
+      <w:lvlJc w:val="left"/>
+      <w:pPr>
+        <w:ind w:left="3600" w:hanging="360"/>
+      </w:pPr>
+    </w:lvl>
+    <w:lvl w:ilvl="5">
+      <w:start w:val="1"/>
+      <w:numFmt w:val="lowerLetter"/>
+      <w:lvlText w:val="%6)"/>
+      <w:lvlJc w:val="left"/>
+      <w:pPr>
+        <w:ind w:left="4320" w:hanging="360"/>
+      </w:pPr>
+    </w:lvl>
+    <w:lvl w:ilvl="6">
+      <w:start w:val="1"/>
+      <w:numFmt w:val="lowerLetter"/>
+      <w:lvlText w:val="%7)"/>
+      <w:lvlJc w:val="left"/>
+      <w:pPr>
+        <w:ind w:left="5040" w:hanging="360"/>
+      </w:pPr>
+    </w:lvl>
+    <w:lvl w:ilvl="7">
+      <w:start w:val="1"/>
+      <w:numFmt w:val="lowerLetter"/>
+      <w:lvlText w:val="%8)"/>
+      <w:lvlJc w:val="left"/>
+      <w:pPr>
+        <w:ind w:left="5760" w:hanging="360"/>
+      </w:pPr>
+    </w:lvl>
+    <w:lvl w:ilvl="8">
+      <w:start w:val="1"/>
+      <w:numFmt w:val="lowerLetter"/>
+      <w:lvlText w:val="%9)"/>
+      <w:lvlJc w:val="left"/>
+      <w:pPr>
+        <w:ind w:left="6480" w:hanging="360"/>
+      </w:pPr>
+    </w:lvl>
+  </w:abstractNum>
+  <w:abstractNum w:abstractNumId="99411">
+    <w:nsid w:val="00A99411"/>
+    <w:multiLevelType w:val="multilevel"/>
+    <w:lvl w:ilvl="0">
+      <w:start w:val="1"/>
+      <w:numFmt w:val="decimal"/>
+      <w:lvlText w:val="%1."/>
+      <w:lvlJc w:val="left"/>
+      <w:pPr>
+        <w:ind w:left="720" w:hanging="360"/>
+      </w:pPr>
+    </w:lvl>
+    <w:lvl w:ilvl="1">
+      <w:start w:val="1"/>
+      <w:numFmt w:val="decimal"/>
+      <w:lvlText w:val="%2."/>
+      <w:lvlJc w:val="left"/>
+      <w:pPr>
+        <w:ind w:left="1440" w:hanging="360"/>
+      </w:pPr>
+    </w:lvl>
+    <w:lvl w:ilvl="2">
+      <w:start w:val="1"/>
+      <w:numFmt w:val="decimal"/>
+      <w:lvlText w:val="%3."/>
+      <w:lvlJc w:val="left"/>
+      <w:pPr>
+        <w:ind w:left="2160" w:hanging="360"/>
+      </w:pPr>
+    </w:lvl>
+    <w:lvl w:ilvl="3">
+      <w:start w:val="1"/>
+      <w:numFmt w:val="decimal"/>
+      <w:lvlText w:val="%4."/>
+      <w:lvlJc w:val="left"/>
+      <w:pPr>
+        <w:ind w:left="2880" w:hanging="360"/>
+      </w:pPr>
+    </w:lvl>
+    <w:lvl w:ilvl="4">
+      <w:start w:val="1"/>
+      <w:numFmt w:val="decimal"/>
+      <w:lvlText w:val="%5."/>
+      <w:lvlJc w:val="left"/>
+      <w:pPr>
+        <w:ind w:left="3600" w:hanging="360"/>
+      </w:pPr>
+    </w:lvl>
+    <w:lvl w:ilvl="5">
+      <w:start w:val="1"/>
+      <w:numFmt w:val="decimal"/>
+      <w:lvlText w:val="%6."/>
+      <w:lvlJc w:val="left"/>
+      <w:pPr>
+        <w:ind w:left="4320" w:hanging="360"/>
+      </w:pPr>
+    </w:lvl>
+    <w:lvl w:ilvl="6">
+      <w:start w:val="1"/>
+      <w:numFmt w:val="decimal"/>
+      <w:lvlText w:val="%7."/>
+      <w:lvlJc w:val="left"/>
+      <w:pPr>
+        <w:ind w:left="5040" w:hanging="360"/>
+      </w:pPr>
+    </w:lvl>
+    <w:lvl w:ilvl="7">
+      <w:start w:val="1"/>
+      <w:numFmt w:val="decimal"/>
+      <w:lvlText w:val="%8."/>
+      <w:lvlJc w:val="left"/>
+      <w:pPr>
+        <w:ind w:left="5760" w:hanging="360"/>
+      </w:pPr>
+    </w:lvl>
+    <w:lvl w:ilvl="8">
+      <w:start w:val="1"/>
+      <w:numFmt w:val="decimal"/>
+      <w:lvlText w:val="%9."/>
+      <w:lvlJc w:val="left"/>
+      <w:pPr>
+        <w:ind w:left="6480" w:hanging="360"/>
+      </w:pPr>
     </w:lvl>
   </w:abstractNum>
   <w:num w:numId="1000">
@@ -1328,12 +6603,123 @@
     <w:abstractNumId w:val="991"/>
   </w:num>
   <w:num w:numId="1008">
-    <w:abstractNumId w:val="991"/>
+    <w:abstractNumId w:val="99721"/>
+    <w:lvlOverride w:ilvl="0">
+      <w:startOverride w:val="1"/>
+    </w:lvlOverride>
+    <w:lvlOverride w:ilvl="1">
+      <w:startOverride w:val="1"/>
+    </w:lvlOverride>
+    <w:lvlOverride w:ilvl="2">
+      <w:startOverride w:val="1"/>
+    </w:lvlOverride>
+    <w:lvlOverride w:ilvl="3">
+      <w:startOverride w:val="1"/>
+    </w:lvlOverride>
+    <w:lvlOverride w:ilvl="4">
+      <w:startOverride w:val="1"/>
+    </w:lvlOverride>
+    <w:lvlOverride w:ilvl="5">
+      <w:startOverride w:val="1"/>
+    </w:lvlOverride>
+    <w:lvlOverride w:ilvl="6">
+      <w:startOverride w:val="1"/>
+    </w:lvlOverride>
+    <w:lvlOverride w:ilvl="7">
+      <w:startOverride w:val="1"/>
+    </w:lvlOverride>
+    <w:lvlOverride w:ilvl="8">
+      <w:startOverride w:val="1"/>
+    </w:lvlOverride>
   </w:num>
   <w:num w:numId="1009">
     <w:abstractNumId w:val="991"/>
   </w:num>
   <w:num w:numId="1010">
+    <w:abstractNumId w:val="991"/>
+  </w:num>
+  <w:num w:numId="1011">
+    <w:abstractNumId w:val="99411"/>
+    <w:lvlOverride w:ilvl="0">
+      <w:startOverride w:val="1"/>
+    </w:lvlOverride>
+    <w:lvlOverride w:ilvl="1">
+      <w:startOverride w:val="1"/>
+    </w:lvlOverride>
+    <w:lvlOverride w:ilvl="2">
+      <w:startOverride w:val="1"/>
+    </w:lvlOverride>
+    <w:lvlOverride w:ilvl="3">
+      <w:startOverride w:val="1"/>
+    </w:lvlOverride>
+    <w:lvlOverride w:ilvl="4">
+      <w:startOverride w:val="1"/>
+    </w:lvlOverride>
+    <w:lvlOverride w:ilvl="5">
+      <w:startOverride w:val="1"/>
+    </w:lvlOverride>
+    <w:lvlOverride w:ilvl="6">
+      <w:startOverride w:val="1"/>
+    </w:lvlOverride>
+    <w:lvlOverride w:ilvl="7">
+      <w:startOverride w:val="1"/>
+    </w:lvlOverride>
+    <w:lvlOverride w:ilvl="8">
+      <w:startOverride w:val="1"/>
+    </w:lvlOverride>
+  </w:num>
+  <w:num w:numId="1012">
+    <w:abstractNumId w:val="991"/>
+  </w:num>
+  <w:num w:numId="1013">
+    <w:abstractNumId w:val="991"/>
+  </w:num>
+  <w:num w:numId="1014">
+    <w:abstractNumId w:val="991"/>
+  </w:num>
+  <w:num w:numId="1015">
+    <w:abstractNumId w:val="991"/>
+  </w:num>
+  <w:num w:numId="1016">
+    <w:abstractNumId w:val="991"/>
+  </w:num>
+  <w:num w:numId="1017">
+    <w:abstractNumId w:val="991"/>
+  </w:num>
+  <w:num w:numId="1018">
+    <w:abstractNumId w:val="991"/>
+  </w:num>
+  <w:num w:numId="1019">
+    <w:abstractNumId w:val="991"/>
+  </w:num>
+  <w:num w:numId="1020">
+    <w:abstractNumId w:val="991"/>
+  </w:num>
+  <w:num w:numId="1021">
+    <w:abstractNumId w:val="991"/>
+  </w:num>
+  <w:num w:numId="1022">
+    <w:abstractNumId w:val="991"/>
+  </w:num>
+  <w:num w:numId="1023">
+    <w:abstractNumId w:val="991"/>
+  </w:num>
+  <w:num w:numId="1024">
+    <w:abstractNumId w:val="991"/>
+  </w:num>
+  <w:num w:numId="1025">
+    <w:abstractNumId w:val="991"/>
+  </w:num>
+  <w:num w:numId="1026">
+    <w:abstractNumId w:val="991"/>
+  </w:num>
+  <w:num w:numId="1027">
+    <w:abstractNumId w:val="991"/>
+  </w:num>
+  <w:num w:numId="1028">
+    <w:abstractNumId w:val="991"/>
+  </w:num>
+  <w:num w:numId="1029">
     <w:abstractNumId w:val="991"/>
   </w:num>
 </w:numbering>

--- a/EL5.docx
+++ b/EL5.docx
@@ -15,10 +15,10 @@
         <w:pStyle w:val="Subtitle"/>
       </w:pPr>
       <w:r>
-        <w:t xml:space="preserve">Reproducible analysis and {targets}</w:t>
-      </w:r>
-    </w:p>
-    <w:bookmarkStart w:id="25" w:name="reading"/>
+        <w:t xml:space="preserve">{targets} and safe environments</w:t>
+      </w:r>
+    </w:p>
+    <w:bookmarkStart w:id="26" w:name="reading"/>
     <w:p>
       <w:pPr>
         <w:pStyle w:val="Heading2"/>
@@ -102,14 +102,25 @@
         <w:t xml:space="preserve"> </w:t>
       </w:r>
       <w:r>
-        <w:t xml:space="preserve">in chapter 2 (but you do not need to install Docker for this course)</w:t>
-      </w:r>
-    </w:p>
-    <w:p>
-      <w:r>
-        <w:pict>
-          <v:rect style="width:0;height:1.5pt" o:hralign="center" o:hrstd="t" o:hr="t"/>
-        </w:pict>
+        <w:t xml:space="preserve">in chapter 2 (you do not need to install Docker for this course, just be aware of the concept)</w:t>
+      </w:r>
+    </w:p>
+    <w:p>
+      <w:pPr>
+        <w:pStyle w:val="Compact"/>
+        <w:numPr>
+          <w:ilvl w:val="0"/>
+          <w:numId w:val="1001"/>
+        </w:numPr>
+      </w:pPr>
+      <w:r>
+        <w:t xml:space="preserve">Kavianpour et al. (2022)</w:t>
+      </w:r>
+      <w:r>
+        <w:t xml:space="preserve"> </w:t>
+      </w:r>
+      <w:r>
+        <w:t xml:space="preserve">introduces Trusted Research Environment as well as some perceived challenges with those (we will not use such environments in the course but this is likely the reality you need to cope with later on in your career, so you should get familiar with the concept).</w:t>
       </w:r>
     </w:p>
     <w:tbl>
@@ -221,7 +232,31 @@
               </w:numPr>
             </w:pPr>
             <w:r>
-              <w:t xml:space="preserve">After reading papers like these, one might be tempted to conclude that nothing is trustworthy — not even our own analyses. If every result comes with assumptions, uncertainty, and potential bias, what does trust really mean? Statisticians live in a world of probabilities, but most people prefer certainty.</w:t>
+              <w:t xml:space="preserve">After reading papers like</w:t>
+            </w:r>
+            <w:r>
+              <w:t xml:space="preserve"> </w:t>
+            </w:r>
+            <w:r>
+              <w:t xml:space="preserve">Baker (2016)</w:t>
+            </w:r>
+            <w:r>
+              <w:t xml:space="preserve"> </w:t>
+            </w:r>
+            <w:r>
+              <w:t xml:space="preserve">and</w:t>
+            </w:r>
+            <w:r>
+              <w:t xml:space="preserve"> </w:t>
+            </w:r>
+            <w:r>
+              <w:t xml:space="preserve">Oliveira Andrade (2025)</w:t>
+            </w:r>
+            <w:r>
+              <w:t xml:space="preserve"> </w:t>
+            </w:r>
+            <w:r>
+              <w:t xml:space="preserve">, one might be tempted to conclude that nothing is trustworthy — not even our own analyses. If every result comes with assumptions, uncertainty, and potential bias, what does trust really mean? Statisticians live in a world of probabilities, but most people prefer certainty.</w:t>
             </w:r>
           </w:p>
           <w:p>
@@ -283,8 +318,36 @@
         </w:r>
       </w:hyperlink>
     </w:p>
-    <w:bookmarkEnd w:id="25"/>
-    <w:bookmarkStart w:id="31" w:name="practice"/>
+    <w:p>
+      <w:pPr>
+        <w:numPr>
+          <w:ilvl w:val="0"/>
+          <w:numId w:val="1003"/>
+        </w:numPr>
+      </w:pPr>
+      <w:r>
+        <w:t xml:space="preserve">You read briefly about Docker in the mandatory reading. If this seems interesting, you might read:</w:t>
+      </w:r>
+      <w:r>
+        <w:t xml:space="preserve"> </w:t>
+      </w:r>
+      <w:hyperlink r:id="rId25">
+        <w:r>
+          <w:rPr>
+            <w:rStyle w:val="Hyperlink"/>
+          </w:rPr>
+          <w:t xml:space="preserve">An Introduction to Rocker: Docker Containers for R</w:t>
+        </w:r>
+      </w:hyperlink>
+      <w:r>
+        <w:t xml:space="preserve"> </w:t>
+      </w:r>
+      <w:r>
+        <w:t xml:space="preserve">(not mandatory).</w:t>
+      </w:r>
+    </w:p>
+    <w:bookmarkEnd w:id="26"/>
+    <w:bookmarkStart w:id="32" w:name="practice"/>
     <w:p>
       <w:pPr>
         <w:pStyle w:val="Heading2"/>
@@ -311,7 +374,7 @@
       <w:r>
         <w:t xml:space="preserve"> </w:t>
       </w:r>
-      <w:hyperlink r:id="rId26">
+      <w:hyperlink r:id="rId27">
         <w:r>
           <w:rPr>
             <w:rStyle w:val="Hyperlink"/>
@@ -348,7 +411,7 @@
       <w:r>
         <w:t xml:space="preserve"> </w:t>
       </w:r>
-      <w:hyperlink r:id="rId27">
+      <w:hyperlink r:id="rId28">
         <w:r>
           <w:rPr>
             <w:rStyle w:val="Hyperlink"/>
@@ -398,18 +461,18 @@
                 <wp:inline>
                   <wp:extent cx="152400" cy="152400"/>
                   <wp:effectExtent b="0" l="0" r="0" t="0"/>
-                  <wp:docPr descr="" title="" id="29" name="Picture"/>
+                  <wp:docPr descr="" title="" id="30" name="Picture"/>
                   <a:graphic>
                     <a:graphicData uri="http://schemas.openxmlformats.org/drawingml/2006/picture">
                       <pic:pic>
                         <pic:nvPicPr>
-                          <pic:cNvPr descr="/Applications/quarto/share/formats/docx/note.png" id="30" name="Picture"/>
+                          <pic:cNvPr descr="/Applications/quarto/share/formats/docx/note.png" id="31" name="Picture"/>
                           <pic:cNvPicPr>
                             <a:picLocks noChangeArrowheads="1" noChangeAspect="1"/>
                           </pic:cNvPicPr>
                         </pic:nvPicPr>
                         <pic:blipFill>
-                          <a:blip r:embed="rId28"/>
+                          <a:blip r:embed="rId29"/>
                           <a:stretch>
                             <a:fillRect/>
                           </a:stretch>
@@ -513,41 +576,112 @@
         </w:pict>
       </w:r>
     </w:p>
+    <w:bookmarkEnd w:id="32"/>
+    <w:bookmarkStart w:id="33" w:name="motivational-quotes"/>
+    <w:p>
+      <w:pPr>
+        <w:pStyle w:val="Heading2"/>
+      </w:pPr>
+      <w:r>
+        <w:t xml:space="preserve">Motivational quotes</w:t>
+      </w:r>
+    </w:p>
     <w:p>
       <w:pPr>
         <w:pStyle w:val="BlockText"/>
       </w:pPr>
       <w:r>
-        <w:t xml:space="preserve">An article about computational science in a scientific publication is not the scholarship itself, it is merely advertising of the scholarship. The actual scholarship is the complete software development environment and the complete set of instructions which generated the figures. / Buckheit &amp; Donoho</w:t>
-      </w:r>
-    </w:p>
-    <w:p>
-      <w:pPr>
-        <w:pStyle w:val="BlockText"/>
-      </w:pPr>
-      <w:r>
-        <w:t xml:space="preserve">[…] importance of having a clear understanding of how data analysis was conducted when critical life and death decisions must be made. / Peng et al. 2021</w:t>
-      </w:r>
-    </w:p>
-    <w:bookmarkEnd w:id="31"/>
-    <w:bookmarkStart w:id="68" w:name="reproducible-analysis"/>
-    <w:p>
-      <w:pPr>
-        <w:pStyle w:val="Heading1"/>
-      </w:pPr>
-      <w:r>
-        <w:t xml:space="preserve">Reproducible analysis</w:t>
-      </w:r>
-    </w:p>
-    <w:p>
-      <w:pPr>
-        <w:pStyle w:val="FirstParagraph"/>
-      </w:pPr>
+        <w:t xml:space="preserve">An</w:t>
+      </w:r>
+      <w:r>
+        <w:t xml:space="preserve"> </w:t>
+      </w:r>
       <w:r>
         <w:rPr>
           <w:b/>
           <w:bCs/>
         </w:rPr>
+        <w:t xml:space="preserve">article</w:t>
+      </w:r>
+      <w:r>
+        <w:t xml:space="preserve"> </w:t>
+      </w:r>
+      <w:r>
+        <w:t xml:space="preserve">about computational science in a scientific publication is not the scholarship itself, it is</w:t>
+      </w:r>
+      <w:r>
+        <w:t xml:space="preserve"> </w:t>
+      </w:r>
+      <w:r>
+        <w:rPr>
+          <w:b/>
+          <w:bCs/>
+        </w:rPr>
+        <w:t xml:space="preserve">merely advertising of the scholarship</w:t>
+      </w:r>
+      <w:r>
+        <w:t xml:space="preserve">. The</w:t>
+      </w:r>
+      <w:r>
+        <w:t xml:space="preserve"> </w:t>
+      </w:r>
+      <w:r>
+        <w:rPr>
+          <w:b/>
+          <w:bCs/>
+        </w:rPr>
+        <w:t xml:space="preserve">actual scholarship</w:t>
+      </w:r>
+      <w:r>
+        <w:t xml:space="preserve"> </w:t>
+      </w:r>
+      <w:r>
+        <w:t xml:space="preserve">is the</w:t>
+      </w:r>
+      <w:r>
+        <w:t xml:space="preserve"> </w:t>
+      </w:r>
+      <w:r>
+        <w:rPr>
+          <w:b/>
+          <w:bCs/>
+        </w:rPr>
+        <w:t xml:space="preserve">complete software development environment and the complete set of instructions</w:t>
+      </w:r>
+      <w:r>
+        <w:t xml:space="preserve"> </w:t>
+      </w:r>
+      <w:r>
+        <w:t xml:space="preserve">which generated the figures. / Buckheit &amp; Donoho</w:t>
+      </w:r>
+    </w:p>
+    <w:p>
+      <w:pPr>
+        <w:pStyle w:val="BlockText"/>
+      </w:pPr>
+      <w:r>
+        <w:t xml:space="preserve">[It is important to have] a clear understanding of how data analysis was conducted when critical life and death decisions must be made. / Peng et al. 2021</w:t>
+      </w:r>
+    </w:p>
+    <w:bookmarkEnd w:id="33"/>
+    <w:bookmarkStart w:id="70" w:name="reproducible-analysis"/>
+    <w:p>
+      <w:pPr>
+        <w:pStyle w:val="Heading1"/>
+      </w:pPr>
+      <w:r>
+        <w:t xml:space="preserve">Reproducible analysis</w:t>
+      </w:r>
+    </w:p>
+    <w:p>
+      <w:pPr>
+        <w:pStyle w:val="FirstParagraph"/>
+      </w:pPr>
+      <w:r>
+        <w:rPr>
+          <w:b/>
+          <w:bCs/>
+        </w:rPr>
         <w:t xml:space="preserve">The definition</w:t>
       </w:r>
       <w:r>
@@ -573,7 +707,7 @@
         <w:t xml:space="preserve">This is rather vague …</w:t>
       </w:r>
     </w:p>
-    <w:bookmarkStart w:id="38" w:name="why-is-this-a-problem"/>
+    <w:bookmarkStart w:id="40" w:name="why-is-this-a-problem"/>
     <w:p>
       <w:pPr>
         <w:pStyle w:val="Heading2"/>
@@ -613,6 +747,13 @@
       </w:pPr>
       <w:r>
         <w:t xml:space="preserve">If any of these myriad details are not properly recorded in the code, then there is a significant possibility that the results produced by others will differ from the original investigators’ results.</w:t>
+      </w:r>
+    </w:p>
+    <w:p>
+      <w:r>
+        <w:pict>
+          <v:rect style="width:0;height:1.5pt" o:hralign="center" o:hrstd="t" o:hr="t"/>
+        </w:pict>
       </w:r>
     </w:p>
     <w:p>
@@ -624,18 +765,18 @@
           <wp:inline>
             <wp:extent cx="5334000" cy="4858789"/>
             <wp:effectExtent b="0" l="0" r="0" t="0"/>
-            <wp:docPr descr="" title="" id="33" name="Picture"/>
+            <wp:docPr descr="" title="" id="35" name="Picture"/>
             <a:graphic>
               <a:graphicData uri="http://schemas.openxmlformats.org/drawingml/2006/picture">
                 <pic:pic>
                   <pic:nvPicPr>
-                    <pic:cNvPr descr="images/paste-7.png" id="34" name="Picture"/>
+                    <pic:cNvPr descr="images/paste-7.png" id="36" name="Picture"/>
                     <pic:cNvPicPr>
                       <a:picLocks noChangeArrowheads="1" noChangeAspect="1"/>
                     </pic:cNvPicPr>
                   </pic:nvPicPr>
                   <pic:blipFill>
-                    <a:blip r:embed="rId32"/>
+                    <a:blip r:embed="rId34"/>
                     <a:stretch>
                       <a:fillRect/>
                     </a:stretch>
@@ -678,18 +819,18 @@
           <wp:inline>
             <wp:extent cx="5334000" cy="2990831"/>
             <wp:effectExtent b="0" l="0" r="0" t="0"/>
-            <wp:docPr descr="" title="" id="36" name="Picture"/>
+            <wp:docPr descr="" title="" id="38" name="Picture"/>
             <a:graphic>
               <a:graphicData uri="http://schemas.openxmlformats.org/drawingml/2006/picture">
                 <pic:pic>
                   <pic:nvPicPr>
-                    <pic:cNvPr descr="images/paste-8.png" id="37" name="Picture"/>
+                    <pic:cNvPr descr="images/paste-8.png" id="39" name="Picture"/>
                     <pic:cNvPicPr>
                       <a:picLocks noChangeArrowheads="1" noChangeAspect="1"/>
                     </pic:cNvPicPr>
                   </pic:nvPicPr>
                   <pic:blipFill>
-                    <a:blip r:embed="rId35"/>
+                    <a:blip r:embed="rId37"/>
                     <a:stretch>
                       <a:fillRect/>
                     </a:stretch>
@@ -716,8 +857,8 @@
         </w:drawing>
       </w:r>
     </w:p>
-    <w:bookmarkEnd w:id="38"/>
-    <w:bookmarkStart w:id="39" w:name="recap-folder-structure"/>
+    <w:bookmarkEnd w:id="40"/>
+    <w:bookmarkStart w:id="41" w:name="recap-folder-structure"/>
     <w:p>
       <w:pPr>
         <w:pStyle w:val="Heading2"/>
@@ -845,8 +986,8 @@
         <w:t xml:space="preserve">  └── _targets.R       - targets pipeline script</w:t>
       </w:r>
     </w:p>
-    <w:bookmarkEnd w:id="39"/>
-    <w:bookmarkStart w:id="40" w:name="pipeline"/>
+    <w:bookmarkEnd w:id="41"/>
+    <w:bookmarkStart w:id="44" w:name="pipeline"/>
     <w:p>
       <w:pPr>
         <w:pStyle w:val="Heading2"/>
@@ -888,8 +1029,157 @@
         <w:t xml:space="preserve">Pipeline tools coordinate the pieces of computationally demanding analysis projects.</w:t>
       </w:r>
     </w:p>
-    <w:bookmarkEnd w:id="40"/>
-    <w:bookmarkStart w:id="41" w:name="long-running-processes"/>
+    <w:tbl>
+      <w:tblPr>
+        <w:tblStyle w:val="Table"/>
+        <w:tblLook w:firstRow="0" w:lastRow="0" w:firstColumn="0" w:lastColumn="0" w:noHBand="0" w:noVBand="0" w:val="0000"/>
+        <w:tblBorders>
+          <w:top w:val="single" w:sz="4" w:space="0" w:color="0758E5"/>
+          <w:left w:val="single" w:sz="24" w:space="0" w:color="0758E5"/>
+          <w:bottom w:val="single" w:sz="4" w:space="0" w:color="0758E5"/>
+          <w:right w:val="single" w:sz="4" w:space="0" w:color="0758E5"/>
+        </w:tblBorders>
+        <w:tblCellMar>
+          <w:left w:w="144" w:type="dxa"/>
+          <w:right w:w="144" w:type="dxa"/>
+        </w:tblCellMar>
+        <w:tblLook w:firstRow="0" w:lastRow="0" w:firstColumn="0" w:lastColumn="0" w:noHBand="0" w:noVBand="0" w:val="0000"/>
+      </w:tblPr>
+      <w:tr>
+        <w:trPr>
+          <w:cantSplit/>
+        </w:trPr>
+        <w:tc>
+          <w:tcPr>
+            <w:shd w:color="auto" w:fill="dae6fb" w:val="clear"/>
+            <w:tcMar>
+              <w:top w:w="92" w:type="dxa"/>
+              <w:bottom w:w="92" w:type="dxa"/>
+            </w:tcMar>
+          </w:tcPr>
+          <w:p>
+            <w:pPr>
+              <w:pStyle w:val="FirstParagraph"/>
+            </w:pPr>
+            <w:pPr>
+              <w:spacing w:before="0" w:after="0"/>
+              <w:textAlignment w:val="center"/>
+            </w:pPr>
+            <w:r>
+              <w:drawing>
+                <wp:inline>
+                  <wp:extent cx="152400" cy="152400"/>
+                  <wp:effectExtent b="0" l="0" r="0" t="0"/>
+                  <wp:docPr descr="" title="" id="42" name="Picture"/>
+                  <a:graphic>
+                    <a:graphicData uri="http://schemas.openxmlformats.org/drawingml/2006/picture">
+                      <pic:pic>
+                        <pic:nvPicPr>
+                          <pic:cNvPr descr="/Applications/quarto/share/formats/docx/note.png" id="43" name="Picture"/>
+                          <pic:cNvPicPr>
+                            <a:picLocks noChangeArrowheads="1" noChangeAspect="1"/>
+                          </pic:cNvPicPr>
+                        </pic:nvPicPr>
+                        <pic:blipFill>
+                          <a:blip r:embed="rId29"/>
+                          <a:stretch>
+                            <a:fillRect/>
+                          </a:stretch>
+                        </pic:blipFill>
+                        <pic:spPr bwMode="auto">
+                          <a:xfrm>
+                            <a:off x="0" y="0"/>
+                            <a:ext cx="152400" cy="152400"/>
+                          </a:xfrm>
+                          <a:prstGeom prst="rect">
+                            <a:avLst/>
+                          </a:prstGeom>
+                          <a:noFill/>
+                          <a:ln w="9525">
+                            <a:noFill/>
+                            <a:headEnd/>
+                            <a:tailEnd/>
+                          </a:ln>
+                        </pic:spPr>
+                      </pic:pic>
+                    </a:graphicData>
+                  </a:graphic>
+                </wp:inline>
+              </w:drawing>
+            </w:r>
+            <w:r>
+              <w:t xml:space="preserve"> </w:t>
+            </w:r>
+            <w:r>
+              <w:t xml:space="preserve"> </w:t>
+            </w:r>
+            <w:r>
+              <w:t xml:space="preserve">Pipe operator</w:t>
+            </w:r>
+          </w:p>
+        </w:tc>
+      </w:tr>
+      <w:tr>
+        <w:trPr>
+          <w:cantSplit/>
+        </w:trPr>
+        <w:tc>
+          <w:tcPr>
+            <w:tcMar>
+              <w:top w:w="108" w:type="dxa"/>
+              <w:bottom w:w="108" w:type="dxa"/>
+            </w:tcMar>
+          </w:tcPr>
+          <w:p>
+            <w:pPr>
+              <w:pStyle w:val="BodyText"/>
+            </w:pPr>
+            <w:pPr>
+              <w:spacing w:before="16" w:after="16"/>
+            </w:pPr>
+            <w:r>
+              <w:t xml:space="preserve">The simplest example of pipelines might be when you combine R code by the pipe operator (</w:t>
+            </w:r>
+            <w:r>
+              <w:rPr>
+                <w:rStyle w:val="VerbatimChar"/>
+              </w:rPr>
+              <w:t xml:space="preserve">|&gt;</w:t>
+            </w:r>
+            <w:r>
+              <w:t xml:space="preserve"> </w:t>
+            </w:r>
+            <w:r>
+              <w:t xml:space="preserve">or</w:t>
+            </w:r>
+            <w:r>
+              <w:t xml:space="preserve"> </w:t>
+            </w:r>
+            <w:r>
+              <w:rPr>
+                <w:rStyle w:val="VerbatimChar"/>
+              </w:rPr>
+              <w:t xml:space="preserve">%&gt;%</w:t>
+            </w:r>
+            <w:r>
+              <w:t xml:space="preserve">), which in turn is inspired by the pipe operator in Unix (</w:t>
+            </w:r>
+            <w:r>
+              <w:rPr>
+                <w:rStyle w:val="VerbatimChar"/>
+              </w:rPr>
+              <w:t xml:space="preserve">|</w:t>
+            </w:r>
+            <w:r>
+              <w:t xml:space="preserve">).</w:t>
+            </w:r>
+          </w:p>
+          <w:p/>
+        </w:tc>
+      </w:tr>
+    </w:tbl>
+    <w:bookmarkEnd w:id="44"/>
+    <w:bookmarkStart w:id="45" w:name="long-running-processes"/>
     <w:p>
       <w:pPr>
         <w:pStyle w:val="Heading2"/>
@@ -919,7 +1209,7 @@
         </w:numPr>
       </w:pPr>
       <w:r>
-        <w:t xml:space="preserve">You have either one very very … very long file or a bunch of files which you execute in order</w:t>
+        <w:t xml:space="preserve">You have either one very very … very … long file or a bunch of files which you execute in order</w:t>
       </w:r>
     </w:p>
     <w:p>
@@ -931,7 +1221,7 @@
         </w:numPr>
       </w:pPr>
       <w:r>
-        <w:t xml:space="preserve">It takes two weeks to run all the scripts (not unrealistic for a big project!)</w:t>
+        <w:t xml:space="preserve">It takes two weeks to run all scripts (not unrealistic for a big project!)</w:t>
       </w:r>
     </w:p>
     <w:p>
@@ -967,7 +1257,7 @@
         </w:numPr>
       </w:pPr>
       <w:r>
-        <w:t xml:space="preserve">You need to rerun everything (while you’re screaming in frustration)!</w:t>
+        <w:t xml:space="preserve">You need to rerun everything (while screaming in frustration)!</w:t>
       </w:r>
     </w:p>
     <w:p>
@@ -1006,8 +1296,8 @@
         <w:t xml:space="preserve">Adapt a more reproducible workflow</w:t>
       </w:r>
     </w:p>
-    <w:bookmarkEnd w:id="41"/>
-    <w:bookmarkStart w:id="42" w:name="steps-wise-procedure"/>
+    <w:bookmarkEnd w:id="45"/>
+    <w:bookmarkStart w:id="48" w:name="steps-wise-procedure"/>
     <w:p>
       <w:pPr>
         <w:pStyle w:val="Heading2"/>
@@ -1025,7 +1315,7 @@
         </w:numPr>
       </w:pPr>
       <w:r>
-        <w:t xml:space="preserve">The default setting in R is to save the workspace to disk when you end the sesion</w:t>
+        <w:t xml:space="preserve">The default setting in R is to save the workspace to disk when you end the session</w:t>
       </w:r>
     </w:p>
     <w:p>
@@ -1037,7 +1327,24 @@
         </w:numPr>
       </w:pPr>
       <w:r>
-        <w:t xml:space="preserve">This is usually not recommended and therefore often disabled in for example RStudio</w:t>
+        <w:t xml:space="preserve">This is</w:t>
+      </w:r>
+      <w:r>
+        <w:t xml:space="preserve"> </w:t>
+      </w:r>
+      <w:hyperlink r:id="rId46">
+        <w:r>
+          <w:rPr>
+            <w:rStyle w:val="Hyperlink"/>
+          </w:rPr>
+          <w:t xml:space="preserve">usually not recommended</w:t>
+        </w:r>
+      </w:hyperlink>
+      <w:r>
+        <w:t xml:space="preserve"> </w:t>
+      </w:r>
+      <w:r>
+        <w:t xml:space="preserve">and therefore often disabled in for example RStudio</w:t>
       </w:r>
     </w:p>
     <w:p>
@@ -1049,7 +1356,7 @@
         </w:numPr>
       </w:pPr>
       <w:r>
-        <w:t xml:space="preserve">(If you re-start your sessin at a later point you might have no idea how the restored objects relates to each other.)</w:t>
+        <w:t xml:space="preserve">(If you re-start your session at a later point you might have no idea how the restored objects relates to each other.)</w:t>
       </w:r>
     </w:p>
     <w:p>
@@ -1061,7 +1368,7 @@
         </w:numPr>
       </w:pPr>
       <w:r>
-        <w:t xml:space="preserve">You may still want to execute things in a more step-wise fasion</w:t>
+        <w:t xml:space="preserve">You may still want to execute things in a more step-wise fashion</w:t>
       </w:r>
     </w:p>
     <w:p>
@@ -1073,7 +1380,19 @@
         </w:numPr>
       </w:pPr>
       <w:r>
-        <w:t xml:space="preserve">Convert big data files to something R-friendly</w:t>
+        <w:t xml:space="preserve">Convert big data files (</w:t>
+      </w:r>
+      <w:r>
+        <w:rPr>
+          <w:rStyle w:val="VerbatimChar"/>
+        </w:rPr>
+        <w:t xml:space="preserve">.sas7bdat</w:t>
+      </w:r>
+      <w:r>
+        <w:t xml:space="preserve"> </w:t>
+      </w:r>
+      <w:r>
+        <w:t xml:space="preserve">from SAS etc) to something more R-friendly</w:t>
       </w:r>
     </w:p>
     <w:p>
@@ -1085,7 +1404,7 @@
         </w:numPr>
       </w:pPr>
       <w:r>
-        <w:t xml:space="preserve">Perform some data management (select relevant columns ond rows), cleaning, add calculated variables etc</w:t>
+        <w:t xml:space="preserve">Perform some data management (select relevant columns and rows), cleaning, add calculated variables etc</w:t>
       </w:r>
     </w:p>
     <w:p>
@@ -1097,7 +1416,24 @@
         </w:numPr>
       </w:pPr>
       <w:r>
-        <w:t xml:space="preserve">Perform some exploratory data analysis (EDA) to get a better understanding of the data</w:t>
+        <w:t xml:space="preserve">Perform some</w:t>
+      </w:r>
+      <w:r>
+        <w:t xml:space="preserve"> </w:t>
+      </w:r>
+      <w:hyperlink r:id="rId47">
+        <w:r>
+          <w:rPr>
+            <w:rStyle w:val="Hyperlink"/>
+          </w:rPr>
+          <w:t xml:space="preserve">exploratory data analysis (EDA)</w:t>
+        </w:r>
+      </w:hyperlink>
+      <w:r>
+        <w:t xml:space="preserve"> </w:t>
+      </w:r>
+      <w:r>
+        <w:t xml:space="preserve">to get a better understanding of the data</w:t>
       </w:r>
     </w:p>
     <w:p>
@@ -1124,8 +1460,8 @@
         <w:t xml:space="preserve">Report and visualize the results</w:t>
       </w:r>
     </w:p>
-    <w:bookmarkEnd w:id="42"/>
-    <w:bookmarkStart w:id="44" w:name="caching"/>
+    <w:bookmarkEnd w:id="48"/>
+    <w:bookmarkStart w:id="51" w:name="caching"/>
     <w:p>
       <w:pPr>
         <w:pStyle w:val="Heading2"/>
@@ -1227,7 +1563,24 @@
         <w:t xml:space="preserve"> </w:t>
       </w:r>
       <w:r>
-        <w:t xml:space="preserve">use serialization and are now adays much more efficient</w:t>
+        <w:t xml:space="preserve">use</w:t>
+      </w:r>
+      <w:r>
+        <w:t xml:space="preserve"> </w:t>
+      </w:r>
+      <w:hyperlink r:id="rId49">
+        <w:r>
+          <w:rPr>
+            <w:rStyle w:val="Hyperlink"/>
+          </w:rPr>
+          <w:t xml:space="preserve">serialization</w:t>
+        </w:r>
+      </w:hyperlink>
+      <w:r>
+        <w:t xml:space="preserve"> </w:t>
+      </w:r>
+      <w:r>
+        <w:t xml:space="preserve">and are nowadays much more efficient</w:t>
       </w:r>
     </w:p>
     <w:p>
@@ -1295,7 +1648,7 @@
       <w:r>
         <w:t xml:space="preserve"> </w:t>
       </w:r>
-      <w:hyperlink r:id="rId43">
+      <w:hyperlink r:id="rId50">
         <w:r>
           <w:rPr>
             <w:rStyle w:val="Hyperlink"/>
@@ -1322,8 +1675,8 @@
         <w:t xml:space="preserve">(but things tend to change quickly)</w:t>
       </w:r>
     </w:p>
-    <w:bookmarkEnd w:id="44"/>
-    <w:bookmarkStart w:id="47" w:name="benchmarking"/>
+    <w:bookmarkEnd w:id="51"/>
+    <w:bookmarkStart w:id="54" w:name="benchmarking"/>
     <w:p>
       <w:pPr>
         <w:pStyle w:val="Heading2"/>
@@ -1332,7 +1685,7 @@
         <w:t xml:space="preserve">Benchmarking</w:t>
       </w:r>
     </w:p>
-    <w:bookmarkStart w:id="45" w:name="single-threaded"/>
+    <w:bookmarkStart w:id="52" w:name="single-threaded"/>
     <w:p>
       <w:pPr>
         <w:pStyle w:val="Heading4"/>
@@ -1478,6 +1831,10 @@
               <w:pStyle w:val="Compact"/>
             </w:pPr>
             <w:r>
+              <w:rPr>
+                <w:b/>
+                <w:bCs/>
+              </w:rPr>
               <w:t xml:space="preserve">10.5</w:t>
             </w:r>
           </w:p>
@@ -1489,6 +1846,10 @@
               <w:pStyle w:val="Compact"/>
             </w:pPr>
             <w:r>
+              <w:rPr>
+                <w:b/>
+                <w:bCs/>
+              </w:rPr>
               <w:t xml:space="preserve">34.8</w:t>
             </w:r>
           </w:p>
@@ -1524,6 +1885,10 @@
               <w:pStyle w:val="Compact"/>
             </w:pPr>
             <w:r>
+              <w:rPr>
+                <w:b/>
+                <w:bCs/>
+              </w:rPr>
               <w:t xml:space="preserve">8.87</w:t>
             </w:r>
           </w:p>
@@ -1559,6 +1924,10 @@
               <w:pStyle w:val="Compact"/>
             </w:pPr>
             <w:r>
+              <w:rPr>
+                <w:b/>
+                <w:bCs/>
+              </w:rPr>
               <w:t xml:space="preserve">8.68</w:t>
             </w:r>
           </w:p>
@@ -1725,8 +2094,8 @@
         </w:tc>
       </w:tr>
     </w:tbl>
-    <w:bookmarkEnd w:id="45"/>
-    <w:bookmarkStart w:id="46" w:name="multi-threaded-8-threads"/>
+    <w:bookmarkEnd w:id="52"/>
+    <w:bookmarkStart w:id="53" w:name="multi-threaded-8-threads"/>
     <w:p>
       <w:pPr>
         <w:pStyle w:val="Heading4"/>
@@ -1850,6 +2219,10 @@
               <w:pStyle w:val="Compact"/>
             </w:pPr>
             <w:r>
+              <w:rPr>
+                <w:b/>
+                <w:bCs/>
+              </w:rPr>
               <w:t xml:space="preserve">qdata</w:t>
             </w:r>
           </w:p>
@@ -1861,6 +2234,10 @@
               <w:pStyle w:val="Compact"/>
             </w:pPr>
             <w:r>
+              <w:rPr>
+                <w:b/>
+                <w:bCs/>
+              </w:rPr>
               <w:t xml:space="preserve">8.45</w:t>
             </w:r>
           </w:p>
@@ -1872,6 +2249,10 @@
               <w:pStyle w:val="Compact"/>
             </w:pPr>
             <w:r>
+              <w:rPr>
+                <w:b/>
+                <w:bCs/>
+              </w:rPr>
               <w:t xml:space="preserve">1.98</w:t>
             </w:r>
           </w:p>
@@ -1883,6 +2264,10 @@
               <w:pStyle w:val="Compact"/>
             </w:pPr>
             <w:r>
+              <w:rPr>
+                <w:b/>
+                <w:bCs/>
+              </w:rPr>
               <w:t xml:space="preserve">33.1</w:t>
             </w:r>
           </w:p>
@@ -2293,9 +2678,9 @@
         <w:t xml:space="preserve">on Github.</w:t>
       </w:r>
     </w:p>
-    <w:bookmarkEnd w:id="46"/>
-    <w:bookmarkEnd w:id="47"/>
-    <w:bookmarkStart w:id="48" w:name="who-cares"/>
+    <w:bookmarkEnd w:id="53"/>
+    <w:bookmarkEnd w:id="54"/>
+    <w:bookmarkStart w:id="61" w:name="who-cares"/>
     <w:p>
       <w:pPr>
         <w:pStyle w:val="Heading2"/>
@@ -2313,7 +2698,7 @@
         </w:numPr>
       </w:pPr>
       <w:r>
-        <w:t xml:space="preserve">Imagine you work with data for the whole population (&gt; 10 M people)</w:t>
+        <w:t xml:space="preserve">Imagine you work with data for the whole Swedish population (&gt; 10 M people)</w:t>
       </w:r>
     </w:p>
     <w:p>
@@ -2337,7 +2722,38 @@
         </w:numPr>
       </w:pPr>
       <w:r>
-        <w:t xml:space="preserve">You are working in a secure environment were data is stored on a network server (no HDD drive)</w:t>
+        <w:t xml:space="preserve">You are working in a</w:t>
+      </w:r>
+      <w:r>
+        <w:t xml:space="preserve"> </w:t>
+      </w:r>
+      <w:hyperlink r:id="rId55">
+        <w:r>
+          <w:rPr>
+            <w:rStyle w:val="Hyperlink"/>
+          </w:rPr>
+          <w:t xml:space="preserve">secure environment</w:t>
+        </w:r>
+      </w:hyperlink>
+      <w:r>
+        <w:t xml:space="preserve"> </w:t>
+      </w:r>
+      <w:r>
+        <w:t xml:space="preserve">were data is stored on a network server (no</w:t>
+      </w:r>
+      <w:r>
+        <w:t xml:space="preserve"> </w:t>
+      </w:r>
+      <w:hyperlink r:id="rId56">
+        <w:r>
+          <w:rPr>
+            <w:rStyle w:val="Hyperlink"/>
+          </w:rPr>
+          <w:t xml:space="preserve">SSD drive</w:t>
+        </w:r>
+      </w:hyperlink>
+      <w:r>
+        <w:t xml:space="preserve">)</w:t>
       </w:r>
     </w:p>
     <w:p>
@@ -2349,8 +2765,19 @@
         </w:numPr>
       </w:pPr>
       <w:r>
-        <w:t xml:space="preserve">The same environment is shared by 20 other researchers and you are all competing for the same band-width</w:t>
-      </w:r>
+        <w:t xml:space="preserve">The same environment is shared by 20 other researchers and you are all competing for the same</w:t>
+      </w:r>
+      <w:r>
+        <w:t xml:space="preserve"> </w:t>
+      </w:r>
+      <w:hyperlink r:id="rId57">
+        <w:r>
+          <w:rPr>
+            <w:rStyle w:val="Hyperlink"/>
+          </w:rPr>
+          <w:t xml:space="preserve">bandwidth</w:t>
+        </w:r>
+      </w:hyperlink>
     </w:p>
     <w:p>
       <w:pPr>
@@ -2373,1376 +2800,14 @@
         </w:numPr>
       </w:pPr>
       <w:r>
-        <w:t xml:space="preserve">You might need to wait for half an hour before you can start working</w:t>
-      </w:r>
-    </w:p>
-    <w:bookmarkEnd w:id="48"/>
-    <w:bookmarkStart w:id="49" w:name="automated-process"/>
-    <w:p>
-      <w:pPr>
-        <w:pStyle w:val="Heading2"/>
-      </w:pPr>
-      <w:r>
-        <w:t xml:space="preserve">Automated process</w:t>
-      </w:r>
-    </w:p>
-    <w:p>
-      <w:pPr>
-        <w:pStyle w:val="Compact"/>
-        <w:numPr>
-          <w:ilvl w:val="0"/>
-          <w:numId w:val="1016"/>
-        </w:numPr>
-      </w:pPr>
-      <w:r>
-        <w:t xml:space="preserve">Instead of relying on individual R scripts, use a reproducible pipeline.</w:t>
-      </w:r>
-    </w:p>
-    <w:p>
-      <w:pPr>
-        <w:pStyle w:val="Compact"/>
-        <w:numPr>
-          <w:ilvl w:val="0"/>
-          <w:numId w:val="1016"/>
-        </w:numPr>
-      </w:pPr>
-      <w:r>
-        <w:t xml:space="preserve">This is common practice in software development</w:t>
-      </w:r>
-    </w:p>
-    <w:p>
-      <w:pPr>
-        <w:pStyle w:val="Compact"/>
-        <w:numPr>
-          <w:ilvl w:val="1"/>
-          <w:numId w:val="1017"/>
-        </w:numPr>
-      </w:pPr>
-      <w:r>
-        <w:t xml:space="preserve">For example GNU Make is a build automation tool that automatically determines which parts of a program need to be rebuilt and executes the necessary commands based on rules defined in a Makefile.</w:t>
-      </w:r>
-    </w:p>
-    <w:p>
-      <w:pPr>
-        <w:pStyle w:val="Compact"/>
-        <w:numPr>
-          <w:ilvl w:val="0"/>
-          <w:numId w:val="1016"/>
-        </w:numPr>
-      </w:pPr>
-      <w:r>
-        <w:t xml:space="preserve">Iteration during project development (which is equally relevant for a health data project), will be much faster and reliable.</w:t>
-      </w:r>
-    </w:p>
-    <w:p>
-      <w:pPr>
-        <w:pStyle w:val="Compact"/>
-        <w:numPr>
-          <w:ilvl w:val="0"/>
-          <w:numId w:val="1016"/>
-        </w:numPr>
-      </w:pPr>
-      <w:r>
-        <w:t xml:space="preserve">Caching as described abowe is automated and you only need to read/write files to disk/network storage when actually needed.</w:t>
-      </w:r>
-    </w:p>
-    <w:bookmarkEnd w:id="49"/>
-    <w:bookmarkStart w:id="50" w:name="targets-package"/>
-    <w:p>
-      <w:pPr>
-        <w:pStyle w:val="Heading2"/>
-      </w:pPr>
-      <w:r>
-        <w:t xml:space="preserve">targets package</w:t>
-      </w:r>
-    </w:p>
-    <w:p>
-      <w:pPr>
-        <w:numPr>
-          <w:ilvl w:val="0"/>
-          <w:numId w:val="1018"/>
-        </w:numPr>
-      </w:pPr>
-      <w:r>
-        <w:t xml:space="preserve">The</w:t>
-      </w:r>
-      <w:r>
-        <w:t xml:space="preserve"> </w:t>
-      </w:r>
-      <w:r>
-        <w:rPr>
-          <w:rStyle w:val="VerbatimChar"/>
-        </w:rPr>
-        <w:t xml:space="preserve">{targets}</w:t>
-      </w:r>
-      <w:r>
-        <w:t xml:space="preserve"> </w:t>
-      </w:r>
-      <w:r>
-        <w:t xml:space="preserve">package is a Make-like pipeline tool for statistics and data science in R.</w:t>
-      </w:r>
-    </w:p>
-    <w:p>
-      <w:pPr>
-        <w:numPr>
-          <w:ilvl w:val="0"/>
-          <w:numId w:val="1018"/>
-        </w:numPr>
-      </w:pPr>
-      <w:r>
-        <w:t xml:space="preserve">The package skips costly runtime for tasks that are already up to date, orchestrates the necessary computation with implicit parallel computing, and abstracts files as R objects.</w:t>
-      </w:r>
-    </w:p>
-    <w:p>
-      <w:pPr>
-        <w:numPr>
-          <w:ilvl w:val="0"/>
-          <w:numId w:val="1018"/>
-        </w:numPr>
-      </w:pPr>
-      <w:r>
-        <w:t xml:space="preserve">If all the current output matches the current upstream code and data, then the whole pipeline is up to date, and the results are more trustworthy than otherwise.</w:t>
-      </w:r>
-    </w:p>
-    <w:p>
-      <w:pPr>
-        <w:numPr>
-          <w:ilvl w:val="0"/>
-          <w:numId w:val="1018"/>
-        </w:numPr>
-      </w:pPr>
-      <w:r>
-        <w:t xml:space="preserve">The tasks themselves are called</w:t>
-      </w:r>
-      <w:r>
-        <w:t xml:space="preserve"> </w:t>
-      </w:r>
-      <w:r>
-        <w:t xml:space="preserve">“targets”</w:t>
-      </w:r>
-      <w:r>
-        <w:t xml:space="preserve">, and they run the functions and return R objects.</w:t>
-      </w:r>
-    </w:p>
-    <w:p>
-      <w:pPr>
-        <w:numPr>
-          <w:ilvl w:val="0"/>
-          <w:numId w:val="1018"/>
-        </w:numPr>
-      </w:pPr>
-      <w:r>
-        <w:t xml:space="preserve">The</w:t>
-      </w:r>
-      <w:r>
-        <w:t xml:space="preserve"> </w:t>
-      </w:r>
-      <w:r>
-        <w:rPr>
-          <w:rStyle w:val="VerbatimChar"/>
-        </w:rPr>
-        <w:t xml:space="preserve">targets</w:t>
-      </w:r>
-      <w:r>
-        <w:t xml:space="preserve"> </w:t>
-      </w:r>
-      <w:r>
-        <w:t xml:space="preserve">package orchestrates the targets and stores the output objects to make your pipeline efficient, painless, and reproducible.</w:t>
-      </w:r>
-    </w:p>
-    <w:bookmarkEnd w:id="50"/>
-    <w:bookmarkStart w:id="51" w:name="example"/>
-    <w:p>
-      <w:pPr>
-        <w:pStyle w:val="Heading2"/>
-      </w:pPr>
-      <w:r>
-        <w:t xml:space="preserve">Example</w:t>
-      </w:r>
-    </w:p>
-    <w:p>
-      <w:pPr>
-        <w:pStyle w:val="FirstParagraph"/>
-      </w:pPr>
-      <w:r>
-        <w:rPr>
-          <w:b/>
-          <w:bCs/>
-        </w:rPr>
-        <w:t xml:space="preserve">Data:</w:t>
-      </w:r>
-      <w:r>
-        <w:t xml:space="preserve"> </w:t>
-      </w:r>
-      <w:r>
-        <w:t xml:space="preserve">survey data collected by the US National Center for Health Statistics (NCHS) which has conducted a series of health and nutrition surveys since the early 1960’s. Since 1999 approximately 5,000 individuals of all ages are interviewed in their homes every year and complete the health examination component of the survey. The health examination is conducted in a mobile examination centre (MEC).</w:t>
-      </w:r>
-    </w:p>
-    <w:p>
-      <w:pPr>
-        <w:pStyle w:val="BodyText"/>
-      </w:pPr>
-      <w:r>
-        <w:rPr>
-          <w:b/>
-          <w:bCs/>
-        </w:rPr>
-        <w:t xml:space="preserve">Question:</w:t>
-      </w:r>
-      <w:r>
-        <w:t xml:space="preserve"> </w:t>
-      </w:r>
-      <w:r>
-        <w:t xml:space="preserve">Is there any association between gender and BMI?</w:t>
-      </w:r>
-    </w:p>
-    <w:p>
-      <w:pPr>
-        <w:pStyle w:val="SourceCode"/>
-      </w:pPr>
-      <w:r>
-        <w:rPr>
-          <w:rStyle w:val="CommentTok"/>
-        </w:rPr>
-        <w:t xml:space="preserve"># pak::pkg_install("NHANES")</w:t>
-      </w:r>
-      <w:r>
-        <w:br/>
-      </w:r>
-      <w:r>
-        <w:rPr>
-          <w:rStyle w:val="FunctionTok"/>
-        </w:rPr>
-        <w:t xml:space="preserve">str</w:t>
-      </w:r>
-      <w:r>
-        <w:rPr>
-          <w:rStyle w:val="NormalTok"/>
-        </w:rPr>
-        <w:t xml:space="preserve">(NHANES</w:t>
-      </w:r>
-      <w:r>
-        <w:rPr>
-          <w:rStyle w:val="SpecialCharTok"/>
-        </w:rPr>
-        <w:t xml:space="preserve">::</w:t>
-      </w:r>
-      <w:r>
-        <w:rPr>
-          <w:rStyle w:val="NormalTok"/>
-        </w:rPr>
-        <w:t xml:space="preserve">NHANES)</w:t>
-      </w:r>
-    </w:p>
-    <w:p>
-      <w:pPr>
-        <w:pStyle w:val="SourceCode"/>
-      </w:pPr>
-      <w:r>
-        <w:rPr>
-          <w:rStyle w:val="VerbatimChar"/>
-        </w:rPr>
-        <w:t xml:space="preserve">Classes 'tbl_df', 'tbl' and 'data.frame':   10000 obs. of  76 variables:</w:t>
-      </w:r>
-      <w:r>
-        <w:br/>
-      </w:r>
-      <w:r>
-        <w:rPr>
-          <w:rStyle w:val="VerbatimChar"/>
-        </w:rPr>
-        <w:t xml:space="preserve"> $ ID              : int  51624 51624 51624 51625 51630 51638 51646 51647 51647 51647 ...</w:t>
-      </w:r>
-      <w:r>
-        <w:br/>
-      </w:r>
-      <w:r>
-        <w:rPr>
-          <w:rStyle w:val="VerbatimChar"/>
-        </w:rPr>
-        <w:t xml:space="preserve"> $ SurveyYr        : Factor w/ 2 levels "2009_10","2011_12": 1 1 1 1 1 1 1 1 1 1 ...</w:t>
-      </w:r>
-      <w:r>
-        <w:br/>
-      </w:r>
-      <w:r>
-        <w:rPr>
-          <w:rStyle w:val="VerbatimChar"/>
-        </w:rPr>
-        <w:t xml:space="preserve"> $ Gender          : Factor w/ 2 levels "female","male": 2 2 2 2 1 2 2 1 1 1 ...</w:t>
-      </w:r>
-      <w:r>
-        <w:br/>
-      </w:r>
-      <w:r>
-        <w:rPr>
-          <w:rStyle w:val="VerbatimChar"/>
-        </w:rPr>
-        <w:t xml:space="preserve"> $ Age             : int  34 34 34 4 49 9 8 45 45 45 ...</w:t>
-      </w:r>
-      <w:r>
-        <w:br/>
-      </w:r>
-      <w:r>
-        <w:rPr>
-          <w:rStyle w:val="VerbatimChar"/>
-        </w:rPr>
-        <w:t xml:space="preserve"> $ AgeDecade       : Factor w/ 8 levels " 0-9"," 10-19",..: 4 4 4 1 5 1 1 5 5 5 ...</w:t>
-      </w:r>
-      <w:r>
-        <w:br/>
-      </w:r>
-      <w:r>
-        <w:rPr>
-          <w:rStyle w:val="VerbatimChar"/>
-        </w:rPr>
-        <w:t xml:space="preserve"> $ AgeMonths       : int  409 409 409 49 596 115 101 541 541 541 ...</w:t>
-      </w:r>
-      <w:r>
-        <w:br/>
-      </w:r>
-      <w:r>
-        <w:rPr>
-          <w:rStyle w:val="VerbatimChar"/>
-        </w:rPr>
-        <w:t xml:space="preserve"> $ Race1           : Factor w/ 5 levels "Black","Hispanic",..: 4 4 4 5 4 4 4 4 4 4 ...</w:t>
-      </w:r>
-      <w:r>
-        <w:br/>
-      </w:r>
-      <w:r>
-        <w:rPr>
-          <w:rStyle w:val="VerbatimChar"/>
-        </w:rPr>
-        <w:t xml:space="preserve"> $ Race3           : Factor w/ 6 levels "Asian","Black",..: NA NA NA NA NA NA NA NA NA NA ...</w:t>
-      </w:r>
-      <w:r>
-        <w:br/>
-      </w:r>
-      <w:r>
-        <w:rPr>
-          <w:rStyle w:val="VerbatimChar"/>
-        </w:rPr>
-        <w:t xml:space="preserve"> $ Education       : Factor w/ 5 levels "8th Grade","9 - 11th Grade",..: 3 3 3 NA 4 NA NA 5 5 5 ...</w:t>
-      </w:r>
-      <w:r>
-        <w:br/>
-      </w:r>
-      <w:r>
-        <w:rPr>
-          <w:rStyle w:val="VerbatimChar"/>
-        </w:rPr>
-        <w:t xml:space="preserve"> $ MaritalStatus   : Factor w/ 6 levels "Divorced","LivePartner",..: 3 3 3 NA 2 NA NA 3 3 3 ...</w:t>
-      </w:r>
-      <w:r>
-        <w:br/>
-      </w:r>
-      <w:r>
-        <w:rPr>
-          <w:rStyle w:val="VerbatimChar"/>
-        </w:rPr>
-        <w:t xml:space="preserve"> $ HHIncome        : Factor w/ 12 levels " 0-4999"," 5000-9999",..: 6 6 6 5 7 11 9 11 11 11 ...</w:t>
-      </w:r>
-      <w:r>
-        <w:br/>
-      </w:r>
-      <w:r>
-        <w:rPr>
-          <w:rStyle w:val="VerbatimChar"/>
-        </w:rPr>
-        <w:t xml:space="preserve"> $ HHIncomeMid     : int  30000 30000 30000 22500 40000 87500 60000 87500 87500 87500 ...</w:t>
-      </w:r>
-      <w:r>
-        <w:br/>
-      </w:r>
-      <w:r>
-        <w:rPr>
-          <w:rStyle w:val="VerbatimChar"/>
-        </w:rPr>
-        <w:t xml:space="preserve"> $ Poverty         : num  1.36 1.36 1.36 1.07 1.91 1.84 2.33 5 5 5 ...</w:t>
-      </w:r>
-      <w:r>
-        <w:br/>
-      </w:r>
-      <w:r>
-        <w:rPr>
-          <w:rStyle w:val="VerbatimChar"/>
-        </w:rPr>
-        <w:t xml:space="preserve"> $ HomeRooms       : int  6 6 6 9 5 6 7 6 6 6 ...</w:t>
-      </w:r>
-      <w:r>
-        <w:br/>
-      </w:r>
-      <w:r>
-        <w:rPr>
-          <w:rStyle w:val="VerbatimChar"/>
-        </w:rPr>
-        <w:t xml:space="preserve"> $ HomeOwn         : Factor w/ 3 levels "Own","Rent","Other": 1 1 1 1 2 2 1 1 1 1 ...</w:t>
-      </w:r>
-      <w:r>
-        <w:br/>
-      </w:r>
-      <w:r>
-        <w:rPr>
-          <w:rStyle w:val="VerbatimChar"/>
-        </w:rPr>
-        <w:t xml:space="preserve"> $ Work            : Factor w/ 3 levels "Looking","NotWorking",..: 2 2 2 NA 2 NA NA 3 3 3 ...</w:t>
-      </w:r>
-      <w:r>
-        <w:br/>
-      </w:r>
-      <w:r>
-        <w:rPr>
-          <w:rStyle w:val="VerbatimChar"/>
-        </w:rPr>
-        <w:t xml:space="preserve"> $ Weight          : num  87.4 87.4 87.4 17 86.7 29.8 35.2 75.7 75.7 75.7 ...</w:t>
-      </w:r>
-      <w:r>
-        <w:br/>
-      </w:r>
-      <w:r>
-        <w:rPr>
-          <w:rStyle w:val="VerbatimChar"/>
-        </w:rPr>
-        <w:t xml:space="preserve"> $ Length          : num  NA NA NA NA NA NA NA NA NA NA ...</w:t>
-      </w:r>
-      <w:r>
-        <w:br/>
-      </w:r>
-      <w:r>
-        <w:rPr>
-          <w:rStyle w:val="VerbatimChar"/>
-        </w:rPr>
-        <w:t xml:space="preserve"> $ HeadCirc        : num  NA NA NA NA NA NA NA NA NA NA ...</w:t>
-      </w:r>
-      <w:r>
-        <w:br/>
-      </w:r>
-      <w:r>
-        <w:rPr>
-          <w:rStyle w:val="VerbatimChar"/>
-        </w:rPr>
-        <w:t xml:space="preserve"> $ Height          : num  165 165 165 105 168 ...</w:t>
-      </w:r>
-      <w:r>
-        <w:br/>
-      </w:r>
-      <w:r>
-        <w:rPr>
-          <w:rStyle w:val="VerbatimChar"/>
-        </w:rPr>
-        <w:t xml:space="preserve"> $ BMI             : num  32.2 32.2 32.2 15.3 30.6 ...</w:t>
-      </w:r>
-      <w:r>
-        <w:br/>
-      </w:r>
-      <w:r>
-        <w:rPr>
-          <w:rStyle w:val="VerbatimChar"/>
-        </w:rPr>
-        <w:t xml:space="preserve"> $ BMICatUnder20yrs: Factor w/ 4 levels "UnderWeight",..: NA NA NA NA NA NA NA NA NA NA ...</w:t>
-      </w:r>
-      <w:r>
-        <w:br/>
-      </w:r>
-      <w:r>
-        <w:rPr>
-          <w:rStyle w:val="VerbatimChar"/>
-        </w:rPr>
-        <w:t xml:space="preserve"> $ BMI_WHO         : Factor w/ 4 levels "12.0_18.5","18.5_to_24.9",..: 4 4 4 1 4 1 2 3 3 3 ...</w:t>
-      </w:r>
-      <w:r>
-        <w:br/>
-      </w:r>
-      <w:r>
-        <w:rPr>
-          <w:rStyle w:val="VerbatimChar"/>
-        </w:rPr>
-        <w:t xml:space="preserve"> $ Pulse           : int  70 70 70 NA 86 82 72 62 62 62 ...</w:t>
-      </w:r>
-      <w:r>
-        <w:br/>
-      </w:r>
-      <w:r>
-        <w:rPr>
-          <w:rStyle w:val="VerbatimChar"/>
-        </w:rPr>
-        <w:t xml:space="preserve"> $ BPSysAve        : int  113 113 113 NA 112 86 107 118 118 118 ...</w:t>
-      </w:r>
-      <w:r>
-        <w:br/>
-      </w:r>
-      <w:r>
-        <w:rPr>
-          <w:rStyle w:val="VerbatimChar"/>
-        </w:rPr>
-        <w:t xml:space="preserve"> $ BPDiaAve        : int  85 85 85 NA 75 47 37 64 64 64 ...</w:t>
-      </w:r>
-      <w:r>
-        <w:br/>
-      </w:r>
-      <w:r>
-        <w:rPr>
-          <w:rStyle w:val="VerbatimChar"/>
-        </w:rPr>
-        <w:t xml:space="preserve"> $ BPSys1          : int  114 114 114 NA 118 84 114 106 106 106 ...</w:t>
-      </w:r>
-      <w:r>
-        <w:br/>
-      </w:r>
-      <w:r>
-        <w:rPr>
-          <w:rStyle w:val="VerbatimChar"/>
-        </w:rPr>
-        <w:t xml:space="preserve"> $ BPDia1          : int  88 88 88 NA 82 50 46 62 62 62 ...</w:t>
-      </w:r>
-      <w:r>
-        <w:br/>
-      </w:r>
-      <w:r>
-        <w:rPr>
-          <w:rStyle w:val="VerbatimChar"/>
-        </w:rPr>
-        <w:t xml:space="preserve"> $ BPSys2          : int  114 114 114 NA 108 84 108 118 118 118 ...</w:t>
-      </w:r>
-      <w:r>
-        <w:br/>
-      </w:r>
-      <w:r>
-        <w:rPr>
-          <w:rStyle w:val="VerbatimChar"/>
-        </w:rPr>
-        <w:t xml:space="preserve"> $ BPDia2          : int  88 88 88 NA 74 50 36 68 68 68 ...</w:t>
-      </w:r>
-      <w:r>
-        <w:br/>
-      </w:r>
-      <w:r>
-        <w:rPr>
-          <w:rStyle w:val="VerbatimChar"/>
-        </w:rPr>
-        <w:t xml:space="preserve"> $ BPSys3          : int  112 112 112 NA 116 88 106 118 118 118 ...</w:t>
-      </w:r>
-      <w:r>
-        <w:br/>
-      </w:r>
-      <w:r>
-        <w:rPr>
-          <w:rStyle w:val="VerbatimChar"/>
-        </w:rPr>
-        <w:t xml:space="preserve"> $ BPDia3          : int  82 82 82 NA 76 44 38 60 60 60 ...</w:t>
-      </w:r>
-      <w:r>
-        <w:br/>
-      </w:r>
-      <w:r>
-        <w:rPr>
-          <w:rStyle w:val="VerbatimChar"/>
-        </w:rPr>
-        <w:t xml:space="preserve"> $ Testosterone    : num  NA NA NA NA NA NA NA NA NA NA ...</w:t>
-      </w:r>
-      <w:r>
-        <w:br/>
-      </w:r>
-      <w:r>
-        <w:rPr>
-          <w:rStyle w:val="VerbatimChar"/>
-        </w:rPr>
-        <w:t xml:space="preserve"> $ DirectChol      : num  1.29 1.29 1.29 NA 1.16 1.34 1.55 2.12 2.12 2.12 ...</w:t>
-      </w:r>
-      <w:r>
-        <w:br/>
-      </w:r>
-      <w:r>
-        <w:rPr>
-          <w:rStyle w:val="VerbatimChar"/>
-        </w:rPr>
-        <w:t xml:space="preserve"> $ TotChol         : num  3.49 3.49 3.49 NA 6.7 4.86 4.09 5.82 5.82 5.82 ...</w:t>
-      </w:r>
-      <w:r>
-        <w:br/>
-      </w:r>
-      <w:r>
-        <w:rPr>
-          <w:rStyle w:val="VerbatimChar"/>
-        </w:rPr>
-        <w:t xml:space="preserve"> $ UrineVol1       : int  352 352 352 NA 77 123 238 106 106 106 ...</w:t>
-      </w:r>
-      <w:r>
-        <w:br/>
-      </w:r>
-      <w:r>
-        <w:rPr>
-          <w:rStyle w:val="VerbatimChar"/>
-        </w:rPr>
-        <w:t xml:space="preserve"> $ UrineFlow1      : num  NA NA NA NA 0.094 ...</w:t>
-      </w:r>
-      <w:r>
-        <w:br/>
-      </w:r>
-      <w:r>
-        <w:rPr>
-          <w:rStyle w:val="VerbatimChar"/>
-        </w:rPr>
-        <w:t xml:space="preserve"> $ UrineVol2       : int  NA NA NA NA NA NA NA NA NA NA ...</w:t>
-      </w:r>
-      <w:r>
-        <w:br/>
-      </w:r>
-      <w:r>
-        <w:rPr>
-          <w:rStyle w:val="VerbatimChar"/>
-        </w:rPr>
-        <w:t xml:space="preserve"> $ UrineFlow2      : num  NA NA NA NA NA NA NA NA NA NA ...</w:t>
-      </w:r>
-      <w:r>
-        <w:br/>
-      </w:r>
-      <w:r>
-        <w:rPr>
-          <w:rStyle w:val="VerbatimChar"/>
-        </w:rPr>
-        <w:t xml:space="preserve"> $ Diabetes        : Factor w/ 2 levels "No","Yes": 1 1 1 1 1 1 1 1 1 1 ...</w:t>
-      </w:r>
-      <w:r>
-        <w:br/>
-      </w:r>
-      <w:r>
-        <w:rPr>
-          <w:rStyle w:val="VerbatimChar"/>
-        </w:rPr>
-        <w:t xml:space="preserve"> $ DiabetesAge     : int  NA NA NA NA NA NA NA NA NA NA ...</w:t>
-      </w:r>
-      <w:r>
-        <w:br/>
-      </w:r>
-      <w:r>
-        <w:rPr>
-          <w:rStyle w:val="VerbatimChar"/>
-        </w:rPr>
-        <w:t xml:space="preserve"> $ HealthGen       : Factor w/ 5 levels "Excellent","Vgood",..: 3 3 3 NA 3 NA NA 2 2 2 ...</w:t>
-      </w:r>
-      <w:r>
-        <w:br/>
-      </w:r>
-      <w:r>
-        <w:rPr>
-          <w:rStyle w:val="VerbatimChar"/>
-        </w:rPr>
-        <w:t xml:space="preserve"> $ DaysPhysHlthBad : int  0 0 0 NA 0 NA NA 0 0 0 ...</w:t>
-      </w:r>
-      <w:r>
-        <w:br/>
-      </w:r>
-      <w:r>
-        <w:rPr>
-          <w:rStyle w:val="VerbatimChar"/>
-        </w:rPr>
-        <w:t xml:space="preserve"> $ DaysMentHlthBad : int  15 15 15 NA 10 NA NA 3 3 3 ...</w:t>
-      </w:r>
-      <w:r>
-        <w:br/>
-      </w:r>
-      <w:r>
-        <w:rPr>
-          <w:rStyle w:val="VerbatimChar"/>
-        </w:rPr>
-        <w:t xml:space="preserve"> $ LittleInterest  : Factor w/ 3 levels "None","Several",..: 3 3 3 NA 2 NA NA 1 1 1 ...</w:t>
-      </w:r>
-      <w:r>
-        <w:br/>
-      </w:r>
-      <w:r>
-        <w:rPr>
-          <w:rStyle w:val="VerbatimChar"/>
-        </w:rPr>
-        <w:t xml:space="preserve"> $ Depressed       : Factor w/ 3 levels "None","Several",..: 2 2 2 NA 2 NA NA 1 1 1 ...</w:t>
-      </w:r>
-      <w:r>
-        <w:br/>
-      </w:r>
-      <w:r>
-        <w:rPr>
-          <w:rStyle w:val="VerbatimChar"/>
-        </w:rPr>
-        <w:t xml:space="preserve"> $ nPregnancies    : int  NA NA NA NA 2 NA NA 1 1 1 ...</w:t>
-      </w:r>
-      <w:r>
-        <w:br/>
-      </w:r>
-      <w:r>
-        <w:rPr>
-          <w:rStyle w:val="VerbatimChar"/>
-        </w:rPr>
-        <w:t xml:space="preserve"> $ nBabies         : int  NA NA NA NA 2 NA NA NA NA NA ...</w:t>
-      </w:r>
-      <w:r>
-        <w:br/>
-      </w:r>
-      <w:r>
-        <w:rPr>
-          <w:rStyle w:val="VerbatimChar"/>
-        </w:rPr>
-        <w:t xml:space="preserve"> $ Age1stBaby      : int  NA NA NA NA 27 NA NA NA NA NA ...</w:t>
-      </w:r>
-      <w:r>
-        <w:br/>
-      </w:r>
-      <w:r>
-        <w:rPr>
-          <w:rStyle w:val="VerbatimChar"/>
-        </w:rPr>
-        <w:t xml:space="preserve"> $ SleepHrsNight   : int  4 4 4 NA 8 NA NA 8 8 8 ...</w:t>
-      </w:r>
-      <w:r>
-        <w:br/>
-      </w:r>
-      <w:r>
-        <w:rPr>
-          <w:rStyle w:val="VerbatimChar"/>
-        </w:rPr>
-        <w:t xml:space="preserve"> $ SleepTrouble    : Factor w/ 2 levels "No","Yes": 2 2 2 NA 2 NA NA 1 1 1 ...</w:t>
-      </w:r>
-      <w:r>
-        <w:br/>
-      </w:r>
-      <w:r>
-        <w:rPr>
-          <w:rStyle w:val="VerbatimChar"/>
-        </w:rPr>
-        <w:t xml:space="preserve"> $ PhysActive      : Factor w/ 2 levels "No","Yes": 1 1 1 NA 1 NA NA 2 2 2 ...</w:t>
-      </w:r>
-      <w:r>
-        <w:br/>
-      </w:r>
-      <w:r>
-        <w:rPr>
-          <w:rStyle w:val="VerbatimChar"/>
-        </w:rPr>
-        <w:t xml:space="preserve"> $ PhysActiveDays  : int  NA NA NA NA NA NA NA 5 5 5 ...</w:t>
-      </w:r>
-      <w:r>
-        <w:br/>
-      </w:r>
-      <w:r>
-        <w:rPr>
-          <w:rStyle w:val="VerbatimChar"/>
-        </w:rPr>
-        <w:t xml:space="preserve"> $ TVHrsDay        : Factor w/ 7 levels "0_hrs","0_to_1_hr",..: NA NA NA NA NA NA NA NA NA NA ...</w:t>
-      </w:r>
-      <w:r>
-        <w:br/>
-      </w:r>
-      <w:r>
-        <w:rPr>
-          <w:rStyle w:val="VerbatimChar"/>
-        </w:rPr>
-        <w:t xml:space="preserve"> $ CompHrsDay      : Factor w/ 7 levels "0_hrs","0_to_1_hr",..: NA NA NA NA NA NA NA NA NA NA ...</w:t>
-      </w:r>
-      <w:r>
-        <w:br/>
-      </w:r>
-      <w:r>
-        <w:rPr>
-          <w:rStyle w:val="VerbatimChar"/>
-        </w:rPr>
-        <w:t xml:space="preserve"> $ TVHrsDayChild   : int  NA NA NA 4 NA 5 1 NA NA NA ...</w:t>
-      </w:r>
-      <w:r>
-        <w:br/>
-      </w:r>
-      <w:r>
-        <w:rPr>
-          <w:rStyle w:val="VerbatimChar"/>
-        </w:rPr>
-        <w:t xml:space="preserve"> $ CompHrsDayChild : int  NA NA NA 1 NA 0 6 NA NA NA ...</w:t>
-      </w:r>
-      <w:r>
-        <w:br/>
-      </w:r>
-      <w:r>
-        <w:rPr>
-          <w:rStyle w:val="VerbatimChar"/>
-        </w:rPr>
-        <w:t xml:space="preserve"> $ Alcohol12PlusYr : Factor w/ 2 levels "No","Yes": 2 2 2 NA 2 NA NA 2 2 2 ...</w:t>
-      </w:r>
-      <w:r>
-        <w:br/>
-      </w:r>
-      <w:r>
-        <w:rPr>
-          <w:rStyle w:val="VerbatimChar"/>
-        </w:rPr>
-        <w:t xml:space="preserve"> $ AlcoholDay      : int  NA NA NA NA 2 NA NA 3 3 3 ...</w:t>
-      </w:r>
-      <w:r>
-        <w:br/>
-      </w:r>
-      <w:r>
-        <w:rPr>
-          <w:rStyle w:val="VerbatimChar"/>
-        </w:rPr>
-        <w:t xml:space="preserve"> $ AlcoholYear     : int  0 0 0 NA 20 NA NA 52 52 52 ...</w:t>
-      </w:r>
-      <w:r>
-        <w:br/>
-      </w:r>
-      <w:r>
-        <w:rPr>
-          <w:rStyle w:val="VerbatimChar"/>
-        </w:rPr>
-        <w:t xml:space="preserve"> $ SmokeNow        : Factor w/ 2 levels "No","Yes": 1 1 1 NA 2 NA NA NA NA NA ...</w:t>
-      </w:r>
-      <w:r>
-        <w:br/>
-      </w:r>
-      <w:r>
-        <w:rPr>
-          <w:rStyle w:val="VerbatimChar"/>
-        </w:rPr>
-        <w:t xml:space="preserve"> $ Smoke100        : Factor w/ 2 levels "No","Yes": 2 2 2 NA 2 NA NA 1 1 1 ...</w:t>
-      </w:r>
-      <w:r>
-        <w:br/>
-      </w:r>
-      <w:r>
-        <w:rPr>
-          <w:rStyle w:val="VerbatimChar"/>
-        </w:rPr>
-        <w:t xml:space="preserve"> $ Smoke100n       : Factor w/ 2 levels "Non-Smoker","Smoker": 2 2 2 NA 2 NA NA 1 1 1 ...</w:t>
-      </w:r>
-      <w:r>
-        <w:br/>
-      </w:r>
-      <w:r>
-        <w:rPr>
-          <w:rStyle w:val="VerbatimChar"/>
-        </w:rPr>
-        <w:t xml:space="preserve"> $ SmokeAge        : int  18 18 18 NA 38 NA NA NA NA NA ...</w:t>
-      </w:r>
-      <w:r>
-        <w:br/>
-      </w:r>
-      <w:r>
-        <w:rPr>
-          <w:rStyle w:val="VerbatimChar"/>
-        </w:rPr>
-        <w:t xml:space="preserve"> $ Marijuana       : Factor w/ 2 levels "No","Yes": 2 2 2 NA 2 NA NA 2 2 2 ...</w:t>
-      </w:r>
-      <w:r>
-        <w:br/>
-      </w:r>
-      <w:r>
-        <w:rPr>
-          <w:rStyle w:val="VerbatimChar"/>
-        </w:rPr>
-        <w:t xml:space="preserve"> $ AgeFirstMarij   : int  17 17 17 NA 18 NA NA 13 13 13 ...</w:t>
-      </w:r>
-      <w:r>
-        <w:br/>
-      </w:r>
-      <w:r>
-        <w:rPr>
-          <w:rStyle w:val="VerbatimChar"/>
-        </w:rPr>
-        <w:t xml:space="preserve"> $ RegularMarij    : Factor w/ 2 levels "No","Yes": 1 1 1 NA 1 NA NA 1 1 1 ...</w:t>
-      </w:r>
-      <w:r>
-        <w:br/>
-      </w:r>
-      <w:r>
-        <w:rPr>
-          <w:rStyle w:val="VerbatimChar"/>
-        </w:rPr>
-        <w:t xml:space="preserve"> $ AgeRegMarij     : int  NA NA NA NA NA NA NA NA NA NA ...</w:t>
-      </w:r>
-      <w:r>
-        <w:br/>
-      </w:r>
-      <w:r>
-        <w:rPr>
-          <w:rStyle w:val="VerbatimChar"/>
-        </w:rPr>
-        <w:t xml:space="preserve"> $ HardDrugs       : Factor w/ 2 levels "No","Yes": 2 2 2 NA 2 NA NA 1 1 1 ...</w:t>
-      </w:r>
-      <w:r>
-        <w:br/>
-      </w:r>
-      <w:r>
-        <w:rPr>
-          <w:rStyle w:val="VerbatimChar"/>
-        </w:rPr>
-        <w:t xml:space="preserve"> $ SexEver         : Factor w/ 2 levels "No","Yes": 2 2 2 NA 2 NA NA 2 2 2 ...</w:t>
-      </w:r>
-      <w:r>
-        <w:br/>
-      </w:r>
-      <w:r>
-        <w:rPr>
-          <w:rStyle w:val="VerbatimChar"/>
-        </w:rPr>
-        <w:t xml:space="preserve"> $ SexAge          : int  16 16 16 NA 12 NA NA 13 13 13 ...</w:t>
-      </w:r>
-      <w:r>
-        <w:br/>
-      </w:r>
-      <w:r>
-        <w:rPr>
-          <w:rStyle w:val="VerbatimChar"/>
-        </w:rPr>
-        <w:t xml:space="preserve"> $ SexNumPartnLife : int  8 8 8 NA 10 NA NA 20 20 20 ...</w:t>
-      </w:r>
-      <w:r>
-        <w:br/>
-      </w:r>
-      <w:r>
-        <w:rPr>
-          <w:rStyle w:val="VerbatimChar"/>
-        </w:rPr>
-        <w:t xml:space="preserve"> $ SexNumPartYear  : int  1 1 1 NA 1 NA NA 0 0 0 ...</w:t>
-      </w:r>
-      <w:r>
-        <w:br/>
-      </w:r>
-      <w:r>
-        <w:rPr>
-          <w:rStyle w:val="VerbatimChar"/>
-        </w:rPr>
-        <w:t xml:space="preserve"> $ SameSex         : Factor w/ 2 levels "No","Yes": 1 1 1 NA 2 NA NA 2 2 2 ...</w:t>
-      </w:r>
-      <w:r>
-        <w:br/>
-      </w:r>
-      <w:r>
-        <w:rPr>
-          <w:rStyle w:val="VerbatimChar"/>
-        </w:rPr>
-        <w:t xml:space="preserve"> $ SexOrientation  : Factor w/ 3 levels "Bisexual","Heterosexual",..: 2 2 2 NA 2 NA NA 1 1 1 ...</w:t>
-      </w:r>
-      <w:r>
-        <w:br/>
-      </w:r>
-      <w:r>
-        <w:rPr>
-          <w:rStyle w:val="VerbatimChar"/>
-        </w:rPr>
-        <w:t xml:space="preserve"> $ PregnantNow     : Factor w/ 3 levels "Yes","No","Unknown": NA NA NA NA NA NA NA NA NA NA ...</w:t>
-      </w:r>
-    </w:p>
-    <w:bookmarkEnd w:id="51"/>
-    <w:bookmarkStart w:id="52" w:name="r-script"/>
-    <w:p>
-      <w:pPr>
-        <w:pStyle w:val="Heading2"/>
-      </w:pPr>
-      <w:r>
-        <w:t xml:space="preserve">R script</w:t>
-      </w:r>
-    </w:p>
-    <w:p>
-      <w:pPr>
-        <w:pStyle w:val="FirstParagraph"/>
-      </w:pPr>
-      <w:r>
-        <w:t xml:space="preserve">A normal R script might look like:</w:t>
-      </w:r>
-    </w:p>
-    <w:p>
-      <w:pPr>
-        <w:pStyle w:val="SourceCode"/>
-      </w:pPr>
-      <w:r>
-        <w:rPr>
-          <w:rStyle w:val="CommentTok"/>
-        </w:rPr>
-        <w:t xml:space="preserve"># pak::pkg_install("NHANES")</w:t>
-      </w:r>
-      <w:r>
-        <w:br/>
-      </w:r>
-      <w:r>
-        <w:rPr>
-          <w:rStyle w:val="FunctionTok"/>
-        </w:rPr>
-        <w:t xml:space="preserve">library</w:t>
-      </w:r>
-      <w:r>
-        <w:rPr>
-          <w:rStyle w:val="NormalTok"/>
-        </w:rPr>
-        <w:t xml:space="preserve">(tidyverse)</w:t>
-      </w:r>
-    </w:p>
-    <w:p>
-      <w:pPr>
-        <w:pStyle w:val="SourceCode"/>
-      </w:pPr>
-      <w:r>
-        <w:rPr>
-          <w:rStyle w:val="VerbatimChar"/>
-        </w:rPr>
-        <w:t xml:space="preserve">── Attaching core tidyverse packages ──────────────────────── tidyverse 2.0.0 ──</w:t>
-      </w:r>
-      <w:r>
-        <w:br/>
-      </w:r>
-      <w:r>
-        <w:rPr>
-          <w:rStyle w:val="VerbatimChar"/>
-        </w:rPr>
-        <w:t xml:space="preserve">✔ dplyr     1.1.4     ✔ readr     2.1.6</w:t>
-      </w:r>
-      <w:r>
-        <w:br/>
-      </w:r>
-      <w:r>
-        <w:rPr>
-          <w:rStyle w:val="VerbatimChar"/>
-        </w:rPr>
-        <w:t xml:space="preserve">✔ forcats   1.0.1     ✔ stringr   1.6.0</w:t>
-      </w:r>
-      <w:r>
-        <w:br/>
-      </w:r>
-      <w:r>
-        <w:rPr>
-          <w:rStyle w:val="VerbatimChar"/>
-        </w:rPr>
-        <w:t xml:space="preserve">✔ ggplot2   4.0.1     ✔ tibble    3.3.1</w:t>
-      </w:r>
-      <w:r>
-        <w:br/>
-      </w:r>
-      <w:r>
-        <w:rPr>
-          <w:rStyle w:val="VerbatimChar"/>
-        </w:rPr>
-        <w:t xml:space="preserve">✔ lubridate 1.9.4     ✔ tidyr     1.3.2</w:t>
-      </w:r>
-      <w:r>
-        <w:br/>
-      </w:r>
-      <w:r>
-        <w:rPr>
-          <w:rStyle w:val="VerbatimChar"/>
-        </w:rPr>
-        <w:t xml:space="preserve">✔ purrr     1.2.1     </w:t>
-      </w:r>
-      <w:r>
-        <w:br/>
-      </w:r>
-      <w:r>
-        <w:rPr>
-          <w:rStyle w:val="VerbatimChar"/>
-        </w:rPr>
-        <w:t xml:space="preserve">── Conflicts ────────────────────────────────────────── tidyverse_conflicts() ──</w:t>
-      </w:r>
-      <w:r>
-        <w:br/>
-      </w:r>
-      <w:r>
-        <w:rPr>
-          <w:rStyle w:val="VerbatimChar"/>
-        </w:rPr>
-        <w:t xml:space="preserve">✖ dplyr::filter() masks stats::filter()</w:t>
-      </w:r>
-      <w:r>
-        <w:br/>
-      </w:r>
-      <w:r>
-        <w:rPr>
-          <w:rStyle w:val="VerbatimChar"/>
-        </w:rPr>
-        <w:t xml:space="preserve">✖ dplyr::lag()    masks stats::lag()</w:t>
-      </w:r>
-      <w:r>
-        <w:br/>
-      </w:r>
-      <w:r>
-        <w:rPr>
-          <w:rStyle w:val="VerbatimChar"/>
-        </w:rPr>
-        <w:t xml:space="preserve">ℹ Use the conflicted package (&lt;http://conflicted.r-lib.org/&gt;) to force all conflicts to become errors</w:t>
-      </w:r>
-    </w:p>
-    <w:p>
-      <w:pPr>
-        <w:pStyle w:val="SourceCode"/>
-      </w:pPr>
-      <w:r>
-        <w:rPr>
-          <w:rStyle w:val="NormalTok"/>
-        </w:rPr>
-        <w:t xml:space="preserve">df </w:t>
-      </w:r>
-      <w:r>
-        <w:rPr>
-          <w:rStyle w:val="OtherTok"/>
-        </w:rPr>
-        <w:t xml:space="preserve">&lt;-</w:t>
-      </w:r>
-      <w:r>
-        <w:rPr>
-          <w:rStyle w:val="NormalTok"/>
-        </w:rPr>
-        <w:t xml:space="preserve"> </w:t>
-      </w:r>
-      <w:r>
-        <w:rPr>
-          <w:rStyle w:val="FunctionTok"/>
-        </w:rPr>
-        <w:t xml:space="preserve">as_tibble</w:t>
-      </w:r>
-      <w:r>
-        <w:rPr>
-          <w:rStyle w:val="NormalTok"/>
-        </w:rPr>
-        <w:t xml:space="preserve">(NHANES</w:t>
-      </w:r>
-      <w:r>
-        <w:rPr>
-          <w:rStyle w:val="SpecialCharTok"/>
-        </w:rPr>
-        <w:t xml:space="preserve">::</w:t>
-      </w:r>
-      <w:r>
-        <w:rPr>
-          <w:rStyle w:val="NormalTok"/>
-        </w:rPr>
-        <w:t xml:space="preserve">NHANES)</w:t>
-      </w:r>
-      <w:r>
-        <w:br/>
-      </w:r>
-      <w:r>
-        <w:rPr>
-          <w:rStyle w:val="NormalTok"/>
-        </w:rPr>
-        <w:t xml:space="preserve">tbl </w:t>
-      </w:r>
-      <w:r>
-        <w:rPr>
-          <w:rStyle w:val="OtherTok"/>
-        </w:rPr>
-        <w:t xml:space="preserve">&lt;-</w:t>
-      </w:r>
-      <w:r>
-        <w:rPr>
-          <w:rStyle w:val="NormalTok"/>
-        </w:rPr>
-        <w:t xml:space="preserve"> </w:t>
-      </w:r>
-      <w:r>
-        <w:rPr>
-          <w:rStyle w:val="FunctionTok"/>
-        </w:rPr>
-        <w:t xml:space="preserve">count</w:t>
-      </w:r>
-      <w:r>
-        <w:rPr>
-          <w:rStyle w:val="NormalTok"/>
-        </w:rPr>
-        <w:t xml:space="preserve">(df, Gender)</w:t>
-      </w:r>
-      <w:r>
-        <w:br/>
-      </w:r>
-      <w:r>
-        <w:rPr>
-          <w:rStyle w:val="NormalTok"/>
-        </w:rPr>
-        <w:t xml:space="preserve">tst </w:t>
-      </w:r>
-      <w:r>
-        <w:rPr>
-          <w:rStyle w:val="OtherTok"/>
-        </w:rPr>
-        <w:t xml:space="preserve">&lt;-</w:t>
-      </w:r>
-      <w:r>
-        <w:rPr>
-          <w:rStyle w:val="NormalTok"/>
-        </w:rPr>
-        <w:t xml:space="preserve"> </w:t>
-      </w:r>
-      <w:r>
-        <w:rPr>
-          <w:rStyle w:val="FunctionTok"/>
-        </w:rPr>
-        <w:t xml:space="preserve">t.test</w:t>
-      </w:r>
-      <w:r>
-        <w:rPr>
-          <w:rStyle w:val="NormalTok"/>
-        </w:rPr>
-        <w:t xml:space="preserve">(BMI </w:t>
-      </w:r>
-      <w:r>
-        <w:rPr>
-          <w:rStyle w:val="SpecialCharTok"/>
-        </w:rPr>
-        <w:t xml:space="preserve">~</w:t>
-      </w:r>
-      <w:r>
-        <w:rPr>
-          <w:rStyle w:val="NormalTok"/>
-        </w:rPr>
-        <w:t xml:space="preserve"> Gender, df)</w:t>
-      </w:r>
-      <w:r>
-        <w:br/>
-      </w:r>
-      <w:r>
-        <w:rPr>
-          <w:rStyle w:val="NormalTok"/>
-        </w:rPr>
-        <w:t xml:space="preserve">gg </w:t>
-      </w:r>
-      <w:r>
-        <w:rPr>
-          <w:rStyle w:val="OtherTok"/>
-        </w:rPr>
-        <w:t xml:space="preserve">&lt;-</w:t>
-      </w:r>
-      <w:r>
-        <w:rPr>
-          <w:rStyle w:val="NormalTok"/>
-        </w:rPr>
-        <w:t xml:space="preserve"> </w:t>
-      </w:r>
-      <w:r>
-        <w:rPr>
-          <w:rStyle w:val="FunctionTok"/>
-        </w:rPr>
-        <w:t xml:space="preserve">ggplot</w:t>
-      </w:r>
-      <w:r>
-        <w:rPr>
-          <w:rStyle w:val="NormalTok"/>
-        </w:rPr>
-        <w:t xml:space="preserve">(df, </w:t>
-      </w:r>
-      <w:r>
-        <w:rPr>
-          <w:rStyle w:val="FunctionTok"/>
-        </w:rPr>
-        <w:t xml:space="preserve">aes</w:t>
-      </w:r>
-      <w:r>
-        <w:rPr>
-          <w:rStyle w:val="NormalTok"/>
-        </w:rPr>
-        <w:t xml:space="preserve">(BMI, </w:t>
-      </w:r>
-      <w:r>
-        <w:rPr>
-          <w:rStyle w:val="AttributeTok"/>
-        </w:rPr>
-        <w:t xml:space="preserve">color =</w:t>
-      </w:r>
-      <w:r>
-        <w:rPr>
-          <w:rStyle w:val="NormalTok"/>
-        </w:rPr>
-        <w:t xml:space="preserve"> Gender)) </w:t>
-      </w:r>
-      <w:r>
-        <w:rPr>
-          <w:rStyle w:val="SpecialCharTok"/>
-        </w:rPr>
-        <w:t xml:space="preserve">+</w:t>
-      </w:r>
-      <w:r>
-        <w:rPr>
-          <w:rStyle w:val="NormalTok"/>
-        </w:rPr>
-        <w:t xml:space="preserve"> </w:t>
-      </w:r>
-      <w:r>
-        <w:rPr>
-          <w:rStyle w:val="FunctionTok"/>
-        </w:rPr>
-        <w:t xml:space="preserve">geom_density</w:t>
-      </w:r>
-      <w:r>
-        <w:rPr>
-          <w:rStyle w:val="NormalTok"/>
-        </w:rPr>
-        <w:t xml:space="preserve">()</w:t>
-      </w:r>
-    </w:p>
-    <w:p>
-      <w:pPr>
-        <w:numPr>
-          <w:ilvl w:val="0"/>
-          <w:numId w:val="1019"/>
-        </w:numPr>
-      </w:pPr>
-      <w:r>
-        <w:t xml:space="preserve">You must run the script in order (but might not always do that) … if so, confusion will arise!</w:t>
-      </w:r>
-    </w:p>
-    <w:p>
-      <w:pPr>
-        <w:numPr>
-          <w:ilvl w:val="0"/>
-          <w:numId w:val="1019"/>
-        </w:numPr>
-      </w:pPr>
-      <w:r>
-        <w:t xml:space="preserve">objects df, tbl and tst only lives in the active session</w:t>
-      </w:r>
-    </w:p>
-    <w:p>
-      <w:pPr>
-        <w:numPr>
-          <w:ilvl w:val="1"/>
-          <w:numId w:val="1020"/>
-        </w:numPr>
-      </w:pPr>
-      <w:r>
-        <w:t xml:space="preserve">No problem in this example</w:t>
-      </w:r>
-    </w:p>
-    <w:p>
-      <w:pPr>
-        <w:numPr>
-          <w:ilvl w:val="1"/>
-          <w:numId w:val="1020"/>
-        </w:numPr>
-      </w:pPr>
-      <w:r>
-        <w:t xml:space="preserve">but working with big and complex data might introduce long-running processes =&gt; time consuming!</w:t>
-      </w:r>
-    </w:p>
-    <w:bookmarkEnd w:id="52"/>
-    <w:bookmarkStart w:id="56" w:name="results"/>
-    <w:p>
-      <w:pPr>
-        <w:pStyle w:val="Heading2"/>
-      </w:pPr>
-      <w:r>
-        <w:t xml:space="preserve">Results</w:t>
-      </w:r>
-    </w:p>
-    <w:p>
-      <w:pPr>
-        <w:pStyle w:val="SourceCode"/>
-      </w:pPr>
-      <w:r>
-        <w:rPr>
-          <w:rStyle w:val="VerbatimChar"/>
-        </w:rPr>
-        <w:t xml:space="preserve">Warning: Removed 366 rows containing non-finite outside the scale range</w:t>
-      </w:r>
-      <w:r>
-        <w:br/>
-      </w:r>
-      <w:r>
-        <w:rPr>
-          <w:rStyle w:val="VerbatimChar"/>
-        </w:rPr>
-        <w:t xml:space="preserve">(`stat_density()`).</w:t>
+        <w:t xml:space="preserve">You might need to wait for half an hour before you can start working 😩</w:t>
+      </w:r>
+    </w:p>
+    <w:p>
+      <w:r>
+        <w:pict>
+          <v:rect style="width:0;height:1.5pt" o:hralign="center" o:hrstd="t" o:hr="t"/>
+        </w:pict>
       </w:r>
     </w:p>
     <w:p>
@@ -3752,20 +2817,1813 @@
       <w:r>
         <w:drawing>
           <wp:inline>
-            <wp:extent cx="5334000" cy="4267200"/>
+            <wp:extent cx="5334000" cy="3553777"/>
             <wp:effectExtent b="0" l="0" r="0" t="0"/>
-            <wp:docPr descr="" title="" id="54" name="Picture"/>
+            <wp:docPr descr="" title="" id="59" name="Picture"/>
             <a:graphic>
               <a:graphicData uri="http://schemas.openxmlformats.org/drawingml/2006/picture">
                 <pic:pic>
                   <pic:nvPicPr>
-                    <pic:cNvPr descr="EL5_files/figure-docx/unnamed-chunk-3-1.png" id="55" name="Picture"/>
+                    <pic:cNvPr descr="images/paste-23.png" id="60" name="Picture"/>
                     <pic:cNvPicPr>
                       <a:picLocks noChangeArrowheads="1" noChangeAspect="1"/>
                     </pic:cNvPicPr>
                   </pic:nvPicPr>
                   <pic:blipFill>
-                    <a:blip r:embed="rId53"/>
+                    <a:blip r:embed="rId58"/>
+                    <a:stretch>
+                      <a:fillRect/>
+                    </a:stretch>
+                  </pic:blipFill>
+                  <pic:spPr bwMode="auto">
+                    <a:xfrm>
+                      <a:off x="0" y="0"/>
+                      <a:ext cx="5334000" cy="3553777"/>
+                    </a:xfrm>
+                    <a:prstGeom prst="rect">
+                      <a:avLst/>
+                    </a:prstGeom>
+                    <a:noFill/>
+                    <a:ln w="9525">
+                      <a:noFill/>
+                      <a:headEnd/>
+                      <a:tailEnd/>
+                    </a:ln>
+                  </pic:spPr>
+                </pic:pic>
+              </a:graphicData>
+            </a:graphic>
+          </wp:inline>
+        </w:drawing>
+      </w:r>
+    </w:p>
+    <w:bookmarkEnd w:id="61"/>
+    <w:bookmarkStart w:id="63" w:name="automated-process"/>
+    <w:p>
+      <w:pPr>
+        <w:pStyle w:val="Heading2"/>
+      </w:pPr>
+      <w:r>
+        <w:t xml:space="preserve">Automated process</w:t>
+      </w:r>
+    </w:p>
+    <w:p>
+      <w:pPr>
+        <w:pStyle w:val="Compact"/>
+        <w:numPr>
+          <w:ilvl w:val="0"/>
+          <w:numId w:val="1016"/>
+        </w:numPr>
+      </w:pPr>
+      <w:r>
+        <w:t xml:space="preserve">Instead of relying on individual R scripts, use a reproducible pipeline.</w:t>
+      </w:r>
+    </w:p>
+    <w:p>
+      <w:pPr>
+        <w:pStyle w:val="Compact"/>
+        <w:numPr>
+          <w:ilvl w:val="0"/>
+          <w:numId w:val="1016"/>
+        </w:numPr>
+      </w:pPr>
+      <w:r>
+        <w:t xml:space="preserve">This is common practice in software development</w:t>
+      </w:r>
+    </w:p>
+    <w:p>
+      <w:pPr>
+        <w:pStyle w:val="Compact"/>
+        <w:numPr>
+          <w:ilvl w:val="1"/>
+          <w:numId w:val="1017"/>
+        </w:numPr>
+      </w:pPr>
+      <w:r>
+        <w:t xml:space="preserve">For example GNU</w:t>
+      </w:r>
+      <w:r>
+        <w:t xml:space="preserve"> </w:t>
+      </w:r>
+      <w:hyperlink r:id="rId62">
+        <w:r>
+          <w:rPr>
+            <w:rStyle w:val="Hyperlink"/>
+          </w:rPr>
+          <w:t xml:space="preserve">Make</w:t>
+        </w:r>
+      </w:hyperlink>
+      <w:r>
+        <w:t xml:space="preserve"> </w:t>
+      </w:r>
+      <w:r>
+        <w:t xml:space="preserve">is a build automation tool that automatically determines which parts of a program need to be rebuilt and executes the necessary commands based on rules defined in a Makefile.</w:t>
+      </w:r>
+    </w:p>
+    <w:p>
+      <w:pPr>
+        <w:pStyle w:val="Compact"/>
+        <w:numPr>
+          <w:ilvl w:val="0"/>
+          <w:numId w:val="1016"/>
+        </w:numPr>
+      </w:pPr>
+      <w:r>
+        <w:rPr>
+          <w:b/>
+          <w:bCs/>
+        </w:rPr>
+        <w:t xml:space="preserve">Iteration</w:t>
+      </w:r>
+      <w:r>
+        <w:t xml:space="preserve"> </w:t>
+      </w:r>
+      <w:r>
+        <w:t xml:space="preserve">during project development (which is equally relevant for a health data project), will be much</w:t>
+      </w:r>
+      <w:r>
+        <w:t xml:space="preserve"> </w:t>
+      </w:r>
+      <w:r>
+        <w:rPr>
+          <w:b/>
+          <w:bCs/>
+        </w:rPr>
+        <w:t xml:space="preserve">faster and reliable</w:t>
+      </w:r>
+      <w:r>
+        <w:t xml:space="preserve">.</w:t>
+      </w:r>
+    </w:p>
+    <w:p>
+      <w:pPr>
+        <w:pStyle w:val="Compact"/>
+        <w:numPr>
+          <w:ilvl w:val="0"/>
+          <w:numId w:val="1016"/>
+        </w:numPr>
+      </w:pPr>
+      <w:r>
+        <w:rPr>
+          <w:b/>
+          <w:bCs/>
+        </w:rPr>
+        <w:t xml:space="preserve">Caching</w:t>
+      </w:r>
+      <w:r>
+        <w:t xml:space="preserve"> </w:t>
+      </w:r>
+      <w:r>
+        <w:t xml:space="preserve">as described abowe is</w:t>
+      </w:r>
+      <w:r>
+        <w:t xml:space="preserve"> </w:t>
+      </w:r>
+      <w:r>
+        <w:rPr>
+          <w:b/>
+          <w:bCs/>
+        </w:rPr>
+        <w:t xml:space="preserve">automated</w:t>
+      </w:r>
+      <w:r>
+        <w:t xml:space="preserve"> </w:t>
+      </w:r>
+      <w:r>
+        <w:t xml:space="preserve">and you only need to read/write files to disk/network storage when actually needed.</w:t>
+      </w:r>
+    </w:p>
+    <w:bookmarkEnd w:id="63"/>
+    <w:bookmarkStart w:id="69" w:name="alternative-solutions"/>
+    <w:p>
+      <w:pPr>
+        <w:pStyle w:val="Heading2"/>
+      </w:pPr>
+      <w:r>
+        <w:t xml:space="preserve">Alternative solutions</w:t>
+      </w:r>
+    </w:p>
+    <w:p>
+      <w:pPr>
+        <w:pStyle w:val="Compact"/>
+        <w:numPr>
+          <w:ilvl w:val="0"/>
+          <w:numId w:val="1018"/>
+        </w:numPr>
+      </w:pPr>
+      <w:hyperlink r:id="rId64">
+        <w:r>
+          <w:rPr>
+            <w:rStyle w:val="Hyperlink"/>
+          </w:rPr>
+          <w:t xml:space="preserve">GNU Make with R</w:t>
+        </w:r>
+      </w:hyperlink>
+    </w:p>
+    <w:p>
+      <w:pPr>
+        <w:pStyle w:val="Compact"/>
+        <w:numPr>
+          <w:ilvl w:val="0"/>
+          <w:numId w:val="1018"/>
+        </w:numPr>
+      </w:pPr>
+      <w:r>
+        <w:rPr>
+          <w:rStyle w:val="VerbatimChar"/>
+        </w:rPr>
+        <w:t xml:space="preserve">rmake</w:t>
+      </w:r>
+      <w:r>
+        <w:t xml:space="preserve"> </w:t>
+      </w:r>
+      <w:r>
+        <w:t xml:space="preserve">creates and maintains a build process for complex analytic tasks.</w:t>
+      </w:r>
+      <w:r>
+        <w:t xml:space="preserve"> </w:t>
+      </w:r>
+      <w:hyperlink r:id="rId65">
+        <w:r>
+          <w:rPr>
+            <w:rStyle w:val="Hyperlink"/>
+          </w:rPr>
+          <w:t xml:space="preserve">The package</w:t>
+        </w:r>
+      </w:hyperlink>
+      <w:r>
+        <w:t xml:space="preserve"> </w:t>
+      </w:r>
+      <w:r>
+        <w:t xml:space="preserve">allows easy generation of a Makefile for the (GNU)</w:t>
+      </w:r>
+      <w:r>
+        <w:t xml:space="preserve"> </w:t>
+      </w:r>
+      <w:r>
+        <w:t xml:space="preserve">‘make’</w:t>
+      </w:r>
+      <w:r>
+        <w:t xml:space="preserve"> </w:t>
+      </w:r>
+      <w:r>
+        <w:t xml:space="preserve">tool</w:t>
+      </w:r>
+    </w:p>
+    <w:p>
+      <w:pPr>
+        <w:pStyle w:val="Compact"/>
+        <w:numPr>
+          <w:ilvl w:val="0"/>
+          <w:numId w:val="1018"/>
+        </w:numPr>
+      </w:pPr>
+      <w:hyperlink r:id="rId66">
+        <w:r>
+          <w:rPr>
+            <w:rStyle w:val="Hyperlink"/>
+          </w:rPr>
+          <w:t xml:space="preserve">drake</w:t>
+        </w:r>
+      </w:hyperlink>
+      <w:r>
+        <w:t xml:space="preserve"> </w:t>
+      </w:r>
+      <w:r>
+        <w:t xml:space="preserve">was the first more established R-oriented alternative</w:t>
+      </w:r>
+    </w:p>
+    <w:p>
+      <w:pPr>
+        <w:pStyle w:val="Compact"/>
+        <w:numPr>
+          <w:ilvl w:val="0"/>
+          <w:numId w:val="1018"/>
+        </w:numPr>
+      </w:pPr>
+      <w:hyperlink r:id="rId67">
+        <w:r>
+          <w:rPr>
+            <w:rStyle w:val="Hyperlink"/>
+          </w:rPr>
+          <w:t xml:space="preserve">targets</w:t>
+        </w:r>
+      </w:hyperlink>
+      <w:r>
+        <w:t xml:space="preserve"> </w:t>
+      </w:r>
+      <w:r>
+        <w:t xml:space="preserve">is the currently most developed and used alternative</w:t>
+      </w:r>
+    </w:p>
+    <w:p>
+      <w:pPr>
+        <w:pStyle w:val="Compact"/>
+        <w:numPr>
+          <w:ilvl w:val="0"/>
+          <w:numId w:val="1018"/>
+        </w:numPr>
+      </w:pPr>
+      <w:hyperlink r:id="rId68">
+        <w:r>
+          <w:rPr>
+            <w:rStyle w:val="Hyperlink"/>
+          </w:rPr>
+          <w:t xml:space="preserve">rixpress</w:t>
+        </w:r>
+      </w:hyperlink>
+      <w:r>
+        <w:t xml:space="preserve"> </w:t>
+      </w:r>
+      <w:r>
+        <w:t xml:space="preserve">might be a rising star (at least if you are combining R and Python; polyglot)?</w:t>
+      </w:r>
+    </w:p>
+    <w:p>
+      <w:pPr>
+        <w:pStyle w:val="FirstParagraph"/>
+      </w:pPr>
+      <w:r>
+        <w:t xml:space="preserve">We will use</w:t>
+      </w:r>
+      <w:r>
+        <w:t xml:space="preserve"> </w:t>
+      </w:r>
+      <w:r>
+        <w:rPr>
+          <w:rStyle w:val="VerbatimChar"/>
+        </w:rPr>
+        <w:t xml:space="preserve">targets</w:t>
+      </w:r>
+      <w:r>
+        <w:t xml:space="preserve"> </w:t>
+      </w:r>
+      <w:r>
+        <w:t xml:space="preserve">in this course!</w:t>
+      </w:r>
+    </w:p>
+    <w:bookmarkEnd w:id="69"/>
+    <w:bookmarkEnd w:id="70"/>
+    <w:bookmarkStart w:id="90" w:name="targets"/>
+    <w:p>
+      <w:pPr>
+        <w:pStyle w:val="Heading1"/>
+      </w:pPr>
+      <w:r>
+        <w:t xml:space="preserve">targets</w:t>
+      </w:r>
+    </w:p>
+    <w:p>
+      <w:pPr>
+        <w:numPr>
+          <w:ilvl w:val="0"/>
+          <w:numId w:val="1019"/>
+        </w:numPr>
+      </w:pPr>
+      <w:r>
+        <w:t xml:space="preserve">The</w:t>
+      </w:r>
+      <w:r>
+        <w:t xml:space="preserve"> </w:t>
+      </w:r>
+      <w:r>
+        <w:rPr>
+          <w:rStyle w:val="VerbatimChar"/>
+        </w:rPr>
+        <w:t xml:space="preserve">{targets}</w:t>
+      </w:r>
+      <w:r>
+        <w:t xml:space="preserve"> </w:t>
+      </w:r>
+      <w:r>
+        <w:t xml:space="preserve">package is a Make-like pipeline tool for statistics and data science in R.</w:t>
+      </w:r>
+    </w:p>
+    <w:p>
+      <w:pPr>
+        <w:numPr>
+          <w:ilvl w:val="0"/>
+          <w:numId w:val="1019"/>
+        </w:numPr>
+      </w:pPr>
+      <w:r>
+        <w:t xml:space="preserve">The package skips costly runtime for tasks that are already up to date, orchestrates the necessary computation with implicit parallel computing, and abstracts files as R objects.</w:t>
+      </w:r>
+    </w:p>
+    <w:p>
+      <w:pPr>
+        <w:numPr>
+          <w:ilvl w:val="0"/>
+          <w:numId w:val="1019"/>
+        </w:numPr>
+      </w:pPr>
+      <w:r>
+        <w:t xml:space="preserve">If all the current output matches the current upstream code and data, then the whole pipeline is up to date, and the results are more trustworthy than otherwise.</w:t>
+      </w:r>
+    </w:p>
+    <w:p>
+      <w:pPr>
+        <w:numPr>
+          <w:ilvl w:val="0"/>
+          <w:numId w:val="1019"/>
+        </w:numPr>
+      </w:pPr>
+      <w:r>
+        <w:t xml:space="preserve">The tasks themselves are called</w:t>
+      </w:r>
+      <w:r>
+        <w:t xml:space="preserve"> </w:t>
+      </w:r>
+      <w:r>
+        <w:t xml:space="preserve">“targets”</w:t>
+      </w:r>
+      <w:r>
+        <w:t xml:space="preserve">, and they run the functions and return R objects.</w:t>
+      </w:r>
+    </w:p>
+    <w:p>
+      <w:pPr>
+        <w:numPr>
+          <w:ilvl w:val="0"/>
+          <w:numId w:val="1019"/>
+        </w:numPr>
+      </w:pPr>
+      <w:r>
+        <w:t xml:space="preserve">The</w:t>
+      </w:r>
+      <w:r>
+        <w:t xml:space="preserve"> </w:t>
+      </w:r>
+      <w:r>
+        <w:rPr>
+          <w:rStyle w:val="VerbatimChar"/>
+        </w:rPr>
+        <w:t xml:space="preserve">targets</w:t>
+      </w:r>
+      <w:r>
+        <w:t xml:space="preserve"> </w:t>
+      </w:r>
+      <w:r>
+        <w:t xml:space="preserve">package orchestrates the targets and stores the output objects to make your pipeline efficient, painless (well … hopefully relatively so …), and reproducible.</w:t>
+      </w:r>
+    </w:p>
+    <w:bookmarkStart w:id="71" w:name="example"/>
+    <w:p>
+      <w:pPr>
+        <w:pStyle w:val="Heading2"/>
+      </w:pPr>
+      <w:r>
+        <w:t xml:space="preserve">Example</w:t>
+      </w:r>
+    </w:p>
+    <w:p>
+      <w:pPr>
+        <w:pStyle w:val="FirstParagraph"/>
+      </w:pPr>
+      <w:r>
+        <w:rPr>
+          <w:b/>
+          <w:bCs/>
+        </w:rPr>
+        <w:t xml:space="preserve">Data:</w:t>
+      </w:r>
+      <w:r>
+        <w:t xml:space="preserve"> </w:t>
+      </w:r>
+      <w:r>
+        <w:t xml:space="preserve">survey data collected by the US National Center for Health Statistics (NCHS) which has conducted a series of</w:t>
+      </w:r>
+      <w:r>
+        <w:t xml:space="preserve"> </w:t>
+      </w:r>
+      <w:r>
+        <w:rPr>
+          <w:b/>
+          <w:bCs/>
+        </w:rPr>
+        <w:t xml:space="preserve">health and nutrition surveys</w:t>
+      </w:r>
+      <w:r>
+        <w:t xml:space="preserve"> </w:t>
+      </w:r>
+      <w:r>
+        <w:t xml:space="preserve">since the early 1960’s. Since 1999 approximately</w:t>
+      </w:r>
+      <w:r>
+        <w:t xml:space="preserve"> </w:t>
+      </w:r>
+      <w:r>
+        <w:rPr>
+          <w:b/>
+          <w:bCs/>
+        </w:rPr>
+        <w:t xml:space="preserve">5,000 individuals of all ages</w:t>
+      </w:r>
+      <w:r>
+        <w:t xml:space="preserve"> </w:t>
+      </w:r>
+      <w:r>
+        <w:t xml:space="preserve">are</w:t>
+      </w:r>
+      <w:r>
+        <w:t xml:space="preserve"> </w:t>
+      </w:r>
+      <w:r>
+        <w:rPr>
+          <w:b/>
+          <w:bCs/>
+        </w:rPr>
+        <w:t xml:space="preserve">interviewed</w:t>
+      </w:r>
+      <w:r>
+        <w:t xml:space="preserve"> </w:t>
+      </w:r>
+      <w:r>
+        <w:t xml:space="preserve">in their homes every year and complete the h</w:t>
+      </w:r>
+      <w:r>
+        <w:rPr>
+          <w:b/>
+          <w:bCs/>
+        </w:rPr>
+        <w:t xml:space="preserve">ealth examination</w:t>
+      </w:r>
+      <w:r>
+        <w:t xml:space="preserve"> </w:t>
+      </w:r>
+      <w:r>
+        <w:t xml:space="preserve">component of the survey.</w:t>
+      </w:r>
+    </w:p>
+    <w:p>
+      <w:pPr>
+        <w:pStyle w:val="BodyText"/>
+      </w:pPr>
+      <w:r>
+        <w:rPr>
+          <w:b/>
+          <w:bCs/>
+        </w:rPr>
+        <w:t xml:space="preserve">Question:</w:t>
+      </w:r>
+      <w:r>
+        <w:t xml:space="preserve"> </w:t>
+      </w:r>
+      <w:r>
+        <w:t xml:space="preserve">Is there any association between</w:t>
+      </w:r>
+      <w:r>
+        <w:t xml:space="preserve"> </w:t>
+      </w:r>
+      <w:r>
+        <w:rPr>
+          <w:rStyle w:val="VerbatimChar"/>
+        </w:rPr>
+        <w:t xml:space="preserve">Gender</w:t>
+      </w:r>
+      <w:r>
+        <w:t xml:space="preserve"> </w:t>
+      </w:r>
+      <w:r>
+        <w:t xml:space="preserve">and</w:t>
+      </w:r>
+      <w:r>
+        <w:t xml:space="preserve"> </w:t>
+      </w:r>
+      <w:r>
+        <w:rPr>
+          <w:rStyle w:val="VerbatimChar"/>
+        </w:rPr>
+        <w:t xml:space="preserve">BMI</w:t>
+      </w:r>
+      <w:r>
+        <w:t xml:space="preserve">?</w:t>
+      </w:r>
+    </w:p>
+    <w:p>
+      <w:pPr>
+        <w:pStyle w:val="SourceCode"/>
+      </w:pPr>
+      <w:r>
+        <w:rPr>
+          <w:rStyle w:val="CommentTok"/>
+        </w:rPr>
+        <w:t xml:space="preserve"># pak::pkg_install("NHANES")</w:t>
+      </w:r>
+      <w:r>
+        <w:br/>
+      </w:r>
+      <w:r>
+        <w:rPr>
+          <w:rStyle w:val="FunctionTok"/>
+        </w:rPr>
+        <w:t xml:space="preserve">str</w:t>
+      </w:r>
+      <w:r>
+        <w:rPr>
+          <w:rStyle w:val="NormalTok"/>
+        </w:rPr>
+        <w:t xml:space="preserve">(NHANES</w:t>
+      </w:r>
+      <w:r>
+        <w:rPr>
+          <w:rStyle w:val="SpecialCharTok"/>
+        </w:rPr>
+        <w:t xml:space="preserve">::</w:t>
+      </w:r>
+      <w:r>
+        <w:rPr>
+          <w:rStyle w:val="NormalTok"/>
+        </w:rPr>
+        <w:t xml:space="preserve">NHANES)</w:t>
+      </w:r>
+    </w:p>
+    <w:p>
+      <w:pPr>
+        <w:pStyle w:val="SourceCode"/>
+      </w:pPr>
+      <w:r>
+        <w:rPr>
+          <w:rStyle w:val="VerbatimChar"/>
+        </w:rPr>
+        <w:t xml:space="preserve">Classes 'tbl_df', 'tbl' and 'data.frame':   10000 obs. of  76 variables:</w:t>
+      </w:r>
+      <w:r>
+        <w:br/>
+      </w:r>
+      <w:r>
+        <w:rPr>
+          <w:rStyle w:val="VerbatimChar"/>
+        </w:rPr>
+        <w:t xml:space="preserve"> $ ID              : int  51624 51624 51624 51625 51630 51638 51646 51647 51647 51647 ...</w:t>
+      </w:r>
+      <w:r>
+        <w:br/>
+      </w:r>
+      <w:r>
+        <w:rPr>
+          <w:rStyle w:val="VerbatimChar"/>
+        </w:rPr>
+        <w:t xml:space="preserve"> $ SurveyYr        : Factor w/ 2 levels "2009_10","2011_12": 1 1 1 1 1 1 1 1 1 1 ...</w:t>
+      </w:r>
+      <w:r>
+        <w:br/>
+      </w:r>
+      <w:r>
+        <w:rPr>
+          <w:rStyle w:val="VerbatimChar"/>
+        </w:rPr>
+        <w:t xml:space="preserve"> $ Gender          : Factor w/ 2 levels "female","male": 2 2 2 2 1 2 2 1 1 1 ...</w:t>
+      </w:r>
+      <w:r>
+        <w:br/>
+      </w:r>
+      <w:r>
+        <w:rPr>
+          <w:rStyle w:val="VerbatimChar"/>
+        </w:rPr>
+        <w:t xml:space="preserve"> $ Age             : int  34 34 34 4 49 9 8 45 45 45 ...</w:t>
+      </w:r>
+      <w:r>
+        <w:br/>
+      </w:r>
+      <w:r>
+        <w:rPr>
+          <w:rStyle w:val="VerbatimChar"/>
+        </w:rPr>
+        <w:t xml:space="preserve"> $ AgeDecade       : Factor w/ 8 levels " 0-9"," 10-19",..: 4 4 4 1 5 1 1 5 5 5 ...</w:t>
+      </w:r>
+      <w:r>
+        <w:br/>
+      </w:r>
+      <w:r>
+        <w:rPr>
+          <w:rStyle w:val="VerbatimChar"/>
+        </w:rPr>
+        <w:t xml:space="preserve"> $ AgeMonths       : int  409 409 409 49 596 115 101 541 541 541 ...</w:t>
+      </w:r>
+      <w:r>
+        <w:br/>
+      </w:r>
+      <w:r>
+        <w:rPr>
+          <w:rStyle w:val="VerbatimChar"/>
+        </w:rPr>
+        <w:t xml:space="preserve"> $ Race1           : Factor w/ 5 levels "Black","Hispanic",..: 4 4 4 5 4 4 4 4 4 4 ...</w:t>
+      </w:r>
+      <w:r>
+        <w:br/>
+      </w:r>
+      <w:r>
+        <w:rPr>
+          <w:rStyle w:val="VerbatimChar"/>
+        </w:rPr>
+        <w:t xml:space="preserve"> $ Race3           : Factor w/ 6 levels "Asian","Black",..: NA NA NA NA NA NA NA NA NA NA ...</w:t>
+      </w:r>
+      <w:r>
+        <w:br/>
+      </w:r>
+      <w:r>
+        <w:rPr>
+          <w:rStyle w:val="VerbatimChar"/>
+        </w:rPr>
+        <w:t xml:space="preserve"> $ Education       : Factor w/ 5 levels "8th Grade","9 - 11th Grade",..: 3 3 3 NA 4 NA NA 5 5 5 ...</w:t>
+      </w:r>
+      <w:r>
+        <w:br/>
+      </w:r>
+      <w:r>
+        <w:rPr>
+          <w:rStyle w:val="VerbatimChar"/>
+        </w:rPr>
+        <w:t xml:space="preserve"> $ MaritalStatus   : Factor w/ 6 levels "Divorced","LivePartner",..: 3 3 3 NA 2 NA NA 3 3 3 ...</w:t>
+      </w:r>
+      <w:r>
+        <w:br/>
+      </w:r>
+      <w:r>
+        <w:rPr>
+          <w:rStyle w:val="VerbatimChar"/>
+        </w:rPr>
+        <w:t xml:space="preserve"> $ HHIncome        : Factor w/ 12 levels " 0-4999"," 5000-9999",..: 6 6 6 5 7 11 9 11 11 11 ...</w:t>
+      </w:r>
+      <w:r>
+        <w:br/>
+      </w:r>
+      <w:r>
+        <w:rPr>
+          <w:rStyle w:val="VerbatimChar"/>
+        </w:rPr>
+        <w:t xml:space="preserve"> $ HHIncomeMid     : int  30000 30000 30000 22500 40000 87500 60000 87500 87500 87500 ...</w:t>
+      </w:r>
+      <w:r>
+        <w:br/>
+      </w:r>
+      <w:r>
+        <w:rPr>
+          <w:rStyle w:val="VerbatimChar"/>
+        </w:rPr>
+        <w:t xml:space="preserve"> $ Poverty         : num  1.36 1.36 1.36 1.07 1.91 1.84 2.33 5 5 5 ...</w:t>
+      </w:r>
+      <w:r>
+        <w:br/>
+      </w:r>
+      <w:r>
+        <w:rPr>
+          <w:rStyle w:val="VerbatimChar"/>
+        </w:rPr>
+        <w:t xml:space="preserve"> $ HomeRooms       : int  6 6 6 9 5 6 7 6 6 6 ...</w:t>
+      </w:r>
+      <w:r>
+        <w:br/>
+      </w:r>
+      <w:r>
+        <w:rPr>
+          <w:rStyle w:val="VerbatimChar"/>
+        </w:rPr>
+        <w:t xml:space="preserve"> $ HomeOwn         : Factor w/ 3 levels "Own","Rent","Other": 1 1 1 1 2 2 1 1 1 1 ...</w:t>
+      </w:r>
+      <w:r>
+        <w:br/>
+      </w:r>
+      <w:r>
+        <w:rPr>
+          <w:rStyle w:val="VerbatimChar"/>
+        </w:rPr>
+        <w:t xml:space="preserve"> $ Work            : Factor w/ 3 levels "Looking","NotWorking",..: 2 2 2 NA 2 NA NA 3 3 3 ...</w:t>
+      </w:r>
+      <w:r>
+        <w:br/>
+      </w:r>
+      <w:r>
+        <w:rPr>
+          <w:rStyle w:val="VerbatimChar"/>
+        </w:rPr>
+        <w:t xml:space="preserve"> $ Weight          : num  87.4 87.4 87.4 17 86.7 29.8 35.2 75.7 75.7 75.7 ...</w:t>
+      </w:r>
+      <w:r>
+        <w:br/>
+      </w:r>
+      <w:r>
+        <w:rPr>
+          <w:rStyle w:val="VerbatimChar"/>
+        </w:rPr>
+        <w:t xml:space="preserve"> $ Length          : num  NA NA NA NA NA NA NA NA NA NA ...</w:t>
+      </w:r>
+      <w:r>
+        <w:br/>
+      </w:r>
+      <w:r>
+        <w:rPr>
+          <w:rStyle w:val="VerbatimChar"/>
+        </w:rPr>
+        <w:t xml:space="preserve"> $ HeadCirc        : num  NA NA NA NA NA NA NA NA NA NA ...</w:t>
+      </w:r>
+      <w:r>
+        <w:br/>
+      </w:r>
+      <w:r>
+        <w:rPr>
+          <w:rStyle w:val="VerbatimChar"/>
+        </w:rPr>
+        <w:t xml:space="preserve"> $ Height          : num  165 165 165 105 168 ...</w:t>
+      </w:r>
+      <w:r>
+        <w:br/>
+      </w:r>
+      <w:r>
+        <w:rPr>
+          <w:rStyle w:val="VerbatimChar"/>
+        </w:rPr>
+        <w:t xml:space="preserve"> $ BMI             : num  32.2 32.2 32.2 15.3 30.6 ...</w:t>
+      </w:r>
+      <w:r>
+        <w:br/>
+      </w:r>
+      <w:r>
+        <w:rPr>
+          <w:rStyle w:val="VerbatimChar"/>
+        </w:rPr>
+        <w:t xml:space="preserve"> $ BMICatUnder20yrs: Factor w/ 4 levels "UnderWeight",..: NA NA NA NA NA NA NA NA NA NA ...</w:t>
+      </w:r>
+      <w:r>
+        <w:br/>
+      </w:r>
+      <w:r>
+        <w:rPr>
+          <w:rStyle w:val="VerbatimChar"/>
+        </w:rPr>
+        <w:t xml:space="preserve"> $ BMI_WHO         : Factor w/ 4 levels "12.0_18.5","18.5_to_24.9",..: 4 4 4 1 4 1 2 3 3 3 ...</w:t>
+      </w:r>
+      <w:r>
+        <w:br/>
+      </w:r>
+      <w:r>
+        <w:rPr>
+          <w:rStyle w:val="VerbatimChar"/>
+        </w:rPr>
+        <w:t xml:space="preserve"> $ Pulse           : int  70 70 70 NA 86 82 72 62 62 62 ...</w:t>
+      </w:r>
+      <w:r>
+        <w:br/>
+      </w:r>
+      <w:r>
+        <w:rPr>
+          <w:rStyle w:val="VerbatimChar"/>
+        </w:rPr>
+        <w:t xml:space="preserve"> $ BPSysAve        : int  113 113 113 NA 112 86 107 118 118 118 ...</w:t>
+      </w:r>
+      <w:r>
+        <w:br/>
+      </w:r>
+      <w:r>
+        <w:rPr>
+          <w:rStyle w:val="VerbatimChar"/>
+        </w:rPr>
+        <w:t xml:space="preserve"> $ BPDiaAve        : int  85 85 85 NA 75 47 37 64 64 64 ...</w:t>
+      </w:r>
+      <w:r>
+        <w:br/>
+      </w:r>
+      <w:r>
+        <w:rPr>
+          <w:rStyle w:val="VerbatimChar"/>
+        </w:rPr>
+        <w:t xml:space="preserve"> $ BPSys1          : int  114 114 114 NA 118 84 114 106 106 106 ...</w:t>
+      </w:r>
+      <w:r>
+        <w:br/>
+      </w:r>
+      <w:r>
+        <w:rPr>
+          <w:rStyle w:val="VerbatimChar"/>
+        </w:rPr>
+        <w:t xml:space="preserve"> $ BPDia1          : int  88 88 88 NA 82 50 46 62 62 62 ...</w:t>
+      </w:r>
+      <w:r>
+        <w:br/>
+      </w:r>
+      <w:r>
+        <w:rPr>
+          <w:rStyle w:val="VerbatimChar"/>
+        </w:rPr>
+        <w:t xml:space="preserve"> $ BPSys2          : int  114 114 114 NA 108 84 108 118 118 118 ...</w:t>
+      </w:r>
+      <w:r>
+        <w:br/>
+      </w:r>
+      <w:r>
+        <w:rPr>
+          <w:rStyle w:val="VerbatimChar"/>
+        </w:rPr>
+        <w:t xml:space="preserve"> $ BPDia2          : int  88 88 88 NA 74 50 36 68 68 68 ...</w:t>
+      </w:r>
+      <w:r>
+        <w:br/>
+      </w:r>
+      <w:r>
+        <w:rPr>
+          <w:rStyle w:val="VerbatimChar"/>
+        </w:rPr>
+        <w:t xml:space="preserve"> $ BPSys3          : int  112 112 112 NA 116 88 106 118 118 118 ...</w:t>
+      </w:r>
+      <w:r>
+        <w:br/>
+      </w:r>
+      <w:r>
+        <w:rPr>
+          <w:rStyle w:val="VerbatimChar"/>
+        </w:rPr>
+        <w:t xml:space="preserve"> $ BPDia3          : int  82 82 82 NA 76 44 38 60 60 60 ...</w:t>
+      </w:r>
+      <w:r>
+        <w:br/>
+      </w:r>
+      <w:r>
+        <w:rPr>
+          <w:rStyle w:val="VerbatimChar"/>
+        </w:rPr>
+        <w:t xml:space="preserve"> $ Testosterone    : num  NA NA NA NA NA NA NA NA NA NA ...</w:t>
+      </w:r>
+      <w:r>
+        <w:br/>
+      </w:r>
+      <w:r>
+        <w:rPr>
+          <w:rStyle w:val="VerbatimChar"/>
+        </w:rPr>
+        <w:t xml:space="preserve"> $ DirectChol      : num  1.29 1.29 1.29 NA 1.16 1.34 1.55 2.12 2.12 2.12 ...</w:t>
+      </w:r>
+      <w:r>
+        <w:br/>
+      </w:r>
+      <w:r>
+        <w:rPr>
+          <w:rStyle w:val="VerbatimChar"/>
+        </w:rPr>
+        <w:t xml:space="preserve"> $ TotChol         : num  3.49 3.49 3.49 NA 6.7 4.86 4.09 5.82 5.82 5.82 ...</w:t>
+      </w:r>
+      <w:r>
+        <w:br/>
+      </w:r>
+      <w:r>
+        <w:rPr>
+          <w:rStyle w:val="VerbatimChar"/>
+        </w:rPr>
+        <w:t xml:space="preserve"> $ UrineVol1       : int  352 352 352 NA 77 123 238 106 106 106 ...</w:t>
+      </w:r>
+      <w:r>
+        <w:br/>
+      </w:r>
+      <w:r>
+        <w:rPr>
+          <w:rStyle w:val="VerbatimChar"/>
+        </w:rPr>
+        <w:t xml:space="preserve"> $ UrineFlow1      : num  NA NA NA NA 0.094 ...</w:t>
+      </w:r>
+      <w:r>
+        <w:br/>
+      </w:r>
+      <w:r>
+        <w:rPr>
+          <w:rStyle w:val="VerbatimChar"/>
+        </w:rPr>
+        <w:t xml:space="preserve"> $ UrineVol2       : int  NA NA NA NA NA NA NA NA NA NA ...</w:t>
+      </w:r>
+      <w:r>
+        <w:br/>
+      </w:r>
+      <w:r>
+        <w:rPr>
+          <w:rStyle w:val="VerbatimChar"/>
+        </w:rPr>
+        <w:t xml:space="preserve"> $ UrineFlow2      : num  NA NA NA NA NA NA NA NA NA NA ...</w:t>
+      </w:r>
+      <w:r>
+        <w:br/>
+      </w:r>
+      <w:r>
+        <w:rPr>
+          <w:rStyle w:val="VerbatimChar"/>
+        </w:rPr>
+        <w:t xml:space="preserve"> $ Diabetes        : Factor w/ 2 levels "No","Yes": 1 1 1 1 1 1 1 1 1 1 ...</w:t>
+      </w:r>
+      <w:r>
+        <w:br/>
+      </w:r>
+      <w:r>
+        <w:rPr>
+          <w:rStyle w:val="VerbatimChar"/>
+        </w:rPr>
+        <w:t xml:space="preserve"> $ DiabetesAge     : int  NA NA NA NA NA NA NA NA NA NA ...</w:t>
+      </w:r>
+      <w:r>
+        <w:br/>
+      </w:r>
+      <w:r>
+        <w:rPr>
+          <w:rStyle w:val="VerbatimChar"/>
+        </w:rPr>
+        <w:t xml:space="preserve"> $ HealthGen       : Factor w/ 5 levels "Excellent","Vgood",..: 3 3 3 NA 3 NA NA 2 2 2 ...</w:t>
+      </w:r>
+      <w:r>
+        <w:br/>
+      </w:r>
+      <w:r>
+        <w:rPr>
+          <w:rStyle w:val="VerbatimChar"/>
+        </w:rPr>
+        <w:t xml:space="preserve"> $ DaysPhysHlthBad : int  0 0 0 NA 0 NA NA 0 0 0 ...</w:t>
+      </w:r>
+      <w:r>
+        <w:br/>
+      </w:r>
+      <w:r>
+        <w:rPr>
+          <w:rStyle w:val="VerbatimChar"/>
+        </w:rPr>
+        <w:t xml:space="preserve"> $ DaysMentHlthBad : int  15 15 15 NA 10 NA NA 3 3 3 ...</w:t>
+      </w:r>
+      <w:r>
+        <w:br/>
+      </w:r>
+      <w:r>
+        <w:rPr>
+          <w:rStyle w:val="VerbatimChar"/>
+        </w:rPr>
+        <w:t xml:space="preserve"> $ LittleInterest  : Factor w/ 3 levels "None","Several",..: 3 3 3 NA 2 NA NA 1 1 1 ...</w:t>
+      </w:r>
+      <w:r>
+        <w:br/>
+      </w:r>
+      <w:r>
+        <w:rPr>
+          <w:rStyle w:val="VerbatimChar"/>
+        </w:rPr>
+        <w:t xml:space="preserve"> $ Depressed       : Factor w/ 3 levels "None","Several",..: 2 2 2 NA 2 NA NA 1 1 1 ...</w:t>
+      </w:r>
+      <w:r>
+        <w:br/>
+      </w:r>
+      <w:r>
+        <w:rPr>
+          <w:rStyle w:val="VerbatimChar"/>
+        </w:rPr>
+        <w:t xml:space="preserve"> $ nPregnancies    : int  NA NA NA NA 2 NA NA 1 1 1 ...</w:t>
+      </w:r>
+      <w:r>
+        <w:br/>
+      </w:r>
+      <w:r>
+        <w:rPr>
+          <w:rStyle w:val="VerbatimChar"/>
+        </w:rPr>
+        <w:t xml:space="preserve"> $ nBabies         : int  NA NA NA NA 2 NA NA NA NA NA ...</w:t>
+      </w:r>
+      <w:r>
+        <w:br/>
+      </w:r>
+      <w:r>
+        <w:rPr>
+          <w:rStyle w:val="VerbatimChar"/>
+        </w:rPr>
+        <w:t xml:space="preserve"> $ Age1stBaby      : int  NA NA NA NA 27 NA NA NA NA NA ...</w:t>
+      </w:r>
+      <w:r>
+        <w:br/>
+      </w:r>
+      <w:r>
+        <w:rPr>
+          <w:rStyle w:val="VerbatimChar"/>
+        </w:rPr>
+        <w:t xml:space="preserve"> $ SleepHrsNight   : int  4 4 4 NA 8 NA NA 8 8 8 ...</w:t>
+      </w:r>
+      <w:r>
+        <w:br/>
+      </w:r>
+      <w:r>
+        <w:rPr>
+          <w:rStyle w:val="VerbatimChar"/>
+        </w:rPr>
+        <w:t xml:space="preserve"> $ SleepTrouble    : Factor w/ 2 levels "No","Yes": 2 2 2 NA 2 NA NA 1 1 1 ...</w:t>
+      </w:r>
+      <w:r>
+        <w:br/>
+      </w:r>
+      <w:r>
+        <w:rPr>
+          <w:rStyle w:val="VerbatimChar"/>
+        </w:rPr>
+        <w:t xml:space="preserve"> $ PhysActive      : Factor w/ 2 levels "No","Yes": 1 1 1 NA 1 NA NA 2 2 2 ...</w:t>
+      </w:r>
+      <w:r>
+        <w:br/>
+      </w:r>
+      <w:r>
+        <w:rPr>
+          <w:rStyle w:val="VerbatimChar"/>
+        </w:rPr>
+        <w:t xml:space="preserve"> $ PhysActiveDays  : int  NA NA NA NA NA NA NA 5 5 5 ...</w:t>
+      </w:r>
+      <w:r>
+        <w:br/>
+      </w:r>
+      <w:r>
+        <w:rPr>
+          <w:rStyle w:val="VerbatimChar"/>
+        </w:rPr>
+        <w:t xml:space="preserve"> $ TVHrsDay        : Factor w/ 7 levels "0_hrs","0_to_1_hr",..: NA NA NA NA NA NA NA NA NA NA ...</w:t>
+      </w:r>
+      <w:r>
+        <w:br/>
+      </w:r>
+      <w:r>
+        <w:rPr>
+          <w:rStyle w:val="VerbatimChar"/>
+        </w:rPr>
+        <w:t xml:space="preserve"> $ CompHrsDay      : Factor w/ 7 levels "0_hrs","0_to_1_hr",..: NA NA NA NA NA NA NA NA NA NA ...</w:t>
+      </w:r>
+      <w:r>
+        <w:br/>
+      </w:r>
+      <w:r>
+        <w:rPr>
+          <w:rStyle w:val="VerbatimChar"/>
+        </w:rPr>
+        <w:t xml:space="preserve"> $ TVHrsDayChild   : int  NA NA NA 4 NA 5 1 NA NA NA ...</w:t>
+      </w:r>
+      <w:r>
+        <w:br/>
+      </w:r>
+      <w:r>
+        <w:rPr>
+          <w:rStyle w:val="VerbatimChar"/>
+        </w:rPr>
+        <w:t xml:space="preserve"> $ CompHrsDayChild : int  NA NA NA 1 NA 0 6 NA NA NA ...</w:t>
+      </w:r>
+      <w:r>
+        <w:br/>
+      </w:r>
+      <w:r>
+        <w:rPr>
+          <w:rStyle w:val="VerbatimChar"/>
+        </w:rPr>
+        <w:t xml:space="preserve"> $ Alcohol12PlusYr : Factor w/ 2 levels "No","Yes": 2 2 2 NA 2 NA NA 2 2 2 ...</w:t>
+      </w:r>
+      <w:r>
+        <w:br/>
+      </w:r>
+      <w:r>
+        <w:rPr>
+          <w:rStyle w:val="VerbatimChar"/>
+        </w:rPr>
+        <w:t xml:space="preserve"> $ AlcoholDay      : int  NA NA NA NA 2 NA NA 3 3 3 ...</w:t>
+      </w:r>
+      <w:r>
+        <w:br/>
+      </w:r>
+      <w:r>
+        <w:rPr>
+          <w:rStyle w:val="VerbatimChar"/>
+        </w:rPr>
+        <w:t xml:space="preserve"> $ AlcoholYear     : int  0 0 0 NA 20 NA NA 52 52 52 ...</w:t>
+      </w:r>
+      <w:r>
+        <w:br/>
+      </w:r>
+      <w:r>
+        <w:rPr>
+          <w:rStyle w:val="VerbatimChar"/>
+        </w:rPr>
+        <w:t xml:space="preserve"> $ SmokeNow        : Factor w/ 2 levels "No","Yes": 1 1 1 NA 2 NA NA NA NA NA ...</w:t>
+      </w:r>
+      <w:r>
+        <w:br/>
+      </w:r>
+      <w:r>
+        <w:rPr>
+          <w:rStyle w:val="VerbatimChar"/>
+        </w:rPr>
+        <w:t xml:space="preserve"> $ Smoke100        : Factor w/ 2 levels "No","Yes": 2 2 2 NA 2 NA NA 1 1 1 ...</w:t>
+      </w:r>
+      <w:r>
+        <w:br/>
+      </w:r>
+      <w:r>
+        <w:rPr>
+          <w:rStyle w:val="VerbatimChar"/>
+        </w:rPr>
+        <w:t xml:space="preserve"> $ Smoke100n       : Factor w/ 2 levels "Non-Smoker","Smoker": 2 2 2 NA 2 NA NA 1 1 1 ...</w:t>
+      </w:r>
+      <w:r>
+        <w:br/>
+      </w:r>
+      <w:r>
+        <w:rPr>
+          <w:rStyle w:val="VerbatimChar"/>
+        </w:rPr>
+        <w:t xml:space="preserve"> $ SmokeAge        : int  18 18 18 NA 38 NA NA NA NA NA ...</w:t>
+      </w:r>
+      <w:r>
+        <w:br/>
+      </w:r>
+      <w:r>
+        <w:rPr>
+          <w:rStyle w:val="VerbatimChar"/>
+        </w:rPr>
+        <w:t xml:space="preserve"> $ Marijuana       : Factor w/ 2 levels "No","Yes": 2 2 2 NA 2 NA NA 2 2 2 ...</w:t>
+      </w:r>
+      <w:r>
+        <w:br/>
+      </w:r>
+      <w:r>
+        <w:rPr>
+          <w:rStyle w:val="VerbatimChar"/>
+        </w:rPr>
+        <w:t xml:space="preserve"> $ AgeFirstMarij   : int  17 17 17 NA 18 NA NA 13 13 13 ...</w:t>
+      </w:r>
+      <w:r>
+        <w:br/>
+      </w:r>
+      <w:r>
+        <w:rPr>
+          <w:rStyle w:val="VerbatimChar"/>
+        </w:rPr>
+        <w:t xml:space="preserve"> $ RegularMarij    : Factor w/ 2 levels "No","Yes": 1 1 1 NA 1 NA NA 1 1 1 ...</w:t>
+      </w:r>
+      <w:r>
+        <w:br/>
+      </w:r>
+      <w:r>
+        <w:rPr>
+          <w:rStyle w:val="VerbatimChar"/>
+        </w:rPr>
+        <w:t xml:space="preserve"> $ AgeRegMarij     : int  NA NA NA NA NA NA NA NA NA NA ...</w:t>
+      </w:r>
+      <w:r>
+        <w:br/>
+      </w:r>
+      <w:r>
+        <w:rPr>
+          <w:rStyle w:val="VerbatimChar"/>
+        </w:rPr>
+        <w:t xml:space="preserve"> $ HardDrugs       : Factor w/ 2 levels "No","Yes": 2 2 2 NA 2 NA NA 1 1 1 ...</w:t>
+      </w:r>
+      <w:r>
+        <w:br/>
+      </w:r>
+      <w:r>
+        <w:rPr>
+          <w:rStyle w:val="VerbatimChar"/>
+        </w:rPr>
+        <w:t xml:space="preserve"> $ SexEver         : Factor w/ 2 levels "No","Yes": 2 2 2 NA 2 NA NA 2 2 2 ...</w:t>
+      </w:r>
+      <w:r>
+        <w:br/>
+      </w:r>
+      <w:r>
+        <w:rPr>
+          <w:rStyle w:val="VerbatimChar"/>
+        </w:rPr>
+        <w:t xml:space="preserve"> $ SexAge          : int  16 16 16 NA 12 NA NA 13 13 13 ...</w:t>
+      </w:r>
+      <w:r>
+        <w:br/>
+      </w:r>
+      <w:r>
+        <w:rPr>
+          <w:rStyle w:val="VerbatimChar"/>
+        </w:rPr>
+        <w:t xml:space="preserve"> $ SexNumPartnLife : int  8 8 8 NA 10 NA NA 20 20 20 ...</w:t>
+      </w:r>
+      <w:r>
+        <w:br/>
+      </w:r>
+      <w:r>
+        <w:rPr>
+          <w:rStyle w:val="VerbatimChar"/>
+        </w:rPr>
+        <w:t xml:space="preserve"> $ SexNumPartYear  : int  1 1 1 NA 1 NA NA 0 0 0 ...</w:t>
+      </w:r>
+      <w:r>
+        <w:br/>
+      </w:r>
+      <w:r>
+        <w:rPr>
+          <w:rStyle w:val="VerbatimChar"/>
+        </w:rPr>
+        <w:t xml:space="preserve"> $ SameSex         : Factor w/ 2 levels "No","Yes": 1 1 1 NA 2 NA NA 2 2 2 ...</w:t>
+      </w:r>
+      <w:r>
+        <w:br/>
+      </w:r>
+      <w:r>
+        <w:rPr>
+          <w:rStyle w:val="VerbatimChar"/>
+        </w:rPr>
+        <w:t xml:space="preserve"> $ SexOrientation  : Factor w/ 3 levels "Bisexual","Heterosexual",..: 2 2 2 NA 2 NA NA 1 1 1 ...</w:t>
+      </w:r>
+      <w:r>
+        <w:br/>
+      </w:r>
+      <w:r>
+        <w:rPr>
+          <w:rStyle w:val="VerbatimChar"/>
+        </w:rPr>
+        <w:t xml:space="preserve"> $ PregnantNow     : Factor w/ 3 levels "Yes","No","Unknown": NA NA NA NA NA NA NA NA NA NA ...</w:t>
+      </w:r>
+    </w:p>
+    <w:bookmarkEnd w:id="71"/>
+    <w:bookmarkStart w:id="72" w:name="r-script"/>
+    <w:p>
+      <w:pPr>
+        <w:pStyle w:val="Heading2"/>
+      </w:pPr>
+      <w:r>
+        <w:t xml:space="preserve">R script</w:t>
+      </w:r>
+    </w:p>
+    <w:p>
+      <w:pPr>
+        <w:pStyle w:val="FirstParagraph"/>
+      </w:pPr>
+      <w:r>
+        <w:t xml:space="preserve">A normal R script might look like:</w:t>
+      </w:r>
+    </w:p>
+    <w:p>
+      <w:pPr>
+        <w:pStyle w:val="SourceCode"/>
+      </w:pPr>
+      <w:r>
+        <w:rPr>
+          <w:rStyle w:val="CommentTok"/>
+        </w:rPr>
+        <w:t xml:space="preserve"># pak::pkg_install("NHANES")</w:t>
+      </w:r>
+      <w:r>
+        <w:br/>
+      </w:r>
+      <w:r>
+        <w:rPr>
+          <w:rStyle w:val="FunctionTok"/>
+        </w:rPr>
+        <w:t xml:space="preserve">library</w:t>
+      </w:r>
+      <w:r>
+        <w:rPr>
+          <w:rStyle w:val="NormalTok"/>
+        </w:rPr>
+        <w:t xml:space="preserve">(tidyverse)</w:t>
+      </w:r>
+    </w:p>
+    <w:p>
+      <w:pPr>
+        <w:pStyle w:val="SourceCode"/>
+      </w:pPr>
+      <w:r>
+        <w:rPr>
+          <w:rStyle w:val="VerbatimChar"/>
+        </w:rPr>
+        <w:t xml:space="preserve">── Attaching core tidyverse packages ──────────────────────── tidyverse 2.0.0 ──</w:t>
+      </w:r>
+      <w:r>
+        <w:br/>
+      </w:r>
+      <w:r>
+        <w:rPr>
+          <w:rStyle w:val="VerbatimChar"/>
+        </w:rPr>
+        <w:t xml:space="preserve">✔ dplyr     1.2.0     ✔ readr     2.1.6</w:t>
+      </w:r>
+      <w:r>
+        <w:br/>
+      </w:r>
+      <w:r>
+        <w:rPr>
+          <w:rStyle w:val="VerbatimChar"/>
+        </w:rPr>
+        <w:t xml:space="preserve">✔ forcats   1.0.1     ✔ stringr   1.6.0</w:t>
+      </w:r>
+      <w:r>
+        <w:br/>
+      </w:r>
+      <w:r>
+        <w:rPr>
+          <w:rStyle w:val="VerbatimChar"/>
+        </w:rPr>
+        <w:t xml:space="preserve">✔ ggplot2   4.0.1     ✔ tibble    3.3.1</w:t>
+      </w:r>
+      <w:r>
+        <w:br/>
+      </w:r>
+      <w:r>
+        <w:rPr>
+          <w:rStyle w:val="VerbatimChar"/>
+        </w:rPr>
+        <w:t xml:space="preserve">✔ lubridate 1.9.4     ✔ tidyr     1.3.2</w:t>
+      </w:r>
+      <w:r>
+        <w:br/>
+      </w:r>
+      <w:r>
+        <w:rPr>
+          <w:rStyle w:val="VerbatimChar"/>
+        </w:rPr>
+        <w:t xml:space="preserve">✔ purrr     1.2.1     </w:t>
+      </w:r>
+      <w:r>
+        <w:br/>
+      </w:r>
+      <w:r>
+        <w:rPr>
+          <w:rStyle w:val="VerbatimChar"/>
+        </w:rPr>
+        <w:t xml:space="preserve">── Conflicts ────────────────────────────────────────── tidyverse_conflicts() ──</w:t>
+      </w:r>
+      <w:r>
+        <w:br/>
+      </w:r>
+      <w:r>
+        <w:rPr>
+          <w:rStyle w:val="VerbatimChar"/>
+        </w:rPr>
+        <w:t xml:space="preserve">✖ dplyr::filter() masks stats::filter()</w:t>
+      </w:r>
+      <w:r>
+        <w:br/>
+      </w:r>
+      <w:r>
+        <w:rPr>
+          <w:rStyle w:val="VerbatimChar"/>
+        </w:rPr>
+        <w:t xml:space="preserve">✖ dplyr::lag()    masks stats::lag()</w:t>
+      </w:r>
+      <w:r>
+        <w:br/>
+      </w:r>
+      <w:r>
+        <w:rPr>
+          <w:rStyle w:val="VerbatimChar"/>
+        </w:rPr>
+        <w:t xml:space="preserve">ℹ Use the conflicted package (&lt;http://conflicted.r-lib.org/&gt;) to force all conflicts to become errors</w:t>
+      </w:r>
+    </w:p>
+    <w:p>
+      <w:pPr>
+        <w:pStyle w:val="SourceCode"/>
+      </w:pPr>
+      <w:r>
+        <w:rPr>
+          <w:rStyle w:val="NormalTok"/>
+        </w:rPr>
+        <w:t xml:space="preserve">df </w:t>
+      </w:r>
+      <w:r>
+        <w:rPr>
+          <w:rStyle w:val="OtherTok"/>
+        </w:rPr>
+        <w:t xml:space="preserve">&lt;-</w:t>
+      </w:r>
+      <w:r>
+        <w:rPr>
+          <w:rStyle w:val="NormalTok"/>
+        </w:rPr>
+        <w:t xml:space="preserve"> </w:t>
+      </w:r>
+      <w:r>
+        <w:rPr>
+          <w:rStyle w:val="FunctionTok"/>
+        </w:rPr>
+        <w:t xml:space="preserve">as_tibble</w:t>
+      </w:r>
+      <w:r>
+        <w:rPr>
+          <w:rStyle w:val="NormalTok"/>
+        </w:rPr>
+        <w:t xml:space="preserve">(NHANES</w:t>
+      </w:r>
+      <w:r>
+        <w:rPr>
+          <w:rStyle w:val="SpecialCharTok"/>
+        </w:rPr>
+        <w:t xml:space="preserve">::</w:t>
+      </w:r>
+      <w:r>
+        <w:rPr>
+          <w:rStyle w:val="NormalTok"/>
+        </w:rPr>
+        <w:t xml:space="preserve">NHANES)</w:t>
+      </w:r>
+      <w:r>
+        <w:br/>
+      </w:r>
+      <w:r>
+        <w:rPr>
+          <w:rStyle w:val="NormalTok"/>
+        </w:rPr>
+        <w:t xml:space="preserve">tbl </w:t>
+      </w:r>
+      <w:r>
+        <w:rPr>
+          <w:rStyle w:val="OtherTok"/>
+        </w:rPr>
+        <w:t xml:space="preserve">&lt;-</w:t>
+      </w:r>
+      <w:r>
+        <w:rPr>
+          <w:rStyle w:val="NormalTok"/>
+        </w:rPr>
+        <w:t xml:space="preserve"> </w:t>
+      </w:r>
+      <w:r>
+        <w:rPr>
+          <w:rStyle w:val="FunctionTok"/>
+        </w:rPr>
+        <w:t xml:space="preserve">count</w:t>
+      </w:r>
+      <w:r>
+        <w:rPr>
+          <w:rStyle w:val="NormalTok"/>
+        </w:rPr>
+        <w:t xml:space="preserve">(df, Gender)</w:t>
+      </w:r>
+      <w:r>
+        <w:br/>
+      </w:r>
+      <w:r>
+        <w:rPr>
+          <w:rStyle w:val="NormalTok"/>
+        </w:rPr>
+        <w:t xml:space="preserve">tst </w:t>
+      </w:r>
+      <w:r>
+        <w:rPr>
+          <w:rStyle w:val="OtherTok"/>
+        </w:rPr>
+        <w:t xml:space="preserve">&lt;-</w:t>
+      </w:r>
+      <w:r>
+        <w:rPr>
+          <w:rStyle w:val="NormalTok"/>
+        </w:rPr>
+        <w:t xml:space="preserve"> </w:t>
+      </w:r>
+      <w:r>
+        <w:rPr>
+          <w:rStyle w:val="FunctionTok"/>
+        </w:rPr>
+        <w:t xml:space="preserve">t.test</w:t>
+      </w:r>
+      <w:r>
+        <w:rPr>
+          <w:rStyle w:val="NormalTok"/>
+        </w:rPr>
+        <w:t xml:space="preserve">(BMI </w:t>
+      </w:r>
+      <w:r>
+        <w:rPr>
+          <w:rStyle w:val="SpecialCharTok"/>
+        </w:rPr>
+        <w:t xml:space="preserve">~</w:t>
+      </w:r>
+      <w:r>
+        <w:rPr>
+          <w:rStyle w:val="NormalTok"/>
+        </w:rPr>
+        <w:t xml:space="preserve"> Gender, df)</w:t>
+      </w:r>
+      <w:r>
+        <w:br/>
+      </w:r>
+      <w:r>
+        <w:rPr>
+          <w:rStyle w:val="NormalTok"/>
+        </w:rPr>
+        <w:t xml:space="preserve">gg </w:t>
+      </w:r>
+      <w:r>
+        <w:rPr>
+          <w:rStyle w:val="OtherTok"/>
+        </w:rPr>
+        <w:t xml:space="preserve">&lt;-</w:t>
+      </w:r>
+      <w:r>
+        <w:rPr>
+          <w:rStyle w:val="NormalTok"/>
+        </w:rPr>
+        <w:t xml:space="preserve"> </w:t>
+      </w:r>
+      <w:r>
+        <w:rPr>
+          <w:rStyle w:val="FunctionTok"/>
+        </w:rPr>
+        <w:t xml:space="preserve">ggplot</w:t>
+      </w:r>
+      <w:r>
+        <w:rPr>
+          <w:rStyle w:val="NormalTok"/>
+        </w:rPr>
+        <w:t xml:space="preserve">(df, </w:t>
+      </w:r>
+      <w:r>
+        <w:rPr>
+          <w:rStyle w:val="FunctionTok"/>
+        </w:rPr>
+        <w:t xml:space="preserve">aes</w:t>
+      </w:r>
+      <w:r>
+        <w:rPr>
+          <w:rStyle w:val="NormalTok"/>
+        </w:rPr>
+        <w:t xml:space="preserve">(BMI, </w:t>
+      </w:r>
+      <w:r>
+        <w:rPr>
+          <w:rStyle w:val="AttributeTok"/>
+        </w:rPr>
+        <w:t xml:space="preserve">color =</w:t>
+      </w:r>
+      <w:r>
+        <w:rPr>
+          <w:rStyle w:val="NormalTok"/>
+        </w:rPr>
+        <w:t xml:space="preserve"> Gender)) </w:t>
+      </w:r>
+      <w:r>
+        <w:rPr>
+          <w:rStyle w:val="SpecialCharTok"/>
+        </w:rPr>
+        <w:t xml:space="preserve">+</w:t>
+      </w:r>
+      <w:r>
+        <w:rPr>
+          <w:rStyle w:val="NormalTok"/>
+        </w:rPr>
+        <w:t xml:space="preserve"> </w:t>
+      </w:r>
+      <w:r>
+        <w:rPr>
+          <w:rStyle w:val="FunctionTok"/>
+        </w:rPr>
+        <w:t xml:space="preserve">geom_density</w:t>
+      </w:r>
+      <w:r>
+        <w:rPr>
+          <w:rStyle w:val="NormalTok"/>
+        </w:rPr>
+        <w:t xml:space="preserve">()</w:t>
+      </w:r>
+    </w:p>
+    <w:p>
+      <w:pPr>
+        <w:numPr>
+          <w:ilvl w:val="0"/>
+          <w:numId w:val="1020"/>
+        </w:numPr>
+      </w:pPr>
+      <w:r>
+        <w:t xml:space="preserve">You must run the script in order (but might not always do that during the initial</w:t>
+      </w:r>
+      <w:r>
+        <w:t xml:space="preserve"> </w:t>
+      </w:r>
+      <w:r>
+        <w:t xml:space="preserve">“trial and error”</w:t>
+      </w:r>
+      <w:r>
+        <w:t xml:space="preserve"> </w:t>
+      </w:r>
+      <w:r>
+        <w:t xml:space="preserve">process … if so, confusion will later arise)!</w:t>
+      </w:r>
+    </w:p>
+    <w:p>
+      <w:pPr>
+        <w:numPr>
+          <w:ilvl w:val="0"/>
+          <w:numId w:val="1020"/>
+        </w:numPr>
+      </w:pPr>
+      <w:r>
+        <w:t xml:space="preserve">objects</w:t>
+      </w:r>
+      <w:r>
+        <w:t xml:space="preserve"> </w:t>
+      </w:r>
+      <w:r>
+        <w:rPr>
+          <w:rStyle w:val="VerbatimChar"/>
+        </w:rPr>
+        <w:t xml:space="preserve">df</w:t>
+      </w:r>
+      <w:r>
+        <w:t xml:space="preserve">,</w:t>
+      </w:r>
+      <w:r>
+        <w:t xml:space="preserve"> </w:t>
+      </w:r>
+      <w:r>
+        <w:rPr>
+          <w:rStyle w:val="VerbatimChar"/>
+        </w:rPr>
+        <w:t xml:space="preserve">tbl</w:t>
+      </w:r>
+      <w:r>
+        <w:t xml:space="preserve"> </w:t>
+      </w:r>
+      <w:r>
+        <w:t xml:space="preserve">and</w:t>
+      </w:r>
+      <w:r>
+        <w:t xml:space="preserve"> </w:t>
+      </w:r>
+      <w:r>
+        <w:rPr>
+          <w:rStyle w:val="VerbatimChar"/>
+        </w:rPr>
+        <w:t xml:space="preserve">tst</w:t>
+      </w:r>
+      <w:r>
+        <w:t xml:space="preserve"> </w:t>
+      </w:r>
+      <w:r>
+        <w:t xml:space="preserve">only lives in the active session</w:t>
+      </w:r>
+    </w:p>
+    <w:p>
+      <w:pPr>
+        <w:numPr>
+          <w:ilvl w:val="1"/>
+          <w:numId w:val="1021"/>
+        </w:numPr>
+      </w:pPr>
+      <w:r>
+        <w:t xml:space="preserve">No problem in this example</w:t>
+      </w:r>
+    </w:p>
+    <w:p>
+      <w:pPr>
+        <w:numPr>
+          <w:ilvl w:val="1"/>
+          <w:numId w:val="1021"/>
+        </w:numPr>
+      </w:pPr>
+      <w:r>
+        <w:t xml:space="preserve">but working with big and complex data might introduce long-running processes =&gt; time consuming!</w:t>
+      </w:r>
+    </w:p>
+    <w:bookmarkEnd w:id="72"/>
+    <w:bookmarkStart w:id="78" w:name="results"/>
+    <w:p>
+      <w:pPr>
+        <w:pStyle w:val="Heading2"/>
+      </w:pPr>
+      <w:r>
+        <w:t xml:space="preserve">Results</w:t>
+      </w:r>
+    </w:p>
+    <w:p>
+      <w:pPr>
+        <w:pStyle w:val="SourceCode"/>
+      </w:pPr>
+      <w:r>
+        <w:rPr>
+          <w:rStyle w:val="VerbatimChar"/>
+        </w:rPr>
+        <w:t xml:space="preserve">Warning: Removed 366 rows containing non-finite outside the scale range</w:t>
+      </w:r>
+      <w:r>
+        <w:br/>
+      </w:r>
+      <w:r>
+        <w:rPr>
+          <w:rStyle w:val="VerbatimChar"/>
+        </w:rPr>
+        <w:t xml:space="preserve">(`stat_density()`).</w:t>
+      </w:r>
+    </w:p>
+    <w:p>
+      <w:pPr>
+        <w:pStyle w:val="FirstParagraph"/>
+      </w:pPr>
+      <w:r>
+        <w:drawing>
+          <wp:inline>
+            <wp:extent cx="5334000" cy="4267200"/>
+            <wp:effectExtent b="0" l="0" r="0" t="0"/>
+            <wp:docPr descr="" title="" id="74" name="Picture"/>
+            <a:graphic>
+              <a:graphicData uri="http://schemas.openxmlformats.org/drawingml/2006/picture">
+                <pic:pic>
+                  <pic:nvPicPr>
+                    <pic:cNvPr descr="EL5_files/figure-docx/unnamed-chunk-3-1.png" id="75" name="Picture"/>
+                    <pic:cNvPicPr>
+                      <a:picLocks noChangeArrowheads="1" noChangeAspect="1"/>
+                    </pic:cNvPicPr>
+                  </pic:nvPicPr>
+                  <pic:blipFill>
+                    <a:blip r:embed="rId73"/>
                     <a:stretch>
                       <a:fillRect/>
                     </a:stretch>
@@ -3881,8 +4739,124 @@
         <w:t xml:space="preserve">            26.77208             26.54707 </w:t>
       </w:r>
     </w:p>
-    <w:bookmarkEnd w:id="56"/>
-    <w:bookmarkStart w:id="57" w:name="pipeline-1"/>
+    <w:tbl>
+      <w:tblPr>
+        <w:tblStyle w:val="Table"/>
+        <w:tblLook w:firstRow="0" w:lastRow="0" w:firstColumn="0" w:lastColumn="0" w:noHBand="0" w:noVBand="0" w:val="0000"/>
+        <w:tblBorders>
+          <w:top w:val="single" w:sz="4" w:space="0" w:color="0758E5"/>
+          <w:left w:val="single" w:sz="24" w:space="0" w:color="0758E5"/>
+          <w:bottom w:val="single" w:sz="4" w:space="0" w:color="0758E5"/>
+          <w:right w:val="single" w:sz="4" w:space="0" w:color="0758E5"/>
+        </w:tblBorders>
+        <w:tblCellMar>
+          <w:left w:w="144" w:type="dxa"/>
+          <w:right w:w="144" w:type="dxa"/>
+        </w:tblCellMar>
+        <w:tblLook w:firstRow="0" w:lastRow="0" w:firstColumn="0" w:lastColumn="0" w:noHBand="0" w:noVBand="0" w:val="0000"/>
+      </w:tblPr>
+      <w:tr>
+        <w:trPr>
+          <w:cantSplit/>
+        </w:trPr>
+        <w:tc>
+          <w:tcPr>
+            <w:shd w:color="auto" w:fill="dae6fb" w:val="clear"/>
+            <w:tcMar>
+              <w:top w:w="92" w:type="dxa"/>
+              <w:bottom w:w="92" w:type="dxa"/>
+            </w:tcMar>
+          </w:tcPr>
+          <w:p>
+            <w:pPr>
+              <w:pStyle w:val="FirstParagraph"/>
+            </w:pPr>
+            <w:pPr>
+              <w:spacing w:before="0" w:after="0"/>
+              <w:textAlignment w:val="center"/>
+            </w:pPr>
+            <w:r>
+              <w:drawing>
+                <wp:inline>
+                  <wp:extent cx="152400" cy="152400"/>
+                  <wp:effectExtent b="0" l="0" r="0" t="0"/>
+                  <wp:docPr descr="" title="" id="76" name="Picture"/>
+                  <a:graphic>
+                    <a:graphicData uri="http://schemas.openxmlformats.org/drawingml/2006/picture">
+                      <pic:pic>
+                        <pic:nvPicPr>
+                          <pic:cNvPr descr="/Applications/quarto/share/formats/docx/note.png" id="77" name="Picture"/>
+                          <pic:cNvPicPr>
+                            <a:picLocks noChangeArrowheads="1" noChangeAspect="1"/>
+                          </pic:cNvPicPr>
+                        </pic:nvPicPr>
+                        <pic:blipFill>
+                          <a:blip r:embed="rId29"/>
+                          <a:stretch>
+                            <a:fillRect/>
+                          </a:stretch>
+                        </pic:blipFill>
+                        <pic:spPr bwMode="auto">
+                          <a:xfrm>
+                            <a:off x="0" y="0"/>
+                            <a:ext cx="152400" cy="152400"/>
+                          </a:xfrm>
+                          <a:prstGeom prst="rect">
+                            <a:avLst/>
+                          </a:prstGeom>
+                          <a:noFill/>
+                          <a:ln w="9525">
+                            <a:noFill/>
+                            <a:headEnd/>
+                            <a:tailEnd/>
+                          </a:ln>
+                        </pic:spPr>
+                      </pic:pic>
+                    </a:graphicData>
+                  </a:graphic>
+                </wp:inline>
+              </w:drawing>
+            </w:r>
+            <w:r>
+              <w:t xml:space="preserve"> </w:t>
+            </w:r>
+            <w:r>
+              <w:t xml:space="preserve"> </w:t>
+            </w:r>
+            <w:r>
+              <w:t xml:space="preserve">Figure and R output</w:t>
+            </w:r>
+          </w:p>
+        </w:tc>
+      </w:tr>
+      <w:tr>
+        <w:trPr>
+          <w:cantSplit/>
+        </w:trPr>
+        <w:tc>
+          <w:tcPr>
+            <w:tcMar>
+              <w:top w:w="108" w:type="dxa"/>
+              <w:bottom w:w="108" w:type="dxa"/>
+            </w:tcMar>
+          </w:tcPr>
+          <w:p>
+            <w:pPr>
+              <w:pStyle w:val="BodyText"/>
+            </w:pPr>
+            <w:pPr>
+              <w:spacing w:before="16" w:after="16"/>
+            </w:pPr>
+            <w:r>
+              <w:t xml:space="preserve">You should see a figure and some R output on this slide. I just notice it doesn’t show on my phone when viewing the slides, so if you don’t see it, you might try another browser etc (it seems to render correct in the handouts however).</w:t>
+            </w:r>
+          </w:p>
+          <w:p/>
+        </w:tc>
+      </w:tr>
+    </w:tbl>
+    <w:bookmarkEnd w:id="78"/>
+    <w:bookmarkStart w:id="79" w:name="pipeline-1"/>
     <w:p>
       <w:pPr>
         <w:pStyle w:val="Heading2"/>
@@ -3896,7 +4870,7 @@
         <w:pStyle w:val="Compact"/>
         <w:numPr>
           <w:ilvl w:val="0"/>
-          <w:numId w:val="1021"/>
+          <w:numId w:val="1022"/>
         </w:numPr>
       </w:pPr>
       <w:r>
@@ -3908,7 +4882,7 @@
         <w:pStyle w:val="Compact"/>
         <w:numPr>
           <w:ilvl w:val="0"/>
-          <w:numId w:val="1021"/>
+          <w:numId w:val="1022"/>
         </w:numPr>
       </w:pPr>
       <w:r>
@@ -3920,7 +4894,7 @@
         <w:pStyle w:val="Compact"/>
         <w:numPr>
           <w:ilvl w:val="0"/>
-          <w:numId w:val="1021"/>
+          <w:numId w:val="1022"/>
         </w:numPr>
       </w:pPr>
       <w:r>
@@ -3934,1391 +4908,14 @@
         </w:pict>
       </w:r>
     </w:p>
-    <w:bookmarkEnd w:id="57"/>
-    <w:bookmarkStart w:id="58" w:name="why"/>
+    <w:bookmarkEnd w:id="79"/>
+    <w:bookmarkStart w:id="80" w:name="why"/>
     <w:p>
       <w:pPr>
         <w:pStyle w:val="Heading2"/>
       </w:pPr>
       <w:r>
         <w:t xml:space="preserve">Why?</w:t>
-      </w:r>
-    </w:p>
-    <w:p>
-      <w:pPr>
-        <w:pStyle w:val="Compact"/>
-        <w:numPr>
-          <w:ilvl w:val="0"/>
-          <w:numId w:val="1022"/>
-        </w:numPr>
-      </w:pPr>
-      <w:r>
-        <w:t xml:space="preserve">You do not want to rerun everything all the time!</w:t>
-      </w:r>
-    </w:p>
-    <w:p>
-      <w:pPr>
-        <w:pStyle w:val="Compact"/>
-        <w:numPr>
-          <w:ilvl w:val="0"/>
-          <w:numId w:val="1022"/>
-        </w:numPr>
-      </w:pPr>
-      <w:r>
-        <w:t xml:space="preserve">You want to keep track of what you have done</w:t>
-      </w:r>
-    </w:p>
-    <w:p>
-      <w:pPr>
-        <w:pStyle w:val="Compact"/>
-        <w:numPr>
-          <w:ilvl w:val="0"/>
-          <w:numId w:val="1022"/>
-        </w:numPr>
-      </w:pPr>
-      <w:r>
-        <w:t xml:space="preserve">You want to be able to reproduce your results later</w:t>
-      </w:r>
-    </w:p>
-    <w:p>
-      <w:pPr>
-        <w:pStyle w:val="Compact"/>
-        <w:numPr>
-          <w:ilvl w:val="0"/>
-          <w:numId w:val="1022"/>
-        </w:numPr>
-      </w:pPr>
-      <w:r>
-        <w:t xml:space="preserve">You want to share your workflow with others</w:t>
-      </w:r>
-    </w:p>
-    <w:bookmarkEnd w:id="58"/>
-    <w:bookmarkStart w:id="59" w:name="target"/>
-    <w:p>
-      <w:pPr>
-        <w:pStyle w:val="Heading2"/>
-      </w:pPr>
-      <w:r>
-        <w:t xml:space="preserve">target</w:t>
-      </w:r>
-    </w:p>
-    <w:p>
-      <w:pPr>
-        <w:pStyle w:val="FirstParagraph"/>
-      </w:pPr>
-      <w:r>
-        <w:t xml:space="preserve">Reformulate from ordinary object assignment:</w:t>
-      </w:r>
-    </w:p>
-    <w:p>
-      <w:pPr>
-        <w:pStyle w:val="SourceCode"/>
-      </w:pPr>
-      <w:r>
-        <w:rPr>
-          <w:rStyle w:val="NormalTok"/>
-        </w:rPr>
-        <w:t xml:space="preserve">df </w:t>
-      </w:r>
-      <w:r>
-        <w:rPr>
-          <w:rStyle w:val="OtherTok"/>
-        </w:rPr>
-        <w:t xml:space="preserve">&lt;-</w:t>
-      </w:r>
-      <w:r>
-        <w:rPr>
-          <w:rStyle w:val="NormalTok"/>
-        </w:rPr>
-        <w:t xml:space="preserve"> </w:t>
-      </w:r>
-      <w:r>
-        <w:rPr>
-          <w:rStyle w:val="FunctionTok"/>
-        </w:rPr>
-        <w:t xml:space="preserve">as_tibble</w:t>
-      </w:r>
-      <w:r>
-        <w:rPr>
-          <w:rStyle w:val="NormalTok"/>
-        </w:rPr>
-        <w:t xml:space="preserve">(NHANES</w:t>
-      </w:r>
-      <w:r>
-        <w:rPr>
-          <w:rStyle w:val="SpecialCharTok"/>
-        </w:rPr>
-        <w:t xml:space="preserve">::</w:t>
-      </w:r>
-      <w:r>
-        <w:rPr>
-          <w:rStyle w:val="NormalTok"/>
-        </w:rPr>
-        <w:t xml:space="preserve">NHANES)</w:t>
-      </w:r>
-    </w:p>
-    <w:p>
-      <w:pPr>
-        <w:pStyle w:val="FirstParagraph"/>
-      </w:pPr>
-      <w:r>
-        <w:t xml:space="preserve">to a target</w:t>
-      </w:r>
-    </w:p>
-    <w:p>
-      <w:pPr>
-        <w:pStyle w:val="SourceCode"/>
-      </w:pPr>
-      <w:r>
-        <w:rPr>
-          <w:rStyle w:val="FunctionTok"/>
-        </w:rPr>
-        <w:t xml:space="preserve">library</w:t>
-      </w:r>
-      <w:r>
-        <w:rPr>
-          <w:rStyle w:val="NormalTok"/>
-        </w:rPr>
-        <w:t xml:space="preserve">(targets)</w:t>
-      </w:r>
-      <w:r>
-        <w:br/>
-      </w:r>
-      <w:r>
-        <w:rPr>
-          <w:rStyle w:val="FunctionTok"/>
-        </w:rPr>
-        <w:t xml:space="preserve">tar_target</w:t>
-      </w:r>
-      <w:r>
-        <w:rPr>
-          <w:rStyle w:val="NormalTok"/>
-        </w:rPr>
-        <w:t xml:space="preserve">(df, </w:t>
-      </w:r>
-      <w:r>
-        <w:rPr>
-          <w:rStyle w:val="FunctionTok"/>
-        </w:rPr>
-        <w:t xml:space="preserve">as_tibble</w:t>
-      </w:r>
-      <w:r>
-        <w:rPr>
-          <w:rStyle w:val="NormalTok"/>
-        </w:rPr>
-        <w:t xml:space="preserve">(NHANES</w:t>
-      </w:r>
-      <w:r>
-        <w:rPr>
-          <w:rStyle w:val="SpecialCharTok"/>
-        </w:rPr>
-        <w:t xml:space="preserve">::</w:t>
-      </w:r>
-      <w:r>
-        <w:rPr>
-          <w:rStyle w:val="NormalTok"/>
-        </w:rPr>
-        <w:t xml:space="preserve">NHANES))</w:t>
-      </w:r>
-    </w:p>
-    <w:p>
-      <w:pPr>
-        <w:pStyle w:val="SourceCode"/>
-      </w:pPr>
-      <w:r>
-        <w:rPr>
-          <w:rStyle w:val="VerbatimChar"/>
-        </w:rPr>
-        <w:t xml:space="preserve">&lt;tar_stem&gt; </w:t>
-      </w:r>
-      <w:r>
-        <w:br/>
-      </w:r>
-      <w:r>
-        <w:rPr>
-          <w:rStyle w:val="VerbatimChar"/>
-        </w:rPr>
-        <w:t xml:space="preserve">  name: df </w:t>
-      </w:r>
-      <w:r>
-        <w:br/>
-      </w:r>
-      <w:r>
-        <w:rPr>
-          <w:rStyle w:val="VerbatimChar"/>
-        </w:rPr>
-        <w:t xml:space="preserve">  description:  </w:t>
-      </w:r>
-      <w:r>
-        <w:br/>
-      </w:r>
-      <w:r>
-        <w:rPr>
-          <w:rStyle w:val="VerbatimChar"/>
-        </w:rPr>
-        <w:t xml:space="preserve">  command:</w:t>
-      </w:r>
-      <w:r>
-        <w:br/>
-      </w:r>
-      <w:r>
-        <w:rPr>
-          <w:rStyle w:val="VerbatimChar"/>
-        </w:rPr>
-        <w:t xml:space="preserve">    as_tibble(NHANES::NHANES) </w:t>
-      </w:r>
-      <w:r>
-        <w:br/>
-      </w:r>
-      <w:r>
-        <w:rPr>
-          <w:rStyle w:val="VerbatimChar"/>
-        </w:rPr>
-        <w:t xml:space="preserve">  format: rds </w:t>
-      </w:r>
-      <w:r>
-        <w:br/>
-      </w:r>
-      <w:r>
-        <w:rPr>
-          <w:rStyle w:val="VerbatimChar"/>
-        </w:rPr>
-        <w:t xml:space="preserve">  repository: local </w:t>
-      </w:r>
-      <w:r>
-        <w:br/>
-      </w:r>
-      <w:r>
-        <w:rPr>
-          <w:rStyle w:val="VerbatimChar"/>
-        </w:rPr>
-        <w:t xml:space="preserve">  iteration method: vector </w:t>
-      </w:r>
-      <w:r>
-        <w:br/>
-      </w:r>
-      <w:r>
-        <w:rPr>
-          <w:rStyle w:val="VerbatimChar"/>
-        </w:rPr>
-        <w:t xml:space="preserve">  error mode: stop </w:t>
-      </w:r>
-      <w:r>
-        <w:br/>
-      </w:r>
-      <w:r>
-        <w:rPr>
-          <w:rStyle w:val="VerbatimChar"/>
-        </w:rPr>
-        <w:t xml:space="preserve">  memory mode: auto </w:t>
-      </w:r>
-      <w:r>
-        <w:br/>
-      </w:r>
-      <w:r>
-        <w:rPr>
-          <w:rStyle w:val="VerbatimChar"/>
-        </w:rPr>
-        <w:t xml:space="preserve">  storage mode: worker </w:t>
-      </w:r>
-      <w:r>
-        <w:br/>
-      </w:r>
-      <w:r>
-        <w:rPr>
-          <w:rStyle w:val="VerbatimChar"/>
-        </w:rPr>
-        <w:t xml:space="preserve">  retrieval mode: auto </w:t>
-      </w:r>
-      <w:r>
-        <w:br/>
-      </w:r>
-      <w:r>
-        <w:rPr>
-          <w:rStyle w:val="VerbatimChar"/>
-        </w:rPr>
-        <w:t xml:space="preserve">  deployment mode: worker </w:t>
-      </w:r>
-      <w:r>
-        <w:br/>
-      </w:r>
-      <w:r>
-        <w:rPr>
-          <w:rStyle w:val="VerbatimChar"/>
-        </w:rPr>
-        <w:t xml:space="preserve">  priority: 0 </w:t>
-      </w:r>
-      <w:r>
-        <w:br/>
-      </w:r>
-      <w:r>
-        <w:rPr>
-          <w:rStyle w:val="VerbatimChar"/>
-        </w:rPr>
-        <w:t xml:space="preserve">  resources:</w:t>
-      </w:r>
-      <w:r>
-        <w:br/>
-      </w:r>
-      <w:r>
-        <w:rPr>
-          <w:rStyle w:val="VerbatimChar"/>
-        </w:rPr>
-        <w:t xml:space="preserve">    list() </w:t>
-      </w:r>
-      <w:r>
-        <w:br/>
-      </w:r>
-      <w:r>
-        <w:rPr>
-          <w:rStyle w:val="VerbatimChar"/>
-        </w:rPr>
-        <w:t xml:space="preserve">  cue:</w:t>
-      </w:r>
-      <w:r>
-        <w:br/>
-      </w:r>
-      <w:r>
-        <w:rPr>
-          <w:rStyle w:val="VerbatimChar"/>
-        </w:rPr>
-        <w:t xml:space="preserve">    seed: TRUE</w:t>
-      </w:r>
-      <w:r>
-        <w:br/>
-      </w:r>
-      <w:r>
-        <w:rPr>
-          <w:rStyle w:val="VerbatimChar"/>
-        </w:rPr>
-        <w:t xml:space="preserve">    file: TRUE</w:t>
-      </w:r>
-      <w:r>
-        <w:br/>
-      </w:r>
-      <w:r>
-        <w:rPr>
-          <w:rStyle w:val="VerbatimChar"/>
-        </w:rPr>
-        <w:t xml:space="preserve">    iteration: TRUE</w:t>
-      </w:r>
-      <w:r>
-        <w:br/>
-      </w:r>
-      <w:r>
-        <w:rPr>
-          <w:rStyle w:val="VerbatimChar"/>
-        </w:rPr>
-        <w:t xml:space="preserve">    repository: TRUE</w:t>
-      </w:r>
-      <w:r>
-        <w:br/>
-      </w:r>
-      <w:r>
-        <w:rPr>
-          <w:rStyle w:val="VerbatimChar"/>
-        </w:rPr>
-        <w:t xml:space="preserve">    format: TRUE</w:t>
-      </w:r>
-      <w:r>
-        <w:br/>
-      </w:r>
-      <w:r>
-        <w:rPr>
-          <w:rStyle w:val="VerbatimChar"/>
-        </w:rPr>
-        <w:t xml:space="preserve">    depend: TRUE</w:t>
-      </w:r>
-      <w:r>
-        <w:br/>
-      </w:r>
-      <w:r>
-        <w:rPr>
-          <w:rStyle w:val="VerbatimChar"/>
-        </w:rPr>
-        <w:t xml:space="preserve">    command: TRUE</w:t>
-      </w:r>
-      <w:r>
-        <w:br/>
-      </w:r>
-      <w:r>
-        <w:rPr>
-          <w:rStyle w:val="VerbatimChar"/>
-        </w:rPr>
-        <w:t xml:space="preserve">    mode: thorough </w:t>
-      </w:r>
-      <w:r>
-        <w:br/>
-      </w:r>
-      <w:r>
-        <w:rPr>
-          <w:rStyle w:val="VerbatimChar"/>
-        </w:rPr>
-        <w:t xml:space="preserve">  packages:</w:t>
-      </w:r>
-      <w:r>
-        <w:br/>
-      </w:r>
-      <w:r>
-        <w:rPr>
-          <w:rStyle w:val="VerbatimChar"/>
-        </w:rPr>
-        <w:t xml:space="preserve">    targets</w:t>
-      </w:r>
-      <w:r>
-        <w:br/>
-      </w:r>
-      <w:r>
-        <w:rPr>
-          <w:rStyle w:val="VerbatimChar"/>
-        </w:rPr>
-        <w:t xml:space="preserve">    lubridate</w:t>
-      </w:r>
-      <w:r>
-        <w:br/>
-      </w:r>
-      <w:r>
-        <w:rPr>
-          <w:rStyle w:val="VerbatimChar"/>
-        </w:rPr>
-        <w:t xml:space="preserve">    forcats</w:t>
-      </w:r>
-      <w:r>
-        <w:br/>
-      </w:r>
-      <w:r>
-        <w:rPr>
-          <w:rStyle w:val="VerbatimChar"/>
-        </w:rPr>
-        <w:t xml:space="preserve">    stringr</w:t>
-      </w:r>
-      <w:r>
-        <w:br/>
-      </w:r>
-      <w:r>
-        <w:rPr>
-          <w:rStyle w:val="VerbatimChar"/>
-        </w:rPr>
-        <w:t xml:space="preserve">    dplyr</w:t>
-      </w:r>
-      <w:r>
-        <w:br/>
-      </w:r>
-      <w:r>
-        <w:rPr>
-          <w:rStyle w:val="VerbatimChar"/>
-        </w:rPr>
-        <w:t xml:space="preserve">    purrr</w:t>
-      </w:r>
-      <w:r>
-        <w:br/>
-      </w:r>
-      <w:r>
-        <w:rPr>
-          <w:rStyle w:val="VerbatimChar"/>
-        </w:rPr>
-        <w:t xml:space="preserve">    readr</w:t>
-      </w:r>
-      <w:r>
-        <w:br/>
-      </w:r>
-      <w:r>
-        <w:rPr>
-          <w:rStyle w:val="VerbatimChar"/>
-        </w:rPr>
-        <w:t xml:space="preserve">    tidyr</w:t>
-      </w:r>
-      <w:r>
-        <w:br/>
-      </w:r>
-      <w:r>
-        <w:rPr>
-          <w:rStyle w:val="VerbatimChar"/>
-        </w:rPr>
-        <w:t xml:space="preserve">    tibble</w:t>
-      </w:r>
-      <w:r>
-        <w:br/>
-      </w:r>
-      <w:r>
-        <w:rPr>
-          <w:rStyle w:val="VerbatimChar"/>
-        </w:rPr>
-        <w:t xml:space="preserve">    ggplot2</w:t>
-      </w:r>
-      <w:r>
-        <w:br/>
-      </w:r>
-      <w:r>
-        <w:rPr>
-          <w:rStyle w:val="VerbatimChar"/>
-        </w:rPr>
-        <w:t xml:space="preserve">    tidyverse</w:t>
-      </w:r>
-      <w:r>
-        <w:br/>
-      </w:r>
-      <w:r>
-        <w:rPr>
-          <w:rStyle w:val="VerbatimChar"/>
-        </w:rPr>
-        <w:t xml:space="preserve">    stats</w:t>
-      </w:r>
-      <w:r>
-        <w:br/>
-      </w:r>
-      <w:r>
-        <w:rPr>
-          <w:rStyle w:val="VerbatimChar"/>
-        </w:rPr>
-        <w:t xml:space="preserve">    graphics</w:t>
-      </w:r>
-      <w:r>
-        <w:br/>
-      </w:r>
-      <w:r>
-        <w:rPr>
-          <w:rStyle w:val="VerbatimChar"/>
-        </w:rPr>
-        <w:t xml:space="preserve">    grDevices</w:t>
-      </w:r>
-      <w:r>
-        <w:br/>
-      </w:r>
-      <w:r>
-        <w:rPr>
-          <w:rStyle w:val="VerbatimChar"/>
-        </w:rPr>
-        <w:t xml:space="preserve">    utils</w:t>
-      </w:r>
-      <w:r>
-        <w:br/>
-      </w:r>
-      <w:r>
-        <w:rPr>
-          <w:rStyle w:val="VerbatimChar"/>
-        </w:rPr>
-        <w:t xml:space="preserve">    datasets</w:t>
-      </w:r>
-      <w:r>
-        <w:br/>
-      </w:r>
-      <w:r>
-        <w:rPr>
-          <w:rStyle w:val="VerbatimChar"/>
-        </w:rPr>
-        <w:t xml:space="preserve">    methods</w:t>
-      </w:r>
-      <w:r>
-        <w:br/>
-      </w:r>
-      <w:r>
-        <w:rPr>
-          <w:rStyle w:val="VerbatimChar"/>
-        </w:rPr>
-        <w:t xml:space="preserve">    base </w:t>
-      </w:r>
-      <w:r>
-        <w:br/>
-      </w:r>
-      <w:r>
-        <w:rPr>
-          <w:rStyle w:val="VerbatimChar"/>
-        </w:rPr>
-        <w:t xml:space="preserve">  library:</w:t>
-      </w:r>
-      <w:r>
-        <w:br/>
-      </w:r>
-      <w:r>
-        <w:rPr>
-          <w:rStyle w:val="VerbatimChar"/>
-        </w:rPr>
-        <w:t xml:space="preserve">    NULL</w:t>
-      </w:r>
-    </w:p>
-    <w:bookmarkEnd w:id="59"/>
-    <w:bookmarkStart w:id="60" w:name="put-all-targets-in-a-list"/>
-    <w:p>
-      <w:pPr>
-        <w:pStyle w:val="Heading2"/>
-      </w:pPr>
-      <w:r>
-        <w:t xml:space="preserve">Put all targets in a list</w:t>
-      </w:r>
-    </w:p>
-    <w:p>
-      <w:pPr>
-        <w:pStyle w:val="SourceCode"/>
-      </w:pPr>
-      <w:r>
-        <w:rPr>
-          <w:rStyle w:val="FunctionTok"/>
-        </w:rPr>
-        <w:t xml:space="preserve">list</w:t>
-      </w:r>
-      <w:r>
-        <w:rPr>
-          <w:rStyle w:val="NormalTok"/>
-        </w:rPr>
-        <w:t xml:space="preserve">(</w:t>
-      </w:r>
-      <w:r>
-        <w:br/>
-      </w:r>
-      <w:r>
-        <w:rPr>
-          <w:rStyle w:val="NormalTok"/>
-        </w:rPr>
-        <w:t xml:space="preserve">  </w:t>
-      </w:r>
-      <w:r>
-        <w:rPr>
-          <w:rStyle w:val="FunctionTok"/>
-        </w:rPr>
-        <w:t xml:space="preserve">tar_target</w:t>
-      </w:r>
-      <w:r>
-        <w:rPr>
-          <w:rStyle w:val="NormalTok"/>
-        </w:rPr>
-        <w:t xml:space="preserve">(df, </w:t>
-      </w:r>
-      <w:r>
-        <w:rPr>
-          <w:rStyle w:val="FunctionTok"/>
-        </w:rPr>
-        <w:t xml:space="preserve">as_tibble</w:t>
-      </w:r>
-      <w:r>
-        <w:rPr>
-          <w:rStyle w:val="NormalTok"/>
-        </w:rPr>
-        <w:t xml:space="preserve">(NHANES</w:t>
-      </w:r>
-      <w:r>
-        <w:rPr>
-          <w:rStyle w:val="SpecialCharTok"/>
-        </w:rPr>
-        <w:t xml:space="preserve">::</w:t>
-      </w:r>
-      <w:r>
-        <w:rPr>
-          <w:rStyle w:val="NormalTok"/>
-        </w:rPr>
-        <w:t xml:space="preserve">NHANES)),</w:t>
-      </w:r>
-      <w:r>
-        <w:br/>
-      </w:r>
-      <w:r>
-        <w:rPr>
-          <w:rStyle w:val="NormalTok"/>
-        </w:rPr>
-        <w:t xml:space="preserve">  </w:t>
-      </w:r>
-      <w:r>
-        <w:rPr>
-          <w:rStyle w:val="FunctionTok"/>
-        </w:rPr>
-        <w:t xml:space="preserve">tar_target</w:t>
-      </w:r>
-      <w:r>
-        <w:rPr>
-          <w:rStyle w:val="NormalTok"/>
-        </w:rPr>
-        <w:t xml:space="preserve">(tbl, </w:t>
-      </w:r>
-      <w:r>
-        <w:rPr>
-          <w:rStyle w:val="FunctionTok"/>
-        </w:rPr>
-        <w:t xml:space="preserve">count</w:t>
-      </w:r>
-      <w:r>
-        <w:rPr>
-          <w:rStyle w:val="NormalTok"/>
-        </w:rPr>
-        <w:t xml:space="preserve">(df, Species)),</w:t>
-      </w:r>
-      <w:r>
-        <w:br/>
-      </w:r>
-      <w:r>
-        <w:rPr>
-          <w:rStyle w:val="NormalTok"/>
-        </w:rPr>
-        <w:t xml:space="preserve">  </w:t>
-      </w:r>
-      <w:r>
-        <w:rPr>
-          <w:rStyle w:val="FunctionTok"/>
-        </w:rPr>
-        <w:t xml:space="preserve">tar_target</w:t>
-      </w:r>
-      <w:r>
-        <w:rPr>
-          <w:rStyle w:val="NormalTok"/>
-        </w:rPr>
-        <w:t xml:space="preserve">(tst, </w:t>
-      </w:r>
-      <w:r>
-        <w:rPr>
-          <w:rStyle w:val="FunctionTok"/>
-        </w:rPr>
-        <w:t xml:space="preserve">t.test</w:t>
-      </w:r>
-      <w:r>
-        <w:rPr>
-          <w:rStyle w:val="NormalTok"/>
-        </w:rPr>
-        <w:t xml:space="preserve">(BMI </w:t>
-      </w:r>
-      <w:r>
-        <w:rPr>
-          <w:rStyle w:val="SpecialCharTok"/>
-        </w:rPr>
-        <w:t xml:space="preserve">~</w:t>
-      </w:r>
-      <w:r>
-        <w:rPr>
-          <w:rStyle w:val="NormalTok"/>
-        </w:rPr>
-        <w:t xml:space="preserve"> Gender, df)),</w:t>
-      </w:r>
-      <w:r>
-        <w:br/>
-      </w:r>
-      <w:r>
-        <w:rPr>
-          <w:rStyle w:val="NormalTok"/>
-        </w:rPr>
-        <w:t xml:space="preserve">  </w:t>
-      </w:r>
-      <w:r>
-        <w:rPr>
-          <w:rStyle w:val="FunctionTok"/>
-        </w:rPr>
-        <w:t xml:space="preserve">tar_target</w:t>
-      </w:r>
-      <w:r>
-        <w:rPr>
-          <w:rStyle w:val="NormalTok"/>
-        </w:rPr>
-        <w:t xml:space="preserve">(gg, {</w:t>
-      </w:r>
-      <w:r>
-        <w:br/>
-      </w:r>
-      <w:r>
-        <w:rPr>
-          <w:rStyle w:val="NormalTok"/>
-        </w:rPr>
-        <w:t xml:space="preserve">    </w:t>
-      </w:r>
-      <w:r>
-        <w:rPr>
-          <w:rStyle w:val="FunctionTok"/>
-        </w:rPr>
-        <w:t xml:space="preserve">ggplot</w:t>
-      </w:r>
-      <w:r>
-        <w:rPr>
-          <w:rStyle w:val="NormalTok"/>
-        </w:rPr>
-        <w:t xml:space="preserve">(df, </w:t>
-      </w:r>
-      <w:r>
-        <w:rPr>
-          <w:rStyle w:val="FunctionTok"/>
-        </w:rPr>
-        <w:t xml:space="preserve">aes</w:t>
-      </w:r>
-      <w:r>
-        <w:rPr>
-          <w:rStyle w:val="NormalTok"/>
-        </w:rPr>
-        <w:t xml:space="preserve">(BMI, </w:t>
-      </w:r>
-      <w:r>
-        <w:rPr>
-          <w:rStyle w:val="AttributeTok"/>
-        </w:rPr>
-        <w:t xml:space="preserve">color =</w:t>
-      </w:r>
-      <w:r>
-        <w:rPr>
-          <w:rStyle w:val="NormalTok"/>
-        </w:rPr>
-        <w:t xml:space="preserve"> Gender)) </w:t>
-      </w:r>
-      <w:r>
-        <w:rPr>
-          <w:rStyle w:val="SpecialCharTok"/>
-        </w:rPr>
-        <w:t xml:space="preserve">+</w:t>
-      </w:r>
-      <w:r>
-        <w:rPr>
-          <w:rStyle w:val="NormalTok"/>
-        </w:rPr>
-        <w:t xml:space="preserve"> </w:t>
-      </w:r>
-      <w:r>
-        <w:rPr>
-          <w:rStyle w:val="FunctionTok"/>
-        </w:rPr>
-        <w:t xml:space="preserve">geom_density</w:t>
-      </w:r>
-      <w:r>
-        <w:rPr>
-          <w:rStyle w:val="NormalTok"/>
-        </w:rPr>
-        <w:t xml:space="preserve">()</w:t>
-      </w:r>
-      <w:r>
-        <w:br/>
-      </w:r>
-      <w:r>
-        <w:rPr>
-          <w:rStyle w:val="NormalTok"/>
-        </w:rPr>
-        <w:t xml:space="preserve">  })</w:t>
-      </w:r>
-      <w:r>
-        <w:br/>
-      </w:r>
-      <w:r>
-        <w:rPr>
-          <w:rStyle w:val="NormalTok"/>
-        </w:rPr>
-        <w:t xml:space="preserve">)</w:t>
-      </w:r>
-    </w:p>
-    <w:bookmarkEnd w:id="60"/>
-    <w:bookmarkStart w:id="61" w:name="targets.r-file"/>
-    <w:p>
-      <w:pPr>
-        <w:pStyle w:val="Heading2"/>
-      </w:pPr>
-      <w:r>
-        <w:rPr>
-          <w:rStyle w:val="VerbatimChar"/>
-        </w:rPr>
-        <w:t xml:space="preserve">_targets.R</w:t>
-      </w:r>
-      <w:r>
-        <w:t xml:space="preserve"> </w:t>
-      </w:r>
-      <w:r>
-        <w:t xml:space="preserve">file</w:t>
-      </w:r>
-    </w:p>
-    <w:p>
-      <w:pPr>
-        <w:pStyle w:val="FirstParagraph"/>
-      </w:pPr>
-      <w:r>
-        <w:t xml:space="preserve">Put that list into a file</w:t>
-      </w:r>
-      <w:r>
-        <w:t xml:space="preserve"> </w:t>
-      </w:r>
-      <w:r>
-        <w:rPr>
-          <w:rStyle w:val="VerbatimChar"/>
-        </w:rPr>
-        <w:t xml:space="preserve">_targets.R</w:t>
-      </w:r>
-      <w:r>
-        <w:t xml:space="preserve"> </w:t>
-      </w:r>
-      <w:r>
-        <w:t xml:space="preserve">together with some additional code:</w:t>
-      </w:r>
-    </w:p>
-    <w:p>
-      <w:pPr>
-        <w:pStyle w:val="SourceCode"/>
-      </w:pPr>
-      <w:r>
-        <w:rPr>
-          <w:rStyle w:val="FunctionTok"/>
-        </w:rPr>
-        <w:t xml:space="preserve">library</w:t>
-      </w:r>
-      <w:r>
-        <w:rPr>
-          <w:rStyle w:val="NormalTok"/>
-        </w:rPr>
-        <w:t xml:space="preserve">(targets)</w:t>
-      </w:r>
-      <w:r>
-        <w:br/>
-      </w:r>
-      <w:r>
-        <w:rPr>
-          <w:rStyle w:val="FunctionTok"/>
-        </w:rPr>
-        <w:t xml:space="preserve">tar_source</w:t>
-      </w:r>
-      <w:r>
-        <w:rPr>
-          <w:rStyle w:val="NormalTok"/>
-        </w:rPr>
-        <w:t xml:space="preserve">() </w:t>
-      </w:r>
-      <w:r>
-        <w:rPr>
-          <w:rStyle w:val="CommentTok"/>
-        </w:rPr>
-        <w:t xml:space="preserve"># Source all scripts with function stored in R folder</w:t>
-      </w:r>
-    </w:p>
-    <w:p>
-      <w:pPr>
-        <w:pStyle w:val="SourceCode"/>
-      </w:pPr>
-      <w:r>
-        <w:rPr>
-          <w:rStyle w:val="VerbatimChar"/>
-        </w:rPr>
-        <w:t xml:space="preserve">tar_source(): these files do not exist: R</w:t>
-      </w:r>
-    </w:p>
-    <w:p>
-      <w:pPr>
-        <w:pStyle w:val="SourceCode"/>
-      </w:pPr>
-      <w:r>
-        <w:rPr>
-          <w:rStyle w:val="FunctionTok"/>
-        </w:rPr>
-        <w:t xml:space="preserve">tar_option_set</w:t>
-      </w:r>
-      <w:r>
-        <w:rPr>
-          <w:rStyle w:val="NormalTok"/>
-        </w:rPr>
-        <w:t xml:space="preserve">(</w:t>
-      </w:r>
-      <w:r>
-        <w:br/>
-      </w:r>
-      <w:r>
-        <w:rPr>
-          <w:rStyle w:val="NormalTok"/>
-        </w:rPr>
-        <w:t xml:space="preserve">  </w:t>
-      </w:r>
-      <w:r>
-        <w:rPr>
-          <w:rStyle w:val="CommentTok"/>
-        </w:rPr>
-        <w:t xml:space="preserve"># Specify all needed packages here</w:t>
-      </w:r>
-      <w:r>
-        <w:br/>
-      </w:r>
-      <w:r>
-        <w:rPr>
-          <w:rStyle w:val="NormalTok"/>
-        </w:rPr>
-        <w:t xml:space="preserve">  </w:t>
-      </w:r>
-      <w:r>
-        <w:rPr>
-          <w:rStyle w:val="AttributeTok"/>
-        </w:rPr>
-        <w:t xml:space="preserve">packages =</w:t>
-      </w:r>
-      <w:r>
-        <w:rPr>
-          <w:rStyle w:val="NormalTok"/>
-        </w:rPr>
-        <w:t xml:space="preserve"> </w:t>
-      </w:r>
-      <w:r>
-        <w:rPr>
-          <w:rStyle w:val="FunctionTok"/>
-        </w:rPr>
-        <w:t xml:space="preserve">c</w:t>
-      </w:r>
-      <w:r>
-        <w:rPr>
-          <w:rStyle w:val="NormalTok"/>
-        </w:rPr>
-        <w:t xml:space="preserve">(</w:t>
-      </w:r>
-      <w:r>
-        <w:rPr>
-          <w:rStyle w:val="StringTok"/>
-        </w:rPr>
-        <w:t xml:space="preserve">"tidyverse"</w:t>
-      </w:r>
-      <w:r>
-        <w:rPr>
-          <w:rStyle w:val="NormalTok"/>
-        </w:rPr>
-        <w:t xml:space="preserve">),</w:t>
-      </w:r>
-      <w:r>
-        <w:br/>
-      </w:r>
-      <w:r>
-        <w:rPr>
-          <w:rStyle w:val="NormalTok"/>
-        </w:rPr>
-        <w:t xml:space="preserve">  </w:t>
-      </w:r>
-      <w:r>
-        <w:rPr>
-          <w:rStyle w:val="CommentTok"/>
-        </w:rPr>
-        <w:t xml:space="preserve"># Format used for caching (qs or actually qs2 is best for big data)</w:t>
-      </w:r>
-      <w:r>
-        <w:br/>
-      </w:r>
-      <w:r>
-        <w:rPr>
-          <w:rStyle w:val="NormalTok"/>
-        </w:rPr>
-        <w:t xml:space="preserve">  </w:t>
-      </w:r>
-      <w:r>
-        <w:rPr>
-          <w:rStyle w:val="AttributeTok"/>
-        </w:rPr>
-        <w:t xml:space="preserve">format =</w:t>
-      </w:r>
-      <w:r>
-        <w:rPr>
-          <w:rStyle w:val="NormalTok"/>
-        </w:rPr>
-        <w:t xml:space="preserve"> </w:t>
-      </w:r>
-      <w:r>
-        <w:rPr>
-          <w:rStyle w:val="StringTok"/>
-        </w:rPr>
-        <w:t xml:space="preserve">"qs"</w:t>
-      </w:r>
-      <w:r>
-        <w:rPr>
-          <w:rStyle w:val="NormalTok"/>
-        </w:rPr>
-        <w:t xml:space="preserve">,</w:t>
-      </w:r>
-      <w:r>
-        <w:br/>
-      </w:r>
-      <w:r>
-        <w:rPr>
-          <w:rStyle w:val="NormalTok"/>
-        </w:rPr>
-        <w:t xml:space="preserve">  </w:t>
-      </w:r>
-      <w:r>
-        <w:rPr>
-          <w:rStyle w:val="CommentTok"/>
-        </w:rPr>
-        <w:t xml:space="preserve"># Additional settings ...</w:t>
-      </w:r>
-      <w:r>
-        <w:br/>
-      </w:r>
-      <w:r>
-        <w:rPr>
-          <w:rStyle w:val="NormalTok"/>
-        </w:rPr>
-        <w:t xml:space="preserve">  </w:t>
-      </w:r>
-      <w:r>
-        <w:rPr>
-          <w:rStyle w:val="AttributeTok"/>
-        </w:rPr>
-        <w:t xml:space="preserve">seed =</w:t>
-      </w:r>
-      <w:r>
-        <w:rPr>
-          <w:rStyle w:val="NormalTok"/>
-        </w:rPr>
-        <w:t xml:space="preserve"> </w:t>
-      </w:r>
-      <w:r>
-        <w:rPr>
-          <w:rStyle w:val="DecValTok"/>
-        </w:rPr>
-        <w:t xml:space="preserve">123</w:t>
-      </w:r>
-      <w:r>
-        <w:br/>
-      </w:r>
-      <w:r>
-        <w:rPr>
-          <w:rStyle w:val="NormalTok"/>
-        </w:rPr>
-        <w:t xml:space="preserve">)</w:t>
-      </w:r>
-      <w:r>
-        <w:br/>
-      </w:r>
-      <w:r>
-        <w:br/>
-      </w:r>
-      <w:r>
-        <w:rPr>
-          <w:rStyle w:val="FunctionTok"/>
-        </w:rPr>
-        <w:t xml:space="preserve">list</w:t>
-      </w:r>
-      <w:r>
-        <w:rPr>
-          <w:rStyle w:val="NormalTok"/>
-        </w:rPr>
-        <w:t xml:space="preserve">(</w:t>
-      </w:r>
-      <w:r>
-        <w:br/>
-      </w:r>
-      <w:r>
-        <w:rPr>
-          <w:rStyle w:val="NormalTok"/>
-        </w:rPr>
-        <w:t xml:space="preserve">  </w:t>
-      </w:r>
-      <w:r>
-        <w:rPr>
-          <w:rStyle w:val="FunctionTok"/>
-        </w:rPr>
-        <w:t xml:space="preserve">tar_target</w:t>
-      </w:r>
-      <w:r>
-        <w:rPr>
-          <w:rStyle w:val="NormalTok"/>
-        </w:rPr>
-        <w:t xml:space="preserve">(df, </w:t>
-      </w:r>
-      <w:r>
-        <w:rPr>
-          <w:rStyle w:val="FunctionTok"/>
-        </w:rPr>
-        <w:t xml:space="preserve">as_tibble</w:t>
-      </w:r>
-      <w:r>
-        <w:rPr>
-          <w:rStyle w:val="NormalTok"/>
-        </w:rPr>
-        <w:t xml:space="preserve">(NHANES</w:t>
-      </w:r>
-      <w:r>
-        <w:rPr>
-          <w:rStyle w:val="SpecialCharTok"/>
-        </w:rPr>
-        <w:t xml:space="preserve">::</w:t>
-      </w:r>
-      <w:r>
-        <w:rPr>
-          <w:rStyle w:val="NormalTok"/>
-        </w:rPr>
-        <w:t xml:space="preserve">NHANES)),</w:t>
-      </w:r>
-      <w:r>
-        <w:br/>
-      </w:r>
-      <w:r>
-        <w:rPr>
-          <w:rStyle w:val="NormalTok"/>
-        </w:rPr>
-        <w:t xml:space="preserve">  </w:t>
-      </w:r>
-      <w:r>
-        <w:rPr>
-          <w:rStyle w:val="FunctionTok"/>
-        </w:rPr>
-        <w:t xml:space="preserve">tar_target</w:t>
-      </w:r>
-      <w:r>
-        <w:rPr>
-          <w:rStyle w:val="NormalTok"/>
-        </w:rPr>
-        <w:t xml:space="preserve">(tbl, </w:t>
-      </w:r>
-      <w:r>
-        <w:rPr>
-          <w:rStyle w:val="FunctionTok"/>
-        </w:rPr>
-        <w:t xml:space="preserve">count</w:t>
-      </w:r>
-      <w:r>
-        <w:rPr>
-          <w:rStyle w:val="NormalTok"/>
-        </w:rPr>
-        <w:t xml:space="preserve">(df, Species)),</w:t>
-      </w:r>
-      <w:r>
-        <w:br/>
-      </w:r>
-      <w:r>
-        <w:rPr>
-          <w:rStyle w:val="NormalTok"/>
-        </w:rPr>
-        <w:t xml:space="preserve">  </w:t>
-      </w:r>
-      <w:r>
-        <w:rPr>
-          <w:rStyle w:val="FunctionTok"/>
-        </w:rPr>
-        <w:t xml:space="preserve">tar_target</w:t>
-      </w:r>
-      <w:r>
-        <w:rPr>
-          <w:rStyle w:val="NormalTok"/>
-        </w:rPr>
-        <w:t xml:space="preserve">(tst, </w:t>
-      </w:r>
-      <w:r>
-        <w:rPr>
-          <w:rStyle w:val="FunctionTok"/>
-        </w:rPr>
-        <w:t xml:space="preserve">t.test</w:t>
-      </w:r>
-      <w:r>
-        <w:rPr>
-          <w:rStyle w:val="NormalTok"/>
-        </w:rPr>
-        <w:t xml:space="preserve">(BMI </w:t>
-      </w:r>
-      <w:r>
-        <w:rPr>
-          <w:rStyle w:val="SpecialCharTok"/>
-        </w:rPr>
-        <w:t xml:space="preserve">~</w:t>
-      </w:r>
-      <w:r>
-        <w:rPr>
-          <w:rStyle w:val="NormalTok"/>
-        </w:rPr>
-        <w:t xml:space="preserve"> Gender, df)),</w:t>
-      </w:r>
-      <w:r>
-        <w:br/>
-      </w:r>
-      <w:r>
-        <w:rPr>
-          <w:rStyle w:val="NormalTok"/>
-        </w:rPr>
-        <w:t xml:space="preserve">  </w:t>
-      </w:r>
-      <w:r>
-        <w:rPr>
-          <w:rStyle w:val="FunctionTok"/>
-        </w:rPr>
-        <w:t xml:space="preserve">tar_target</w:t>
-      </w:r>
-      <w:r>
-        <w:rPr>
-          <w:rStyle w:val="NormalTok"/>
-        </w:rPr>
-        <w:t xml:space="preserve">(gg, {</w:t>
-      </w:r>
-      <w:r>
-        <w:br/>
-      </w:r>
-      <w:r>
-        <w:rPr>
-          <w:rStyle w:val="NormalTok"/>
-        </w:rPr>
-        <w:t xml:space="preserve">    </w:t>
-      </w:r>
-      <w:r>
-        <w:rPr>
-          <w:rStyle w:val="FunctionTok"/>
-        </w:rPr>
-        <w:t xml:space="preserve">ggplot</w:t>
-      </w:r>
-      <w:r>
-        <w:rPr>
-          <w:rStyle w:val="NormalTok"/>
-        </w:rPr>
-        <w:t xml:space="preserve">(df, </w:t>
-      </w:r>
-      <w:r>
-        <w:rPr>
-          <w:rStyle w:val="FunctionTok"/>
-        </w:rPr>
-        <w:t xml:space="preserve">aes</w:t>
-      </w:r>
-      <w:r>
-        <w:rPr>
-          <w:rStyle w:val="NormalTok"/>
-        </w:rPr>
-        <w:t xml:space="preserve">(BMI, </w:t>
-      </w:r>
-      <w:r>
-        <w:rPr>
-          <w:rStyle w:val="AttributeTok"/>
-        </w:rPr>
-        <w:t xml:space="preserve">color =</w:t>
-      </w:r>
-      <w:r>
-        <w:rPr>
-          <w:rStyle w:val="NormalTok"/>
-        </w:rPr>
-        <w:t xml:space="preserve"> Gender)) </w:t>
-      </w:r>
-      <w:r>
-        <w:rPr>
-          <w:rStyle w:val="SpecialCharTok"/>
-        </w:rPr>
-        <w:t xml:space="preserve">+</w:t>
-      </w:r>
-      <w:r>
-        <w:rPr>
-          <w:rStyle w:val="NormalTok"/>
-        </w:rPr>
-        <w:t xml:space="preserve"> </w:t>
-      </w:r>
-      <w:r>
-        <w:rPr>
-          <w:rStyle w:val="FunctionTok"/>
-        </w:rPr>
-        <w:t xml:space="preserve">geom_density</w:t>
-      </w:r>
-      <w:r>
-        <w:rPr>
-          <w:rStyle w:val="NormalTok"/>
-        </w:rPr>
-        <w:t xml:space="preserve">()</w:t>
-      </w:r>
-      <w:r>
-        <w:br/>
-      </w:r>
-      <w:r>
-        <w:rPr>
-          <w:rStyle w:val="NormalTok"/>
-        </w:rPr>
-        <w:t xml:space="preserve">  })</w:t>
-      </w:r>
-      <w:r>
-        <w:br/>
-      </w:r>
-      <w:r>
-        <w:rPr>
-          <w:rStyle w:val="NormalTok"/>
-        </w:rPr>
-        <w:t xml:space="preserve">)</w:t>
-      </w:r>
-    </w:p>
-    <w:bookmarkEnd w:id="61"/>
-    <w:bookmarkStart w:id="62" w:name="benefits"/>
-    <w:p>
-      <w:pPr>
-        <w:pStyle w:val="Heading2"/>
-      </w:pPr>
-      <w:r>
-        <w:t xml:space="preserve">Benefits</w:t>
       </w:r>
     </w:p>
     <w:p>
@@ -5330,16 +4927,7 @@
         </w:numPr>
       </w:pPr>
       <w:r>
-        <w:t xml:space="preserve">execute the whole project by</w:t>
-      </w:r>
-      <w:r>
-        <w:t xml:space="preserve"> </w:t>
-      </w:r>
-      <w:r>
-        <w:rPr>
-          <w:rStyle w:val="VerbatimChar"/>
-        </w:rPr>
-        <w:t xml:space="preserve">tar_make()</w:t>
+        <w:t xml:space="preserve">You do not want to rerun everything all the time!</w:t>
       </w:r>
     </w:p>
     <w:p>
@@ -5351,31 +4939,7 @@
         </w:numPr>
       </w:pPr>
       <w:r>
-        <w:t xml:space="preserve">intermediate steps are cached and cached objects retreived by</w:t>
-      </w:r>
-      <w:r>
-        <w:t xml:space="preserve"> </w:t>
-      </w:r>
-      <w:r>
-        <w:rPr>
-          <w:rStyle w:val="VerbatimChar"/>
-        </w:rPr>
-        <w:t xml:space="preserve">tar_load()</w:t>
-      </w:r>
-      <w:r>
-        <w:t xml:space="preserve"> </w:t>
-      </w:r>
-      <w:r>
-        <w:t xml:space="preserve">or</w:t>
-      </w:r>
-      <w:r>
-        <w:t xml:space="preserve"> </w:t>
-      </w:r>
-      <w:r>
-        <w:rPr>
-          <w:rStyle w:val="VerbatimChar"/>
-        </w:rPr>
-        <w:t xml:space="preserve">tar_read()</w:t>
+        <w:t xml:space="preserve">You want to keep track of what you have done</w:t>
       </w:r>
     </w:p>
     <w:p>
@@ -5387,6 +4951,1458 @@
         </w:numPr>
       </w:pPr>
       <w:r>
+        <w:t xml:space="preserve">You want to be able to reproduce your results later</w:t>
+      </w:r>
+    </w:p>
+    <w:p>
+      <w:pPr>
+        <w:pStyle w:val="Compact"/>
+        <w:numPr>
+          <w:ilvl w:val="0"/>
+          <w:numId w:val="1023"/>
+        </w:numPr>
+      </w:pPr>
+      <w:r>
+        <w:t xml:space="preserve">You want to share your workflow with others</w:t>
+      </w:r>
+    </w:p>
+    <w:bookmarkEnd w:id="80"/>
+    <w:bookmarkStart w:id="81" w:name="target"/>
+    <w:p>
+      <w:pPr>
+        <w:pStyle w:val="Heading2"/>
+      </w:pPr>
+      <w:r>
+        <w:t xml:space="preserve">target</w:t>
+      </w:r>
+    </w:p>
+    <w:p>
+      <w:pPr>
+        <w:pStyle w:val="FirstParagraph"/>
+      </w:pPr>
+      <w:r>
+        <w:t xml:space="preserve">Reformulate from ordinary object assignment:</w:t>
+      </w:r>
+    </w:p>
+    <w:p>
+      <w:pPr>
+        <w:pStyle w:val="SourceCode"/>
+      </w:pPr>
+      <w:r>
+        <w:rPr>
+          <w:rStyle w:val="NormalTok"/>
+        </w:rPr>
+        <w:t xml:space="preserve">df </w:t>
+      </w:r>
+      <w:r>
+        <w:rPr>
+          <w:rStyle w:val="OtherTok"/>
+        </w:rPr>
+        <w:t xml:space="preserve">&lt;-</w:t>
+      </w:r>
+      <w:r>
+        <w:rPr>
+          <w:rStyle w:val="NormalTok"/>
+        </w:rPr>
+        <w:t xml:space="preserve"> </w:t>
+      </w:r>
+      <w:r>
+        <w:rPr>
+          <w:rStyle w:val="FunctionTok"/>
+        </w:rPr>
+        <w:t xml:space="preserve">as_tibble</w:t>
+      </w:r>
+      <w:r>
+        <w:rPr>
+          <w:rStyle w:val="NormalTok"/>
+        </w:rPr>
+        <w:t xml:space="preserve">(NHANES</w:t>
+      </w:r>
+      <w:r>
+        <w:rPr>
+          <w:rStyle w:val="SpecialCharTok"/>
+        </w:rPr>
+        <w:t xml:space="preserve">::</w:t>
+      </w:r>
+      <w:r>
+        <w:rPr>
+          <w:rStyle w:val="NormalTok"/>
+        </w:rPr>
+        <w:t xml:space="preserve">NHANES)</w:t>
+      </w:r>
+    </w:p>
+    <w:p>
+      <w:pPr>
+        <w:pStyle w:val="FirstParagraph"/>
+      </w:pPr>
+      <w:r>
+        <w:t xml:space="preserve">to a target</w:t>
+      </w:r>
+    </w:p>
+    <w:p>
+      <w:pPr>
+        <w:pStyle w:val="SourceCode"/>
+      </w:pPr>
+      <w:r>
+        <w:rPr>
+          <w:rStyle w:val="FunctionTok"/>
+        </w:rPr>
+        <w:t xml:space="preserve">library</w:t>
+      </w:r>
+      <w:r>
+        <w:rPr>
+          <w:rStyle w:val="NormalTok"/>
+        </w:rPr>
+        <w:t xml:space="preserve">(targets)</w:t>
+      </w:r>
+      <w:r>
+        <w:br/>
+      </w:r>
+      <w:r>
+        <w:rPr>
+          <w:rStyle w:val="FunctionTok"/>
+        </w:rPr>
+        <w:t xml:space="preserve">tar_target</w:t>
+      </w:r>
+      <w:r>
+        <w:rPr>
+          <w:rStyle w:val="NormalTok"/>
+        </w:rPr>
+        <w:t xml:space="preserve">(df, </w:t>
+      </w:r>
+      <w:r>
+        <w:rPr>
+          <w:rStyle w:val="FunctionTok"/>
+        </w:rPr>
+        <w:t xml:space="preserve">as_tibble</w:t>
+      </w:r>
+      <w:r>
+        <w:rPr>
+          <w:rStyle w:val="NormalTok"/>
+        </w:rPr>
+        <w:t xml:space="preserve">(NHANES</w:t>
+      </w:r>
+      <w:r>
+        <w:rPr>
+          <w:rStyle w:val="SpecialCharTok"/>
+        </w:rPr>
+        <w:t xml:space="preserve">::</w:t>
+      </w:r>
+      <w:r>
+        <w:rPr>
+          <w:rStyle w:val="NormalTok"/>
+        </w:rPr>
+        <w:t xml:space="preserve">NHANES))</w:t>
+      </w:r>
+    </w:p>
+    <w:p>
+      <w:pPr>
+        <w:pStyle w:val="SourceCode"/>
+      </w:pPr>
+      <w:r>
+        <w:rPr>
+          <w:rStyle w:val="VerbatimChar"/>
+        </w:rPr>
+        <w:t xml:space="preserve">&lt;tar_stem&gt; </w:t>
+      </w:r>
+      <w:r>
+        <w:br/>
+      </w:r>
+      <w:r>
+        <w:rPr>
+          <w:rStyle w:val="VerbatimChar"/>
+        </w:rPr>
+        <w:t xml:space="preserve">  name: df </w:t>
+      </w:r>
+      <w:r>
+        <w:br/>
+      </w:r>
+      <w:r>
+        <w:rPr>
+          <w:rStyle w:val="VerbatimChar"/>
+        </w:rPr>
+        <w:t xml:space="preserve">  description:  </w:t>
+      </w:r>
+      <w:r>
+        <w:br/>
+      </w:r>
+      <w:r>
+        <w:rPr>
+          <w:rStyle w:val="VerbatimChar"/>
+        </w:rPr>
+        <w:t xml:space="preserve">  command:</w:t>
+      </w:r>
+      <w:r>
+        <w:br/>
+      </w:r>
+      <w:r>
+        <w:rPr>
+          <w:rStyle w:val="VerbatimChar"/>
+        </w:rPr>
+        <w:t xml:space="preserve">    as_tibble(NHANES::NHANES) </w:t>
+      </w:r>
+      <w:r>
+        <w:br/>
+      </w:r>
+      <w:r>
+        <w:rPr>
+          <w:rStyle w:val="VerbatimChar"/>
+        </w:rPr>
+        <w:t xml:space="preserve">  format: rds </w:t>
+      </w:r>
+      <w:r>
+        <w:br/>
+      </w:r>
+      <w:r>
+        <w:rPr>
+          <w:rStyle w:val="VerbatimChar"/>
+        </w:rPr>
+        <w:t xml:space="preserve">  repository: local </w:t>
+      </w:r>
+      <w:r>
+        <w:br/>
+      </w:r>
+      <w:r>
+        <w:rPr>
+          <w:rStyle w:val="VerbatimChar"/>
+        </w:rPr>
+        <w:t xml:space="preserve">  iteration method: vector </w:t>
+      </w:r>
+      <w:r>
+        <w:br/>
+      </w:r>
+      <w:r>
+        <w:rPr>
+          <w:rStyle w:val="VerbatimChar"/>
+        </w:rPr>
+        <w:t xml:space="preserve">  error mode: stop </w:t>
+      </w:r>
+      <w:r>
+        <w:br/>
+      </w:r>
+      <w:r>
+        <w:rPr>
+          <w:rStyle w:val="VerbatimChar"/>
+        </w:rPr>
+        <w:t xml:space="preserve">  memory mode: auto </w:t>
+      </w:r>
+      <w:r>
+        <w:br/>
+      </w:r>
+      <w:r>
+        <w:rPr>
+          <w:rStyle w:val="VerbatimChar"/>
+        </w:rPr>
+        <w:t xml:space="preserve">  storage mode: worker </w:t>
+      </w:r>
+      <w:r>
+        <w:br/>
+      </w:r>
+      <w:r>
+        <w:rPr>
+          <w:rStyle w:val="VerbatimChar"/>
+        </w:rPr>
+        <w:t xml:space="preserve">  retrieval mode: auto </w:t>
+      </w:r>
+      <w:r>
+        <w:br/>
+      </w:r>
+      <w:r>
+        <w:rPr>
+          <w:rStyle w:val="VerbatimChar"/>
+        </w:rPr>
+        <w:t xml:space="preserve">  deployment mode: worker </w:t>
+      </w:r>
+      <w:r>
+        <w:br/>
+      </w:r>
+      <w:r>
+        <w:rPr>
+          <w:rStyle w:val="VerbatimChar"/>
+        </w:rPr>
+        <w:t xml:space="preserve">  priority: 0 </w:t>
+      </w:r>
+      <w:r>
+        <w:br/>
+      </w:r>
+      <w:r>
+        <w:rPr>
+          <w:rStyle w:val="VerbatimChar"/>
+        </w:rPr>
+        <w:t xml:space="preserve">  resources:</w:t>
+      </w:r>
+      <w:r>
+        <w:br/>
+      </w:r>
+      <w:r>
+        <w:rPr>
+          <w:rStyle w:val="VerbatimChar"/>
+        </w:rPr>
+        <w:t xml:space="preserve">    list() </w:t>
+      </w:r>
+      <w:r>
+        <w:br/>
+      </w:r>
+      <w:r>
+        <w:rPr>
+          <w:rStyle w:val="VerbatimChar"/>
+        </w:rPr>
+        <w:t xml:space="preserve">  cue:</w:t>
+      </w:r>
+      <w:r>
+        <w:br/>
+      </w:r>
+      <w:r>
+        <w:rPr>
+          <w:rStyle w:val="VerbatimChar"/>
+        </w:rPr>
+        <w:t xml:space="preserve">    seed: TRUE</w:t>
+      </w:r>
+      <w:r>
+        <w:br/>
+      </w:r>
+      <w:r>
+        <w:rPr>
+          <w:rStyle w:val="VerbatimChar"/>
+        </w:rPr>
+        <w:t xml:space="preserve">    file: TRUE</w:t>
+      </w:r>
+      <w:r>
+        <w:br/>
+      </w:r>
+      <w:r>
+        <w:rPr>
+          <w:rStyle w:val="VerbatimChar"/>
+        </w:rPr>
+        <w:t xml:space="preserve">    iteration: TRUE</w:t>
+      </w:r>
+      <w:r>
+        <w:br/>
+      </w:r>
+      <w:r>
+        <w:rPr>
+          <w:rStyle w:val="VerbatimChar"/>
+        </w:rPr>
+        <w:t xml:space="preserve">    repository: TRUE</w:t>
+      </w:r>
+      <w:r>
+        <w:br/>
+      </w:r>
+      <w:r>
+        <w:rPr>
+          <w:rStyle w:val="VerbatimChar"/>
+        </w:rPr>
+        <w:t xml:space="preserve">    format: TRUE</w:t>
+      </w:r>
+      <w:r>
+        <w:br/>
+      </w:r>
+      <w:r>
+        <w:rPr>
+          <w:rStyle w:val="VerbatimChar"/>
+        </w:rPr>
+        <w:t xml:space="preserve">    depend: TRUE</w:t>
+      </w:r>
+      <w:r>
+        <w:br/>
+      </w:r>
+      <w:r>
+        <w:rPr>
+          <w:rStyle w:val="VerbatimChar"/>
+        </w:rPr>
+        <w:t xml:space="preserve">    command: TRUE</w:t>
+      </w:r>
+      <w:r>
+        <w:br/>
+      </w:r>
+      <w:r>
+        <w:rPr>
+          <w:rStyle w:val="VerbatimChar"/>
+        </w:rPr>
+        <w:t xml:space="preserve">    mode: thorough </w:t>
+      </w:r>
+      <w:r>
+        <w:br/>
+      </w:r>
+      <w:r>
+        <w:rPr>
+          <w:rStyle w:val="VerbatimChar"/>
+        </w:rPr>
+        <w:t xml:space="preserve">  packages:</w:t>
+      </w:r>
+      <w:r>
+        <w:br/>
+      </w:r>
+      <w:r>
+        <w:rPr>
+          <w:rStyle w:val="VerbatimChar"/>
+        </w:rPr>
+        <w:t xml:space="preserve">    targets</w:t>
+      </w:r>
+      <w:r>
+        <w:br/>
+      </w:r>
+      <w:r>
+        <w:rPr>
+          <w:rStyle w:val="VerbatimChar"/>
+        </w:rPr>
+        <w:t xml:space="preserve">    lubridate</w:t>
+      </w:r>
+      <w:r>
+        <w:br/>
+      </w:r>
+      <w:r>
+        <w:rPr>
+          <w:rStyle w:val="VerbatimChar"/>
+        </w:rPr>
+        <w:t xml:space="preserve">    forcats</w:t>
+      </w:r>
+      <w:r>
+        <w:br/>
+      </w:r>
+      <w:r>
+        <w:rPr>
+          <w:rStyle w:val="VerbatimChar"/>
+        </w:rPr>
+        <w:t xml:space="preserve">    stringr</w:t>
+      </w:r>
+      <w:r>
+        <w:br/>
+      </w:r>
+      <w:r>
+        <w:rPr>
+          <w:rStyle w:val="VerbatimChar"/>
+        </w:rPr>
+        <w:t xml:space="preserve">    dplyr</w:t>
+      </w:r>
+      <w:r>
+        <w:br/>
+      </w:r>
+      <w:r>
+        <w:rPr>
+          <w:rStyle w:val="VerbatimChar"/>
+        </w:rPr>
+        <w:t xml:space="preserve">    purrr</w:t>
+      </w:r>
+      <w:r>
+        <w:br/>
+      </w:r>
+      <w:r>
+        <w:rPr>
+          <w:rStyle w:val="VerbatimChar"/>
+        </w:rPr>
+        <w:t xml:space="preserve">    readr</w:t>
+      </w:r>
+      <w:r>
+        <w:br/>
+      </w:r>
+      <w:r>
+        <w:rPr>
+          <w:rStyle w:val="VerbatimChar"/>
+        </w:rPr>
+        <w:t xml:space="preserve">    tidyr</w:t>
+      </w:r>
+      <w:r>
+        <w:br/>
+      </w:r>
+      <w:r>
+        <w:rPr>
+          <w:rStyle w:val="VerbatimChar"/>
+        </w:rPr>
+        <w:t xml:space="preserve">    tibble</w:t>
+      </w:r>
+      <w:r>
+        <w:br/>
+      </w:r>
+      <w:r>
+        <w:rPr>
+          <w:rStyle w:val="VerbatimChar"/>
+        </w:rPr>
+        <w:t xml:space="preserve">    ggplot2</w:t>
+      </w:r>
+      <w:r>
+        <w:br/>
+      </w:r>
+      <w:r>
+        <w:rPr>
+          <w:rStyle w:val="VerbatimChar"/>
+        </w:rPr>
+        <w:t xml:space="preserve">    tidyverse</w:t>
+      </w:r>
+      <w:r>
+        <w:br/>
+      </w:r>
+      <w:r>
+        <w:rPr>
+          <w:rStyle w:val="VerbatimChar"/>
+        </w:rPr>
+        <w:t xml:space="preserve">    stats</w:t>
+      </w:r>
+      <w:r>
+        <w:br/>
+      </w:r>
+      <w:r>
+        <w:rPr>
+          <w:rStyle w:val="VerbatimChar"/>
+        </w:rPr>
+        <w:t xml:space="preserve">    graphics</w:t>
+      </w:r>
+      <w:r>
+        <w:br/>
+      </w:r>
+      <w:r>
+        <w:rPr>
+          <w:rStyle w:val="VerbatimChar"/>
+        </w:rPr>
+        <w:t xml:space="preserve">    grDevices</w:t>
+      </w:r>
+      <w:r>
+        <w:br/>
+      </w:r>
+      <w:r>
+        <w:rPr>
+          <w:rStyle w:val="VerbatimChar"/>
+        </w:rPr>
+        <w:t xml:space="preserve">    utils</w:t>
+      </w:r>
+      <w:r>
+        <w:br/>
+      </w:r>
+      <w:r>
+        <w:rPr>
+          <w:rStyle w:val="VerbatimChar"/>
+        </w:rPr>
+        <w:t xml:space="preserve">    datasets</w:t>
+      </w:r>
+      <w:r>
+        <w:br/>
+      </w:r>
+      <w:r>
+        <w:rPr>
+          <w:rStyle w:val="VerbatimChar"/>
+        </w:rPr>
+        <w:t xml:space="preserve">    methods</w:t>
+      </w:r>
+      <w:r>
+        <w:br/>
+      </w:r>
+      <w:r>
+        <w:rPr>
+          <w:rStyle w:val="VerbatimChar"/>
+        </w:rPr>
+        <w:t xml:space="preserve">    base </w:t>
+      </w:r>
+      <w:r>
+        <w:br/>
+      </w:r>
+      <w:r>
+        <w:rPr>
+          <w:rStyle w:val="VerbatimChar"/>
+        </w:rPr>
+        <w:t xml:space="preserve">  library:</w:t>
+      </w:r>
+      <w:r>
+        <w:br/>
+      </w:r>
+      <w:r>
+        <w:rPr>
+          <w:rStyle w:val="VerbatimChar"/>
+        </w:rPr>
+        <w:t xml:space="preserve">    NULL</w:t>
+      </w:r>
+    </w:p>
+    <w:bookmarkEnd w:id="81"/>
+    <w:bookmarkStart w:id="82" w:name="put-all-targets-in-a-list"/>
+    <w:p>
+      <w:pPr>
+        <w:pStyle w:val="Heading2"/>
+      </w:pPr>
+      <w:r>
+        <w:t xml:space="preserve">Put all targets in a list</w:t>
+      </w:r>
+    </w:p>
+    <w:p>
+      <w:pPr>
+        <w:pStyle w:val="SourceCode"/>
+      </w:pPr>
+      <w:r>
+        <w:rPr>
+          <w:rStyle w:val="FunctionTok"/>
+        </w:rPr>
+        <w:t xml:space="preserve">list</w:t>
+      </w:r>
+      <w:r>
+        <w:rPr>
+          <w:rStyle w:val="NormalTok"/>
+        </w:rPr>
+        <w:t xml:space="preserve">(</w:t>
+      </w:r>
+      <w:r>
+        <w:br/>
+      </w:r>
+      <w:r>
+        <w:rPr>
+          <w:rStyle w:val="NormalTok"/>
+        </w:rPr>
+        <w:t xml:space="preserve">  </w:t>
+      </w:r>
+      <w:r>
+        <w:rPr>
+          <w:rStyle w:val="FunctionTok"/>
+        </w:rPr>
+        <w:t xml:space="preserve">tar_target</w:t>
+      </w:r>
+      <w:r>
+        <w:rPr>
+          <w:rStyle w:val="NormalTok"/>
+        </w:rPr>
+        <w:t xml:space="preserve">(df, </w:t>
+      </w:r>
+      <w:r>
+        <w:rPr>
+          <w:rStyle w:val="FunctionTok"/>
+        </w:rPr>
+        <w:t xml:space="preserve">as_tibble</w:t>
+      </w:r>
+      <w:r>
+        <w:rPr>
+          <w:rStyle w:val="NormalTok"/>
+        </w:rPr>
+        <w:t xml:space="preserve">(NHANES</w:t>
+      </w:r>
+      <w:r>
+        <w:rPr>
+          <w:rStyle w:val="SpecialCharTok"/>
+        </w:rPr>
+        <w:t xml:space="preserve">::</w:t>
+      </w:r>
+      <w:r>
+        <w:rPr>
+          <w:rStyle w:val="NormalTok"/>
+        </w:rPr>
+        <w:t xml:space="preserve">NHANES)),</w:t>
+      </w:r>
+      <w:r>
+        <w:br/>
+      </w:r>
+      <w:r>
+        <w:rPr>
+          <w:rStyle w:val="NormalTok"/>
+        </w:rPr>
+        <w:t xml:space="preserve">  </w:t>
+      </w:r>
+      <w:r>
+        <w:rPr>
+          <w:rStyle w:val="FunctionTok"/>
+        </w:rPr>
+        <w:t xml:space="preserve">tar_target</w:t>
+      </w:r>
+      <w:r>
+        <w:rPr>
+          <w:rStyle w:val="NormalTok"/>
+        </w:rPr>
+        <w:t xml:space="preserve">(tbl, </w:t>
+      </w:r>
+      <w:r>
+        <w:rPr>
+          <w:rStyle w:val="FunctionTok"/>
+        </w:rPr>
+        <w:t xml:space="preserve">count</w:t>
+      </w:r>
+      <w:r>
+        <w:rPr>
+          <w:rStyle w:val="NormalTok"/>
+        </w:rPr>
+        <w:t xml:space="preserve">(df, Species)),</w:t>
+      </w:r>
+      <w:r>
+        <w:br/>
+      </w:r>
+      <w:r>
+        <w:rPr>
+          <w:rStyle w:val="NormalTok"/>
+        </w:rPr>
+        <w:t xml:space="preserve">  </w:t>
+      </w:r>
+      <w:r>
+        <w:rPr>
+          <w:rStyle w:val="FunctionTok"/>
+        </w:rPr>
+        <w:t xml:space="preserve">tar_target</w:t>
+      </w:r>
+      <w:r>
+        <w:rPr>
+          <w:rStyle w:val="NormalTok"/>
+        </w:rPr>
+        <w:t xml:space="preserve">(tst, </w:t>
+      </w:r>
+      <w:r>
+        <w:rPr>
+          <w:rStyle w:val="FunctionTok"/>
+        </w:rPr>
+        <w:t xml:space="preserve">t.test</w:t>
+      </w:r>
+      <w:r>
+        <w:rPr>
+          <w:rStyle w:val="NormalTok"/>
+        </w:rPr>
+        <w:t xml:space="preserve">(BMI </w:t>
+      </w:r>
+      <w:r>
+        <w:rPr>
+          <w:rStyle w:val="SpecialCharTok"/>
+        </w:rPr>
+        <w:t xml:space="preserve">~</w:t>
+      </w:r>
+      <w:r>
+        <w:rPr>
+          <w:rStyle w:val="NormalTok"/>
+        </w:rPr>
+        <w:t xml:space="preserve"> Gender, df)),</w:t>
+      </w:r>
+      <w:r>
+        <w:br/>
+      </w:r>
+      <w:r>
+        <w:rPr>
+          <w:rStyle w:val="NormalTok"/>
+        </w:rPr>
+        <w:t xml:space="preserve">  </w:t>
+      </w:r>
+      <w:r>
+        <w:rPr>
+          <w:rStyle w:val="FunctionTok"/>
+        </w:rPr>
+        <w:t xml:space="preserve">tar_target</w:t>
+      </w:r>
+      <w:r>
+        <w:rPr>
+          <w:rStyle w:val="NormalTok"/>
+        </w:rPr>
+        <w:t xml:space="preserve">(gg, {</w:t>
+      </w:r>
+      <w:r>
+        <w:br/>
+      </w:r>
+      <w:r>
+        <w:rPr>
+          <w:rStyle w:val="NormalTok"/>
+        </w:rPr>
+        <w:t xml:space="preserve">    </w:t>
+      </w:r>
+      <w:r>
+        <w:rPr>
+          <w:rStyle w:val="FunctionTok"/>
+        </w:rPr>
+        <w:t xml:space="preserve">ggplot</w:t>
+      </w:r>
+      <w:r>
+        <w:rPr>
+          <w:rStyle w:val="NormalTok"/>
+        </w:rPr>
+        <w:t xml:space="preserve">(df, </w:t>
+      </w:r>
+      <w:r>
+        <w:rPr>
+          <w:rStyle w:val="FunctionTok"/>
+        </w:rPr>
+        <w:t xml:space="preserve">aes</w:t>
+      </w:r>
+      <w:r>
+        <w:rPr>
+          <w:rStyle w:val="NormalTok"/>
+        </w:rPr>
+        <w:t xml:space="preserve">(BMI, </w:t>
+      </w:r>
+      <w:r>
+        <w:rPr>
+          <w:rStyle w:val="AttributeTok"/>
+        </w:rPr>
+        <w:t xml:space="preserve">color =</w:t>
+      </w:r>
+      <w:r>
+        <w:rPr>
+          <w:rStyle w:val="NormalTok"/>
+        </w:rPr>
+        <w:t xml:space="preserve"> Gender)) </w:t>
+      </w:r>
+      <w:r>
+        <w:rPr>
+          <w:rStyle w:val="SpecialCharTok"/>
+        </w:rPr>
+        <w:t xml:space="preserve">+</w:t>
+      </w:r>
+      <w:r>
+        <w:rPr>
+          <w:rStyle w:val="NormalTok"/>
+        </w:rPr>
+        <w:t xml:space="preserve"> </w:t>
+      </w:r>
+      <w:r>
+        <w:rPr>
+          <w:rStyle w:val="FunctionTok"/>
+        </w:rPr>
+        <w:t xml:space="preserve">geom_density</w:t>
+      </w:r>
+      <w:r>
+        <w:rPr>
+          <w:rStyle w:val="NormalTok"/>
+        </w:rPr>
+        <w:t xml:space="preserve">()</w:t>
+      </w:r>
+      <w:r>
+        <w:br/>
+      </w:r>
+      <w:r>
+        <w:rPr>
+          <w:rStyle w:val="NormalTok"/>
+        </w:rPr>
+        <w:t xml:space="preserve">  })</w:t>
+      </w:r>
+      <w:r>
+        <w:br/>
+      </w:r>
+      <w:r>
+        <w:rPr>
+          <w:rStyle w:val="NormalTok"/>
+        </w:rPr>
+        <w:t xml:space="preserve">)</w:t>
+      </w:r>
+    </w:p>
+    <w:bookmarkEnd w:id="82"/>
+    <w:bookmarkStart w:id="83" w:name="targets.r-file"/>
+    <w:p>
+      <w:pPr>
+        <w:pStyle w:val="Heading2"/>
+      </w:pPr>
+      <w:r>
+        <w:rPr>
+          <w:rStyle w:val="VerbatimChar"/>
+        </w:rPr>
+        <w:t xml:space="preserve">_targets.R</w:t>
+      </w:r>
+      <w:r>
+        <w:t xml:space="preserve"> </w:t>
+      </w:r>
+      <w:r>
+        <w:t xml:space="preserve">file</w:t>
+      </w:r>
+    </w:p>
+    <w:p>
+      <w:pPr>
+        <w:pStyle w:val="FirstParagraph"/>
+      </w:pPr>
+      <w:r>
+        <w:t xml:space="preserve">Put that list into a file</w:t>
+      </w:r>
+      <w:r>
+        <w:t xml:space="preserve"> </w:t>
+      </w:r>
+      <w:r>
+        <w:rPr>
+          <w:rStyle w:val="VerbatimChar"/>
+        </w:rPr>
+        <w:t xml:space="preserve">_targets.R</w:t>
+      </w:r>
+      <w:r>
+        <w:t xml:space="preserve"> </w:t>
+      </w:r>
+      <w:r>
+        <w:t xml:space="preserve">together with some additional code:</w:t>
+      </w:r>
+    </w:p>
+    <w:p>
+      <w:pPr>
+        <w:pStyle w:val="SourceCode"/>
+      </w:pPr>
+      <w:r>
+        <w:rPr>
+          <w:rStyle w:val="FunctionTok"/>
+        </w:rPr>
+        <w:t xml:space="preserve">library</w:t>
+      </w:r>
+      <w:r>
+        <w:rPr>
+          <w:rStyle w:val="NormalTok"/>
+        </w:rPr>
+        <w:t xml:space="preserve">(targets)</w:t>
+      </w:r>
+      <w:r>
+        <w:br/>
+      </w:r>
+      <w:r>
+        <w:rPr>
+          <w:rStyle w:val="FunctionTok"/>
+        </w:rPr>
+        <w:t xml:space="preserve">tar_source</w:t>
+      </w:r>
+      <w:r>
+        <w:rPr>
+          <w:rStyle w:val="NormalTok"/>
+        </w:rPr>
+        <w:t xml:space="preserve">() </w:t>
+      </w:r>
+      <w:r>
+        <w:rPr>
+          <w:rStyle w:val="CommentTok"/>
+        </w:rPr>
+        <w:t xml:space="preserve"># Source all scripts with functions stored in R folder</w:t>
+      </w:r>
+    </w:p>
+    <w:p>
+      <w:pPr>
+        <w:pStyle w:val="SourceCode"/>
+      </w:pPr>
+      <w:r>
+        <w:rPr>
+          <w:rStyle w:val="VerbatimChar"/>
+        </w:rPr>
+        <w:t xml:space="preserve">tar_source(): these files do not exist: R</w:t>
+      </w:r>
+    </w:p>
+    <w:p>
+      <w:pPr>
+        <w:pStyle w:val="SourceCode"/>
+      </w:pPr>
+      <w:r>
+        <w:rPr>
+          <w:rStyle w:val="FunctionTok"/>
+        </w:rPr>
+        <w:t xml:space="preserve">tar_option_set</w:t>
+      </w:r>
+      <w:r>
+        <w:rPr>
+          <w:rStyle w:val="NormalTok"/>
+        </w:rPr>
+        <w:t xml:space="preserve">(</w:t>
+      </w:r>
+      <w:r>
+        <w:br/>
+      </w:r>
+      <w:r>
+        <w:rPr>
+          <w:rStyle w:val="NormalTok"/>
+        </w:rPr>
+        <w:t xml:space="preserve">  </w:t>
+      </w:r>
+      <w:r>
+        <w:rPr>
+          <w:rStyle w:val="CommentTok"/>
+        </w:rPr>
+        <w:t xml:space="preserve"># Specify all needed packages here</w:t>
+      </w:r>
+      <w:r>
+        <w:br/>
+      </w:r>
+      <w:r>
+        <w:rPr>
+          <w:rStyle w:val="NormalTok"/>
+        </w:rPr>
+        <w:t xml:space="preserve">  </w:t>
+      </w:r>
+      <w:r>
+        <w:rPr>
+          <w:rStyle w:val="CommentTok"/>
+        </w:rPr>
+        <w:t xml:space="preserve"># </w:t>
+      </w:r>
+      <w:r>
+        <w:rPr>
+          <w:rStyle w:val="AlertTok"/>
+        </w:rPr>
+        <w:t xml:space="preserve">NOTE</w:t>
+      </w:r>
+      <w:r>
+        <w:rPr>
+          <w:rStyle w:val="CommentTok"/>
+        </w:rPr>
+        <w:t xml:space="preserve">! They will not be available in the interactive R-session</w:t>
+      </w:r>
+      <w:r>
+        <w:br/>
+      </w:r>
+      <w:r>
+        <w:rPr>
+          <w:rStyle w:val="NormalTok"/>
+        </w:rPr>
+        <w:t xml:space="preserve">  </w:t>
+      </w:r>
+      <w:r>
+        <w:rPr>
+          <w:rStyle w:val="CommentTok"/>
+        </w:rPr>
+        <w:t xml:space="preserve"># so you might load them above as well to avoid confusion</w:t>
+      </w:r>
+      <w:r>
+        <w:br/>
+      </w:r>
+      <w:r>
+        <w:rPr>
+          <w:rStyle w:val="NormalTok"/>
+        </w:rPr>
+        <w:t xml:space="preserve">  </w:t>
+      </w:r>
+      <w:r>
+        <w:rPr>
+          <w:rStyle w:val="AttributeTok"/>
+        </w:rPr>
+        <w:t xml:space="preserve">packages =</w:t>
+      </w:r>
+      <w:r>
+        <w:rPr>
+          <w:rStyle w:val="NormalTok"/>
+        </w:rPr>
+        <w:t xml:space="preserve"> </w:t>
+      </w:r>
+      <w:r>
+        <w:rPr>
+          <w:rStyle w:val="FunctionTok"/>
+        </w:rPr>
+        <w:t xml:space="preserve">c</w:t>
+      </w:r>
+      <w:r>
+        <w:rPr>
+          <w:rStyle w:val="NormalTok"/>
+        </w:rPr>
+        <w:t xml:space="preserve">(</w:t>
+      </w:r>
+      <w:r>
+        <w:rPr>
+          <w:rStyle w:val="StringTok"/>
+        </w:rPr>
+        <w:t xml:space="preserve">"tidyverse"</w:t>
+      </w:r>
+      <w:r>
+        <w:rPr>
+          <w:rStyle w:val="NormalTok"/>
+        </w:rPr>
+        <w:t xml:space="preserve">),</w:t>
+      </w:r>
+      <w:r>
+        <w:br/>
+      </w:r>
+      <w:r>
+        <w:rPr>
+          <w:rStyle w:val="NormalTok"/>
+        </w:rPr>
+        <w:t xml:space="preserve">  </w:t>
+      </w:r>
+      <w:r>
+        <w:rPr>
+          <w:rStyle w:val="CommentTok"/>
+        </w:rPr>
+        <w:t xml:space="preserve"># Format used for caching (qs which is actually qs2 is best for big data)</w:t>
+      </w:r>
+      <w:r>
+        <w:br/>
+      </w:r>
+      <w:r>
+        <w:rPr>
+          <w:rStyle w:val="NormalTok"/>
+        </w:rPr>
+        <w:t xml:space="preserve">  </w:t>
+      </w:r>
+      <w:r>
+        <w:rPr>
+          <w:rStyle w:val="AttributeTok"/>
+        </w:rPr>
+        <w:t xml:space="preserve">format =</w:t>
+      </w:r>
+      <w:r>
+        <w:rPr>
+          <w:rStyle w:val="NormalTok"/>
+        </w:rPr>
+        <w:t xml:space="preserve"> </w:t>
+      </w:r>
+      <w:r>
+        <w:rPr>
+          <w:rStyle w:val="StringTok"/>
+        </w:rPr>
+        <w:t xml:space="preserve">"qs"</w:t>
+      </w:r>
+      <w:r>
+        <w:rPr>
+          <w:rStyle w:val="NormalTok"/>
+        </w:rPr>
+        <w:t xml:space="preserve">,</w:t>
+      </w:r>
+      <w:r>
+        <w:br/>
+      </w:r>
+      <w:r>
+        <w:rPr>
+          <w:rStyle w:val="NormalTok"/>
+        </w:rPr>
+        <w:t xml:space="preserve">  </w:t>
+      </w:r>
+      <w:r>
+        <w:rPr>
+          <w:rStyle w:val="CommentTok"/>
+        </w:rPr>
+        <w:t xml:space="preserve"># Additional settings ...</w:t>
+      </w:r>
+      <w:r>
+        <w:br/>
+      </w:r>
+      <w:r>
+        <w:rPr>
+          <w:rStyle w:val="NormalTok"/>
+        </w:rPr>
+        <w:t xml:space="preserve">  </w:t>
+      </w:r>
+      <w:r>
+        <w:rPr>
+          <w:rStyle w:val="AttributeTok"/>
+        </w:rPr>
+        <w:t xml:space="preserve">seed =</w:t>
+      </w:r>
+      <w:r>
+        <w:rPr>
+          <w:rStyle w:val="NormalTok"/>
+        </w:rPr>
+        <w:t xml:space="preserve"> </w:t>
+      </w:r>
+      <w:r>
+        <w:rPr>
+          <w:rStyle w:val="DecValTok"/>
+        </w:rPr>
+        <w:t xml:space="preserve">123</w:t>
+      </w:r>
+      <w:r>
+        <w:br/>
+      </w:r>
+      <w:r>
+        <w:rPr>
+          <w:rStyle w:val="NormalTok"/>
+        </w:rPr>
+        <w:t xml:space="preserve">)</w:t>
+      </w:r>
+      <w:r>
+        <w:br/>
+      </w:r>
+      <w:r>
+        <w:br/>
+      </w:r>
+      <w:r>
+        <w:rPr>
+          <w:rStyle w:val="FunctionTok"/>
+        </w:rPr>
+        <w:t xml:space="preserve">list</w:t>
+      </w:r>
+      <w:r>
+        <w:rPr>
+          <w:rStyle w:val="NormalTok"/>
+        </w:rPr>
+        <w:t xml:space="preserve">(</w:t>
+      </w:r>
+      <w:r>
+        <w:br/>
+      </w:r>
+      <w:r>
+        <w:rPr>
+          <w:rStyle w:val="NormalTok"/>
+        </w:rPr>
+        <w:t xml:space="preserve">  </w:t>
+      </w:r>
+      <w:r>
+        <w:rPr>
+          <w:rStyle w:val="FunctionTok"/>
+        </w:rPr>
+        <w:t xml:space="preserve">tar_target</w:t>
+      </w:r>
+      <w:r>
+        <w:rPr>
+          <w:rStyle w:val="NormalTok"/>
+        </w:rPr>
+        <w:t xml:space="preserve">(df, </w:t>
+      </w:r>
+      <w:r>
+        <w:rPr>
+          <w:rStyle w:val="FunctionTok"/>
+        </w:rPr>
+        <w:t xml:space="preserve">as_tibble</w:t>
+      </w:r>
+      <w:r>
+        <w:rPr>
+          <w:rStyle w:val="NormalTok"/>
+        </w:rPr>
+        <w:t xml:space="preserve">(NHANES</w:t>
+      </w:r>
+      <w:r>
+        <w:rPr>
+          <w:rStyle w:val="SpecialCharTok"/>
+        </w:rPr>
+        <w:t xml:space="preserve">::</w:t>
+      </w:r>
+      <w:r>
+        <w:rPr>
+          <w:rStyle w:val="NormalTok"/>
+        </w:rPr>
+        <w:t xml:space="preserve">NHANES)),</w:t>
+      </w:r>
+      <w:r>
+        <w:br/>
+      </w:r>
+      <w:r>
+        <w:rPr>
+          <w:rStyle w:val="NormalTok"/>
+        </w:rPr>
+        <w:t xml:space="preserve">  </w:t>
+      </w:r>
+      <w:r>
+        <w:rPr>
+          <w:rStyle w:val="FunctionTok"/>
+        </w:rPr>
+        <w:t xml:space="preserve">tar_target</w:t>
+      </w:r>
+      <w:r>
+        <w:rPr>
+          <w:rStyle w:val="NormalTok"/>
+        </w:rPr>
+        <w:t xml:space="preserve">(tbl, </w:t>
+      </w:r>
+      <w:r>
+        <w:rPr>
+          <w:rStyle w:val="FunctionTok"/>
+        </w:rPr>
+        <w:t xml:space="preserve">count</w:t>
+      </w:r>
+      <w:r>
+        <w:rPr>
+          <w:rStyle w:val="NormalTok"/>
+        </w:rPr>
+        <w:t xml:space="preserve">(df, Species)),</w:t>
+      </w:r>
+      <w:r>
+        <w:br/>
+      </w:r>
+      <w:r>
+        <w:rPr>
+          <w:rStyle w:val="NormalTok"/>
+        </w:rPr>
+        <w:t xml:space="preserve">  </w:t>
+      </w:r>
+      <w:r>
+        <w:rPr>
+          <w:rStyle w:val="FunctionTok"/>
+        </w:rPr>
+        <w:t xml:space="preserve">tar_target</w:t>
+      </w:r>
+      <w:r>
+        <w:rPr>
+          <w:rStyle w:val="NormalTok"/>
+        </w:rPr>
+        <w:t xml:space="preserve">(tst, </w:t>
+      </w:r>
+      <w:r>
+        <w:rPr>
+          <w:rStyle w:val="FunctionTok"/>
+        </w:rPr>
+        <w:t xml:space="preserve">t.test</w:t>
+      </w:r>
+      <w:r>
+        <w:rPr>
+          <w:rStyle w:val="NormalTok"/>
+        </w:rPr>
+        <w:t xml:space="preserve">(BMI </w:t>
+      </w:r>
+      <w:r>
+        <w:rPr>
+          <w:rStyle w:val="SpecialCharTok"/>
+        </w:rPr>
+        <w:t xml:space="preserve">~</w:t>
+      </w:r>
+      <w:r>
+        <w:rPr>
+          <w:rStyle w:val="NormalTok"/>
+        </w:rPr>
+        <w:t xml:space="preserve"> Gender, df)),</w:t>
+      </w:r>
+      <w:r>
+        <w:br/>
+      </w:r>
+      <w:r>
+        <w:rPr>
+          <w:rStyle w:val="NormalTok"/>
+        </w:rPr>
+        <w:t xml:space="preserve">  </w:t>
+      </w:r>
+      <w:r>
+        <w:rPr>
+          <w:rStyle w:val="FunctionTok"/>
+        </w:rPr>
+        <w:t xml:space="preserve">tar_target</w:t>
+      </w:r>
+      <w:r>
+        <w:rPr>
+          <w:rStyle w:val="NormalTok"/>
+        </w:rPr>
+        <w:t xml:space="preserve">(gg, {</w:t>
+      </w:r>
+      <w:r>
+        <w:br/>
+      </w:r>
+      <w:r>
+        <w:rPr>
+          <w:rStyle w:val="NormalTok"/>
+        </w:rPr>
+        <w:t xml:space="preserve">    </w:t>
+      </w:r>
+      <w:r>
+        <w:rPr>
+          <w:rStyle w:val="FunctionTok"/>
+        </w:rPr>
+        <w:t xml:space="preserve">ggplot</w:t>
+      </w:r>
+      <w:r>
+        <w:rPr>
+          <w:rStyle w:val="NormalTok"/>
+        </w:rPr>
+        <w:t xml:space="preserve">(df, </w:t>
+      </w:r>
+      <w:r>
+        <w:rPr>
+          <w:rStyle w:val="FunctionTok"/>
+        </w:rPr>
+        <w:t xml:space="preserve">aes</w:t>
+      </w:r>
+      <w:r>
+        <w:rPr>
+          <w:rStyle w:val="NormalTok"/>
+        </w:rPr>
+        <w:t xml:space="preserve">(BMI, </w:t>
+      </w:r>
+      <w:r>
+        <w:rPr>
+          <w:rStyle w:val="AttributeTok"/>
+        </w:rPr>
+        <w:t xml:space="preserve">color =</w:t>
+      </w:r>
+      <w:r>
+        <w:rPr>
+          <w:rStyle w:val="NormalTok"/>
+        </w:rPr>
+        <w:t xml:space="preserve"> Gender)) </w:t>
+      </w:r>
+      <w:r>
+        <w:rPr>
+          <w:rStyle w:val="SpecialCharTok"/>
+        </w:rPr>
+        <w:t xml:space="preserve">+</w:t>
+      </w:r>
+      <w:r>
+        <w:rPr>
+          <w:rStyle w:val="NormalTok"/>
+        </w:rPr>
+        <w:t xml:space="preserve"> </w:t>
+      </w:r>
+      <w:r>
+        <w:rPr>
+          <w:rStyle w:val="FunctionTok"/>
+        </w:rPr>
+        <w:t xml:space="preserve">geom_density</w:t>
+      </w:r>
+      <w:r>
+        <w:rPr>
+          <w:rStyle w:val="NormalTok"/>
+        </w:rPr>
+        <w:t xml:space="preserve">()</w:t>
+      </w:r>
+      <w:r>
+        <w:br/>
+      </w:r>
+      <w:r>
+        <w:rPr>
+          <w:rStyle w:val="NormalTok"/>
+        </w:rPr>
+        <w:t xml:space="preserve">  })</w:t>
+      </w:r>
+      <w:r>
+        <w:br/>
+      </w:r>
+      <w:r>
+        <w:rPr>
+          <w:rStyle w:val="NormalTok"/>
+        </w:rPr>
+        <w:t xml:space="preserve">)</w:t>
+      </w:r>
+    </w:p>
+    <w:bookmarkEnd w:id="83"/>
+    <w:bookmarkStart w:id="84" w:name="benefits"/>
+    <w:p>
+      <w:pPr>
+        <w:pStyle w:val="Heading2"/>
+      </w:pPr>
+      <w:r>
+        <w:t xml:space="preserve">Benefits</w:t>
+      </w:r>
+    </w:p>
+    <w:p>
+      <w:pPr>
+        <w:pStyle w:val="Compact"/>
+        <w:numPr>
+          <w:ilvl w:val="0"/>
+          <w:numId w:val="1024"/>
+        </w:numPr>
+      </w:pPr>
+      <w:r>
+        <w:t xml:space="preserve">execute the whole project by</w:t>
+      </w:r>
+      <w:r>
+        <w:t xml:space="preserve"> </w:t>
+      </w:r>
+      <w:r>
+        <w:rPr>
+          <w:rStyle w:val="VerbatimChar"/>
+        </w:rPr>
+        <w:t xml:space="preserve">tar_make()</w:t>
+      </w:r>
+    </w:p>
+    <w:p>
+      <w:pPr>
+        <w:pStyle w:val="Compact"/>
+        <w:numPr>
+          <w:ilvl w:val="0"/>
+          <w:numId w:val="1024"/>
+        </w:numPr>
+      </w:pPr>
+      <w:r>
+        <w:t xml:space="preserve">intermediate steps are cached and cached objects retreived by</w:t>
+      </w:r>
+      <w:r>
+        <w:t xml:space="preserve"> </w:t>
+      </w:r>
+      <w:r>
+        <w:rPr>
+          <w:rStyle w:val="VerbatimChar"/>
+        </w:rPr>
+        <w:t xml:space="preserve">tar_load()</w:t>
+      </w:r>
+      <w:r>
+        <w:t xml:space="preserve"> </w:t>
+      </w:r>
+      <w:r>
+        <w:t xml:space="preserve">or</w:t>
+      </w:r>
+      <w:r>
+        <w:t xml:space="preserve"> </w:t>
+      </w:r>
+      <w:r>
+        <w:rPr>
+          <w:rStyle w:val="VerbatimChar"/>
+        </w:rPr>
+        <w:t xml:space="preserve">tar_read()</w:t>
+      </w:r>
+    </w:p>
+    <w:p>
+      <w:pPr>
+        <w:pStyle w:val="Compact"/>
+        <w:numPr>
+          <w:ilvl w:val="0"/>
+          <w:numId w:val="1024"/>
+        </w:numPr>
+      </w:pPr>
+      <w:r>
         <w:t xml:space="preserve">dependency among individual steps can be visualized:</w:t>
       </w:r>
       <w:r>
@@ -5399,8 +6415,8 @@
         <w:t xml:space="preserve">tar_visnetwork()</w:t>
       </w:r>
     </w:p>
-    <w:bookmarkEnd w:id="62"/>
-    <w:bookmarkStart w:id="66" w:name="dependency-graph"/>
+    <w:bookmarkEnd w:id="84"/>
+    <w:bookmarkStart w:id="88" w:name="dependency-graph"/>
     <w:p>
       <w:pPr>
         <w:pStyle w:val="Heading2"/>
@@ -5418,18 +6434,18 @@
           <wp:inline>
             <wp:extent cx="5334000" cy="4000499"/>
             <wp:effectExtent b="0" l="0" r="0" t="0"/>
-            <wp:docPr descr="" title="" id="64" name="Picture"/>
+            <wp:docPr descr="" title="" id="86" name="Picture"/>
             <a:graphic>
               <a:graphicData uri="http://schemas.openxmlformats.org/drawingml/2006/picture">
                 <pic:pic>
                   <pic:nvPicPr>
-                    <pic:cNvPr descr="images/paste-2.png" id="65" name="Picture"/>
+                    <pic:cNvPr descr="images/paste-2.png" id="87" name="Picture"/>
                     <pic:cNvPicPr>
                       <a:picLocks noChangeArrowheads="1" noChangeAspect="1"/>
                     </pic:cNvPicPr>
                   </pic:nvPicPr>
                   <pic:blipFill>
-                    <a:blip r:embed="rId63"/>
+                    <a:blip r:embed="rId85"/>
                     <a:stretch>
                       <a:fillRect/>
                     </a:stretch>
@@ -5456,8 +6472,8 @@
         </w:drawing>
       </w:r>
     </w:p>
-    <w:bookmarkEnd w:id="66"/>
-    <w:bookmarkStart w:id="67" w:name="live-show"/>
+    <w:bookmarkEnd w:id="88"/>
+    <w:bookmarkStart w:id="89" w:name="live-show"/>
     <w:p>
       <w:pPr>
         <w:pStyle w:val="Heading2"/>
@@ -5537,15 +6553,15 @@
         </w:pict>
       </w:r>
     </w:p>
-    <w:bookmarkEnd w:id="67"/>
-    <w:bookmarkEnd w:id="68"/>
-    <w:bookmarkStart w:id="92" w:name="different-r-versions"/>
+    <w:bookmarkEnd w:id="89"/>
+    <w:bookmarkEnd w:id="90"/>
+    <w:bookmarkStart w:id="103" w:name="r-versions"/>
     <w:p>
       <w:pPr>
         <w:pStyle w:val="Heading1"/>
       </w:pPr>
       <w:r>
-        <w:t xml:space="preserve">Different R-versions</w:t>
+        <w:t xml:space="preserve">R-versions</w:t>
       </w:r>
     </w:p>
     <w:p>
@@ -5553,11 +6569,27 @@
         <w:pStyle w:val="Compact"/>
         <w:numPr>
           <w:ilvl w:val="0"/>
-          <w:numId w:val="1024"/>
-        </w:numPr>
-      </w:pPr>
-      <w:r>
-        <w:t xml:space="preserve">Imagine you finish your research project and you submit a manuscript to a journal</w:t>
+          <w:numId w:val="1025"/>
+        </w:numPr>
+      </w:pPr>
+      <w:r>
+        <w:t xml:space="preserve">Imagine you</w:t>
+      </w:r>
+      <w:r>
+        <w:t xml:space="preserve"> </w:t>
+      </w:r>
+      <w:r>
+        <w:rPr>
+          <w:b/>
+          <w:bCs/>
+        </w:rPr>
+        <w:t xml:space="preserve">finish</w:t>
+      </w:r>
+      <w:r>
+        <w:t xml:space="preserve"> </w:t>
+      </w:r>
+      <w:r>
+        <w:t xml:space="preserve">your research project and you submit a manuscript to a journal</w:t>
       </w:r>
     </w:p>
     <w:p>
@@ -5565,11 +6597,27 @@
         <w:pStyle w:val="Compact"/>
         <w:numPr>
           <w:ilvl w:val="0"/>
-          <w:numId w:val="1024"/>
-        </w:numPr>
-      </w:pPr>
-      <w:r>
-        <w:t xml:space="preserve">The journal comes back one year later (they didn’t have time until know) and one reviewer ask you to double check some steps of the analysis</w:t>
+          <w:numId w:val="1025"/>
+        </w:numPr>
+      </w:pPr>
+      <w:r>
+        <w:t xml:space="preserve">The journal comes back</w:t>
+      </w:r>
+      <w:r>
+        <w:t xml:space="preserve"> </w:t>
+      </w:r>
+      <w:r>
+        <w:rPr>
+          <w:b/>
+          <w:bCs/>
+        </w:rPr>
+        <w:t xml:space="preserve">one year later</w:t>
+      </w:r>
+      <w:r>
+        <w:t xml:space="preserve"> </w:t>
+      </w:r>
+      <w:r>
+        <w:t xml:space="preserve">(they didn’t have time until know) and one reviewer ask you to double check some steps of the analysis</w:t>
       </w:r>
     </w:p>
     <w:p>
@@ -5577,7 +6625,7 @@
         <w:pStyle w:val="Compact"/>
         <w:numPr>
           <w:ilvl w:val="0"/>
-          <w:numId w:val="1024"/>
+          <w:numId w:val="1025"/>
         </w:numPr>
       </w:pPr>
       <w:r>
@@ -5589,7 +6637,7 @@
         <w:pStyle w:val="Compact"/>
         <w:numPr>
           <w:ilvl w:val="0"/>
-          <w:numId w:val="1024"/>
+          <w:numId w:val="1025"/>
         </w:numPr>
       </w:pPr>
       <w:r>
@@ -5601,11 +6649,37 @@
         <w:pStyle w:val="Compact"/>
         <w:numPr>
           <w:ilvl w:val="0"/>
-          <w:numId w:val="1024"/>
-        </w:numPr>
-      </w:pPr>
-      <w:r>
-        <w:t xml:space="preserve">Half a year ago you updated your R installation and a week ago all of your installed packages.</w:t>
+          <w:numId w:val="1025"/>
+        </w:numPr>
+      </w:pPr>
+      <w:r>
+        <w:rPr>
+          <w:b/>
+          <w:bCs/>
+        </w:rPr>
+        <w:t xml:space="preserve">Half a year ago</w:t>
+      </w:r>
+      <w:r>
+        <w:t xml:space="preserve"> </w:t>
+      </w:r>
+      <w:r>
+        <w:t xml:space="preserve">you updated your R installation and a</w:t>
+      </w:r>
+      <w:r>
+        <w:t xml:space="preserve"> </w:t>
+      </w:r>
+      <w:r>
+        <w:rPr>
+          <w:b/>
+          <w:bCs/>
+        </w:rPr>
+        <w:t xml:space="preserve">week ago</w:t>
+      </w:r>
+      <w:r>
+        <w:t xml:space="preserve"> </w:t>
+      </w:r>
+      <w:r>
+        <w:t xml:space="preserve">all of your installed packages.</w:t>
       </w:r>
     </w:p>
     <w:p>
@@ -5613,47 +6687,54 @@
         <w:pStyle w:val="Compact"/>
         <w:numPr>
           <w:ilvl w:val="1"/>
+          <w:numId w:val="1026"/>
+        </w:numPr>
+      </w:pPr>
+      <w:r>
+        <w:t xml:space="preserve">One package was retired from CRAN (could happen even though there was nothing wrong with the package when you used it … maybe the maintainer just didn’t have time or energy to keep maintaining it)</w:t>
+      </w:r>
+    </w:p>
+    <w:p>
+      <w:pPr>
+        <w:pStyle w:val="Compact"/>
+        <w:numPr>
+          <w:ilvl w:val="1"/>
+          <w:numId w:val="1026"/>
+        </w:numPr>
+      </w:pPr>
+      <w:r>
+        <w:t xml:space="preserve">One package has deprecated one of the functions you previously used</w:t>
+      </w:r>
+    </w:p>
+    <w:p>
+      <w:pPr>
+        <w:pStyle w:val="Compact"/>
+        <w:numPr>
+          <w:ilvl w:val="1"/>
+          <w:numId w:val="1026"/>
+        </w:numPr>
+      </w:pPr>
+      <w:r>
+        <w:t xml:space="preserve">On package has redesigned the output format from a specific function you used</w:t>
+      </w:r>
+    </w:p>
+    <w:p>
+      <w:pPr>
+        <w:pStyle w:val="Compact"/>
+        <w:numPr>
+          <w:ilvl w:val="0"/>
           <w:numId w:val="1025"/>
         </w:numPr>
       </w:pPr>
       <w:r>
-        <w:t xml:space="preserve">One package was retired from CRAN (could happen even though there was nothing wrong with the package when you used it)</w:t>
-      </w:r>
-    </w:p>
-    <w:p>
-      <w:pPr>
-        <w:pStyle w:val="Compact"/>
-        <w:numPr>
-          <w:ilvl w:val="1"/>
-          <w:numId w:val="1025"/>
-        </w:numPr>
-      </w:pPr>
-      <w:r>
-        <w:t xml:space="preserve">One package has deprecated one of the functions you previously used</w:t>
-      </w:r>
-    </w:p>
-    <w:p>
-      <w:pPr>
-        <w:pStyle w:val="Compact"/>
-        <w:numPr>
-          <w:ilvl w:val="1"/>
-          <w:numId w:val="1025"/>
-        </w:numPr>
-      </w:pPr>
-      <w:r>
-        <w:t xml:space="preserve">On package has redesigned the output format from a specific function you used</w:t>
-      </w:r>
-    </w:p>
-    <w:p>
-      <w:pPr>
-        <w:pStyle w:val="Compact"/>
-        <w:numPr>
-          <w:ilvl w:val="0"/>
-          <w:numId w:val="1024"/>
-        </w:numPr>
-      </w:pPr>
-      <w:r>
         <w:t xml:space="preserve">😱</w:t>
+      </w:r>
+    </w:p>
+    <w:p>
+      <w:r>
+        <w:pict>
+          <v:rect style="width:0;height:1.5pt" o:hralign="center" o:hrstd="t" o:hr="t"/>
+        </w:pict>
       </w:r>
     </w:p>
     <w:p>
@@ -5665,18 +6746,18 @@
           <wp:inline>
             <wp:extent cx="5334000" cy="4337129"/>
             <wp:effectExtent b="0" l="0" r="0" t="0"/>
-            <wp:docPr descr="" title="" id="70" name="Picture"/>
+            <wp:docPr descr="" title="" id="92" name="Picture"/>
             <a:graphic>
               <a:graphicData uri="http://schemas.openxmlformats.org/drawingml/2006/picture">
                 <pic:pic>
                   <pic:nvPicPr>
-                    <pic:cNvPr descr="images/paste-9.png" id="71" name="Picture"/>
+                    <pic:cNvPr descr="images/paste-9.png" id="93" name="Picture"/>
                     <pic:cNvPicPr>
                       <a:picLocks noChangeArrowheads="1" noChangeAspect="1"/>
                     </pic:cNvPicPr>
                   </pic:nvPicPr>
                   <pic:blipFill>
-                    <a:blip r:embed="rId69"/>
+                    <a:blip r:embed="rId91"/>
                     <a:stretch>
                       <a:fillRect/>
                     </a:stretch>
@@ -5703,64 +6784,13 @@
         </w:drawing>
       </w:r>
     </w:p>
-    <w:bookmarkStart w:id="72" w:name="pros-and-cons"/>
+    <w:bookmarkStart w:id="94" w:name="pros-and-cons"/>
     <w:p>
       <w:pPr>
         <w:pStyle w:val="Heading2"/>
       </w:pPr>
       <w:r>
         <w:t xml:space="preserve">Pros and cons</w:t>
-      </w:r>
-    </w:p>
-    <w:p>
-      <w:pPr>
-        <w:numPr>
-          <w:ilvl w:val="0"/>
-          <w:numId w:val="1026"/>
-        </w:numPr>
-      </w:pPr>
-      <w:r>
-        <w:t xml:space="preserve">It is always a good idea to be able to reproduce exactly what you did!</w:t>
-      </w:r>
-    </w:p>
-    <w:p>
-      <w:pPr>
-        <w:numPr>
-          <w:ilvl w:val="0"/>
-          <w:numId w:val="1026"/>
-        </w:numPr>
-      </w:pPr>
-      <w:r>
-        <w:t xml:space="preserve">But if you never update you might miss essential bug fixes.</w:t>
-      </w:r>
-    </w:p>
-    <w:p>
-      <w:pPr>
-        <w:numPr>
-          <w:ilvl w:val="0"/>
-          <w:numId w:val="1026"/>
-        </w:numPr>
-      </w:pPr>
-      <w:r>
-        <w:t xml:space="preserve">If your results change, how can you know which version was the most accurate?</w:t>
-      </w:r>
-    </w:p>
-    <w:p>
-      <w:pPr>
-        <w:pStyle w:val="FirstParagraph"/>
-      </w:pPr>
-      <w:r>
-        <w:t xml:space="preserve">Best practice to rerun the analysis both with the frozen versions and with the most up-to-date versions of the packages … because you have all the time in the world and nothing more important to do right … 😂</w:t>
-      </w:r>
-    </w:p>
-    <w:bookmarkEnd w:id="72"/>
-    <w:bookmarkStart w:id="76" w:name="different-operating-systems"/>
-    <w:p>
-      <w:pPr>
-        <w:pStyle w:val="Heading2"/>
-      </w:pPr>
-      <w:r>
-        <w:t xml:space="preserve">Different operating systems</w:t>
       </w:r>
     </w:p>
     <w:p>
@@ -5771,7 +6801,7 @@
         </w:numPr>
       </w:pPr>
       <w:r>
-        <w:t xml:space="preserve">R should behave similar on different operating systems.</w:t>
+        <w:t xml:space="preserve">It is always a good idea to be able to reproduce exactly what you did!</w:t>
       </w:r>
     </w:p>
     <w:p>
@@ -5782,6 +6812,57 @@
         </w:numPr>
       </w:pPr>
       <w:r>
+        <w:t xml:space="preserve">But if you never update you might miss essential bug fixes!</w:t>
+      </w:r>
+    </w:p>
+    <w:p>
+      <w:pPr>
+        <w:numPr>
+          <w:ilvl w:val="0"/>
+          <w:numId w:val="1027"/>
+        </w:numPr>
+      </w:pPr>
+      <w:r>
+        <w:t xml:space="preserve">If your results change, how can you know which version was the most accurate?</w:t>
+      </w:r>
+    </w:p>
+    <w:p>
+      <w:pPr>
+        <w:pStyle w:val="FirstParagraph"/>
+      </w:pPr>
+      <w:r>
+        <w:t xml:space="preserve">Best practice (I guess) is to rerun the analysis both with the frozen versions and with the most up-to-date versions of the packages … because you have all the time in the world and nothing more important to do … right … 😂</w:t>
+      </w:r>
+    </w:p>
+    <w:bookmarkEnd w:id="94"/>
+    <w:bookmarkStart w:id="98" w:name="different-operating-systems"/>
+    <w:p>
+      <w:pPr>
+        <w:pStyle w:val="Heading2"/>
+      </w:pPr>
+      <w:r>
+        <w:t xml:space="preserve">Different operating systems</w:t>
+      </w:r>
+    </w:p>
+    <w:p>
+      <w:pPr>
+        <w:numPr>
+          <w:ilvl w:val="0"/>
+          <w:numId w:val="1028"/>
+        </w:numPr>
+      </w:pPr>
+      <w:r>
+        <w:t xml:space="preserve">R should behave similar on different operating systems.</w:t>
+      </w:r>
+    </w:p>
+    <w:p>
+      <w:pPr>
+        <w:numPr>
+          <w:ilvl w:val="0"/>
+          <w:numId w:val="1028"/>
+        </w:numPr>
+      </w:pPr>
+      <w:r>
         <w:t xml:space="preserve">Exceptions nevertheless exist!</w:t>
       </w:r>
     </w:p>
@@ -5789,7 +6870,7 @@
       <w:pPr>
         <w:numPr>
           <w:ilvl w:val="1"/>
-          <w:numId w:val="1028"/>
+          <w:numId w:val="1029"/>
         </w:numPr>
       </w:pPr>
       <w:r>
@@ -5809,7 +6890,7 @@
       <w:pPr>
         <w:numPr>
           <w:ilvl w:val="1"/>
-          <w:numId w:val="1028"/>
+          <w:numId w:val="1029"/>
         </w:numPr>
       </w:pPr>
       <w:r>
@@ -5823,6 +6904,24 @@
       </w:r>
       <w:r>
         <w:t xml:space="preserve">might differ due to locale settings</w:t>
+      </w:r>
+    </w:p>
+    <w:p>
+      <w:pPr>
+        <w:numPr>
+          <w:ilvl w:val="1"/>
+          <w:numId w:val="1029"/>
+        </w:numPr>
+      </w:pPr>
+      <w:r>
+        <w:t xml:space="preserve">Earlier versions of R relied on system-specific native encodings (notably on Windows), whereas modern versions (R ≥ 4.2) use UTF-8 as the default across platforms.</w:t>
+      </w:r>
+    </w:p>
+    <w:p>
+      <w:r>
+        <w:pict>
+          <v:rect style="width:0;height:1.5pt" o:hralign="center" o:hrstd="t" o:hr="t"/>
+        </w:pict>
       </w:r>
     </w:p>
     <w:p>
@@ -5834,18 +6933,18 @@
           <wp:inline>
             <wp:extent cx="5334000" cy="2830784"/>
             <wp:effectExtent b="0" l="0" r="0" t="0"/>
-            <wp:docPr descr="" title="" id="74" name="Picture"/>
+            <wp:docPr descr="" title="" id="96" name="Picture"/>
             <a:graphic>
               <a:graphicData uri="http://schemas.openxmlformats.org/drawingml/2006/picture">
                 <pic:pic>
                   <pic:nvPicPr>
-                    <pic:cNvPr descr="images/paste-10.png" id="75" name="Picture"/>
+                    <pic:cNvPr descr="images/paste-10.png" id="97" name="Picture"/>
                     <pic:cNvPicPr>
                       <a:picLocks noChangeArrowheads="1" noChangeAspect="1"/>
                     </pic:cNvPicPr>
                   </pic:nvPicPr>
                   <pic:blipFill>
-                    <a:blip r:embed="rId73"/>
+                    <a:blip r:embed="rId95"/>
                     <a:stretch>
                       <a:fillRect/>
                     </a:stretch>
@@ -5872,8 +6971,8 @@
         </w:drawing>
       </w:r>
     </w:p>
-    <w:bookmarkEnd w:id="76"/>
-    <w:bookmarkStart w:id="91" w:name="combining-all"/>
+    <w:bookmarkEnd w:id="98"/>
+    <w:bookmarkStart w:id="102" w:name="combining-all"/>
     <w:p>
       <w:pPr>
         <w:pStyle w:val="Heading2"/>
@@ -5886,7 +6985,7 @@
       <w:pPr>
         <w:numPr>
           <w:ilvl w:val="0"/>
-          <w:numId w:val="1029"/>
+          <w:numId w:val="1030"/>
         </w:numPr>
       </w:pPr>
       <w:r>
@@ -5897,7 +6996,7 @@
       <w:pPr>
         <w:numPr>
           <w:ilvl w:val="0"/>
-          <w:numId w:val="1029"/>
+          <w:numId w:val="1030"/>
         </w:numPr>
       </w:pPr>
       <w:r>
@@ -5908,7 +7007,7 @@
       <w:pPr>
         <w:numPr>
           <w:ilvl w:val="0"/>
-          <w:numId w:val="1029"/>
+          <w:numId w:val="1030"/>
         </w:numPr>
       </w:pPr>
       <w:r>
@@ -5931,18 +7030,18 @@
           <wp:inline>
             <wp:extent cx="5334000" cy="3597088"/>
             <wp:effectExtent b="0" l="0" r="0" t="0"/>
-            <wp:docPr descr="" title="" id="78" name="Picture"/>
+            <wp:docPr descr="" title="" id="100" name="Picture"/>
             <a:graphic>
               <a:graphicData uri="http://schemas.openxmlformats.org/drawingml/2006/picture">
                 <pic:pic>
                   <pic:nvPicPr>
-                    <pic:cNvPr descr="images/paste-11.png" id="79" name="Picture"/>
+                    <pic:cNvPr descr="images/paste-11.png" id="101" name="Picture"/>
                     <pic:cNvPicPr>
                       <a:picLocks noChangeArrowheads="1" noChangeAspect="1"/>
                     </pic:cNvPicPr>
                   </pic:nvPicPr>
                   <pic:blipFill>
-                    <a:blip r:embed="rId77"/>
+                    <a:blip r:embed="rId99"/>
                     <a:stretch>
                       <a:fillRect/>
                     </a:stretch>
@@ -5969,6 +7068,282 @@
         </w:drawing>
       </w:r>
     </w:p>
+    <w:bookmarkEnd w:id="102"/>
+    <w:bookmarkEnd w:id="103"/>
+    <w:bookmarkStart w:id="124" w:name="tre"/>
+    <w:p>
+      <w:pPr>
+        <w:pStyle w:val="Heading1"/>
+      </w:pPr>
+      <w:r>
+        <w:t xml:space="preserve">TRE</w:t>
+      </w:r>
+    </w:p>
+    <w:p>
+      <w:pPr>
+        <w:numPr>
+          <w:ilvl w:val="0"/>
+          <w:numId w:val="1031"/>
+        </w:numPr>
+      </w:pPr>
+      <w:r>
+        <w:rPr>
+          <w:b/>
+          <w:bCs/>
+        </w:rPr>
+        <w:t xml:space="preserve">Historically</w:t>
+      </w:r>
+      <w:r>
+        <w:t xml:space="preserve">: centralized data on</w:t>
+      </w:r>
+      <w:r>
+        <w:t xml:space="preserve"> </w:t>
+      </w:r>
+      <w:hyperlink r:id="rId104">
+        <w:r>
+          <w:rPr>
+            <w:rStyle w:val="Hyperlink"/>
+          </w:rPr>
+          <w:t xml:space="preserve">mainframe computer</w:t>
+        </w:r>
+      </w:hyperlink>
+    </w:p>
+    <w:p>
+      <w:pPr>
+        <w:numPr>
+          <w:ilvl w:val="0"/>
+          <w:numId w:val="1031"/>
+        </w:numPr>
+      </w:pPr>
+      <w:r>
+        <w:rPr>
+          <w:b/>
+          <w:bCs/>
+        </w:rPr>
+        <w:t xml:space="preserve">More recently:</w:t>
+      </w:r>
+      <w:r>
+        <w:t xml:space="preserve"> </w:t>
+      </w:r>
+      <w:r>
+        <w:t xml:space="preserve">working with data locally (desktop/laptop)</w:t>
+      </w:r>
+    </w:p>
+    <w:p>
+      <w:pPr>
+        <w:numPr>
+          <w:ilvl w:val="1"/>
+          <w:numId w:val="1032"/>
+        </w:numPr>
+      </w:pPr>
+      <w:r>
+        <w:t xml:space="preserve">Full volume encryption (</w:t>
+      </w:r>
+      <w:hyperlink r:id="rId105">
+        <w:r>
+          <w:rPr>
+            <w:rStyle w:val="Hyperlink"/>
+          </w:rPr>
+          <w:t xml:space="preserve">BitLocker</w:t>
+        </w:r>
+      </w:hyperlink>
+      <w:r>
+        <w:t xml:space="preserve"> </w:t>
+      </w:r>
+      <w:r>
+        <w:t xml:space="preserve">on Windows,</w:t>
+      </w:r>
+      <w:r>
+        <w:t xml:space="preserve"> </w:t>
+      </w:r>
+      <w:hyperlink r:id="rId106">
+        <w:r>
+          <w:rPr>
+            <w:rStyle w:val="Hyperlink"/>
+          </w:rPr>
+          <w:t xml:space="preserve">FileVault</w:t>
+        </w:r>
+      </w:hyperlink>
+      <w:r>
+        <w:t xml:space="preserve"> </w:t>
+      </w:r>
+      <w:r>
+        <w:t xml:space="preserve">on Mac etc)</w:t>
+      </w:r>
+    </w:p>
+    <w:p>
+      <w:pPr>
+        <w:numPr>
+          <w:ilvl w:val="1"/>
+          <w:numId w:val="1032"/>
+        </w:numPr>
+      </w:pPr>
+      <w:r>
+        <w:t xml:space="preserve">Possible to work off-line (trains, flights etc)</w:t>
+      </w:r>
+    </w:p>
+    <w:p>
+      <w:pPr>
+        <w:numPr>
+          <w:ilvl w:val="1"/>
+          <w:numId w:val="1032"/>
+        </w:numPr>
+      </w:pPr>
+      <w:r>
+        <w:t xml:space="preserve">Backups! Backups!!! BACKUPS!!!</w:t>
+      </w:r>
+    </w:p>
+    <w:p>
+      <w:pPr>
+        <w:numPr>
+          <w:ilvl w:val="1"/>
+          <w:numId w:val="1032"/>
+        </w:numPr>
+      </w:pPr>
+      <w:r>
+        <w:t xml:space="preserve">Usually only password protected and no logging of of activities</w:t>
+      </w:r>
+    </w:p>
+    <w:p>
+      <w:pPr>
+        <w:numPr>
+          <w:ilvl w:val="1"/>
+          <w:numId w:val="1032"/>
+        </w:numPr>
+      </w:pPr>
+      <w:r>
+        <w:t xml:space="preserve">Sometimes admin user (sometimes not)</w:t>
+      </w:r>
+    </w:p>
+    <w:p>
+      <w:pPr>
+        <w:numPr>
+          <w:ilvl w:val="0"/>
+          <w:numId w:val="1031"/>
+        </w:numPr>
+      </w:pPr>
+      <w:r>
+        <w:rPr>
+          <w:b/>
+          <w:bCs/>
+        </w:rPr>
+        <w:t xml:space="preserve">Nowadays</w:t>
+      </w:r>
+      <w:r>
+        <w:t xml:space="preserve">: (Different names, same concept) Secure Research Envoronemnt (SRE), Trusted Research Envoronment (TRE), Secure Data Environment (SDE), Data Clean Room, Data Safe Havens, …</w:t>
+      </w:r>
+    </w:p>
+    <w:bookmarkStart w:id="123" w:name="in-practice"/>
+    <w:p>
+      <w:pPr>
+        <w:pStyle w:val="Heading2"/>
+      </w:pPr>
+      <w:r>
+        <w:t xml:space="preserve">In practice</w:t>
+      </w:r>
+    </w:p>
+    <w:p>
+      <w:pPr>
+        <w:numPr>
+          <w:ilvl w:val="0"/>
+          <w:numId w:val="1033"/>
+        </w:numPr>
+      </w:pPr>
+      <w:r>
+        <w:t xml:space="preserve">Connect through VPN</w:t>
+      </w:r>
+    </w:p>
+    <w:p>
+      <w:pPr>
+        <w:numPr>
+          <w:ilvl w:val="0"/>
+          <w:numId w:val="1033"/>
+        </w:numPr>
+      </w:pPr>
+      <w:r>
+        <w:t xml:space="preserve">2-factor authentication (BankID common in Sweden)</w:t>
+      </w:r>
+    </w:p>
+    <w:p>
+      <w:pPr>
+        <w:numPr>
+          <w:ilvl w:val="0"/>
+          <w:numId w:val="1033"/>
+        </w:numPr>
+      </w:pPr>
+      <w:r>
+        <w:t xml:space="preserve">Often by Remote Desktop (to access a Windows virtual desktop)</w:t>
+      </w:r>
+    </w:p>
+    <w:p>
+      <w:pPr>
+        <w:numPr>
+          <w:ilvl w:val="0"/>
+          <w:numId w:val="1033"/>
+        </w:numPr>
+      </w:pPr>
+      <w:r>
+        <w:t xml:space="preserve">Sometimes a containerized Linux setup for R/RStudio etc accessed through a web browser (from within the virtual Windows machine)</w:t>
+      </w:r>
+    </w:p>
+    <w:p>
+      <w:pPr>
+        <w:numPr>
+          <w:ilvl w:val="0"/>
+          <w:numId w:val="1033"/>
+        </w:numPr>
+      </w:pPr>
+      <w:r>
+        <w:t xml:space="preserve">Limited internet access from within the environment (maybe possible to install CRAN-packages tied to a certain historical snapshot but not the latest released/developed versions).</w:t>
+      </w:r>
+    </w:p>
+    <w:p>
+      <w:pPr>
+        <w:numPr>
+          <w:ilvl w:val="0"/>
+          <w:numId w:val="1033"/>
+        </w:numPr>
+      </w:pPr>
+      <w:r>
+        <w:t xml:space="preserve">Data import and exports goes through administrator</w:t>
+      </w:r>
+    </w:p>
+    <w:p>
+      <w:pPr>
+        <w:numPr>
+          <w:ilvl w:val="0"/>
+          <w:numId w:val="1033"/>
+        </w:numPr>
+      </w:pPr>
+      <w:r>
+        <w:rPr>
+          <w:b/>
+          <w:bCs/>
+        </w:rPr>
+        <w:t xml:space="preserve">Pros</w:t>
+      </w:r>
+      <w:r>
+        <w:t xml:space="preserve">: Secure, centralized backups, possibility to scale/share large computing resources (CPU, RAM, GPU etc), less dependent on individual computer (laptop), might aid collaboration</w:t>
+      </w:r>
+    </w:p>
+    <w:p>
+      <w:pPr>
+        <w:numPr>
+          <w:ilvl w:val="0"/>
+          <w:numId w:val="1033"/>
+        </w:numPr>
+      </w:pPr>
+      <w:r>
+        <w:rPr>
+          <w:b/>
+          <w:bCs/>
+        </w:rPr>
+        <w:t xml:space="preserve">Cons</w:t>
+      </w:r>
+      <w:r>
+        <w:t xml:space="preserve">: needs internet connection, restrictions on what software (packages) to use, difficult to export results and/or import script files etc, mentally exhausting to use for example a Mac Keyboard when working in Windows, can be expensive (pay per clock-cycle of CPU usage etc instead of simply purchasing a computer once).</w:t>
+      </w:r>
+    </w:p>
     <w:p>
       <w:r>
         <w:pict>
@@ -5977,33 +7352,80 @@
       </w:r>
     </w:p>
     <w:p>
-      <w:r>
-        <w:pict>
-          <v:rect style="width:0;height:1.5pt" o:hralign="center" o:hrstd="t" o:hr="t"/>
-        </w:pict>
-      </w:r>
-    </w:p>
-    <w:p>
       <w:pPr>
         <w:pStyle w:val="FirstParagraph"/>
       </w:pPr>
       <w:r>
         <w:drawing>
           <wp:inline>
-            <wp:extent cx="5334000" cy="2240280"/>
+            <wp:extent cx="5334000" cy="8678167"/>
             <wp:effectExtent b="0" l="0" r="0" t="0"/>
-            <wp:docPr descr="" title="" id="81" name="Picture"/>
+            <wp:docPr descr="" title="" id="108" name="Picture"/>
             <a:graphic>
               <a:graphicData uri="http://schemas.openxmlformats.org/drawingml/2006/picture">
                 <pic:pic>
                   <pic:nvPicPr>
-                    <pic:cNvPr descr="images/paste-13.png" id="82" name="Picture"/>
+                    <pic:cNvPr descr="images/paste-24.png" id="109" name="Picture"/>
                     <pic:cNvPicPr>
                       <a:picLocks noChangeArrowheads="1" noChangeAspect="1"/>
                     </pic:cNvPicPr>
                   </pic:nvPicPr>
                   <pic:blipFill>
-                    <a:blip r:embed="rId80"/>
+                    <a:blip r:embed="rId107"/>
+                    <a:stretch>
+                      <a:fillRect/>
+                    </a:stretch>
+                  </pic:blipFill>
+                  <pic:spPr bwMode="auto">
+                    <a:xfrm>
+                      <a:off x="0" y="0"/>
+                      <a:ext cx="5334000" cy="8678167"/>
+                    </a:xfrm>
+                    <a:prstGeom prst="rect">
+                      <a:avLst/>
+                    </a:prstGeom>
+                    <a:noFill/>
+                    <a:ln w="9525">
+                      <a:noFill/>
+                      <a:headEnd/>
+                      <a:tailEnd/>
+                    </a:ln>
+                  </pic:spPr>
+                </pic:pic>
+              </a:graphicData>
+            </a:graphic>
+          </wp:inline>
+        </w:drawing>
+      </w:r>
+    </w:p>
+    <w:p>
+      <w:r>
+        <w:pict>
+          <v:rect style="width:0;height:1.5pt" o:hralign="center" o:hrstd="t" o:hr="t"/>
+        </w:pict>
+      </w:r>
+    </w:p>
+    <w:p>
+      <w:pPr>
+        <w:pStyle w:val="FirstParagraph"/>
+      </w:pPr>
+      <w:r>
+        <w:drawing>
+          <wp:inline>
+            <wp:extent cx="5334000" cy="2240280"/>
+            <wp:effectExtent b="0" l="0" r="0" t="0"/>
+            <wp:docPr descr="" title="" id="111" name="Picture"/>
+            <a:graphic>
+              <a:graphicData uri="http://schemas.openxmlformats.org/drawingml/2006/picture">
+                <pic:pic>
+                  <pic:nvPicPr>
+                    <pic:cNvPr descr="images/paste-13.png" id="112" name="Picture"/>
+                    <pic:cNvPicPr>
+                      <a:picLocks noChangeArrowheads="1" noChangeAspect="1"/>
+                    </pic:cNvPicPr>
+                  </pic:nvPicPr>
+                  <pic:blipFill>
+                    <a:blip r:embed="rId110"/>
                     <a:stretch>
                       <a:fillRect/>
                     </a:stretch>
@@ -6030,8 +7452,15 @@
         </w:drawing>
       </w:r>
     </w:p>
-    <w:bookmarkStart w:id="90" w:name="refs"/>
-    <w:bookmarkStart w:id="84" w:name="ref-baker2016"/>
+    <w:p>
+      <w:r>
+        <w:pict>
+          <v:rect style="width:0;height:1.5pt" o:hralign="center" o:hrstd="t" o:hr="t"/>
+        </w:pict>
+      </w:r>
+    </w:p>
+    <w:bookmarkStart w:id="122" w:name="refs"/>
+    <w:bookmarkStart w:id="114" w:name="ref-baker2016"/>
     <w:p>
       <w:pPr>
         <w:pStyle w:val="Bibliography"/>
@@ -6064,7 +7493,7 @@
       <w:r>
         <w:t xml:space="preserve"> </w:t>
       </w:r>
-      <w:hyperlink r:id="rId83">
+      <w:hyperlink r:id="rId113">
         <w:r>
           <w:rPr>
             <w:rStyle w:val="Hyperlink"/>
@@ -6076,14 +7505,20 @@
         <w:t xml:space="preserve">.</w:t>
       </w:r>
     </w:p>
-    <w:bookmarkEnd w:id="84"/>
-    <w:bookmarkStart w:id="85" w:name="ref-nguyen2022a"/>
+    <w:bookmarkEnd w:id="114"/>
+    <w:bookmarkStart w:id="116" w:name="ref-kavianpour2022"/>
     <w:p>
       <w:pPr>
         <w:pStyle w:val="Bibliography"/>
       </w:pPr>
       <w:r>
-        <w:t xml:space="preserve">Nguyen, Andrew. 2022.</w:t>
+        <w:t xml:space="preserve">Kavianpour, Sanaz, James Sutherland, Esma Mansouri-Benssassi, Natalie Coull, and Emily Jefferson. 2022.</w:t>
+      </w:r>
+      <w:r>
+        <w:t xml:space="preserve"> </w:t>
+      </w:r>
+      <w:r>
+        <w:t xml:space="preserve">“Next-Generation Capabilities in Trusted Research Environments: Interview Study.”</w:t>
       </w:r>
       <w:r>
         <w:t xml:space="preserve"> </w:t>
@@ -6093,26 +7528,37 @@
           <w:i/>
           <w:iCs/>
         </w:rPr>
-        <w:t xml:space="preserve">Hands-on healthcare data: taming the complexity of real-world data</w:t>
-      </w:r>
-      <w:r>
-        <w:t xml:space="preserve">. First edition. Beijing Boston Farnham Sebastopol Tokyo: O’Reilly.</w:t>
-      </w:r>
-    </w:p>
-    <w:bookmarkEnd w:id="85"/>
-    <w:bookmarkStart w:id="87" w:name="ref-deoliveiraandrade2025"/>
+        <w:t xml:space="preserve">Journal of Medical Internet Research</w:t>
+      </w:r>
+      <w:r>
+        <w:t xml:space="preserve"> </w:t>
+      </w:r>
+      <w:r>
+        <w:t xml:space="preserve">24 (9): e33720.</w:t>
+      </w:r>
+      <w:r>
+        <w:t xml:space="preserve"> </w:t>
+      </w:r>
+      <w:hyperlink r:id="rId115">
+        <w:r>
+          <w:rPr>
+            <w:rStyle w:val="Hyperlink"/>
+          </w:rPr>
+          <w:t xml:space="preserve">https://doi.org/10.2196/33720</w:t>
+        </w:r>
+      </w:hyperlink>
+      <w:r>
+        <w:t xml:space="preserve">.</w:t>
+      </w:r>
+    </w:p>
+    <w:bookmarkEnd w:id="116"/>
+    <w:bookmarkStart w:id="117" w:name="ref-nguyen2022a"/>
     <w:p>
       <w:pPr>
         <w:pStyle w:val="Bibliography"/>
       </w:pPr>
       <w:r>
-        <w:t xml:space="preserve">Oliveira Andrade, Rodrigo de. 2025.</w:t>
-      </w:r>
-      <w:r>
-        <w:t xml:space="preserve"> </w:t>
-      </w:r>
-      <w:r>
-        <w:t xml:space="preserve">“Huge Reproducibility Project Fails to Validate Dozens of Biomedical Studies.”</w:t>
+        <w:t xml:space="preserve">Nguyen, Andrew. 2022.</w:t>
       </w:r>
       <w:r>
         <w:t xml:space="preserve"> </w:t>
@@ -6122,6 +7568,35 @@
           <w:i/>
           <w:iCs/>
         </w:rPr>
+        <w:t xml:space="preserve">Hands-on healthcare data: taming the complexity of real-world data</w:t>
+      </w:r>
+      <w:r>
+        <w:t xml:space="preserve">. First edition. Beijing Boston Farnham Sebastopol Tokyo: O’Reilly.</w:t>
+      </w:r>
+    </w:p>
+    <w:bookmarkEnd w:id="117"/>
+    <w:bookmarkStart w:id="119" w:name="ref-deoliveiraandrade2025"/>
+    <w:p>
+      <w:pPr>
+        <w:pStyle w:val="Bibliography"/>
+      </w:pPr>
+      <w:r>
+        <w:t xml:space="preserve">Oliveira Andrade, Rodrigo de. 2025.</w:t>
+      </w:r>
+      <w:r>
+        <w:t xml:space="preserve"> </w:t>
+      </w:r>
+      <w:r>
+        <w:t xml:space="preserve">“Huge Reproducibility Project Fails to Validate Dozens of Biomedical Studies.”</w:t>
+      </w:r>
+      <w:r>
+        <w:t xml:space="preserve"> </w:t>
+      </w:r>
+      <w:r>
+        <w:rPr>
+          <w:i/>
+          <w:iCs/>
+        </w:rPr>
         <w:t xml:space="preserve">Nature</w:t>
       </w:r>
       <w:r>
@@ -6133,7 +7608,7 @@
       <w:r>
         <w:t xml:space="preserve"> </w:t>
       </w:r>
-      <w:hyperlink r:id="rId86">
+      <w:hyperlink r:id="rId118">
         <w:r>
           <w:rPr>
             <w:rStyle w:val="Hyperlink"/>
@@ -6145,8 +7620,8 @@
         <w:t xml:space="preserve">.</w:t>
       </w:r>
     </w:p>
-    <w:bookmarkEnd w:id="87"/>
-    <w:bookmarkStart w:id="89" w:name="ref-peng2021"/>
+    <w:bookmarkEnd w:id="119"/>
+    <w:bookmarkStart w:id="121" w:name="ref-peng2021"/>
     <w:p>
       <w:pPr>
         <w:pStyle w:val="Bibliography"/>
@@ -6179,7 +7654,7 @@
       <w:r>
         <w:t xml:space="preserve"> </w:t>
       </w:r>
-      <w:hyperlink r:id="rId88">
+      <w:hyperlink r:id="rId120">
         <w:r>
           <w:rPr>
             <w:rStyle w:val="Hyperlink"/>
@@ -6191,10 +7666,10 @@
         <w:t xml:space="preserve">.</w:t>
       </w:r>
     </w:p>
-    <w:bookmarkEnd w:id="89"/>
-    <w:bookmarkEnd w:id="90"/>
-    <w:bookmarkEnd w:id="91"/>
-    <w:bookmarkEnd w:id="92"/>
+    <w:bookmarkEnd w:id="121"/>
+    <w:bookmarkEnd w:id="122"/>
+    <w:bookmarkEnd w:id="123"/>
+    <w:bookmarkEnd w:id="124"/>
     <w:sectPr>
       <w:footnotePr>
         <w:numRestart w:val="eachSect"/>
@@ -6720,6 +8195,18 @@
     <w:abstractNumId w:val="991"/>
   </w:num>
   <w:num w:numId="1029">
+    <w:abstractNumId w:val="991"/>
+  </w:num>
+  <w:num w:numId="1030">
+    <w:abstractNumId w:val="991"/>
+  </w:num>
+  <w:num w:numId="1031">
+    <w:abstractNumId w:val="991"/>
+  </w:num>
+  <w:num w:numId="1032">
+    <w:abstractNumId w:val="991"/>
+  </w:num>
+  <w:num w:numId="1033">
     <w:abstractNumId w:val="991"/>
   </w:num>
 </w:numbering>

--- a/EL5.docx
+++ b/EL5.docx
@@ -554,7 +554,7 @@
               </w:numPr>
             </w:pPr>
             <w:r>
-              <w:t xml:space="preserve">You may recognise some of the material from Part 3, as presented during the lecture</w:t>
+              <w:t xml:space="preserve">You may recognize some of the material from Part 3, as presented during the lecture</w:t>
             </w:r>
           </w:p>
           <w:p/>
@@ -2788,7 +2788,7 @@
         </w:numPr>
       </w:pPr>
       <w:r>
-        <w:t xml:space="preserve">It will get increasonly frusrating just to load and save the big files</w:t>
+        <w:t xml:space="preserve">It will get increasingly frustrating just to load and save the big files</w:t>
       </w:r>
     </w:p>
     <w:p>
@@ -2974,7 +2974,7 @@
         <w:t xml:space="preserve"> </w:t>
       </w:r>
       <w:r>
-        <w:t xml:space="preserve">as described abowe is</w:t>
+        <w:t xml:space="preserve">as described above is</w:t>
       </w:r>
       <w:r>
         <w:t xml:space="preserve"> </w:t>
@@ -4194,7 +4194,7 @@
         <w:rPr>
           <w:rStyle w:val="VerbatimChar"/>
         </w:rPr>
-        <w:t xml:space="preserve">✔ dplyr     1.2.0     ✔ readr     2.1.6</w:t>
+        <w:t xml:space="preserve">✔ dplyr     1.2.0     ✔ readr     2.2.0</w:t>
       </w:r>
       <w:r>
         <w:br/>
@@ -4212,16 +4212,16 @@
         <w:rPr>
           <w:rStyle w:val="VerbatimChar"/>
         </w:rPr>
-        <w:t xml:space="preserve">✔ ggplot2   4.0.1     ✔ tibble    3.3.1</w:t>
-      </w:r>
-      <w:r>
-        <w:br/>
-      </w:r>
-      <w:r>
-        <w:rPr>
-          <w:rStyle w:val="VerbatimChar"/>
-        </w:rPr>
-        <w:t xml:space="preserve">✔ lubridate 1.9.4     ✔ tidyr     1.3.2</w:t>
+        <w:t xml:space="preserve">✔ ggplot2   4.0.2     ✔ tibble    3.3.1</w:t>
+      </w:r>
+      <w:r>
+        <w:br/>
+      </w:r>
+      <w:r>
+        <w:rPr>
+          <w:rStyle w:val="VerbatimChar"/>
+        </w:rPr>
+        <w:t xml:space="preserve">✔ lubridate 1.9.5     ✔ tidyr     1.3.2</w:t>
       </w:r>
       <w:r>
         <w:br/>
@@ -6367,7 +6367,7 @@
         </w:numPr>
       </w:pPr>
       <w:r>
-        <w:t xml:space="preserve">intermediate steps are cached and cached objects retreived by</w:t>
+        <w:t xml:space="preserve">intermediate steps are cached and cached objects retrieved by</w:t>
       </w:r>
       <w:r>
         <w:t xml:space="preserve"> </w:t>
@@ -6914,7 +6914,7 @@
         </w:numPr>
       </w:pPr>
       <w:r>
-        <w:t xml:space="preserve">Earlier versions of R relied on system-specific native encodings (notably on Windows), whereas modern versions (R ≥ 4.2) use UTF-8 as the default across platforms.</w:t>
+        <w:t xml:space="preserve">Earlier versions of R relied on system-specific native encoding (notably on Windows), whereas modern versions (R ≥ 4.2) use UTF-8 as the default across platforms.</w:t>
       </w:r>
     </w:p>
     <w:p>

--- a/EL5.docx
+++ b/EL5.docx
@@ -16,6 +16,14 @@
       </w:pPr>
       <w:r>
         <w:t xml:space="preserve">{targets} and safe environments</w:t>
+      </w:r>
+    </w:p>
+    <w:p>
+      <w:pPr>
+        <w:pStyle w:val="Date"/>
+      </w:pPr>
+      <w:r>
+        <w:t xml:space="preserve">2026-02-25</w:t>
       </w:r>
     </w:p>
     <w:bookmarkStart w:id="26" w:name="reading"/>

--- a/EL5.docx
+++ b/EL5.docx
@@ -23,7 +23,7 @@
         <w:pStyle w:val="Date"/>
       </w:pPr>
       <w:r>
-        <w:t xml:space="preserve">2026-02-25</w:t>
+        <w:t xml:space="preserve">2026-03-06</w:t>
       </w:r>
     </w:p>
     <w:bookmarkStart w:id="26" w:name="reading"/>
